--- a/Module_2_Oct_2026_v2/Oct13_session2_materials.docx
+++ b/Module_2_Oct_2026_v2/Oct13_session2_materials.docx
@@ -53,7 +53,7 @@
           <w:szCs w:val="36"/>
           <w:color w:val="063360"/>
         </w:rPr>
-        <w:t xml:space="preserve">By hand: the jump at the line</w:t>
+        <w:t xml:space="preserve">By hand: the jump at the line (card A)</w:t>
       </w:r>
     </w:p>
     <w:p>
@@ -80,7 +80,7 @@
           <w:szCs w:val="18"/>
           <w:color w:val="215A9E"/>
         </w:rPr>
-        <w:t xml:space="preserve">Print: 1 per pair</w:t>
+        <w:t xml:space="preserve">Print: four different cards (A-D); give each pair one card, so neighbours hold different cards</w:t>
       </w:r>
     </w:p>
     <w:p>
@@ -107,7 +107,7 @@
           <w:szCs w:val="22"/>
           <w:color w:val="000000"/>
         </w:rPr>
-        <w:t xml:space="preserve">Sixteen GreenWaste businesses in the offered neighbourhoods, all within one index point of the cut-off at 58. Eligible businesses (58 or below) got the programme.</w:t>
+        <w:t xml:space="preserve">Twelve GreenWaste businesses in the offered neighbourhoods, all within one index point of the cut-off at 58. Businesses at 58 or below got the programme. Costs are rounded to the nearest 10 AED.</w:t>
       </w:r>
     </w:p>
     <w:tbl xmlns:a="http://schemas.openxmlformats.org/drawingml/2006/main" xmlns:pic="http://schemas.openxmlformats.org/drawingml/2006/picture">
@@ -454,7 +454,7 @@
                 <w:szCs w:val="21"/>
                 <w:color w:val="000000"/>
               </w:rPr>
-              <w:t xml:space="preserve">283</w:t>
+              <w:t xml:space="preserve">280</w:t>
             </w:r>
           </w:p>
         </w:tc>
@@ -562,7 +562,7 @@
                 <w:szCs w:val="21"/>
                 <w:color w:val="000000"/>
               </w:rPr>
-              <w:t xml:space="preserve">3,075</w:t>
+              <w:t xml:space="preserve">1,730</w:t>
             </w:r>
           </w:p>
         </w:tc>
@@ -676,7 +676,7 @@
                 <w:szCs w:val="21"/>
                 <w:color w:val="000000"/>
               </w:rPr>
-              <w:t xml:space="preserve">441</w:t>
+              <w:t xml:space="preserve">440</w:t>
             </w:r>
           </w:p>
         </w:tc>
@@ -730,7 +730,7 @@
                 <w:szCs w:val="21"/>
                 <w:color w:val="000000"/>
               </w:rPr>
-              <w:t xml:space="preserve">58.77</w:t>
+              <w:t xml:space="preserve">58.63</w:t>
             </w:r>
           </w:p>
         </w:tc>
@@ -784,7 +784,7 @@
                 <w:szCs w:val="21"/>
                 <w:color w:val="000000"/>
               </w:rPr>
-              <w:t xml:space="preserve">1,781</w:t>
+              <w:t xml:space="preserve">1,100</w:t>
             </w:r>
           </w:p>
         </w:tc>
@@ -898,7 +898,7 @@
                 <w:szCs w:val="21"/>
                 <w:color w:val="000000"/>
               </w:rPr>
-              <w:t xml:space="preserve">1,039</w:t>
+              <w:t xml:space="preserve">1,040</w:t>
             </w:r>
           </w:p>
         </w:tc>
@@ -952,7 +952,7 @@
                 <w:szCs w:val="21"/>
                 <w:color w:val="000000"/>
               </w:rPr>
-              <w:t xml:space="preserve">58.50</w:t>
+              <w:t xml:space="preserve">58.58</w:t>
             </w:r>
           </w:p>
         </w:tc>
@@ -1006,7 +1006,7 @@
                 <w:szCs w:val="21"/>
                 <w:color w:val="000000"/>
               </w:rPr>
-              <w:t xml:space="preserve">3,191</w:t>
+              <w:t xml:space="preserve">3,080</w:t>
             </w:r>
           </w:p>
         </w:tc>
@@ -1120,7 +1120,7 @@
                 <w:szCs w:val="21"/>
                 <w:color w:val="000000"/>
               </w:rPr>
-              <w:t xml:space="preserve">529</w:t>
+              <w:t xml:space="preserve">530</w:t>
             </w:r>
           </w:p>
         </w:tc>
@@ -1174,7 +1174,7 @@
                 <w:szCs w:val="21"/>
                 <w:color w:val="000000"/>
               </w:rPr>
-              <w:t xml:space="preserve">58.69</w:t>
+              <w:t xml:space="preserve">58.77</w:t>
             </w:r>
           </w:p>
         </w:tc>
@@ -1228,7 +1228,7 @@
                 <w:szCs w:val="21"/>
                 <w:color w:val="000000"/>
               </w:rPr>
-              <w:t xml:space="preserve">871</w:t>
+              <w:t xml:space="preserve">1,780</w:t>
             </w:r>
           </w:p>
         </w:tc>
@@ -1342,7 +1342,7 @@
                 <w:szCs w:val="21"/>
                 <w:color w:val="000000"/>
               </w:rPr>
-              <w:t xml:space="preserve">1,427</w:t>
+              <w:t xml:space="preserve">1,430</w:t>
             </w:r>
           </w:p>
         </w:tc>
@@ -1396,7 +1396,7 @@
                 <w:szCs w:val="21"/>
                 <w:color w:val="000000"/>
               </w:rPr>
-              <w:t xml:space="preserve">58.11</w:t>
+              <w:t xml:space="preserve">58.50</w:t>
             </w:r>
           </w:p>
         </w:tc>
@@ -1450,7 +1450,7 @@
                 <w:szCs w:val="21"/>
                 <w:color w:val="000000"/>
               </w:rPr>
-              <w:t xml:space="preserve">963</w:t>
+              <w:t xml:space="preserve">3,190</w:t>
             </w:r>
           </w:p>
         </w:tc>
@@ -1564,7 +1564,7 @@
                 <w:szCs w:val="21"/>
                 <w:color w:val="000000"/>
               </w:rPr>
-              <w:t xml:space="preserve">614</w:t>
+              <w:t xml:space="preserve">610</w:t>
             </w:r>
           </w:p>
         </w:tc>
@@ -1672,451 +1672,7 @@
                 <w:szCs w:val="21"/>
                 <w:color w:val="000000"/>
               </w:rPr>
-              <w:t xml:space="preserve">1,922</w:t>
-            </w:r>
-          </w:p>
-        </w:tc>
-      </w:tr>
-      <w:tr>
-        <w:trPr>
-          <w:trHeight w:val="360" w:hRule="auto"/>
-        </w:trPr>
-        body7
-        <w:tc>
-          <w:tcPr>
-            <w:tcBorders>
-              <w:bottom w:val="single" w:sz="6" w:space="0" w:color="9AA8B8"/>
-              <w:top w:val="single" w:sz="6" w:space="0" w:color="9AA8B8"/>
-              <w:left w:val="none" w:sz="0" w:space="0" w:color="000000"/>
-              <w:right w:val="none" w:sz="0" w:space="0" w:color="000000"/>
-            </w:tcBorders>
-            <w:shd w:val="clear" w:color="auto" w:fill="FFFFFF"/>
-            <w:tcMar>
-              <w:top w:w="0" w:type="dxa"/>
-              <w:bottom w:w="0" w:type="dxa"/>
-              <w:left w:w="0" w:type="dxa"/>
-              <w:right w:w="0" w:type="dxa"/>
-            </w:tcMar>
-            <w:vAlign w:val="center"/>
-          </w:tcPr>
-          <w:p>
-            <w:pPr>
-              <w:jc w:val="left"/>
-              <w:pBdr>
-                <w:bottom w:val="none" w:sz="0" w:space="0" w:color="000000"/>
-                <w:top w:val="none" w:sz="0" w:space="0" w:color="000000"/>
-                <w:left w:val="none" w:sz="0" w:space="0" w:color="000000"/>
-                <w:right w:val="none" w:sz="0" w:space="0" w:color="000000"/>
-              </w:pBdr>
-              <w:spacing w:after="80" w:before="80" w:line="240"/>
-              <w:ind w:left="80" w:right="80" w:firstLine="0" w:firstLineChars="0"/>
-              <w:rPr>
-                <w:rFonts w:ascii="Arial" w:hAnsi="Arial" w:eastAsia="Arial" w:cs="Arial"/>
-                <w:i w:val="false"/>
-                <w:b w:val="false"/>
-                <w:u w:val="none"/>
-                <w:strike w:val="false"/>
-                <w:sz w:val="21"/>
-                <w:szCs w:val="21"/>
-                <w:color w:val="000000"/>
-              </w:rPr>
-            </w:pPr>
-            <w:r>
-              <w:rPr>
-                <w:rFonts w:ascii="Arial" w:hAnsi="Arial" w:eastAsia="Arial" w:cs="Arial"/>
-                <w:i w:val="false"/>
-                <w:b w:val="false"/>
-                <w:u w:val="none"/>
-                <w:strike w:val="false"/>
-                <w:sz w:val="21"/>
-                <w:szCs w:val="21"/>
-                <w:color w:val="000000"/>
-              </w:rPr>
-              <w:t xml:space="preserve">57.19</w:t>
-            </w:r>
-          </w:p>
-        </w:tc>
-        <w:tc>
-          <w:tcPr>
-            <w:tcBorders>
-              <w:bottom w:val="single" w:sz="6" w:space="0" w:color="9AA8B8"/>
-              <w:top w:val="single" w:sz="6" w:space="0" w:color="9AA8B8"/>
-              <w:left w:val="none" w:sz="0" w:space="0" w:color="000000"/>
-              <w:right w:val="none" w:sz="0" w:space="0" w:color="000000"/>
-            </w:tcBorders>
-            <w:shd w:val="clear" w:color="auto" w:fill="FFFFFF"/>
-            <w:tcMar>
-              <w:top w:w="0" w:type="dxa"/>
-              <w:bottom w:w="0" w:type="dxa"/>
-              <w:left w:w="0" w:type="dxa"/>
-              <w:right w:w="0" w:type="dxa"/>
-            </w:tcMar>
-            <w:vAlign w:val="center"/>
-          </w:tcPr>
-          <w:p>
-            <w:pPr>
-              <w:jc w:val="left"/>
-              <w:pBdr>
-                <w:bottom w:val="none" w:sz="0" w:space="0" w:color="000000"/>
-                <w:top w:val="none" w:sz="0" w:space="0" w:color="000000"/>
-                <w:left w:val="none" w:sz="0" w:space="0" w:color="000000"/>
-                <w:right w:val="none" w:sz="0" w:space="0" w:color="000000"/>
-              </w:pBdr>
-              <w:spacing w:after="80" w:before="80" w:line="240"/>
-              <w:ind w:left="80" w:right="80" w:firstLine="0" w:firstLineChars="0"/>
-              <w:rPr>
-                <w:rFonts w:ascii="Arial" w:hAnsi="Arial" w:eastAsia="Arial" w:cs="Arial"/>
-                <w:i w:val="false"/>
-                <w:b w:val="false"/>
-                <w:u w:val="none"/>
-                <w:strike w:val="false"/>
-                <w:sz w:val="21"/>
-                <w:szCs w:val="21"/>
-                <w:color w:val="000000"/>
-              </w:rPr>
-            </w:pPr>
-            <w:r>
-              <w:rPr>
-                <w:rFonts w:ascii="Arial" w:hAnsi="Arial" w:eastAsia="Arial" w:cs="Arial"/>
-                <w:i w:val="false"/>
-                <w:b w:val="false"/>
-                <w:u w:val="none"/>
-                <w:strike w:val="false"/>
-                <w:sz w:val="21"/>
-                <w:szCs w:val="21"/>
-                <w:color w:val="000000"/>
-              </w:rPr>
-              <w:t xml:space="preserve">0</w:t>
-            </w:r>
-          </w:p>
-        </w:tc>
-        <w:tc>
-          <w:tcPr>
-            <w:tcBorders>
-              <w:bottom w:val="single" w:sz="6" w:space="0" w:color="9AA8B8"/>
-              <w:top w:val="single" w:sz="6" w:space="0" w:color="9AA8B8"/>
-              <w:left w:val="none" w:sz="0" w:space="0" w:color="000000"/>
-              <w:right w:val="none" w:sz="0" w:space="0" w:color="000000"/>
-            </w:tcBorders>
-            <w:shd w:val="clear" w:color="auto" w:fill="FFFFFF"/>
-            <w:tcMar>
-              <w:top w:w="0" w:type="dxa"/>
-              <w:bottom w:w="0" w:type="dxa"/>
-              <w:left w:w="0" w:type="dxa"/>
-              <w:right w:w="0" w:type="dxa"/>
-            </w:tcMar>
-            <w:vAlign w:val="center"/>
-          </w:tcPr>
-          <w:p>
-            <w:pPr>
-              <w:jc w:val="left"/>
-              <w:pBdr>
-                <w:bottom w:val="none" w:sz="0" w:space="0" w:color="000000"/>
-                <w:top w:val="none" w:sz="0" w:space="0" w:color="000000"/>
-                <w:left w:val="none" w:sz="0" w:space="0" w:color="000000"/>
-                <w:right w:val="none" w:sz="0" w:space="0" w:color="000000"/>
-              </w:pBdr>
-              <w:spacing w:after="80" w:before="80" w:line="240"/>
-              <w:ind w:left="80" w:right="80" w:firstLine="0" w:firstLineChars="0"/>
-              <w:rPr>
-                <w:rFonts w:ascii="Arial" w:hAnsi="Arial" w:eastAsia="Arial" w:cs="Arial"/>
-                <w:i w:val="false"/>
-                <w:b w:val="false"/>
-                <w:u w:val="none"/>
-                <w:strike w:val="false"/>
-                <w:sz w:val="21"/>
-                <w:szCs w:val="21"/>
-                <w:color w:val="000000"/>
-              </w:rPr>
-            </w:pPr>
-            <w:r>
-              <w:rPr>
-                <w:rFonts w:ascii="Arial" w:hAnsi="Arial" w:eastAsia="Arial" w:cs="Arial"/>
-                <w:i w:val="false"/>
-                <w:b w:val="false"/>
-                <w:u w:val="none"/>
-                <w:strike w:val="false"/>
-                <w:sz w:val="21"/>
-                <w:szCs w:val="21"/>
-                <w:color w:val="000000"/>
-              </w:rPr>
-              <w:t xml:space="preserve">58.42</w:t>
-            </w:r>
-          </w:p>
-        </w:tc>
-        <w:tc>
-          <w:tcPr>
-            <w:tcBorders>
-              <w:bottom w:val="single" w:sz="6" w:space="0" w:color="9AA8B8"/>
-              <w:top w:val="single" w:sz="6" w:space="0" w:color="9AA8B8"/>
-              <w:left w:val="none" w:sz="0" w:space="0" w:color="000000"/>
-              <w:right w:val="none" w:sz="0" w:space="0" w:color="000000"/>
-            </w:tcBorders>
-            <w:shd w:val="clear" w:color="auto" w:fill="FFFFFF"/>
-            <w:tcMar>
-              <w:top w:w="0" w:type="dxa"/>
-              <w:bottom w:w="0" w:type="dxa"/>
-              <w:left w:w="0" w:type="dxa"/>
-              <w:right w:w="0" w:type="dxa"/>
-            </w:tcMar>
-            <w:vAlign w:val="center"/>
-          </w:tcPr>
-          <w:p>
-            <w:pPr>
-              <w:jc w:val="left"/>
-              <w:pBdr>
-                <w:bottom w:val="none" w:sz="0" w:space="0" w:color="000000"/>
-                <w:top w:val="none" w:sz="0" w:space="0" w:color="000000"/>
-                <w:left w:val="none" w:sz="0" w:space="0" w:color="000000"/>
-                <w:right w:val="none" w:sz="0" w:space="0" w:color="000000"/>
-              </w:pBdr>
-              <w:spacing w:after="80" w:before="80" w:line="240"/>
-              <w:ind w:left="80" w:right="80" w:firstLine="0" w:firstLineChars="0"/>
-              <w:rPr>
-                <w:rFonts w:ascii="Arial" w:hAnsi="Arial" w:eastAsia="Arial" w:cs="Arial"/>
-                <w:i w:val="false"/>
-                <w:b w:val="false"/>
-                <w:u w:val="none"/>
-                <w:strike w:val="false"/>
-                <w:sz w:val="21"/>
-                <w:szCs w:val="21"/>
-                <w:color w:val="000000"/>
-              </w:rPr>
-            </w:pPr>
-            <w:r>
-              <w:rPr>
-                <w:rFonts w:ascii="Arial" w:hAnsi="Arial" w:eastAsia="Arial" w:cs="Arial"/>
-                <w:i w:val="false"/>
-                <w:b w:val="false"/>
-                <w:u w:val="none"/>
-                <w:strike w:val="false"/>
-                <w:sz w:val="21"/>
-                <w:szCs w:val="21"/>
-                <w:color w:val="000000"/>
-              </w:rPr>
-              <w:t xml:space="preserve">1,786</w:t>
-            </w:r>
-          </w:p>
-        </w:tc>
-      </w:tr>
-      <w:tr>
-        <w:trPr>
-          <w:trHeight w:val="360" w:hRule="auto"/>
-        </w:trPr>
-        body8
-        <w:tc>
-          <w:tcPr>
-            <w:tcBorders>
-              <w:bottom w:val="single" w:sz="6" w:space="0" w:color="9AA8B8"/>
-              <w:top w:val="single" w:sz="6" w:space="0" w:color="9AA8B8"/>
-              <w:left w:val="none" w:sz="0" w:space="0" w:color="000000"/>
-              <w:right w:val="none" w:sz="0" w:space="0" w:color="000000"/>
-            </w:tcBorders>
-            <w:shd w:val="clear" w:color="auto" w:fill="FFFFFF"/>
-            <w:tcMar>
-              <w:top w:w="0" w:type="dxa"/>
-              <w:bottom w:w="0" w:type="dxa"/>
-              <w:left w:w="0" w:type="dxa"/>
-              <w:right w:w="0" w:type="dxa"/>
-            </w:tcMar>
-            <w:vAlign w:val="center"/>
-          </w:tcPr>
-          <w:p>
-            <w:pPr>
-              <w:jc w:val="left"/>
-              <w:pBdr>
-                <w:bottom w:val="none" w:sz="0" w:space="0" w:color="000000"/>
-                <w:top w:val="none" w:sz="0" w:space="0" w:color="000000"/>
-                <w:left w:val="none" w:sz="0" w:space="0" w:color="000000"/>
-                <w:right w:val="none" w:sz="0" w:space="0" w:color="000000"/>
-              </w:pBdr>
-              <w:spacing w:after="80" w:before="80" w:line="240"/>
-              <w:ind w:left="80" w:right="80" w:firstLine="0" w:firstLineChars="0"/>
-              <w:rPr>
-                <w:rFonts w:ascii="Arial" w:hAnsi="Arial" w:eastAsia="Arial" w:cs="Arial"/>
-                <w:i w:val="false"/>
-                <w:b w:val="false"/>
-                <w:u w:val="none"/>
-                <w:strike w:val="false"/>
-                <w:sz w:val="21"/>
-                <w:szCs w:val="21"/>
-                <w:color w:val="000000"/>
-              </w:rPr>
-            </w:pPr>
-            <w:r>
-              <w:rPr>
-                <w:rFonts w:ascii="Arial" w:hAnsi="Arial" w:eastAsia="Arial" w:cs="Arial"/>
-                <w:i w:val="false"/>
-                <w:b w:val="false"/>
-                <w:u w:val="none"/>
-                <w:strike w:val="false"/>
-                <w:sz w:val="21"/>
-                <w:szCs w:val="21"/>
-                <w:color w:val="000000"/>
-              </w:rPr>
-              <w:t xml:space="preserve">57.86</w:t>
-            </w:r>
-          </w:p>
-        </w:tc>
-        <w:tc>
-          <w:tcPr>
-            <w:tcBorders>
-              <w:bottom w:val="single" w:sz="6" w:space="0" w:color="9AA8B8"/>
-              <w:top w:val="single" w:sz="6" w:space="0" w:color="9AA8B8"/>
-              <w:left w:val="none" w:sz="0" w:space="0" w:color="000000"/>
-              <w:right w:val="none" w:sz="0" w:space="0" w:color="000000"/>
-            </w:tcBorders>
-            <w:shd w:val="clear" w:color="auto" w:fill="FFFFFF"/>
-            <w:tcMar>
-              <w:top w:w="0" w:type="dxa"/>
-              <w:bottom w:w="0" w:type="dxa"/>
-              <w:left w:w="0" w:type="dxa"/>
-              <w:right w:w="0" w:type="dxa"/>
-            </w:tcMar>
-            <w:vAlign w:val="center"/>
-          </w:tcPr>
-          <w:p>
-            <w:pPr>
-              <w:jc w:val="left"/>
-              <w:pBdr>
-                <w:bottom w:val="none" w:sz="0" w:space="0" w:color="000000"/>
-                <w:top w:val="none" w:sz="0" w:space="0" w:color="000000"/>
-                <w:left w:val="none" w:sz="0" w:space="0" w:color="000000"/>
-                <w:right w:val="none" w:sz="0" w:space="0" w:color="000000"/>
-              </w:pBdr>
-              <w:spacing w:after="80" w:before="80" w:line="240"/>
-              <w:ind w:left="80" w:right="80" w:firstLine="0" w:firstLineChars="0"/>
-              <w:rPr>
-                <w:rFonts w:ascii="Arial" w:hAnsi="Arial" w:eastAsia="Arial" w:cs="Arial"/>
-                <w:i w:val="false"/>
-                <w:b w:val="false"/>
-                <w:u w:val="none"/>
-                <w:strike w:val="false"/>
-                <w:sz w:val="21"/>
-                <w:szCs w:val="21"/>
-                <w:color w:val="000000"/>
-              </w:rPr>
-            </w:pPr>
-            <w:r>
-              <w:rPr>
-                <w:rFonts w:ascii="Arial" w:hAnsi="Arial" w:eastAsia="Arial" w:cs="Arial"/>
-                <w:i w:val="false"/>
-                <w:b w:val="false"/>
-                <w:u w:val="none"/>
-                <w:strike w:val="false"/>
-                <w:sz w:val="21"/>
-                <w:szCs w:val="21"/>
-                <w:color w:val="000000"/>
-              </w:rPr>
-              <w:t xml:space="preserve">3,243</w:t>
-            </w:r>
-          </w:p>
-        </w:tc>
-        <w:tc>
-          <w:tcPr>
-            <w:tcBorders>
-              <w:bottom w:val="single" w:sz="6" w:space="0" w:color="9AA8B8"/>
-              <w:top w:val="single" w:sz="6" w:space="0" w:color="9AA8B8"/>
-              <w:left w:val="none" w:sz="0" w:space="0" w:color="000000"/>
-              <w:right w:val="none" w:sz="0" w:space="0" w:color="000000"/>
-            </w:tcBorders>
-            <w:shd w:val="clear" w:color="auto" w:fill="FFFFFF"/>
-            <w:tcMar>
-              <w:top w:w="0" w:type="dxa"/>
-              <w:bottom w:w="0" w:type="dxa"/>
-              <w:left w:w="0" w:type="dxa"/>
-              <w:right w:w="0" w:type="dxa"/>
-            </w:tcMar>
-            <w:vAlign w:val="center"/>
-          </w:tcPr>
-          <w:p>
-            <w:pPr>
-              <w:jc w:val="left"/>
-              <w:pBdr>
-                <w:bottom w:val="none" w:sz="0" w:space="0" w:color="000000"/>
-                <w:top w:val="none" w:sz="0" w:space="0" w:color="000000"/>
-                <w:left w:val="none" w:sz="0" w:space="0" w:color="000000"/>
-                <w:right w:val="none" w:sz="0" w:space="0" w:color="000000"/>
-              </w:pBdr>
-              <w:spacing w:after="80" w:before="80" w:line="240"/>
-              <w:ind w:left="80" w:right="80" w:firstLine="0" w:firstLineChars="0"/>
-              <w:rPr>
-                <w:rFonts w:ascii="Arial" w:hAnsi="Arial" w:eastAsia="Arial" w:cs="Arial"/>
-                <w:i w:val="false"/>
-                <w:b w:val="false"/>
-                <w:u w:val="none"/>
-                <w:strike w:val="false"/>
-                <w:sz w:val="21"/>
-                <w:szCs w:val="21"/>
-                <w:color w:val="000000"/>
-              </w:rPr>
-            </w:pPr>
-            <w:r>
-              <w:rPr>
-                <w:rFonts w:ascii="Arial" w:hAnsi="Arial" w:eastAsia="Arial" w:cs="Arial"/>
-                <w:i w:val="false"/>
-                <w:b w:val="false"/>
-                <w:u w:val="none"/>
-                <w:strike w:val="false"/>
-                <w:sz w:val="21"/>
-                <w:szCs w:val="21"/>
-                <w:color w:val="000000"/>
-              </w:rPr>
-              <w:t xml:space="preserve">58.42</w:t>
-            </w:r>
-          </w:p>
-        </w:tc>
-        <w:tc>
-          <w:tcPr>
-            <w:tcBorders>
-              <w:bottom w:val="single" w:sz="6" w:space="0" w:color="9AA8B8"/>
-              <w:top w:val="single" w:sz="6" w:space="0" w:color="9AA8B8"/>
-              <w:left w:val="none" w:sz="0" w:space="0" w:color="000000"/>
-              <w:right w:val="none" w:sz="0" w:space="0" w:color="000000"/>
-            </w:tcBorders>
-            <w:shd w:val="clear" w:color="auto" w:fill="FFFFFF"/>
-            <w:tcMar>
-              <w:top w:w="0" w:type="dxa"/>
-              <w:bottom w:w="0" w:type="dxa"/>
-              <w:left w:w="0" w:type="dxa"/>
-              <w:right w:w="0" w:type="dxa"/>
-            </w:tcMar>
-            <w:vAlign w:val="center"/>
-          </w:tcPr>
-          <w:p>
-            <w:pPr>
-              <w:jc w:val="left"/>
-              <w:pBdr>
-                <w:bottom w:val="none" w:sz="0" w:space="0" w:color="000000"/>
-                <w:top w:val="none" w:sz="0" w:space="0" w:color="000000"/>
-                <w:left w:val="none" w:sz="0" w:space="0" w:color="000000"/>
-                <w:right w:val="none" w:sz="0" w:space="0" w:color="000000"/>
-              </w:pBdr>
-              <w:spacing w:after="80" w:before="80" w:line="240"/>
-              <w:ind w:left="80" w:right="80" w:firstLine="0" w:firstLineChars="0"/>
-              <w:rPr>
-                <w:rFonts w:ascii="Arial" w:hAnsi="Arial" w:eastAsia="Arial" w:cs="Arial"/>
-                <w:i w:val="false"/>
-                <w:b w:val="false"/>
-                <w:u w:val="none"/>
-                <w:strike w:val="false"/>
-                <w:sz w:val="21"/>
-                <w:szCs w:val="21"/>
-                <w:color w:val="000000"/>
-              </w:rPr>
-            </w:pPr>
-            <w:r>
-              <w:rPr>
-                <w:rFonts w:ascii="Arial" w:hAnsi="Arial" w:eastAsia="Arial" w:cs="Arial"/>
-                <w:i w:val="false"/>
-                <w:b w:val="false"/>
-                <w:u w:val="none"/>
-                <w:strike w:val="false"/>
-                <w:sz w:val="21"/>
-                <w:szCs w:val="21"/>
-                <w:color w:val="000000"/>
-              </w:rPr>
-              <w:t xml:space="preserve">2,015</w:t>
+              <w:t xml:space="preserve">870</w:t>
             </w:r>
           </w:p>
         </w:tc>
@@ -2200,7 +1756,7 @@
           <w:szCs w:val="22"/>
           <w:color w:val="000000"/>
         </w:rPr>
-        <w:t xml:space="preserve">The jump (below minus above):  ________ AED</w:t>
+        <w:t xml:space="preserve">The jump (below minus above):  ________ AED.   Write it on the flipchart when the trainer asks.</w:t>
       </w:r>
     </w:p>
     <w:p>
@@ -2227,7 +1783,5539 @@
           <w:szCs w:val="22"/>
           <w:color w:val="000000"/>
         </w:rPr>
-        <w:t xml:space="preserve">Would a different sixteen businesses give the same number? What does the regression do that this card cannot?</w:t>
+        <w:t xml:space="preserve">Your neighbours had different businesses. Why do the jumps differ, and what would you need to trust one number?</w:t>
+      </w:r>
+    </w:p>
+    <w:p>
+      <w:pPr>
+        <w:pStyle w:val="Normal"/>
+        <w:jc w:val="left"/>
+        <w:pBdr>
+          <w:bottom w:val="none" w:sz="0" w:space="0" w:color="000000"/>
+          <w:top w:val="none" w:sz="0" w:space="0" w:color="000000"/>
+          <w:left w:val="none" w:sz="0" w:space="0" w:color="000000"/>
+          <w:right w:val="none" w:sz="0" w:space="0" w:color="000000"/>
+        </w:pBdr>
+        <w:spacing w:after="120" w:before="0" w:line="240"/>
+        <w:ind w:left="0" w:right="0" w:firstLine="0" w:firstLineChars="0"/>
+      </w:pPr>
+      <w:r>
+        <w:rPr>
+          <w:rFonts w:ascii="Arial" w:hAnsi="Arial" w:eastAsia="Arial" w:cs="Arial"/>
+          <w:i w:val="false"/>
+          <w:b w:val="false"/>
+          <w:u w:val="none"/>
+          <w:strike w:val="false"/>
+          <w:sz w:val="22"/>
+          <w:szCs w:val="22"/>
+          <w:color w:val="B5BEC9"/>
+        </w:rPr>
+        <w:t xml:space="preserve">____________________________________________________________________________</w:t>
+      </w:r>
+    </w:p>
+    <w:p>
+      <w:pPr>
+        <w:pStyle w:val="Normal"/>
+        <w:jc w:val="left"/>
+        <w:pBdr>
+          <w:bottom w:val="none" w:sz="0" w:space="0" w:color="000000"/>
+          <w:top w:val="none" w:sz="0" w:space="0" w:color="000000"/>
+          <w:left w:val="none" w:sz="0" w:space="0" w:color="000000"/>
+          <w:right w:val="none" w:sz="0" w:space="0" w:color="000000"/>
+        </w:pBdr>
+        <w:spacing w:after="120" w:before="0" w:line="240"/>
+        <w:ind w:left="0" w:right="0" w:firstLine="0" w:firstLineChars="0"/>
+      </w:pPr>
+      <w:r>
+        <w:rPr>
+          <w:rFonts w:ascii="Arial" w:hAnsi="Arial" w:eastAsia="Arial" w:cs="Arial"/>
+          <w:i w:val="false"/>
+          <w:b w:val="false"/>
+          <w:u w:val="none"/>
+          <w:strike w:val="false"/>
+          <w:sz w:val="22"/>
+          <w:szCs w:val="22"/>
+          <w:color w:val="B5BEC9"/>
+        </w:rPr>
+        <w:t xml:space="preserve">____________________________________________________________________________</w:t>
+      </w:r>
+    </w:p>
+    <w:p>
+      <w:pPr/>
+      <w:r>
+        <w:br w:type="page"/>
+      </w:r>
+    </w:p>
+    <w:p>
+      <w:pPr>
+        <w:pStyle w:val="Normal"/>
+        <w:jc w:val="left"/>
+        <w:pBdr>
+          <w:bottom w:val="none" w:sz="0" w:space="0" w:color="000000"/>
+          <w:top w:val="none" w:sz="0" w:space="0" w:color="000000"/>
+          <w:left w:val="none" w:sz="0" w:space="0" w:color="000000"/>
+          <w:right w:val="none" w:sz="0" w:space="0" w:color="000000"/>
+        </w:pBdr>
+        <w:spacing w:after="0" w:before="0" w:line="240"/>
+        <w:ind w:left="0" w:right="0" w:firstLine="0" w:firstLineChars="0"/>
+      </w:pPr>
+      <w:r>
+        <w:rPr>
+          <w:rFonts w:ascii="Arial" w:hAnsi="Arial" w:eastAsia="Arial" w:cs="Arial"/>
+          <w:i w:val="false"/>
+          <w:b w:val="false"/>
+          <w:u w:val="none"/>
+          <w:strike w:val="false"/>
+          <w:sz w:val="18"/>
+          <w:szCs w:val="18"/>
+          <w:color w:val="545860"/>
+        </w:rPr>
+        <w:t xml:space="preserve">Module 2 · Day 2, Session 2 · Reading RDD Results</w:t>
+      </w:r>
+    </w:p>
+    <w:p>
+      <w:pPr>
+        <w:pStyle w:val="Normal"/>
+        <w:jc w:val="left"/>
+        <w:pBdr>
+          <w:bottom w:val="none" w:sz="0" w:space="0" w:color="000000"/>
+          <w:top w:val="none" w:sz="0" w:space="0" w:color="000000"/>
+          <w:left w:val="none" w:sz="0" w:space="0" w:color="000000"/>
+          <w:right w:val="none" w:sz="0" w:space="0" w:color="000000"/>
+        </w:pBdr>
+        <w:spacing w:after="40" w:before="0" w:line="240"/>
+        <w:ind w:left="0" w:right="0" w:firstLine="0" w:firstLineChars="0"/>
+      </w:pPr>
+      <w:r>
+        <w:rPr>
+          <w:rFonts w:ascii="Arial" w:hAnsi="Arial" w:eastAsia="Arial" w:cs="Arial"/>
+          <w:i w:val="false"/>
+          <w:b w:val="true"/>
+          <w:u w:val="none"/>
+          <w:strike w:val="false"/>
+          <w:sz w:val="36"/>
+          <w:szCs w:val="36"/>
+          <w:color w:val="063360"/>
+        </w:rPr>
+        <w:t xml:space="preserve">By hand: the jump at the line (card B)</w:t>
+      </w:r>
+    </w:p>
+    <w:p>
+      <w:pPr>
+        <w:pStyle w:val="Normal"/>
+        <w:jc w:val="left"/>
+        <w:pBdr>
+          <w:bottom w:val="none" w:sz="0" w:space="0" w:color="000000"/>
+          <w:top w:val="none" w:sz="0" w:space="0" w:color="000000"/>
+          <w:left w:val="none" w:sz="0" w:space="0" w:color="000000"/>
+          <w:right w:val="none" w:sz="0" w:space="0" w:color="000000"/>
+        </w:pBdr>
+        <w:spacing w:after="160" w:before="0" w:line="240"/>
+        <w:ind w:left="0" w:right="0" w:firstLine="0" w:firstLineChars="0"/>
+      </w:pPr>
+      <w:r>
+        <w:rPr>
+          <w:rFonts w:ascii="Arial" w:hAnsi="Arial" w:eastAsia="Arial" w:cs="Arial"/>
+          <w:i w:val="true"/>
+          <w:b w:val="false"/>
+          <w:u w:val="none"/>
+          <w:strike w:val="false"/>
+          <w:sz w:val="18"/>
+          <w:szCs w:val="18"/>
+          <w:color w:val="215A9E"/>
+        </w:rPr>
+        <w:t xml:space="preserve">Print: four different cards (A-D); give each pair one card, so neighbours hold different cards</w:t>
+      </w:r>
+    </w:p>
+    <w:p>
+      <w:pPr>
+        <w:pStyle w:val="Normal"/>
+        <w:jc w:val="left"/>
+        <w:pBdr>
+          <w:bottom w:val="none" w:sz="0" w:space="0" w:color="000000"/>
+          <w:top w:val="none" w:sz="0" w:space="0" w:color="000000"/>
+          <w:left w:val="none" w:sz="0" w:space="0" w:color="000000"/>
+          <w:right w:val="none" w:sz="0" w:space="0" w:color="000000"/>
+        </w:pBdr>
+        <w:spacing w:after="80" w:before="0" w:line="240"/>
+        <w:ind w:left="0" w:right="0" w:firstLine="0" w:firstLineChars="0"/>
+      </w:pPr>
+      <w:r>
+        <w:rPr>
+          <w:rFonts w:ascii="Arial" w:hAnsi="Arial" w:eastAsia="Arial" w:cs="Arial"/>
+          <w:i w:val="false"/>
+          <w:b w:val="false"/>
+          <w:u w:val="none"/>
+          <w:strike w:val="false"/>
+          <w:sz w:val="22"/>
+          <w:szCs w:val="22"/>
+          <w:color w:val="000000"/>
+        </w:rPr>
+        <w:t xml:space="preserve">Twelve GreenWaste businesses in the offered neighbourhoods, all within one index point of the cut-off at 58. Businesses at 58 or below got the programme. Costs are rounded to the nearest 10 AED.</w:t>
+      </w:r>
+    </w:p>
+    <w:tbl xmlns:a="http://schemas.openxmlformats.org/drawingml/2006/main" xmlns:pic="http://schemas.openxmlformats.org/drawingml/2006/picture">
+      <w:tblPr>
+        <w:tblLayout w:type="fixed"/>
+        <w:jc w:val="center"/>
+        <w:tblLook w:firstRow="1" w:lastRow="0" w:firstColumn="0" w:lastColumn="0" w:noHBand="0" w:noVBand="1"/>
+      </w:tblPr>
+      <w:tblGrid>
+        <w:gridCol w:w="2592"/>
+        <w:gridCol w:w="1872"/>
+        <w:gridCol w:w="2736"/>
+        <w:gridCol w:w="1872"/>
+      </w:tblGrid>
+      <w:tr>
+        <w:trPr>
+          <w:trHeight w:val="360" w:hRule="auto"/>
+          <w:tblHeader/>
+        </w:trPr>
+        header1
+        <w:tc>
+          <w:tcPr>
+            <w:tcBorders>
+              <w:bottom w:val="single" w:sz="8" w:space="0" w:color="063360"/>
+              <w:top w:val="single" w:sz="12" w:space="0" w:color="063360"/>
+              <w:left w:val="none" w:sz="0" w:space="0" w:color="000000"/>
+              <w:right w:val="none" w:sz="0" w:space="0" w:color="000000"/>
+            </w:tcBorders>
+            <w:shd w:val="clear" w:color="auto" w:fill="FFFFFF"/>
+            <w:tcMar>
+              <w:top w:w="0" w:type="dxa"/>
+              <w:bottom w:w="0" w:type="dxa"/>
+              <w:left w:w="0" w:type="dxa"/>
+              <w:right w:w="0" w:type="dxa"/>
+            </w:tcMar>
+            <w:vAlign w:val="center"/>
+          </w:tcPr>
+          <w:p>
+            <w:pPr>
+              <w:jc w:val="left"/>
+              <w:pBdr>
+                <w:bottom w:val="none" w:sz="0" w:space="0" w:color="000000"/>
+                <w:top w:val="none" w:sz="0" w:space="0" w:color="000000"/>
+                <w:left w:val="none" w:sz="0" w:space="0" w:color="000000"/>
+                <w:right w:val="none" w:sz="0" w:space="0" w:color="000000"/>
+              </w:pBdr>
+              <w:spacing w:after="80" w:before="80" w:line="240"/>
+              <w:ind w:left="80" w:right="80" w:firstLine="0" w:firstLineChars="0"/>
+              <w:rPr>
+                <w:rFonts w:ascii="Arial" w:hAnsi="Arial" w:eastAsia="Arial" w:cs="Arial"/>
+                <w:i w:val="false"/>
+                <w:b w:val="true"/>
+                <w:u w:val="none"/>
+                <w:strike w:val="false"/>
+                <w:sz w:val="21"/>
+                <w:szCs w:val="21"/>
+                <w:color w:val="063360"/>
+              </w:rPr>
+            </w:pPr>
+            <w:r>
+              <w:rPr>
+                <w:rFonts w:ascii="Arial" w:hAnsi="Arial" w:eastAsia="Arial" w:cs="Arial"/>
+                <w:i w:val="false"/>
+                <w:b w:val="true"/>
+                <w:u w:val="none"/>
+                <w:strike w:val="false"/>
+                <w:sz w:val="21"/>
+                <w:szCs w:val="21"/>
+                <w:color w:val="063360"/>
+              </w:rPr>
+              <w:t xml:space="preserve">Just below 58 (offered): index</w:t>
+            </w:r>
+          </w:p>
+        </w:tc>
+        <w:tc>
+          <w:tcPr>
+            <w:tcBorders>
+              <w:bottom w:val="single" w:sz="8" w:space="0" w:color="063360"/>
+              <w:top w:val="single" w:sz="12" w:space="0" w:color="063360"/>
+              <w:left w:val="none" w:sz="0" w:space="0" w:color="000000"/>
+              <w:right w:val="none" w:sz="0" w:space="0" w:color="000000"/>
+            </w:tcBorders>
+            <w:shd w:val="clear" w:color="auto" w:fill="FFFFFF"/>
+            <w:tcMar>
+              <w:top w:w="0" w:type="dxa"/>
+              <w:bottom w:w="0" w:type="dxa"/>
+              <w:left w:w="0" w:type="dxa"/>
+              <w:right w:w="0" w:type="dxa"/>
+            </w:tcMar>
+            <w:vAlign w:val="center"/>
+          </w:tcPr>
+          <w:p>
+            <w:pPr>
+              <w:jc w:val="left"/>
+              <w:pBdr>
+                <w:bottom w:val="none" w:sz="0" w:space="0" w:color="000000"/>
+                <w:top w:val="none" w:sz="0" w:space="0" w:color="000000"/>
+                <w:left w:val="none" w:sz="0" w:space="0" w:color="000000"/>
+                <w:right w:val="none" w:sz="0" w:space="0" w:color="000000"/>
+              </w:pBdr>
+              <w:spacing w:after="80" w:before="80" w:line="240"/>
+              <w:ind w:left="80" w:right="80" w:firstLine="0" w:firstLineChars="0"/>
+              <w:rPr>
+                <w:rFonts w:ascii="Arial" w:hAnsi="Arial" w:eastAsia="Arial" w:cs="Arial"/>
+                <w:i w:val="false"/>
+                <w:b w:val="true"/>
+                <w:u w:val="none"/>
+                <w:strike w:val="false"/>
+                <w:sz w:val="21"/>
+                <w:szCs w:val="21"/>
+                <w:color w:val="063360"/>
+              </w:rPr>
+            </w:pPr>
+            <w:r>
+              <w:rPr>
+                <w:rFonts w:ascii="Arial" w:hAnsi="Arial" w:eastAsia="Arial" w:cs="Arial"/>
+                <w:i w:val="false"/>
+                <w:b w:val="true"/>
+                <w:u w:val="none"/>
+                <w:strike w:val="false"/>
+                <w:sz w:val="21"/>
+                <w:szCs w:val="21"/>
+                <w:color w:val="063360"/>
+              </w:rPr>
+              <w:t xml:space="preserve">Waste cost (AED)</w:t>
+            </w:r>
+          </w:p>
+        </w:tc>
+        <w:tc>
+          <w:tcPr>
+            <w:tcBorders>
+              <w:bottom w:val="single" w:sz="8" w:space="0" w:color="063360"/>
+              <w:top w:val="single" w:sz="12" w:space="0" w:color="063360"/>
+              <w:left w:val="none" w:sz="0" w:space="0" w:color="000000"/>
+              <w:right w:val="none" w:sz="0" w:space="0" w:color="000000"/>
+            </w:tcBorders>
+            <w:shd w:val="clear" w:color="auto" w:fill="FFFFFF"/>
+            <w:tcMar>
+              <w:top w:w="0" w:type="dxa"/>
+              <w:bottom w:w="0" w:type="dxa"/>
+              <w:left w:w="0" w:type="dxa"/>
+              <w:right w:w="0" w:type="dxa"/>
+            </w:tcMar>
+            <w:vAlign w:val="center"/>
+          </w:tcPr>
+          <w:p>
+            <w:pPr>
+              <w:jc w:val="left"/>
+              <w:pBdr>
+                <w:bottom w:val="none" w:sz="0" w:space="0" w:color="000000"/>
+                <w:top w:val="none" w:sz="0" w:space="0" w:color="000000"/>
+                <w:left w:val="none" w:sz="0" w:space="0" w:color="000000"/>
+                <w:right w:val="none" w:sz="0" w:space="0" w:color="000000"/>
+              </w:pBdr>
+              <w:spacing w:after="80" w:before="80" w:line="240"/>
+              <w:ind w:left="80" w:right="80" w:firstLine="0" w:firstLineChars="0"/>
+              <w:rPr>
+                <w:rFonts w:ascii="Arial" w:hAnsi="Arial" w:eastAsia="Arial" w:cs="Arial"/>
+                <w:i w:val="false"/>
+                <w:b w:val="true"/>
+                <w:u w:val="none"/>
+                <w:strike w:val="false"/>
+                <w:sz w:val="21"/>
+                <w:szCs w:val="21"/>
+                <w:color w:val="063360"/>
+              </w:rPr>
+            </w:pPr>
+            <w:r>
+              <w:rPr>
+                <w:rFonts w:ascii="Arial" w:hAnsi="Arial" w:eastAsia="Arial" w:cs="Arial"/>
+                <w:i w:val="false"/>
+                <w:b w:val="true"/>
+                <w:u w:val="none"/>
+                <w:strike w:val="false"/>
+                <w:sz w:val="21"/>
+                <w:szCs w:val="21"/>
+                <w:color w:val="063360"/>
+              </w:rPr>
+              <w:t xml:space="preserve">Just above 58 (not offered): index</w:t>
+            </w:r>
+          </w:p>
+        </w:tc>
+        <w:tc>
+          <w:tcPr>
+            <w:tcBorders>
+              <w:bottom w:val="single" w:sz="8" w:space="0" w:color="063360"/>
+              <w:top w:val="single" w:sz="12" w:space="0" w:color="063360"/>
+              <w:left w:val="none" w:sz="0" w:space="0" w:color="000000"/>
+              <w:right w:val="none" w:sz="0" w:space="0" w:color="000000"/>
+            </w:tcBorders>
+            <w:shd w:val="clear" w:color="auto" w:fill="FFFFFF"/>
+            <w:tcMar>
+              <w:top w:w="0" w:type="dxa"/>
+              <w:bottom w:w="0" w:type="dxa"/>
+              <w:left w:w="0" w:type="dxa"/>
+              <w:right w:w="0" w:type="dxa"/>
+            </w:tcMar>
+            <w:vAlign w:val="center"/>
+          </w:tcPr>
+          <w:p>
+            <w:pPr>
+              <w:jc w:val="left"/>
+              <w:pBdr>
+                <w:bottom w:val="none" w:sz="0" w:space="0" w:color="000000"/>
+                <w:top w:val="none" w:sz="0" w:space="0" w:color="000000"/>
+                <w:left w:val="none" w:sz="0" w:space="0" w:color="000000"/>
+                <w:right w:val="none" w:sz="0" w:space="0" w:color="000000"/>
+              </w:pBdr>
+              <w:spacing w:after="80" w:before="80" w:line="240"/>
+              <w:ind w:left="80" w:right="80" w:firstLine="0" w:firstLineChars="0"/>
+              <w:rPr>
+                <w:rFonts w:ascii="Arial" w:hAnsi="Arial" w:eastAsia="Arial" w:cs="Arial"/>
+                <w:i w:val="false"/>
+                <w:b w:val="true"/>
+                <w:u w:val="none"/>
+                <w:strike w:val="false"/>
+                <w:sz w:val="21"/>
+                <w:szCs w:val="21"/>
+                <w:color w:val="063360"/>
+              </w:rPr>
+            </w:pPr>
+            <w:r>
+              <w:rPr>
+                <w:rFonts w:ascii="Arial" w:hAnsi="Arial" w:eastAsia="Arial" w:cs="Arial"/>
+                <w:i w:val="false"/>
+                <w:b w:val="true"/>
+                <w:u w:val="none"/>
+                <w:strike w:val="false"/>
+                <w:sz w:val="21"/>
+                <w:szCs w:val="21"/>
+                <w:color w:val="063360"/>
+              </w:rPr>
+              <w:t xml:space="preserve">Waste cost (AED) </w:t>
+            </w:r>
+          </w:p>
+        </w:tc>
+      </w:tr>
+      <w:tr>
+        <w:trPr>
+          <w:trHeight w:val="360" w:hRule="auto"/>
+        </w:trPr>
+        body1
+        <w:tc>
+          <w:tcPr>
+            <w:tcBorders>
+              <w:bottom w:val="single" w:sz="6" w:space="0" w:color="9AA8B8"/>
+              <w:top w:val="single" w:sz="8" w:space="0" w:color="063360"/>
+              <w:left w:val="none" w:sz="0" w:space="0" w:color="000000"/>
+              <w:right w:val="none" w:sz="0" w:space="0" w:color="000000"/>
+            </w:tcBorders>
+            <w:shd w:val="clear" w:color="auto" w:fill="FFFFFF"/>
+            <w:tcMar>
+              <w:top w:w="0" w:type="dxa"/>
+              <w:bottom w:w="0" w:type="dxa"/>
+              <w:left w:w="0" w:type="dxa"/>
+              <w:right w:w="0" w:type="dxa"/>
+            </w:tcMar>
+            <w:vAlign w:val="center"/>
+          </w:tcPr>
+          <w:p>
+            <w:pPr>
+              <w:jc w:val="left"/>
+              <w:pBdr>
+                <w:bottom w:val="none" w:sz="0" w:space="0" w:color="000000"/>
+                <w:top w:val="none" w:sz="0" w:space="0" w:color="000000"/>
+                <w:left w:val="none" w:sz="0" w:space="0" w:color="000000"/>
+                <w:right w:val="none" w:sz="0" w:space="0" w:color="000000"/>
+              </w:pBdr>
+              <w:spacing w:after="80" w:before="80" w:line="240"/>
+              <w:ind w:left="80" w:right="80" w:firstLine="0" w:firstLineChars="0"/>
+              <w:rPr>
+                <w:rFonts w:ascii="Arial" w:hAnsi="Arial" w:eastAsia="Arial" w:cs="Arial"/>
+                <w:i w:val="false"/>
+                <w:b w:val="false"/>
+                <w:u w:val="none"/>
+                <w:strike w:val="false"/>
+                <w:sz w:val="21"/>
+                <w:szCs w:val="21"/>
+                <w:color w:val="000000"/>
+              </w:rPr>
+            </w:pPr>
+            <w:r>
+              <w:rPr>
+                <w:rFonts w:ascii="Arial" w:hAnsi="Arial" w:eastAsia="Arial" w:cs="Arial"/>
+                <w:i w:val="false"/>
+                <w:b w:val="false"/>
+                <w:u w:val="none"/>
+                <w:strike w:val="false"/>
+                <w:sz w:val="21"/>
+                <w:szCs w:val="21"/>
+                <w:color w:val="000000"/>
+              </w:rPr>
+              <w:t xml:space="preserve">57.65</w:t>
+            </w:r>
+          </w:p>
+        </w:tc>
+        <w:tc>
+          <w:tcPr>
+            <w:tcBorders>
+              <w:bottom w:val="single" w:sz="6" w:space="0" w:color="9AA8B8"/>
+              <w:top w:val="single" w:sz="8" w:space="0" w:color="063360"/>
+              <w:left w:val="none" w:sz="0" w:space="0" w:color="000000"/>
+              <w:right w:val="none" w:sz="0" w:space="0" w:color="000000"/>
+            </w:tcBorders>
+            <w:shd w:val="clear" w:color="auto" w:fill="FFFFFF"/>
+            <w:tcMar>
+              <w:top w:w="0" w:type="dxa"/>
+              <w:bottom w:w="0" w:type="dxa"/>
+              <w:left w:w="0" w:type="dxa"/>
+              <w:right w:w="0" w:type="dxa"/>
+            </w:tcMar>
+            <w:vAlign w:val="center"/>
+          </w:tcPr>
+          <w:p>
+            <w:pPr>
+              <w:jc w:val="left"/>
+              <w:pBdr>
+                <w:bottom w:val="none" w:sz="0" w:space="0" w:color="000000"/>
+                <w:top w:val="none" w:sz="0" w:space="0" w:color="000000"/>
+                <w:left w:val="none" w:sz="0" w:space="0" w:color="000000"/>
+                <w:right w:val="none" w:sz="0" w:space="0" w:color="000000"/>
+              </w:pBdr>
+              <w:spacing w:after="80" w:before="80" w:line="240"/>
+              <w:ind w:left="80" w:right="80" w:firstLine="0" w:firstLineChars="0"/>
+              <w:rPr>
+                <w:rFonts w:ascii="Arial" w:hAnsi="Arial" w:eastAsia="Arial" w:cs="Arial"/>
+                <w:i w:val="false"/>
+                <w:b w:val="false"/>
+                <w:u w:val="none"/>
+                <w:strike w:val="false"/>
+                <w:sz w:val="21"/>
+                <w:szCs w:val="21"/>
+                <w:color w:val="000000"/>
+              </w:rPr>
+            </w:pPr>
+            <w:r>
+              <w:rPr>
+                <w:rFonts w:ascii="Arial" w:hAnsi="Arial" w:eastAsia="Arial" w:cs="Arial"/>
+                <w:i w:val="false"/>
+                <w:b w:val="false"/>
+                <w:u w:val="none"/>
+                <w:strike w:val="false"/>
+                <w:sz w:val="21"/>
+                <w:szCs w:val="21"/>
+                <w:color w:val="000000"/>
+              </w:rPr>
+              <w:t xml:space="preserve">40</w:t>
+            </w:r>
+          </w:p>
+        </w:tc>
+        <w:tc>
+          <w:tcPr>
+            <w:tcBorders>
+              <w:bottom w:val="single" w:sz="6" w:space="0" w:color="9AA8B8"/>
+              <w:top w:val="single" w:sz="8" w:space="0" w:color="063360"/>
+              <w:left w:val="none" w:sz="0" w:space="0" w:color="000000"/>
+              <w:right w:val="none" w:sz="0" w:space="0" w:color="000000"/>
+            </w:tcBorders>
+            <w:shd w:val="clear" w:color="auto" w:fill="FFFFFF"/>
+            <w:tcMar>
+              <w:top w:w="0" w:type="dxa"/>
+              <w:bottom w:w="0" w:type="dxa"/>
+              <w:left w:w="0" w:type="dxa"/>
+              <w:right w:w="0" w:type="dxa"/>
+            </w:tcMar>
+            <w:vAlign w:val="center"/>
+          </w:tcPr>
+          <w:p>
+            <w:pPr>
+              <w:jc w:val="left"/>
+              <w:pBdr>
+                <w:bottom w:val="none" w:sz="0" w:space="0" w:color="000000"/>
+                <w:top w:val="none" w:sz="0" w:space="0" w:color="000000"/>
+                <w:left w:val="none" w:sz="0" w:space="0" w:color="000000"/>
+                <w:right w:val="none" w:sz="0" w:space="0" w:color="000000"/>
+              </w:pBdr>
+              <w:spacing w:after="80" w:before="80" w:line="240"/>
+              <w:ind w:left="80" w:right="80" w:firstLine="0" w:firstLineChars="0"/>
+              <w:rPr>
+                <w:rFonts w:ascii="Arial" w:hAnsi="Arial" w:eastAsia="Arial" w:cs="Arial"/>
+                <w:i w:val="false"/>
+                <w:b w:val="false"/>
+                <w:u w:val="none"/>
+                <w:strike w:val="false"/>
+                <w:sz w:val="21"/>
+                <w:szCs w:val="21"/>
+                <w:color w:val="000000"/>
+              </w:rPr>
+            </w:pPr>
+            <w:r>
+              <w:rPr>
+                <w:rFonts w:ascii="Arial" w:hAnsi="Arial" w:eastAsia="Arial" w:cs="Arial"/>
+                <w:i w:val="false"/>
+                <w:b w:val="false"/>
+                <w:u w:val="none"/>
+                <w:strike w:val="false"/>
+                <w:sz w:val="21"/>
+                <w:szCs w:val="21"/>
+                <w:color w:val="000000"/>
+              </w:rPr>
+              <w:t xml:space="preserve">58.58</w:t>
+            </w:r>
+          </w:p>
+        </w:tc>
+        <w:tc>
+          <w:tcPr>
+            <w:tcBorders>
+              <w:bottom w:val="single" w:sz="6" w:space="0" w:color="9AA8B8"/>
+              <w:top w:val="single" w:sz="8" w:space="0" w:color="063360"/>
+              <w:left w:val="none" w:sz="0" w:space="0" w:color="000000"/>
+              <w:right w:val="none" w:sz="0" w:space="0" w:color="000000"/>
+            </w:tcBorders>
+            <w:shd w:val="clear" w:color="auto" w:fill="FFFFFF"/>
+            <w:tcMar>
+              <w:top w:w="0" w:type="dxa"/>
+              <w:bottom w:w="0" w:type="dxa"/>
+              <w:left w:w="0" w:type="dxa"/>
+              <w:right w:w="0" w:type="dxa"/>
+            </w:tcMar>
+            <w:vAlign w:val="center"/>
+          </w:tcPr>
+          <w:p>
+            <w:pPr>
+              <w:jc w:val="left"/>
+              <w:pBdr>
+                <w:bottom w:val="none" w:sz="0" w:space="0" w:color="000000"/>
+                <w:top w:val="none" w:sz="0" w:space="0" w:color="000000"/>
+                <w:left w:val="none" w:sz="0" w:space="0" w:color="000000"/>
+                <w:right w:val="none" w:sz="0" w:space="0" w:color="000000"/>
+              </w:pBdr>
+              <w:spacing w:after="80" w:before="80" w:line="240"/>
+              <w:ind w:left="80" w:right="80" w:firstLine="0" w:firstLineChars="0"/>
+              <w:rPr>
+                <w:rFonts w:ascii="Arial" w:hAnsi="Arial" w:eastAsia="Arial" w:cs="Arial"/>
+                <w:i w:val="false"/>
+                <w:b w:val="false"/>
+                <w:u w:val="none"/>
+                <w:strike w:val="false"/>
+                <w:sz w:val="21"/>
+                <w:szCs w:val="21"/>
+                <w:color w:val="000000"/>
+              </w:rPr>
+            </w:pPr>
+            <w:r>
+              <w:rPr>
+                <w:rFonts w:ascii="Arial" w:hAnsi="Arial" w:eastAsia="Arial" w:cs="Arial"/>
+                <w:i w:val="false"/>
+                <w:b w:val="false"/>
+                <w:u w:val="none"/>
+                <w:strike w:val="false"/>
+                <w:sz w:val="21"/>
+                <w:szCs w:val="21"/>
+                <w:color w:val="000000"/>
+              </w:rPr>
+              <w:t xml:space="preserve">1,730</w:t>
+            </w:r>
+          </w:p>
+        </w:tc>
+      </w:tr>
+      <w:tr>
+        <w:trPr>
+          <w:trHeight w:val="360" w:hRule="auto"/>
+        </w:trPr>
+        body2
+        <w:tc>
+          <w:tcPr>
+            <w:tcBorders>
+              <w:bottom w:val="single" w:sz="6" w:space="0" w:color="9AA8B8"/>
+              <w:top w:val="single" w:sz="6" w:space="0" w:color="9AA8B8"/>
+              <w:left w:val="none" w:sz="0" w:space="0" w:color="000000"/>
+              <w:right w:val="none" w:sz="0" w:space="0" w:color="000000"/>
+            </w:tcBorders>
+            <w:shd w:val="clear" w:color="auto" w:fill="FFFFFF"/>
+            <w:tcMar>
+              <w:top w:w="0" w:type="dxa"/>
+              <w:bottom w:w="0" w:type="dxa"/>
+              <w:left w:w="0" w:type="dxa"/>
+              <w:right w:w="0" w:type="dxa"/>
+            </w:tcMar>
+            <w:vAlign w:val="center"/>
+          </w:tcPr>
+          <w:p>
+            <w:pPr>
+              <w:jc w:val="left"/>
+              <w:pBdr>
+                <w:bottom w:val="none" w:sz="0" w:space="0" w:color="000000"/>
+                <w:top w:val="none" w:sz="0" w:space="0" w:color="000000"/>
+                <w:left w:val="none" w:sz="0" w:space="0" w:color="000000"/>
+                <w:right w:val="none" w:sz="0" w:space="0" w:color="000000"/>
+              </w:pBdr>
+              <w:spacing w:after="80" w:before="80" w:line="240"/>
+              <w:ind w:left="80" w:right="80" w:firstLine="0" w:firstLineChars="0"/>
+              <w:rPr>
+                <w:rFonts w:ascii="Arial" w:hAnsi="Arial" w:eastAsia="Arial" w:cs="Arial"/>
+                <w:i w:val="false"/>
+                <w:b w:val="false"/>
+                <w:u w:val="none"/>
+                <w:strike w:val="false"/>
+                <w:sz w:val="21"/>
+                <w:szCs w:val="21"/>
+                <w:color w:val="000000"/>
+              </w:rPr>
+            </w:pPr>
+            <w:r>
+              <w:rPr>
+                <w:rFonts w:ascii="Arial" w:hAnsi="Arial" w:eastAsia="Arial" w:cs="Arial"/>
+                <w:i w:val="false"/>
+                <w:b w:val="false"/>
+                <w:u w:val="none"/>
+                <w:strike w:val="false"/>
+                <w:sz w:val="21"/>
+                <w:szCs w:val="21"/>
+                <w:color w:val="000000"/>
+              </w:rPr>
+              <w:t xml:space="preserve">57.19</w:t>
+            </w:r>
+          </w:p>
+        </w:tc>
+        <w:tc>
+          <w:tcPr>
+            <w:tcBorders>
+              <w:bottom w:val="single" w:sz="6" w:space="0" w:color="9AA8B8"/>
+              <w:top w:val="single" w:sz="6" w:space="0" w:color="9AA8B8"/>
+              <w:left w:val="none" w:sz="0" w:space="0" w:color="000000"/>
+              <w:right w:val="none" w:sz="0" w:space="0" w:color="000000"/>
+            </w:tcBorders>
+            <w:shd w:val="clear" w:color="auto" w:fill="FFFFFF"/>
+            <w:tcMar>
+              <w:top w:w="0" w:type="dxa"/>
+              <w:bottom w:w="0" w:type="dxa"/>
+              <w:left w:w="0" w:type="dxa"/>
+              <w:right w:w="0" w:type="dxa"/>
+            </w:tcMar>
+            <w:vAlign w:val="center"/>
+          </w:tcPr>
+          <w:p>
+            <w:pPr>
+              <w:jc w:val="left"/>
+              <w:pBdr>
+                <w:bottom w:val="none" w:sz="0" w:space="0" w:color="000000"/>
+                <w:top w:val="none" w:sz="0" w:space="0" w:color="000000"/>
+                <w:left w:val="none" w:sz="0" w:space="0" w:color="000000"/>
+                <w:right w:val="none" w:sz="0" w:space="0" w:color="000000"/>
+              </w:pBdr>
+              <w:spacing w:after="80" w:before="80" w:line="240"/>
+              <w:ind w:left="80" w:right="80" w:firstLine="0" w:firstLineChars="0"/>
+              <w:rPr>
+                <w:rFonts w:ascii="Arial" w:hAnsi="Arial" w:eastAsia="Arial" w:cs="Arial"/>
+                <w:i w:val="false"/>
+                <w:b w:val="false"/>
+                <w:u w:val="none"/>
+                <w:strike w:val="false"/>
+                <w:sz w:val="21"/>
+                <w:szCs w:val="21"/>
+                <w:color w:val="000000"/>
+              </w:rPr>
+            </w:pPr>
+            <w:r>
+              <w:rPr>
+                <w:rFonts w:ascii="Arial" w:hAnsi="Arial" w:eastAsia="Arial" w:cs="Arial"/>
+                <w:i w:val="false"/>
+                <w:b w:val="false"/>
+                <w:u w:val="none"/>
+                <w:strike w:val="false"/>
+                <w:sz w:val="21"/>
+                <w:szCs w:val="21"/>
+                <w:color w:val="000000"/>
+              </w:rPr>
+              <w:t xml:space="preserve">0</w:t>
+            </w:r>
+          </w:p>
+        </w:tc>
+        <w:tc>
+          <w:tcPr>
+            <w:tcBorders>
+              <w:bottom w:val="single" w:sz="6" w:space="0" w:color="9AA8B8"/>
+              <w:top w:val="single" w:sz="6" w:space="0" w:color="9AA8B8"/>
+              <w:left w:val="none" w:sz="0" w:space="0" w:color="000000"/>
+              <w:right w:val="none" w:sz="0" w:space="0" w:color="000000"/>
+            </w:tcBorders>
+            <w:shd w:val="clear" w:color="auto" w:fill="FFFFFF"/>
+            <w:tcMar>
+              <w:top w:w="0" w:type="dxa"/>
+              <w:bottom w:w="0" w:type="dxa"/>
+              <w:left w:w="0" w:type="dxa"/>
+              <w:right w:w="0" w:type="dxa"/>
+            </w:tcMar>
+            <w:vAlign w:val="center"/>
+          </w:tcPr>
+          <w:p>
+            <w:pPr>
+              <w:jc w:val="left"/>
+              <w:pBdr>
+                <w:bottom w:val="none" w:sz="0" w:space="0" w:color="000000"/>
+                <w:top w:val="none" w:sz="0" w:space="0" w:color="000000"/>
+                <w:left w:val="none" w:sz="0" w:space="0" w:color="000000"/>
+                <w:right w:val="none" w:sz="0" w:space="0" w:color="000000"/>
+              </w:pBdr>
+              <w:spacing w:after="80" w:before="80" w:line="240"/>
+              <w:ind w:left="80" w:right="80" w:firstLine="0" w:firstLineChars="0"/>
+              <w:rPr>
+                <w:rFonts w:ascii="Arial" w:hAnsi="Arial" w:eastAsia="Arial" w:cs="Arial"/>
+                <w:i w:val="false"/>
+                <w:b w:val="false"/>
+                <w:u w:val="none"/>
+                <w:strike w:val="false"/>
+                <w:sz w:val="21"/>
+                <w:szCs w:val="21"/>
+                <w:color w:val="000000"/>
+              </w:rPr>
+            </w:pPr>
+            <w:r>
+              <w:rPr>
+                <w:rFonts w:ascii="Arial" w:hAnsi="Arial" w:eastAsia="Arial" w:cs="Arial"/>
+                <w:i w:val="false"/>
+                <w:b w:val="false"/>
+                <w:u w:val="none"/>
+                <w:strike w:val="false"/>
+                <w:sz w:val="21"/>
+                <w:szCs w:val="21"/>
+                <w:color w:val="000000"/>
+              </w:rPr>
+              <w:t xml:space="preserve">58.69</w:t>
+            </w:r>
+          </w:p>
+        </w:tc>
+        <w:tc>
+          <w:tcPr>
+            <w:tcBorders>
+              <w:bottom w:val="single" w:sz="6" w:space="0" w:color="9AA8B8"/>
+              <w:top w:val="single" w:sz="6" w:space="0" w:color="9AA8B8"/>
+              <w:left w:val="none" w:sz="0" w:space="0" w:color="000000"/>
+              <w:right w:val="none" w:sz="0" w:space="0" w:color="000000"/>
+            </w:tcBorders>
+            <w:shd w:val="clear" w:color="auto" w:fill="FFFFFF"/>
+            <w:tcMar>
+              <w:top w:w="0" w:type="dxa"/>
+              <w:bottom w:w="0" w:type="dxa"/>
+              <w:left w:w="0" w:type="dxa"/>
+              <w:right w:w="0" w:type="dxa"/>
+            </w:tcMar>
+            <w:vAlign w:val="center"/>
+          </w:tcPr>
+          <w:p>
+            <w:pPr>
+              <w:jc w:val="left"/>
+              <w:pBdr>
+                <w:bottom w:val="none" w:sz="0" w:space="0" w:color="000000"/>
+                <w:top w:val="none" w:sz="0" w:space="0" w:color="000000"/>
+                <w:left w:val="none" w:sz="0" w:space="0" w:color="000000"/>
+                <w:right w:val="none" w:sz="0" w:space="0" w:color="000000"/>
+              </w:pBdr>
+              <w:spacing w:after="80" w:before="80" w:line="240"/>
+              <w:ind w:left="80" w:right="80" w:firstLine="0" w:firstLineChars="0"/>
+              <w:rPr>
+                <w:rFonts w:ascii="Arial" w:hAnsi="Arial" w:eastAsia="Arial" w:cs="Arial"/>
+                <w:i w:val="false"/>
+                <w:b w:val="false"/>
+                <w:u w:val="none"/>
+                <w:strike w:val="false"/>
+                <w:sz w:val="21"/>
+                <w:szCs w:val="21"/>
+                <w:color w:val="000000"/>
+              </w:rPr>
+            </w:pPr>
+            <w:r>
+              <w:rPr>
+                <w:rFonts w:ascii="Arial" w:hAnsi="Arial" w:eastAsia="Arial" w:cs="Arial"/>
+                <w:i w:val="false"/>
+                <w:b w:val="false"/>
+                <w:u w:val="none"/>
+                <w:strike w:val="false"/>
+                <w:sz w:val="21"/>
+                <w:szCs w:val="21"/>
+                <w:color w:val="000000"/>
+              </w:rPr>
+              <w:t xml:space="preserve">2,490</w:t>
+            </w:r>
+          </w:p>
+        </w:tc>
+      </w:tr>
+      <w:tr>
+        <w:trPr>
+          <w:trHeight w:val="360" w:hRule="auto"/>
+        </w:trPr>
+        body3
+        <w:tc>
+          <w:tcPr>
+            <w:tcBorders>
+              <w:bottom w:val="single" w:sz="6" w:space="0" w:color="9AA8B8"/>
+              <w:top w:val="single" w:sz="6" w:space="0" w:color="9AA8B8"/>
+              <w:left w:val="none" w:sz="0" w:space="0" w:color="000000"/>
+              <w:right w:val="none" w:sz="0" w:space="0" w:color="000000"/>
+            </w:tcBorders>
+            <w:shd w:val="clear" w:color="auto" w:fill="FFFFFF"/>
+            <w:tcMar>
+              <w:top w:w="0" w:type="dxa"/>
+              <w:bottom w:w="0" w:type="dxa"/>
+              <w:left w:w="0" w:type="dxa"/>
+              <w:right w:w="0" w:type="dxa"/>
+            </w:tcMar>
+            <w:vAlign w:val="center"/>
+          </w:tcPr>
+          <w:p>
+            <w:pPr>
+              <w:jc w:val="left"/>
+              <w:pBdr>
+                <w:bottom w:val="none" w:sz="0" w:space="0" w:color="000000"/>
+                <w:top w:val="none" w:sz="0" w:space="0" w:color="000000"/>
+                <w:left w:val="none" w:sz="0" w:space="0" w:color="000000"/>
+                <w:right w:val="none" w:sz="0" w:space="0" w:color="000000"/>
+              </w:pBdr>
+              <w:spacing w:after="80" w:before="80" w:line="240"/>
+              <w:ind w:left="80" w:right="80" w:firstLine="0" w:firstLineChars="0"/>
+              <w:rPr>
+                <w:rFonts w:ascii="Arial" w:hAnsi="Arial" w:eastAsia="Arial" w:cs="Arial"/>
+                <w:i w:val="false"/>
+                <w:b w:val="false"/>
+                <w:u w:val="none"/>
+                <w:strike w:val="false"/>
+                <w:sz w:val="21"/>
+                <w:szCs w:val="21"/>
+                <w:color w:val="000000"/>
+              </w:rPr>
+            </w:pPr>
+            <w:r>
+              <w:rPr>
+                <w:rFonts w:ascii="Arial" w:hAnsi="Arial" w:eastAsia="Arial" w:cs="Arial"/>
+                <w:i w:val="false"/>
+                <w:b w:val="false"/>
+                <w:u w:val="none"/>
+                <w:strike w:val="false"/>
+                <w:sz w:val="21"/>
+                <w:szCs w:val="21"/>
+                <w:color w:val="000000"/>
+              </w:rPr>
+              <w:t xml:space="preserve">57.30</w:t>
+            </w:r>
+          </w:p>
+        </w:tc>
+        <w:tc>
+          <w:tcPr>
+            <w:tcBorders>
+              <w:bottom w:val="single" w:sz="6" w:space="0" w:color="9AA8B8"/>
+              <w:top w:val="single" w:sz="6" w:space="0" w:color="9AA8B8"/>
+              <w:left w:val="none" w:sz="0" w:space="0" w:color="000000"/>
+              <w:right w:val="none" w:sz="0" w:space="0" w:color="000000"/>
+            </w:tcBorders>
+            <w:shd w:val="clear" w:color="auto" w:fill="FFFFFF"/>
+            <w:tcMar>
+              <w:top w:w="0" w:type="dxa"/>
+              <w:bottom w:w="0" w:type="dxa"/>
+              <w:left w:w="0" w:type="dxa"/>
+              <w:right w:w="0" w:type="dxa"/>
+            </w:tcMar>
+            <w:vAlign w:val="center"/>
+          </w:tcPr>
+          <w:p>
+            <w:pPr>
+              <w:jc w:val="left"/>
+              <w:pBdr>
+                <w:bottom w:val="none" w:sz="0" w:space="0" w:color="000000"/>
+                <w:top w:val="none" w:sz="0" w:space="0" w:color="000000"/>
+                <w:left w:val="none" w:sz="0" w:space="0" w:color="000000"/>
+                <w:right w:val="none" w:sz="0" w:space="0" w:color="000000"/>
+              </w:pBdr>
+              <w:spacing w:after="80" w:before="80" w:line="240"/>
+              <w:ind w:left="80" w:right="80" w:firstLine="0" w:firstLineChars="0"/>
+              <w:rPr>
+                <w:rFonts w:ascii="Arial" w:hAnsi="Arial" w:eastAsia="Arial" w:cs="Arial"/>
+                <w:i w:val="false"/>
+                <w:b w:val="false"/>
+                <w:u w:val="none"/>
+                <w:strike w:val="false"/>
+                <w:sz w:val="21"/>
+                <w:szCs w:val="21"/>
+                <w:color w:val="000000"/>
+              </w:rPr>
+            </w:pPr>
+            <w:r>
+              <w:rPr>
+                <w:rFonts w:ascii="Arial" w:hAnsi="Arial" w:eastAsia="Arial" w:cs="Arial"/>
+                <w:i w:val="false"/>
+                <w:b w:val="false"/>
+                <w:u w:val="none"/>
+                <w:strike w:val="false"/>
+                <w:sz w:val="21"/>
+                <w:szCs w:val="21"/>
+                <w:color w:val="000000"/>
+              </w:rPr>
+              <w:t xml:space="preserve">0</w:t>
+            </w:r>
+          </w:p>
+        </w:tc>
+        <w:tc>
+          <w:tcPr>
+            <w:tcBorders>
+              <w:bottom w:val="single" w:sz="6" w:space="0" w:color="9AA8B8"/>
+              <w:top w:val="single" w:sz="6" w:space="0" w:color="9AA8B8"/>
+              <w:left w:val="none" w:sz="0" w:space="0" w:color="000000"/>
+              <w:right w:val="none" w:sz="0" w:space="0" w:color="000000"/>
+            </w:tcBorders>
+            <w:shd w:val="clear" w:color="auto" w:fill="FFFFFF"/>
+            <w:tcMar>
+              <w:top w:w="0" w:type="dxa"/>
+              <w:bottom w:w="0" w:type="dxa"/>
+              <w:left w:w="0" w:type="dxa"/>
+              <w:right w:w="0" w:type="dxa"/>
+            </w:tcMar>
+            <w:vAlign w:val="center"/>
+          </w:tcPr>
+          <w:p>
+            <w:pPr>
+              <w:jc w:val="left"/>
+              <w:pBdr>
+                <w:bottom w:val="none" w:sz="0" w:space="0" w:color="000000"/>
+                <w:top w:val="none" w:sz="0" w:space="0" w:color="000000"/>
+                <w:left w:val="none" w:sz="0" w:space="0" w:color="000000"/>
+                <w:right w:val="none" w:sz="0" w:space="0" w:color="000000"/>
+              </w:pBdr>
+              <w:spacing w:after="80" w:before="80" w:line="240"/>
+              <w:ind w:left="80" w:right="80" w:firstLine="0" w:firstLineChars="0"/>
+              <w:rPr>
+                <w:rFonts w:ascii="Arial" w:hAnsi="Arial" w:eastAsia="Arial" w:cs="Arial"/>
+                <w:i w:val="false"/>
+                <w:b w:val="false"/>
+                <w:u w:val="none"/>
+                <w:strike w:val="false"/>
+                <w:sz w:val="21"/>
+                <w:szCs w:val="21"/>
+                <w:color w:val="000000"/>
+              </w:rPr>
+            </w:pPr>
+            <w:r>
+              <w:rPr>
+                <w:rFonts w:ascii="Arial" w:hAnsi="Arial" w:eastAsia="Arial" w:cs="Arial"/>
+                <w:i w:val="false"/>
+                <w:b w:val="false"/>
+                <w:u w:val="none"/>
+                <w:strike w:val="false"/>
+                <w:sz w:val="21"/>
+                <w:szCs w:val="21"/>
+                <w:color w:val="000000"/>
+              </w:rPr>
+              <w:t xml:space="preserve">58.35</w:t>
+            </w:r>
+          </w:p>
+        </w:tc>
+        <w:tc>
+          <w:tcPr>
+            <w:tcBorders>
+              <w:bottom w:val="single" w:sz="6" w:space="0" w:color="9AA8B8"/>
+              <w:top w:val="single" w:sz="6" w:space="0" w:color="9AA8B8"/>
+              <w:left w:val="none" w:sz="0" w:space="0" w:color="000000"/>
+              <w:right w:val="none" w:sz="0" w:space="0" w:color="000000"/>
+            </w:tcBorders>
+            <w:shd w:val="clear" w:color="auto" w:fill="FFFFFF"/>
+            <w:tcMar>
+              <w:top w:w="0" w:type="dxa"/>
+              <w:bottom w:w="0" w:type="dxa"/>
+              <w:left w:w="0" w:type="dxa"/>
+              <w:right w:w="0" w:type="dxa"/>
+            </w:tcMar>
+            <w:vAlign w:val="center"/>
+          </w:tcPr>
+          <w:p>
+            <w:pPr>
+              <w:jc w:val="left"/>
+              <w:pBdr>
+                <w:bottom w:val="none" w:sz="0" w:space="0" w:color="000000"/>
+                <w:top w:val="none" w:sz="0" w:space="0" w:color="000000"/>
+                <w:left w:val="none" w:sz="0" w:space="0" w:color="000000"/>
+                <w:right w:val="none" w:sz="0" w:space="0" w:color="000000"/>
+              </w:pBdr>
+              <w:spacing w:after="80" w:before="80" w:line="240"/>
+              <w:ind w:left="80" w:right="80" w:firstLine="0" w:firstLineChars="0"/>
+              <w:rPr>
+                <w:rFonts w:ascii="Arial" w:hAnsi="Arial" w:eastAsia="Arial" w:cs="Arial"/>
+                <w:i w:val="false"/>
+                <w:b w:val="false"/>
+                <w:u w:val="none"/>
+                <w:strike w:val="false"/>
+                <w:sz w:val="21"/>
+                <w:szCs w:val="21"/>
+                <w:color w:val="000000"/>
+              </w:rPr>
+            </w:pPr>
+            <w:r>
+              <w:rPr>
+                <w:rFonts w:ascii="Arial" w:hAnsi="Arial" w:eastAsia="Arial" w:cs="Arial"/>
+                <w:i w:val="false"/>
+                <w:b w:val="false"/>
+                <w:u w:val="none"/>
+                <w:strike w:val="false"/>
+                <w:sz w:val="21"/>
+                <w:szCs w:val="21"/>
+                <w:color w:val="000000"/>
+              </w:rPr>
+              <w:t xml:space="preserve">2,400</w:t>
+            </w:r>
+          </w:p>
+        </w:tc>
+      </w:tr>
+      <w:tr>
+        <w:trPr>
+          <w:trHeight w:val="360" w:hRule="auto"/>
+        </w:trPr>
+        body4
+        <w:tc>
+          <w:tcPr>
+            <w:tcBorders>
+              <w:bottom w:val="single" w:sz="6" w:space="0" w:color="9AA8B8"/>
+              <w:top w:val="single" w:sz="6" w:space="0" w:color="9AA8B8"/>
+              <w:left w:val="none" w:sz="0" w:space="0" w:color="000000"/>
+              <w:right w:val="none" w:sz="0" w:space="0" w:color="000000"/>
+            </w:tcBorders>
+            <w:shd w:val="clear" w:color="auto" w:fill="FFFFFF"/>
+            <w:tcMar>
+              <w:top w:w="0" w:type="dxa"/>
+              <w:bottom w:w="0" w:type="dxa"/>
+              <w:left w:w="0" w:type="dxa"/>
+              <w:right w:w="0" w:type="dxa"/>
+            </w:tcMar>
+            <w:vAlign w:val="center"/>
+          </w:tcPr>
+          <w:p>
+            <w:pPr>
+              <w:jc w:val="left"/>
+              <w:pBdr>
+                <w:bottom w:val="none" w:sz="0" w:space="0" w:color="000000"/>
+                <w:top w:val="none" w:sz="0" w:space="0" w:color="000000"/>
+                <w:left w:val="none" w:sz="0" w:space="0" w:color="000000"/>
+                <w:right w:val="none" w:sz="0" w:space="0" w:color="000000"/>
+              </w:pBdr>
+              <w:spacing w:after="80" w:before="80" w:line="240"/>
+              <w:ind w:left="80" w:right="80" w:firstLine="0" w:firstLineChars="0"/>
+              <w:rPr>
+                <w:rFonts w:ascii="Arial" w:hAnsi="Arial" w:eastAsia="Arial" w:cs="Arial"/>
+                <w:i w:val="false"/>
+                <w:b w:val="false"/>
+                <w:u w:val="none"/>
+                <w:strike w:val="false"/>
+                <w:sz w:val="21"/>
+                <w:szCs w:val="21"/>
+                <w:color w:val="000000"/>
+              </w:rPr>
+            </w:pPr>
+            <w:r>
+              <w:rPr>
+                <w:rFonts w:ascii="Arial" w:hAnsi="Arial" w:eastAsia="Arial" w:cs="Arial"/>
+                <w:i w:val="false"/>
+                <w:b w:val="false"/>
+                <w:u w:val="none"/>
+                <w:strike w:val="false"/>
+                <w:sz w:val="21"/>
+                <w:szCs w:val="21"/>
+                <w:color w:val="000000"/>
+              </w:rPr>
+              <w:t xml:space="preserve">57.22</w:t>
+            </w:r>
+          </w:p>
+        </w:tc>
+        <w:tc>
+          <w:tcPr>
+            <w:tcBorders>
+              <w:bottom w:val="single" w:sz="6" w:space="0" w:color="9AA8B8"/>
+              <w:top w:val="single" w:sz="6" w:space="0" w:color="9AA8B8"/>
+              <w:left w:val="none" w:sz="0" w:space="0" w:color="000000"/>
+              <w:right w:val="none" w:sz="0" w:space="0" w:color="000000"/>
+            </w:tcBorders>
+            <w:shd w:val="clear" w:color="auto" w:fill="FFFFFF"/>
+            <w:tcMar>
+              <w:top w:w="0" w:type="dxa"/>
+              <w:bottom w:w="0" w:type="dxa"/>
+              <w:left w:w="0" w:type="dxa"/>
+              <w:right w:w="0" w:type="dxa"/>
+            </w:tcMar>
+            <w:vAlign w:val="center"/>
+          </w:tcPr>
+          <w:p>
+            <w:pPr>
+              <w:jc w:val="left"/>
+              <w:pBdr>
+                <w:bottom w:val="none" w:sz="0" w:space="0" w:color="000000"/>
+                <w:top w:val="none" w:sz="0" w:space="0" w:color="000000"/>
+                <w:left w:val="none" w:sz="0" w:space="0" w:color="000000"/>
+                <w:right w:val="none" w:sz="0" w:space="0" w:color="000000"/>
+              </w:pBdr>
+              <w:spacing w:after="80" w:before="80" w:line="240"/>
+              <w:ind w:left="80" w:right="80" w:firstLine="0" w:firstLineChars="0"/>
+              <w:rPr>
+                <w:rFonts w:ascii="Arial" w:hAnsi="Arial" w:eastAsia="Arial" w:cs="Arial"/>
+                <w:i w:val="false"/>
+                <w:b w:val="false"/>
+                <w:u w:val="none"/>
+                <w:strike w:val="false"/>
+                <w:sz w:val="21"/>
+                <w:szCs w:val="21"/>
+                <w:color w:val="000000"/>
+              </w:rPr>
+            </w:pPr>
+            <w:r>
+              <w:rPr>
+                <w:rFonts w:ascii="Arial" w:hAnsi="Arial" w:eastAsia="Arial" w:cs="Arial"/>
+                <w:i w:val="false"/>
+                <w:b w:val="false"/>
+                <w:u w:val="none"/>
+                <w:strike w:val="false"/>
+                <w:sz w:val="21"/>
+                <w:szCs w:val="21"/>
+                <w:color w:val="000000"/>
+              </w:rPr>
+              <w:t xml:space="preserve">600</w:t>
+            </w:r>
+          </w:p>
+        </w:tc>
+        <w:tc>
+          <w:tcPr>
+            <w:tcBorders>
+              <w:bottom w:val="single" w:sz="6" w:space="0" w:color="9AA8B8"/>
+              <w:top w:val="single" w:sz="6" w:space="0" w:color="9AA8B8"/>
+              <w:left w:val="none" w:sz="0" w:space="0" w:color="000000"/>
+              <w:right w:val="none" w:sz="0" w:space="0" w:color="000000"/>
+            </w:tcBorders>
+            <w:shd w:val="clear" w:color="auto" w:fill="FFFFFF"/>
+            <w:tcMar>
+              <w:top w:w="0" w:type="dxa"/>
+              <w:bottom w:w="0" w:type="dxa"/>
+              <w:left w:w="0" w:type="dxa"/>
+              <w:right w:w="0" w:type="dxa"/>
+            </w:tcMar>
+            <w:vAlign w:val="center"/>
+          </w:tcPr>
+          <w:p>
+            <w:pPr>
+              <w:jc w:val="left"/>
+              <w:pBdr>
+                <w:bottom w:val="none" w:sz="0" w:space="0" w:color="000000"/>
+                <w:top w:val="none" w:sz="0" w:space="0" w:color="000000"/>
+                <w:left w:val="none" w:sz="0" w:space="0" w:color="000000"/>
+                <w:right w:val="none" w:sz="0" w:space="0" w:color="000000"/>
+              </w:pBdr>
+              <w:spacing w:after="80" w:before="80" w:line="240"/>
+              <w:ind w:left="80" w:right="80" w:firstLine="0" w:firstLineChars="0"/>
+              <w:rPr>
+                <w:rFonts w:ascii="Arial" w:hAnsi="Arial" w:eastAsia="Arial" w:cs="Arial"/>
+                <w:i w:val="false"/>
+                <w:b w:val="false"/>
+                <w:u w:val="none"/>
+                <w:strike w:val="false"/>
+                <w:sz w:val="21"/>
+                <w:szCs w:val="21"/>
+                <w:color w:val="000000"/>
+              </w:rPr>
+            </w:pPr>
+            <w:r>
+              <w:rPr>
+                <w:rFonts w:ascii="Arial" w:hAnsi="Arial" w:eastAsia="Arial" w:cs="Arial"/>
+                <w:i w:val="false"/>
+                <w:b w:val="false"/>
+                <w:u w:val="none"/>
+                <w:strike w:val="false"/>
+                <w:sz w:val="21"/>
+                <w:szCs w:val="21"/>
+                <w:color w:val="000000"/>
+              </w:rPr>
+              <w:t xml:space="preserve">58.35</w:t>
+            </w:r>
+          </w:p>
+        </w:tc>
+        <w:tc>
+          <w:tcPr>
+            <w:tcBorders>
+              <w:bottom w:val="single" w:sz="6" w:space="0" w:color="9AA8B8"/>
+              <w:top w:val="single" w:sz="6" w:space="0" w:color="9AA8B8"/>
+              <w:left w:val="none" w:sz="0" w:space="0" w:color="000000"/>
+              <w:right w:val="none" w:sz="0" w:space="0" w:color="000000"/>
+            </w:tcBorders>
+            <w:shd w:val="clear" w:color="auto" w:fill="FFFFFF"/>
+            <w:tcMar>
+              <w:top w:w="0" w:type="dxa"/>
+              <w:bottom w:w="0" w:type="dxa"/>
+              <w:left w:w="0" w:type="dxa"/>
+              <w:right w:w="0" w:type="dxa"/>
+            </w:tcMar>
+            <w:vAlign w:val="center"/>
+          </w:tcPr>
+          <w:p>
+            <w:pPr>
+              <w:jc w:val="left"/>
+              <w:pBdr>
+                <w:bottom w:val="none" w:sz="0" w:space="0" w:color="000000"/>
+                <w:top w:val="none" w:sz="0" w:space="0" w:color="000000"/>
+                <w:left w:val="none" w:sz="0" w:space="0" w:color="000000"/>
+                <w:right w:val="none" w:sz="0" w:space="0" w:color="000000"/>
+              </w:pBdr>
+              <w:spacing w:after="80" w:before="80" w:line="240"/>
+              <w:ind w:left="80" w:right="80" w:firstLine="0" w:firstLineChars="0"/>
+              <w:rPr>
+                <w:rFonts w:ascii="Arial" w:hAnsi="Arial" w:eastAsia="Arial" w:cs="Arial"/>
+                <w:i w:val="false"/>
+                <w:b w:val="false"/>
+                <w:u w:val="none"/>
+                <w:strike w:val="false"/>
+                <w:sz w:val="21"/>
+                <w:szCs w:val="21"/>
+                <w:color w:val="000000"/>
+              </w:rPr>
+            </w:pPr>
+            <w:r>
+              <w:rPr>
+                <w:rFonts w:ascii="Arial" w:hAnsi="Arial" w:eastAsia="Arial" w:cs="Arial"/>
+                <w:i w:val="false"/>
+                <w:b w:val="false"/>
+                <w:u w:val="none"/>
+                <w:strike w:val="false"/>
+                <w:sz w:val="21"/>
+                <w:szCs w:val="21"/>
+                <w:color w:val="000000"/>
+              </w:rPr>
+              <w:t xml:space="preserve">1,120</w:t>
+            </w:r>
+          </w:p>
+        </w:tc>
+      </w:tr>
+      <w:tr>
+        <w:trPr>
+          <w:trHeight w:val="360" w:hRule="auto"/>
+        </w:trPr>
+        body5
+        <w:tc>
+          <w:tcPr>
+            <w:tcBorders>
+              <w:bottom w:val="single" w:sz="6" w:space="0" w:color="9AA8B8"/>
+              <w:top w:val="single" w:sz="6" w:space="0" w:color="9AA8B8"/>
+              <w:left w:val="none" w:sz="0" w:space="0" w:color="000000"/>
+              <w:right w:val="none" w:sz="0" w:space="0" w:color="000000"/>
+            </w:tcBorders>
+            <w:shd w:val="clear" w:color="auto" w:fill="FFFFFF"/>
+            <w:tcMar>
+              <w:top w:w="0" w:type="dxa"/>
+              <w:bottom w:w="0" w:type="dxa"/>
+              <w:left w:w="0" w:type="dxa"/>
+              <w:right w:w="0" w:type="dxa"/>
+            </w:tcMar>
+            <w:vAlign w:val="center"/>
+          </w:tcPr>
+          <w:p>
+            <w:pPr>
+              <w:jc w:val="left"/>
+              <w:pBdr>
+                <w:bottom w:val="none" w:sz="0" w:space="0" w:color="000000"/>
+                <w:top w:val="none" w:sz="0" w:space="0" w:color="000000"/>
+                <w:left w:val="none" w:sz="0" w:space="0" w:color="000000"/>
+                <w:right w:val="none" w:sz="0" w:space="0" w:color="000000"/>
+              </w:pBdr>
+              <w:spacing w:after="80" w:before="80" w:line="240"/>
+              <w:ind w:left="80" w:right="80" w:firstLine="0" w:firstLineChars="0"/>
+              <w:rPr>
+                <w:rFonts w:ascii="Arial" w:hAnsi="Arial" w:eastAsia="Arial" w:cs="Arial"/>
+                <w:i w:val="false"/>
+                <w:b w:val="false"/>
+                <w:u w:val="none"/>
+                <w:strike w:val="false"/>
+                <w:sz w:val="21"/>
+                <w:szCs w:val="21"/>
+                <w:color w:val="000000"/>
+              </w:rPr>
+            </w:pPr>
+            <w:r>
+              <w:rPr>
+                <w:rFonts w:ascii="Arial" w:hAnsi="Arial" w:eastAsia="Arial" w:cs="Arial"/>
+                <w:i w:val="false"/>
+                <w:b w:val="false"/>
+                <w:u w:val="none"/>
+                <w:strike w:val="false"/>
+                <w:sz w:val="21"/>
+                <w:szCs w:val="21"/>
+                <w:color w:val="000000"/>
+              </w:rPr>
+              <w:t xml:space="preserve">57.34</w:t>
+            </w:r>
+          </w:p>
+        </w:tc>
+        <w:tc>
+          <w:tcPr>
+            <w:tcBorders>
+              <w:bottom w:val="single" w:sz="6" w:space="0" w:color="9AA8B8"/>
+              <w:top w:val="single" w:sz="6" w:space="0" w:color="9AA8B8"/>
+              <w:left w:val="none" w:sz="0" w:space="0" w:color="000000"/>
+              <w:right w:val="none" w:sz="0" w:space="0" w:color="000000"/>
+            </w:tcBorders>
+            <w:shd w:val="clear" w:color="auto" w:fill="FFFFFF"/>
+            <w:tcMar>
+              <w:top w:w="0" w:type="dxa"/>
+              <w:bottom w:w="0" w:type="dxa"/>
+              <w:left w:w="0" w:type="dxa"/>
+              <w:right w:w="0" w:type="dxa"/>
+            </w:tcMar>
+            <w:vAlign w:val="center"/>
+          </w:tcPr>
+          <w:p>
+            <w:pPr>
+              <w:jc w:val="left"/>
+              <w:pBdr>
+                <w:bottom w:val="none" w:sz="0" w:space="0" w:color="000000"/>
+                <w:top w:val="none" w:sz="0" w:space="0" w:color="000000"/>
+                <w:left w:val="none" w:sz="0" w:space="0" w:color="000000"/>
+                <w:right w:val="none" w:sz="0" w:space="0" w:color="000000"/>
+              </w:pBdr>
+              <w:spacing w:after="80" w:before="80" w:line="240"/>
+              <w:ind w:left="80" w:right="80" w:firstLine="0" w:firstLineChars="0"/>
+              <w:rPr>
+                <w:rFonts w:ascii="Arial" w:hAnsi="Arial" w:eastAsia="Arial" w:cs="Arial"/>
+                <w:i w:val="false"/>
+                <w:b w:val="false"/>
+                <w:u w:val="none"/>
+                <w:strike w:val="false"/>
+                <w:sz w:val="21"/>
+                <w:szCs w:val="21"/>
+                <w:color w:val="000000"/>
+              </w:rPr>
+            </w:pPr>
+            <w:r>
+              <w:rPr>
+                <w:rFonts w:ascii="Arial" w:hAnsi="Arial" w:eastAsia="Arial" w:cs="Arial"/>
+                <w:i w:val="false"/>
+                <w:b w:val="false"/>
+                <w:u w:val="none"/>
+                <w:strike w:val="false"/>
+                <w:sz w:val="21"/>
+                <w:szCs w:val="21"/>
+                <w:color w:val="000000"/>
+              </w:rPr>
+              <w:t xml:space="preserve">2,960</w:t>
+            </w:r>
+          </w:p>
+        </w:tc>
+        <w:tc>
+          <w:tcPr>
+            <w:tcBorders>
+              <w:bottom w:val="single" w:sz="6" w:space="0" w:color="9AA8B8"/>
+              <w:top w:val="single" w:sz="6" w:space="0" w:color="9AA8B8"/>
+              <w:left w:val="none" w:sz="0" w:space="0" w:color="000000"/>
+              <w:right w:val="none" w:sz="0" w:space="0" w:color="000000"/>
+            </w:tcBorders>
+            <w:shd w:val="clear" w:color="auto" w:fill="FFFFFF"/>
+            <w:tcMar>
+              <w:top w:w="0" w:type="dxa"/>
+              <w:bottom w:w="0" w:type="dxa"/>
+              <w:left w:w="0" w:type="dxa"/>
+              <w:right w:w="0" w:type="dxa"/>
+            </w:tcMar>
+            <w:vAlign w:val="center"/>
+          </w:tcPr>
+          <w:p>
+            <w:pPr>
+              <w:jc w:val="left"/>
+              <w:pBdr>
+                <w:bottom w:val="none" w:sz="0" w:space="0" w:color="000000"/>
+                <w:top w:val="none" w:sz="0" w:space="0" w:color="000000"/>
+                <w:left w:val="none" w:sz="0" w:space="0" w:color="000000"/>
+                <w:right w:val="none" w:sz="0" w:space="0" w:color="000000"/>
+              </w:pBdr>
+              <w:spacing w:after="80" w:before="80" w:line="240"/>
+              <w:ind w:left="80" w:right="80" w:firstLine="0" w:firstLineChars="0"/>
+              <w:rPr>
+                <w:rFonts w:ascii="Arial" w:hAnsi="Arial" w:eastAsia="Arial" w:cs="Arial"/>
+                <w:i w:val="false"/>
+                <w:b w:val="false"/>
+                <w:u w:val="none"/>
+                <w:strike w:val="false"/>
+                <w:sz w:val="21"/>
+                <w:szCs w:val="21"/>
+                <w:color w:val="000000"/>
+              </w:rPr>
+            </w:pPr>
+            <w:r>
+              <w:rPr>
+                <w:rFonts w:ascii="Arial" w:hAnsi="Arial" w:eastAsia="Arial" w:cs="Arial"/>
+                <w:i w:val="false"/>
+                <w:b w:val="false"/>
+                <w:u w:val="none"/>
+                <w:strike w:val="false"/>
+                <w:sz w:val="21"/>
+                <w:szCs w:val="21"/>
+                <w:color w:val="000000"/>
+              </w:rPr>
+              <w:t xml:space="preserve">58.73</w:t>
+            </w:r>
+          </w:p>
+        </w:tc>
+        <w:tc>
+          <w:tcPr>
+            <w:tcBorders>
+              <w:bottom w:val="single" w:sz="6" w:space="0" w:color="9AA8B8"/>
+              <w:top w:val="single" w:sz="6" w:space="0" w:color="9AA8B8"/>
+              <w:left w:val="none" w:sz="0" w:space="0" w:color="000000"/>
+              <w:right w:val="none" w:sz="0" w:space="0" w:color="000000"/>
+            </w:tcBorders>
+            <w:shd w:val="clear" w:color="auto" w:fill="FFFFFF"/>
+            <w:tcMar>
+              <w:top w:w="0" w:type="dxa"/>
+              <w:bottom w:w="0" w:type="dxa"/>
+              <w:left w:w="0" w:type="dxa"/>
+              <w:right w:w="0" w:type="dxa"/>
+            </w:tcMar>
+            <w:vAlign w:val="center"/>
+          </w:tcPr>
+          <w:p>
+            <w:pPr>
+              <w:jc w:val="left"/>
+              <w:pBdr>
+                <w:bottom w:val="none" w:sz="0" w:space="0" w:color="000000"/>
+                <w:top w:val="none" w:sz="0" w:space="0" w:color="000000"/>
+                <w:left w:val="none" w:sz="0" w:space="0" w:color="000000"/>
+                <w:right w:val="none" w:sz="0" w:space="0" w:color="000000"/>
+              </w:pBdr>
+              <w:spacing w:after="80" w:before="80" w:line="240"/>
+              <w:ind w:left="80" w:right="80" w:firstLine="0" w:firstLineChars="0"/>
+              <w:rPr>
+                <w:rFonts w:ascii="Arial" w:hAnsi="Arial" w:eastAsia="Arial" w:cs="Arial"/>
+                <w:i w:val="false"/>
+                <w:b w:val="false"/>
+                <w:u w:val="none"/>
+                <w:strike w:val="false"/>
+                <w:sz w:val="21"/>
+                <w:szCs w:val="21"/>
+                <w:color w:val="000000"/>
+              </w:rPr>
+            </w:pPr>
+            <w:r>
+              <w:rPr>
+                <w:rFonts w:ascii="Arial" w:hAnsi="Arial" w:eastAsia="Arial" w:cs="Arial"/>
+                <w:i w:val="false"/>
+                <w:b w:val="false"/>
+                <w:u w:val="none"/>
+                <w:strike w:val="false"/>
+                <w:sz w:val="21"/>
+                <w:szCs w:val="21"/>
+                <w:color w:val="000000"/>
+              </w:rPr>
+              <w:t xml:space="preserve">1,080</w:t>
+            </w:r>
+          </w:p>
+        </w:tc>
+      </w:tr>
+      <w:tr>
+        <w:trPr>
+          <w:trHeight w:val="360" w:hRule="auto"/>
+        </w:trPr>
+        body6
+        <w:tc>
+          <w:tcPr>
+            <w:tcBorders>
+              <w:bottom w:val="single" w:sz="6" w:space="0" w:color="9AA8B8"/>
+              <w:top w:val="single" w:sz="6" w:space="0" w:color="9AA8B8"/>
+              <w:left w:val="none" w:sz="0" w:space="0" w:color="000000"/>
+              <w:right w:val="none" w:sz="0" w:space="0" w:color="000000"/>
+            </w:tcBorders>
+            <w:shd w:val="clear" w:color="auto" w:fill="FFFFFF"/>
+            <w:tcMar>
+              <w:top w:w="0" w:type="dxa"/>
+              <w:bottom w:w="0" w:type="dxa"/>
+              <w:left w:w="0" w:type="dxa"/>
+              <w:right w:w="0" w:type="dxa"/>
+            </w:tcMar>
+            <w:vAlign w:val="center"/>
+          </w:tcPr>
+          <w:p>
+            <w:pPr>
+              <w:jc w:val="left"/>
+              <w:pBdr>
+                <w:bottom w:val="none" w:sz="0" w:space="0" w:color="000000"/>
+                <w:top w:val="none" w:sz="0" w:space="0" w:color="000000"/>
+                <w:left w:val="none" w:sz="0" w:space="0" w:color="000000"/>
+                <w:right w:val="none" w:sz="0" w:space="0" w:color="000000"/>
+              </w:pBdr>
+              <w:spacing w:after="80" w:before="80" w:line="240"/>
+              <w:ind w:left="80" w:right="80" w:firstLine="0" w:firstLineChars="0"/>
+              <w:rPr>
+                <w:rFonts w:ascii="Arial" w:hAnsi="Arial" w:eastAsia="Arial" w:cs="Arial"/>
+                <w:i w:val="false"/>
+                <w:b w:val="false"/>
+                <w:u w:val="none"/>
+                <w:strike w:val="false"/>
+                <w:sz w:val="21"/>
+                <w:szCs w:val="21"/>
+                <w:color w:val="000000"/>
+              </w:rPr>
+            </w:pPr>
+            <w:r>
+              <w:rPr>
+                <w:rFonts w:ascii="Arial" w:hAnsi="Arial" w:eastAsia="Arial" w:cs="Arial"/>
+                <w:i w:val="false"/>
+                <w:b w:val="false"/>
+                <w:u w:val="none"/>
+                <w:strike w:val="false"/>
+                <w:sz w:val="21"/>
+                <w:szCs w:val="21"/>
+                <w:color w:val="000000"/>
+              </w:rPr>
+              <w:t xml:space="preserve">57.42</w:t>
+            </w:r>
+          </w:p>
+        </w:tc>
+        <w:tc>
+          <w:tcPr>
+            <w:tcBorders>
+              <w:bottom w:val="single" w:sz="6" w:space="0" w:color="9AA8B8"/>
+              <w:top w:val="single" w:sz="6" w:space="0" w:color="9AA8B8"/>
+              <w:left w:val="none" w:sz="0" w:space="0" w:color="000000"/>
+              <w:right w:val="none" w:sz="0" w:space="0" w:color="000000"/>
+            </w:tcBorders>
+            <w:shd w:val="clear" w:color="auto" w:fill="FFFFFF"/>
+            <w:tcMar>
+              <w:top w:w="0" w:type="dxa"/>
+              <w:bottom w:w="0" w:type="dxa"/>
+              <w:left w:w="0" w:type="dxa"/>
+              <w:right w:w="0" w:type="dxa"/>
+            </w:tcMar>
+            <w:vAlign w:val="center"/>
+          </w:tcPr>
+          <w:p>
+            <w:pPr>
+              <w:jc w:val="left"/>
+              <w:pBdr>
+                <w:bottom w:val="none" w:sz="0" w:space="0" w:color="000000"/>
+                <w:top w:val="none" w:sz="0" w:space="0" w:color="000000"/>
+                <w:left w:val="none" w:sz="0" w:space="0" w:color="000000"/>
+                <w:right w:val="none" w:sz="0" w:space="0" w:color="000000"/>
+              </w:pBdr>
+              <w:spacing w:after="80" w:before="80" w:line="240"/>
+              <w:ind w:left="80" w:right="80" w:firstLine="0" w:firstLineChars="0"/>
+              <w:rPr>
+                <w:rFonts w:ascii="Arial" w:hAnsi="Arial" w:eastAsia="Arial" w:cs="Arial"/>
+                <w:i w:val="false"/>
+                <w:b w:val="false"/>
+                <w:u w:val="none"/>
+                <w:strike w:val="false"/>
+                <w:sz w:val="21"/>
+                <w:szCs w:val="21"/>
+                <w:color w:val="000000"/>
+              </w:rPr>
+            </w:pPr>
+            <w:r>
+              <w:rPr>
+                <w:rFonts w:ascii="Arial" w:hAnsi="Arial" w:eastAsia="Arial" w:cs="Arial"/>
+                <w:i w:val="false"/>
+                <w:b w:val="false"/>
+                <w:u w:val="none"/>
+                <w:strike w:val="false"/>
+                <w:sz w:val="21"/>
+                <w:szCs w:val="21"/>
+                <w:color w:val="000000"/>
+              </w:rPr>
+              <w:t xml:space="preserve">360</w:t>
+            </w:r>
+          </w:p>
+        </w:tc>
+        <w:tc>
+          <w:tcPr>
+            <w:tcBorders>
+              <w:bottom w:val="single" w:sz="6" w:space="0" w:color="9AA8B8"/>
+              <w:top w:val="single" w:sz="6" w:space="0" w:color="9AA8B8"/>
+              <w:left w:val="none" w:sz="0" w:space="0" w:color="000000"/>
+              <w:right w:val="none" w:sz="0" w:space="0" w:color="000000"/>
+            </w:tcBorders>
+            <w:shd w:val="clear" w:color="auto" w:fill="FFFFFF"/>
+            <w:tcMar>
+              <w:top w:w="0" w:type="dxa"/>
+              <w:bottom w:w="0" w:type="dxa"/>
+              <w:left w:w="0" w:type="dxa"/>
+              <w:right w:w="0" w:type="dxa"/>
+            </w:tcMar>
+            <w:vAlign w:val="center"/>
+          </w:tcPr>
+          <w:p>
+            <w:pPr>
+              <w:jc w:val="left"/>
+              <w:pBdr>
+                <w:bottom w:val="none" w:sz="0" w:space="0" w:color="000000"/>
+                <w:top w:val="none" w:sz="0" w:space="0" w:color="000000"/>
+                <w:left w:val="none" w:sz="0" w:space="0" w:color="000000"/>
+                <w:right w:val="none" w:sz="0" w:space="0" w:color="000000"/>
+              </w:pBdr>
+              <w:spacing w:after="80" w:before="80" w:line="240"/>
+              <w:ind w:left="80" w:right="80" w:firstLine="0" w:firstLineChars="0"/>
+              <w:rPr>
+                <w:rFonts w:ascii="Arial" w:hAnsi="Arial" w:eastAsia="Arial" w:cs="Arial"/>
+                <w:i w:val="false"/>
+                <w:b w:val="false"/>
+                <w:u w:val="none"/>
+                <w:strike w:val="false"/>
+                <w:sz w:val="21"/>
+                <w:szCs w:val="21"/>
+                <w:color w:val="000000"/>
+              </w:rPr>
+            </w:pPr>
+            <w:r>
+              <w:rPr>
+                <w:rFonts w:ascii="Arial" w:hAnsi="Arial" w:eastAsia="Arial" w:cs="Arial"/>
+                <w:i w:val="false"/>
+                <w:b w:val="false"/>
+                <w:u w:val="none"/>
+                <w:strike w:val="false"/>
+                <w:sz w:val="21"/>
+                <w:szCs w:val="21"/>
+                <w:color w:val="000000"/>
+              </w:rPr>
+              <w:t xml:space="preserve">58.96</w:t>
+            </w:r>
+          </w:p>
+        </w:tc>
+        <w:tc>
+          <w:tcPr>
+            <w:tcBorders>
+              <w:bottom w:val="single" w:sz="6" w:space="0" w:color="9AA8B8"/>
+              <w:top w:val="single" w:sz="6" w:space="0" w:color="9AA8B8"/>
+              <w:left w:val="none" w:sz="0" w:space="0" w:color="000000"/>
+              <w:right w:val="none" w:sz="0" w:space="0" w:color="000000"/>
+            </w:tcBorders>
+            <w:shd w:val="clear" w:color="auto" w:fill="FFFFFF"/>
+            <w:tcMar>
+              <w:top w:w="0" w:type="dxa"/>
+              <w:bottom w:w="0" w:type="dxa"/>
+              <w:left w:w="0" w:type="dxa"/>
+              <w:right w:w="0" w:type="dxa"/>
+            </w:tcMar>
+            <w:vAlign w:val="center"/>
+          </w:tcPr>
+          <w:p>
+            <w:pPr>
+              <w:jc w:val="left"/>
+              <w:pBdr>
+                <w:bottom w:val="none" w:sz="0" w:space="0" w:color="000000"/>
+                <w:top w:val="none" w:sz="0" w:space="0" w:color="000000"/>
+                <w:left w:val="none" w:sz="0" w:space="0" w:color="000000"/>
+                <w:right w:val="none" w:sz="0" w:space="0" w:color="000000"/>
+              </w:pBdr>
+              <w:spacing w:after="80" w:before="80" w:line="240"/>
+              <w:ind w:left="80" w:right="80" w:firstLine="0" w:firstLineChars="0"/>
+              <w:rPr>
+                <w:rFonts w:ascii="Arial" w:hAnsi="Arial" w:eastAsia="Arial" w:cs="Arial"/>
+                <w:i w:val="false"/>
+                <w:b w:val="false"/>
+                <w:u w:val="none"/>
+                <w:strike w:val="false"/>
+                <w:sz w:val="21"/>
+                <w:szCs w:val="21"/>
+                <w:color w:val="000000"/>
+              </w:rPr>
+            </w:pPr>
+            <w:r>
+              <w:rPr>
+                <w:rFonts w:ascii="Arial" w:hAnsi="Arial" w:eastAsia="Arial" w:cs="Arial"/>
+                <w:i w:val="false"/>
+                <w:b w:val="false"/>
+                <w:u w:val="none"/>
+                <w:strike w:val="false"/>
+                <w:sz w:val="21"/>
+                <w:szCs w:val="21"/>
+                <w:color w:val="000000"/>
+              </w:rPr>
+              <w:t xml:space="preserve">1,790</w:t>
+            </w:r>
+          </w:p>
+        </w:tc>
+      </w:tr>
+    </w:tbl>
+    <w:p>
+      <w:pPr>
+        <w:pStyle w:val="Normal"/>
+        <w:jc w:val="left"/>
+        <w:pBdr>
+          <w:bottom w:val="none" w:sz="0" w:space="0" w:color="000000"/>
+          <w:top w:val="none" w:sz="0" w:space="0" w:color="000000"/>
+          <w:left w:val="none" w:sz="0" w:space="0" w:color="000000"/>
+          <w:right w:val="none" w:sz="0" w:space="0" w:color="000000"/>
+        </w:pBdr>
+        <w:spacing w:after="60" w:before="0" w:line="240"/>
+        <w:ind w:left="0" w:right="0" w:firstLine="0" w:firstLineChars="0"/>
+      </w:pPr>
+      <w:r>
+        <w:rPr>
+          <w:rFonts w:ascii="Arial" w:hAnsi="Arial" w:eastAsia="Arial" w:cs="Arial"/>
+          <w:i w:val="false"/>
+          <w:b w:val="true"/>
+          <w:u w:val="none"/>
+          <w:strike w:val="false"/>
+          <w:sz w:val="26"/>
+          <w:szCs w:val="26"/>
+          <w:color w:val="215A9E"/>
+        </w:rPr>
+        <w:t xml:space="preserve">Work it out</w:t>
+      </w:r>
+    </w:p>
+    <w:p>
+      <w:pPr>
+        <w:pStyle w:val="Normal"/>
+        <w:jc w:val="left"/>
+        <w:pBdr>
+          <w:bottom w:val="none" w:sz="0" w:space="0" w:color="000000"/>
+          <w:top w:val="none" w:sz="0" w:space="0" w:color="000000"/>
+          <w:left w:val="none" w:sz="0" w:space="0" w:color="000000"/>
+          <w:right w:val="none" w:sz="0" w:space="0" w:color="000000"/>
+        </w:pBdr>
+        <w:spacing w:after="80" w:before="0" w:line="240"/>
+        <w:ind w:left="0" w:right="0" w:firstLine="0" w:firstLineChars="0"/>
+      </w:pPr>
+      <w:r>
+        <w:rPr>
+          <w:rFonts w:ascii="Arial" w:hAnsi="Arial" w:eastAsia="Arial" w:cs="Arial"/>
+          <w:i w:val="false"/>
+          <w:b w:val="false"/>
+          <w:u w:val="none"/>
+          <w:strike w:val="false"/>
+          <w:sz w:val="22"/>
+          <w:szCs w:val="22"/>
+          <w:color w:val="000000"/>
+        </w:rPr>
+        <w:t xml:space="preserve">Average cost just below the line:  ________      Average cost just above:  ________</w:t>
+      </w:r>
+    </w:p>
+    <w:p>
+      <w:pPr>
+        <w:pStyle w:val="Normal"/>
+        <w:jc w:val="left"/>
+        <w:pBdr>
+          <w:bottom w:val="none" w:sz="0" w:space="0" w:color="000000"/>
+          <w:top w:val="none" w:sz="0" w:space="0" w:color="000000"/>
+          <w:left w:val="none" w:sz="0" w:space="0" w:color="000000"/>
+          <w:right w:val="none" w:sz="0" w:space="0" w:color="000000"/>
+        </w:pBdr>
+        <w:spacing w:after="80" w:before="0" w:line="240"/>
+        <w:ind w:left="0" w:right="0" w:firstLine="0" w:firstLineChars="0"/>
+      </w:pPr>
+      <w:r>
+        <w:rPr>
+          <w:rFonts w:ascii="Arial" w:hAnsi="Arial" w:eastAsia="Arial" w:cs="Arial"/>
+          <w:i w:val="false"/>
+          <w:b w:val="false"/>
+          <w:u w:val="none"/>
+          <w:strike w:val="false"/>
+          <w:sz w:val="22"/>
+          <w:szCs w:val="22"/>
+          <w:color w:val="000000"/>
+        </w:rPr>
+        <w:t xml:space="preserve">The jump (below minus above):  ________ AED.   Write it on the flipchart when the trainer asks.</w:t>
+      </w:r>
+    </w:p>
+    <w:p>
+      <w:pPr>
+        <w:pStyle w:val="Normal"/>
+        <w:jc w:val="left"/>
+        <w:pBdr>
+          <w:bottom w:val="none" w:sz="0" w:space="0" w:color="000000"/>
+          <w:top w:val="none" w:sz="0" w:space="0" w:color="000000"/>
+          <w:left w:val="none" w:sz="0" w:space="0" w:color="000000"/>
+          <w:right w:val="none" w:sz="0" w:space="0" w:color="000000"/>
+        </w:pBdr>
+        <w:spacing w:after="80" w:before="0" w:line="240"/>
+        <w:ind w:left="0" w:right="0" w:firstLine="0" w:firstLineChars="0"/>
+      </w:pPr>
+      <w:r>
+        <w:rPr>
+          <w:rFonts w:ascii="Arial" w:hAnsi="Arial" w:eastAsia="Arial" w:cs="Arial"/>
+          <w:i w:val="false"/>
+          <w:b w:val="false"/>
+          <w:u w:val="none"/>
+          <w:strike w:val="false"/>
+          <w:sz w:val="22"/>
+          <w:szCs w:val="22"/>
+          <w:color w:val="000000"/>
+        </w:rPr>
+        <w:t xml:space="preserve">Your neighbours had different businesses. Why do the jumps differ, and what would you need to trust one number?</w:t>
+      </w:r>
+    </w:p>
+    <w:p>
+      <w:pPr>
+        <w:pStyle w:val="Normal"/>
+        <w:jc w:val="left"/>
+        <w:pBdr>
+          <w:bottom w:val="none" w:sz="0" w:space="0" w:color="000000"/>
+          <w:top w:val="none" w:sz="0" w:space="0" w:color="000000"/>
+          <w:left w:val="none" w:sz="0" w:space="0" w:color="000000"/>
+          <w:right w:val="none" w:sz="0" w:space="0" w:color="000000"/>
+        </w:pBdr>
+        <w:spacing w:after="120" w:before="0" w:line="240"/>
+        <w:ind w:left="0" w:right="0" w:firstLine="0" w:firstLineChars="0"/>
+      </w:pPr>
+      <w:r>
+        <w:rPr>
+          <w:rFonts w:ascii="Arial" w:hAnsi="Arial" w:eastAsia="Arial" w:cs="Arial"/>
+          <w:i w:val="false"/>
+          <w:b w:val="false"/>
+          <w:u w:val="none"/>
+          <w:strike w:val="false"/>
+          <w:sz w:val="22"/>
+          <w:szCs w:val="22"/>
+          <w:color w:val="B5BEC9"/>
+        </w:rPr>
+        <w:t xml:space="preserve">____________________________________________________________________________</w:t>
+      </w:r>
+    </w:p>
+    <w:p>
+      <w:pPr>
+        <w:pStyle w:val="Normal"/>
+        <w:jc w:val="left"/>
+        <w:pBdr>
+          <w:bottom w:val="none" w:sz="0" w:space="0" w:color="000000"/>
+          <w:top w:val="none" w:sz="0" w:space="0" w:color="000000"/>
+          <w:left w:val="none" w:sz="0" w:space="0" w:color="000000"/>
+          <w:right w:val="none" w:sz="0" w:space="0" w:color="000000"/>
+        </w:pBdr>
+        <w:spacing w:after="120" w:before="0" w:line="240"/>
+        <w:ind w:left="0" w:right="0" w:firstLine="0" w:firstLineChars="0"/>
+      </w:pPr>
+      <w:r>
+        <w:rPr>
+          <w:rFonts w:ascii="Arial" w:hAnsi="Arial" w:eastAsia="Arial" w:cs="Arial"/>
+          <w:i w:val="false"/>
+          <w:b w:val="false"/>
+          <w:u w:val="none"/>
+          <w:strike w:val="false"/>
+          <w:sz w:val="22"/>
+          <w:szCs w:val="22"/>
+          <w:color w:val="B5BEC9"/>
+        </w:rPr>
+        <w:t xml:space="preserve">____________________________________________________________________________</w:t>
+      </w:r>
+    </w:p>
+    <w:p>
+      <w:pPr/>
+      <w:r>
+        <w:br w:type="page"/>
+      </w:r>
+    </w:p>
+    <w:p>
+      <w:pPr>
+        <w:pStyle w:val="Normal"/>
+        <w:jc w:val="left"/>
+        <w:pBdr>
+          <w:bottom w:val="none" w:sz="0" w:space="0" w:color="000000"/>
+          <w:top w:val="none" w:sz="0" w:space="0" w:color="000000"/>
+          <w:left w:val="none" w:sz="0" w:space="0" w:color="000000"/>
+          <w:right w:val="none" w:sz="0" w:space="0" w:color="000000"/>
+        </w:pBdr>
+        <w:spacing w:after="0" w:before="0" w:line="240"/>
+        <w:ind w:left="0" w:right="0" w:firstLine="0" w:firstLineChars="0"/>
+      </w:pPr>
+      <w:r>
+        <w:rPr>
+          <w:rFonts w:ascii="Arial" w:hAnsi="Arial" w:eastAsia="Arial" w:cs="Arial"/>
+          <w:i w:val="false"/>
+          <w:b w:val="false"/>
+          <w:u w:val="none"/>
+          <w:strike w:val="false"/>
+          <w:sz w:val="18"/>
+          <w:szCs w:val="18"/>
+          <w:color w:val="545860"/>
+        </w:rPr>
+        <w:t xml:space="preserve">Module 2 · Day 2, Session 2 · Reading RDD Results</w:t>
+      </w:r>
+    </w:p>
+    <w:p>
+      <w:pPr>
+        <w:pStyle w:val="Normal"/>
+        <w:jc w:val="left"/>
+        <w:pBdr>
+          <w:bottom w:val="none" w:sz="0" w:space="0" w:color="000000"/>
+          <w:top w:val="none" w:sz="0" w:space="0" w:color="000000"/>
+          <w:left w:val="none" w:sz="0" w:space="0" w:color="000000"/>
+          <w:right w:val="none" w:sz="0" w:space="0" w:color="000000"/>
+        </w:pBdr>
+        <w:spacing w:after="40" w:before="0" w:line="240"/>
+        <w:ind w:left="0" w:right="0" w:firstLine="0" w:firstLineChars="0"/>
+      </w:pPr>
+      <w:r>
+        <w:rPr>
+          <w:rFonts w:ascii="Arial" w:hAnsi="Arial" w:eastAsia="Arial" w:cs="Arial"/>
+          <w:i w:val="false"/>
+          <w:b w:val="true"/>
+          <w:u w:val="none"/>
+          <w:strike w:val="false"/>
+          <w:sz w:val="36"/>
+          <w:szCs w:val="36"/>
+          <w:color w:val="063360"/>
+        </w:rPr>
+        <w:t xml:space="preserve">By hand: the jump at the line (card C)</w:t>
+      </w:r>
+    </w:p>
+    <w:p>
+      <w:pPr>
+        <w:pStyle w:val="Normal"/>
+        <w:jc w:val="left"/>
+        <w:pBdr>
+          <w:bottom w:val="none" w:sz="0" w:space="0" w:color="000000"/>
+          <w:top w:val="none" w:sz="0" w:space="0" w:color="000000"/>
+          <w:left w:val="none" w:sz="0" w:space="0" w:color="000000"/>
+          <w:right w:val="none" w:sz="0" w:space="0" w:color="000000"/>
+        </w:pBdr>
+        <w:spacing w:after="160" w:before="0" w:line="240"/>
+        <w:ind w:left="0" w:right="0" w:firstLine="0" w:firstLineChars="0"/>
+      </w:pPr>
+      <w:r>
+        <w:rPr>
+          <w:rFonts w:ascii="Arial" w:hAnsi="Arial" w:eastAsia="Arial" w:cs="Arial"/>
+          <w:i w:val="true"/>
+          <w:b w:val="false"/>
+          <w:u w:val="none"/>
+          <w:strike w:val="false"/>
+          <w:sz w:val="18"/>
+          <w:szCs w:val="18"/>
+          <w:color w:val="215A9E"/>
+        </w:rPr>
+        <w:t xml:space="preserve">Print: four different cards (A-D); give each pair one card, so neighbours hold different cards</w:t>
+      </w:r>
+    </w:p>
+    <w:p>
+      <w:pPr>
+        <w:pStyle w:val="Normal"/>
+        <w:jc w:val="left"/>
+        <w:pBdr>
+          <w:bottom w:val="none" w:sz="0" w:space="0" w:color="000000"/>
+          <w:top w:val="none" w:sz="0" w:space="0" w:color="000000"/>
+          <w:left w:val="none" w:sz="0" w:space="0" w:color="000000"/>
+          <w:right w:val="none" w:sz="0" w:space="0" w:color="000000"/>
+        </w:pBdr>
+        <w:spacing w:after="80" w:before="0" w:line="240"/>
+        <w:ind w:left="0" w:right="0" w:firstLine="0" w:firstLineChars="0"/>
+      </w:pPr>
+      <w:r>
+        <w:rPr>
+          <w:rFonts w:ascii="Arial" w:hAnsi="Arial" w:eastAsia="Arial" w:cs="Arial"/>
+          <w:i w:val="false"/>
+          <w:b w:val="false"/>
+          <w:u w:val="none"/>
+          <w:strike w:val="false"/>
+          <w:sz w:val="22"/>
+          <w:szCs w:val="22"/>
+          <w:color w:val="000000"/>
+        </w:rPr>
+        <w:t xml:space="preserve">Twelve GreenWaste businesses in the offered neighbourhoods, all within one index point of the cut-off at 58. Businesses at 58 or below got the programme. Costs are rounded to the nearest 10 AED.</w:t>
+      </w:r>
+    </w:p>
+    <w:tbl xmlns:a="http://schemas.openxmlformats.org/drawingml/2006/main" xmlns:pic="http://schemas.openxmlformats.org/drawingml/2006/picture">
+      <w:tblPr>
+        <w:tblLayout w:type="fixed"/>
+        <w:jc w:val="center"/>
+        <w:tblLook w:firstRow="1" w:lastRow="0" w:firstColumn="0" w:lastColumn="0" w:noHBand="0" w:noVBand="1"/>
+      </w:tblPr>
+      <w:tblGrid>
+        <w:gridCol w:w="2592"/>
+        <w:gridCol w:w="1872"/>
+        <w:gridCol w:w="2736"/>
+        <w:gridCol w:w="1872"/>
+      </w:tblGrid>
+      <w:tr>
+        <w:trPr>
+          <w:trHeight w:val="360" w:hRule="auto"/>
+          <w:tblHeader/>
+        </w:trPr>
+        header1
+        <w:tc>
+          <w:tcPr>
+            <w:tcBorders>
+              <w:bottom w:val="single" w:sz="8" w:space="0" w:color="063360"/>
+              <w:top w:val="single" w:sz="12" w:space="0" w:color="063360"/>
+              <w:left w:val="none" w:sz="0" w:space="0" w:color="000000"/>
+              <w:right w:val="none" w:sz="0" w:space="0" w:color="000000"/>
+            </w:tcBorders>
+            <w:shd w:val="clear" w:color="auto" w:fill="FFFFFF"/>
+            <w:tcMar>
+              <w:top w:w="0" w:type="dxa"/>
+              <w:bottom w:w="0" w:type="dxa"/>
+              <w:left w:w="0" w:type="dxa"/>
+              <w:right w:w="0" w:type="dxa"/>
+            </w:tcMar>
+            <w:vAlign w:val="center"/>
+          </w:tcPr>
+          <w:p>
+            <w:pPr>
+              <w:jc w:val="left"/>
+              <w:pBdr>
+                <w:bottom w:val="none" w:sz="0" w:space="0" w:color="000000"/>
+                <w:top w:val="none" w:sz="0" w:space="0" w:color="000000"/>
+                <w:left w:val="none" w:sz="0" w:space="0" w:color="000000"/>
+                <w:right w:val="none" w:sz="0" w:space="0" w:color="000000"/>
+              </w:pBdr>
+              <w:spacing w:after="80" w:before="80" w:line="240"/>
+              <w:ind w:left="80" w:right="80" w:firstLine="0" w:firstLineChars="0"/>
+              <w:rPr>
+                <w:rFonts w:ascii="Arial" w:hAnsi="Arial" w:eastAsia="Arial" w:cs="Arial"/>
+                <w:i w:val="false"/>
+                <w:b w:val="true"/>
+                <w:u w:val="none"/>
+                <w:strike w:val="false"/>
+                <w:sz w:val="21"/>
+                <w:szCs w:val="21"/>
+                <w:color w:val="063360"/>
+              </w:rPr>
+            </w:pPr>
+            <w:r>
+              <w:rPr>
+                <w:rFonts w:ascii="Arial" w:hAnsi="Arial" w:eastAsia="Arial" w:cs="Arial"/>
+                <w:i w:val="false"/>
+                <w:b w:val="true"/>
+                <w:u w:val="none"/>
+                <w:strike w:val="false"/>
+                <w:sz w:val="21"/>
+                <w:szCs w:val="21"/>
+                <w:color w:val="063360"/>
+              </w:rPr>
+              <w:t xml:space="preserve">Just below 58 (offered): index</w:t>
+            </w:r>
+          </w:p>
+        </w:tc>
+        <w:tc>
+          <w:tcPr>
+            <w:tcBorders>
+              <w:bottom w:val="single" w:sz="8" w:space="0" w:color="063360"/>
+              <w:top w:val="single" w:sz="12" w:space="0" w:color="063360"/>
+              <w:left w:val="none" w:sz="0" w:space="0" w:color="000000"/>
+              <w:right w:val="none" w:sz="0" w:space="0" w:color="000000"/>
+            </w:tcBorders>
+            <w:shd w:val="clear" w:color="auto" w:fill="FFFFFF"/>
+            <w:tcMar>
+              <w:top w:w="0" w:type="dxa"/>
+              <w:bottom w:w="0" w:type="dxa"/>
+              <w:left w:w="0" w:type="dxa"/>
+              <w:right w:w="0" w:type="dxa"/>
+            </w:tcMar>
+            <w:vAlign w:val="center"/>
+          </w:tcPr>
+          <w:p>
+            <w:pPr>
+              <w:jc w:val="left"/>
+              <w:pBdr>
+                <w:bottom w:val="none" w:sz="0" w:space="0" w:color="000000"/>
+                <w:top w:val="none" w:sz="0" w:space="0" w:color="000000"/>
+                <w:left w:val="none" w:sz="0" w:space="0" w:color="000000"/>
+                <w:right w:val="none" w:sz="0" w:space="0" w:color="000000"/>
+              </w:pBdr>
+              <w:spacing w:after="80" w:before="80" w:line="240"/>
+              <w:ind w:left="80" w:right="80" w:firstLine="0" w:firstLineChars="0"/>
+              <w:rPr>
+                <w:rFonts w:ascii="Arial" w:hAnsi="Arial" w:eastAsia="Arial" w:cs="Arial"/>
+                <w:i w:val="false"/>
+                <w:b w:val="true"/>
+                <w:u w:val="none"/>
+                <w:strike w:val="false"/>
+                <w:sz w:val="21"/>
+                <w:szCs w:val="21"/>
+                <w:color w:val="063360"/>
+              </w:rPr>
+            </w:pPr>
+            <w:r>
+              <w:rPr>
+                <w:rFonts w:ascii="Arial" w:hAnsi="Arial" w:eastAsia="Arial" w:cs="Arial"/>
+                <w:i w:val="false"/>
+                <w:b w:val="true"/>
+                <w:u w:val="none"/>
+                <w:strike w:val="false"/>
+                <w:sz w:val="21"/>
+                <w:szCs w:val="21"/>
+                <w:color w:val="063360"/>
+              </w:rPr>
+              <w:t xml:space="preserve">Waste cost (AED)</w:t>
+            </w:r>
+          </w:p>
+        </w:tc>
+        <w:tc>
+          <w:tcPr>
+            <w:tcBorders>
+              <w:bottom w:val="single" w:sz="8" w:space="0" w:color="063360"/>
+              <w:top w:val="single" w:sz="12" w:space="0" w:color="063360"/>
+              <w:left w:val="none" w:sz="0" w:space="0" w:color="000000"/>
+              <w:right w:val="none" w:sz="0" w:space="0" w:color="000000"/>
+            </w:tcBorders>
+            <w:shd w:val="clear" w:color="auto" w:fill="FFFFFF"/>
+            <w:tcMar>
+              <w:top w:w="0" w:type="dxa"/>
+              <w:bottom w:w="0" w:type="dxa"/>
+              <w:left w:w="0" w:type="dxa"/>
+              <w:right w:w="0" w:type="dxa"/>
+            </w:tcMar>
+            <w:vAlign w:val="center"/>
+          </w:tcPr>
+          <w:p>
+            <w:pPr>
+              <w:jc w:val="left"/>
+              <w:pBdr>
+                <w:bottom w:val="none" w:sz="0" w:space="0" w:color="000000"/>
+                <w:top w:val="none" w:sz="0" w:space="0" w:color="000000"/>
+                <w:left w:val="none" w:sz="0" w:space="0" w:color="000000"/>
+                <w:right w:val="none" w:sz="0" w:space="0" w:color="000000"/>
+              </w:pBdr>
+              <w:spacing w:after="80" w:before="80" w:line="240"/>
+              <w:ind w:left="80" w:right="80" w:firstLine="0" w:firstLineChars="0"/>
+              <w:rPr>
+                <w:rFonts w:ascii="Arial" w:hAnsi="Arial" w:eastAsia="Arial" w:cs="Arial"/>
+                <w:i w:val="false"/>
+                <w:b w:val="true"/>
+                <w:u w:val="none"/>
+                <w:strike w:val="false"/>
+                <w:sz w:val="21"/>
+                <w:szCs w:val="21"/>
+                <w:color w:val="063360"/>
+              </w:rPr>
+            </w:pPr>
+            <w:r>
+              <w:rPr>
+                <w:rFonts w:ascii="Arial" w:hAnsi="Arial" w:eastAsia="Arial" w:cs="Arial"/>
+                <w:i w:val="false"/>
+                <w:b w:val="true"/>
+                <w:u w:val="none"/>
+                <w:strike w:val="false"/>
+                <w:sz w:val="21"/>
+                <w:szCs w:val="21"/>
+                <w:color w:val="063360"/>
+              </w:rPr>
+              <w:t xml:space="preserve">Just above 58 (not offered): index</w:t>
+            </w:r>
+          </w:p>
+        </w:tc>
+        <w:tc>
+          <w:tcPr>
+            <w:tcBorders>
+              <w:bottom w:val="single" w:sz="8" w:space="0" w:color="063360"/>
+              <w:top w:val="single" w:sz="12" w:space="0" w:color="063360"/>
+              <w:left w:val="none" w:sz="0" w:space="0" w:color="000000"/>
+              <w:right w:val="none" w:sz="0" w:space="0" w:color="000000"/>
+            </w:tcBorders>
+            <w:shd w:val="clear" w:color="auto" w:fill="FFFFFF"/>
+            <w:tcMar>
+              <w:top w:w="0" w:type="dxa"/>
+              <w:bottom w:w="0" w:type="dxa"/>
+              <w:left w:w="0" w:type="dxa"/>
+              <w:right w:w="0" w:type="dxa"/>
+            </w:tcMar>
+            <w:vAlign w:val="center"/>
+          </w:tcPr>
+          <w:p>
+            <w:pPr>
+              <w:jc w:val="left"/>
+              <w:pBdr>
+                <w:bottom w:val="none" w:sz="0" w:space="0" w:color="000000"/>
+                <w:top w:val="none" w:sz="0" w:space="0" w:color="000000"/>
+                <w:left w:val="none" w:sz="0" w:space="0" w:color="000000"/>
+                <w:right w:val="none" w:sz="0" w:space="0" w:color="000000"/>
+              </w:pBdr>
+              <w:spacing w:after="80" w:before="80" w:line="240"/>
+              <w:ind w:left="80" w:right="80" w:firstLine="0" w:firstLineChars="0"/>
+              <w:rPr>
+                <w:rFonts w:ascii="Arial" w:hAnsi="Arial" w:eastAsia="Arial" w:cs="Arial"/>
+                <w:i w:val="false"/>
+                <w:b w:val="true"/>
+                <w:u w:val="none"/>
+                <w:strike w:val="false"/>
+                <w:sz w:val="21"/>
+                <w:szCs w:val="21"/>
+                <w:color w:val="063360"/>
+              </w:rPr>
+            </w:pPr>
+            <w:r>
+              <w:rPr>
+                <w:rFonts w:ascii="Arial" w:hAnsi="Arial" w:eastAsia="Arial" w:cs="Arial"/>
+                <w:i w:val="false"/>
+                <w:b w:val="true"/>
+                <w:u w:val="none"/>
+                <w:strike w:val="false"/>
+                <w:sz w:val="21"/>
+                <w:szCs w:val="21"/>
+                <w:color w:val="063360"/>
+              </w:rPr>
+              <w:t xml:space="preserve">Waste cost (AED) </w:t>
+            </w:r>
+          </w:p>
+        </w:tc>
+      </w:tr>
+      <w:tr>
+        <w:trPr>
+          <w:trHeight w:val="360" w:hRule="auto"/>
+        </w:trPr>
+        body1
+        <w:tc>
+          <w:tcPr>
+            <w:tcBorders>
+              <w:bottom w:val="single" w:sz="6" w:space="0" w:color="9AA8B8"/>
+              <w:top w:val="single" w:sz="8" w:space="0" w:color="063360"/>
+              <w:left w:val="none" w:sz="0" w:space="0" w:color="000000"/>
+              <w:right w:val="none" w:sz="0" w:space="0" w:color="000000"/>
+            </w:tcBorders>
+            <w:shd w:val="clear" w:color="auto" w:fill="FFFFFF"/>
+            <w:tcMar>
+              <w:top w:w="0" w:type="dxa"/>
+              <w:bottom w:w="0" w:type="dxa"/>
+              <w:left w:w="0" w:type="dxa"/>
+              <w:right w:w="0" w:type="dxa"/>
+            </w:tcMar>
+            <w:vAlign w:val="center"/>
+          </w:tcPr>
+          <w:p>
+            <w:pPr>
+              <w:jc w:val="left"/>
+              <w:pBdr>
+                <w:bottom w:val="none" w:sz="0" w:space="0" w:color="000000"/>
+                <w:top w:val="none" w:sz="0" w:space="0" w:color="000000"/>
+                <w:left w:val="none" w:sz="0" w:space="0" w:color="000000"/>
+                <w:right w:val="none" w:sz="0" w:space="0" w:color="000000"/>
+              </w:pBdr>
+              <w:spacing w:after="80" w:before="80" w:line="240"/>
+              <w:ind w:left="80" w:right="80" w:firstLine="0" w:firstLineChars="0"/>
+              <w:rPr>
+                <w:rFonts w:ascii="Arial" w:hAnsi="Arial" w:eastAsia="Arial" w:cs="Arial"/>
+                <w:i w:val="false"/>
+                <w:b w:val="false"/>
+                <w:u w:val="none"/>
+                <w:strike w:val="false"/>
+                <w:sz w:val="21"/>
+                <w:szCs w:val="21"/>
+                <w:color w:val="000000"/>
+              </w:rPr>
+            </w:pPr>
+            <w:r>
+              <w:rPr>
+                <w:rFonts w:ascii="Arial" w:hAnsi="Arial" w:eastAsia="Arial" w:cs="Arial"/>
+                <w:i w:val="false"/>
+                <w:b w:val="false"/>
+                <w:u w:val="none"/>
+                <w:strike w:val="false"/>
+                <w:sz w:val="21"/>
+                <w:szCs w:val="21"/>
+                <w:color w:val="000000"/>
+              </w:rPr>
+              <w:t xml:space="preserve">57.88</w:t>
+            </w:r>
+          </w:p>
+        </w:tc>
+        <w:tc>
+          <w:tcPr>
+            <w:tcBorders>
+              <w:bottom w:val="single" w:sz="6" w:space="0" w:color="9AA8B8"/>
+              <w:top w:val="single" w:sz="8" w:space="0" w:color="063360"/>
+              <w:left w:val="none" w:sz="0" w:space="0" w:color="000000"/>
+              <w:right w:val="none" w:sz="0" w:space="0" w:color="000000"/>
+            </w:tcBorders>
+            <w:shd w:val="clear" w:color="auto" w:fill="FFFFFF"/>
+            <w:tcMar>
+              <w:top w:w="0" w:type="dxa"/>
+              <w:bottom w:w="0" w:type="dxa"/>
+              <w:left w:w="0" w:type="dxa"/>
+              <w:right w:w="0" w:type="dxa"/>
+            </w:tcMar>
+            <w:vAlign w:val="center"/>
+          </w:tcPr>
+          <w:p>
+            <w:pPr>
+              <w:jc w:val="left"/>
+              <w:pBdr>
+                <w:bottom w:val="none" w:sz="0" w:space="0" w:color="000000"/>
+                <w:top w:val="none" w:sz="0" w:space="0" w:color="000000"/>
+                <w:left w:val="none" w:sz="0" w:space="0" w:color="000000"/>
+                <w:right w:val="none" w:sz="0" w:space="0" w:color="000000"/>
+              </w:pBdr>
+              <w:spacing w:after="80" w:before="80" w:line="240"/>
+              <w:ind w:left="80" w:right="80" w:firstLine="0" w:firstLineChars="0"/>
+              <w:rPr>
+                <w:rFonts w:ascii="Arial" w:hAnsi="Arial" w:eastAsia="Arial" w:cs="Arial"/>
+                <w:i w:val="false"/>
+                <w:b w:val="false"/>
+                <w:u w:val="none"/>
+                <w:strike w:val="false"/>
+                <w:sz w:val="21"/>
+                <w:szCs w:val="21"/>
+                <w:color w:val="000000"/>
+              </w:rPr>
+            </w:pPr>
+            <w:r>
+              <w:rPr>
+                <w:rFonts w:ascii="Arial" w:hAnsi="Arial" w:eastAsia="Arial" w:cs="Arial"/>
+                <w:i w:val="false"/>
+                <w:b w:val="false"/>
+                <w:u w:val="none"/>
+                <w:strike w:val="false"/>
+                <w:sz w:val="21"/>
+                <w:szCs w:val="21"/>
+                <w:color w:val="000000"/>
+              </w:rPr>
+              <w:t xml:space="preserve">910</w:t>
+            </w:r>
+          </w:p>
+        </w:tc>
+        <w:tc>
+          <w:tcPr>
+            <w:tcBorders>
+              <w:bottom w:val="single" w:sz="6" w:space="0" w:color="9AA8B8"/>
+              <w:top w:val="single" w:sz="8" w:space="0" w:color="063360"/>
+              <w:left w:val="none" w:sz="0" w:space="0" w:color="000000"/>
+              <w:right w:val="none" w:sz="0" w:space="0" w:color="000000"/>
+            </w:tcBorders>
+            <w:shd w:val="clear" w:color="auto" w:fill="FFFFFF"/>
+            <w:tcMar>
+              <w:top w:w="0" w:type="dxa"/>
+              <w:bottom w:w="0" w:type="dxa"/>
+              <w:left w:w="0" w:type="dxa"/>
+              <w:right w:w="0" w:type="dxa"/>
+            </w:tcMar>
+            <w:vAlign w:val="center"/>
+          </w:tcPr>
+          <w:p>
+            <w:pPr>
+              <w:jc w:val="left"/>
+              <w:pBdr>
+                <w:bottom w:val="none" w:sz="0" w:space="0" w:color="000000"/>
+                <w:top w:val="none" w:sz="0" w:space="0" w:color="000000"/>
+                <w:left w:val="none" w:sz="0" w:space="0" w:color="000000"/>
+                <w:right w:val="none" w:sz="0" w:space="0" w:color="000000"/>
+              </w:pBdr>
+              <w:spacing w:after="80" w:before="80" w:line="240"/>
+              <w:ind w:left="80" w:right="80" w:firstLine="0" w:firstLineChars="0"/>
+              <w:rPr>
+                <w:rFonts w:ascii="Arial" w:hAnsi="Arial" w:eastAsia="Arial" w:cs="Arial"/>
+                <w:i w:val="false"/>
+                <w:b w:val="false"/>
+                <w:u w:val="none"/>
+                <w:strike w:val="false"/>
+                <w:sz w:val="21"/>
+                <w:szCs w:val="21"/>
+                <w:color w:val="000000"/>
+              </w:rPr>
+            </w:pPr>
+            <w:r>
+              <w:rPr>
+                <w:rFonts w:ascii="Arial" w:hAnsi="Arial" w:eastAsia="Arial" w:cs="Arial"/>
+                <w:i w:val="false"/>
+                <w:b w:val="false"/>
+                <w:u w:val="none"/>
+                <w:strike w:val="false"/>
+                <w:sz w:val="21"/>
+                <w:szCs w:val="21"/>
+                <w:color w:val="000000"/>
+              </w:rPr>
+              <w:t xml:space="preserve">58.50</w:t>
+            </w:r>
+          </w:p>
+        </w:tc>
+        <w:tc>
+          <w:tcPr>
+            <w:tcBorders>
+              <w:bottom w:val="single" w:sz="6" w:space="0" w:color="9AA8B8"/>
+              <w:top w:val="single" w:sz="8" w:space="0" w:color="063360"/>
+              <w:left w:val="none" w:sz="0" w:space="0" w:color="000000"/>
+              <w:right w:val="none" w:sz="0" w:space="0" w:color="000000"/>
+            </w:tcBorders>
+            <w:shd w:val="clear" w:color="auto" w:fill="FFFFFF"/>
+            <w:tcMar>
+              <w:top w:w="0" w:type="dxa"/>
+              <w:bottom w:w="0" w:type="dxa"/>
+              <w:left w:w="0" w:type="dxa"/>
+              <w:right w:w="0" w:type="dxa"/>
+            </w:tcMar>
+            <w:vAlign w:val="center"/>
+          </w:tcPr>
+          <w:p>
+            <w:pPr>
+              <w:jc w:val="left"/>
+              <w:pBdr>
+                <w:bottom w:val="none" w:sz="0" w:space="0" w:color="000000"/>
+                <w:top w:val="none" w:sz="0" w:space="0" w:color="000000"/>
+                <w:left w:val="none" w:sz="0" w:space="0" w:color="000000"/>
+                <w:right w:val="none" w:sz="0" w:space="0" w:color="000000"/>
+              </w:pBdr>
+              <w:spacing w:after="80" w:before="80" w:line="240"/>
+              <w:ind w:left="80" w:right="80" w:firstLine="0" w:firstLineChars="0"/>
+              <w:rPr>
+                <w:rFonts w:ascii="Arial" w:hAnsi="Arial" w:eastAsia="Arial" w:cs="Arial"/>
+                <w:i w:val="false"/>
+                <w:b w:val="false"/>
+                <w:u w:val="none"/>
+                <w:strike w:val="false"/>
+                <w:sz w:val="21"/>
+                <w:szCs w:val="21"/>
+                <w:color w:val="000000"/>
+              </w:rPr>
+            </w:pPr>
+            <w:r>
+              <w:rPr>
+                <w:rFonts w:ascii="Arial" w:hAnsi="Arial" w:eastAsia="Arial" w:cs="Arial"/>
+                <w:i w:val="false"/>
+                <w:b w:val="false"/>
+                <w:u w:val="none"/>
+                <w:strike w:val="false"/>
+                <w:sz w:val="21"/>
+                <w:szCs w:val="21"/>
+                <w:color w:val="000000"/>
+              </w:rPr>
+              <w:t xml:space="preserve">3,190</w:t>
+            </w:r>
+          </w:p>
+        </w:tc>
+      </w:tr>
+      <w:tr>
+        <w:trPr>
+          <w:trHeight w:val="360" w:hRule="auto"/>
+        </w:trPr>
+        body2
+        <w:tc>
+          <w:tcPr>
+            <w:tcBorders>
+              <w:bottom w:val="single" w:sz="6" w:space="0" w:color="9AA8B8"/>
+              <w:top w:val="single" w:sz="6" w:space="0" w:color="9AA8B8"/>
+              <w:left w:val="none" w:sz="0" w:space="0" w:color="000000"/>
+              <w:right w:val="none" w:sz="0" w:space="0" w:color="000000"/>
+            </w:tcBorders>
+            <w:shd w:val="clear" w:color="auto" w:fill="FFFFFF"/>
+            <w:tcMar>
+              <w:top w:w="0" w:type="dxa"/>
+              <w:bottom w:w="0" w:type="dxa"/>
+              <w:left w:w="0" w:type="dxa"/>
+              <w:right w:w="0" w:type="dxa"/>
+            </w:tcMar>
+            <w:vAlign w:val="center"/>
+          </w:tcPr>
+          <w:p>
+            <w:pPr>
+              <w:jc w:val="left"/>
+              <w:pBdr>
+                <w:bottom w:val="none" w:sz="0" w:space="0" w:color="000000"/>
+                <w:top w:val="none" w:sz="0" w:space="0" w:color="000000"/>
+                <w:left w:val="none" w:sz="0" w:space="0" w:color="000000"/>
+                <w:right w:val="none" w:sz="0" w:space="0" w:color="000000"/>
+              </w:pBdr>
+              <w:spacing w:after="80" w:before="80" w:line="240"/>
+              <w:ind w:left="80" w:right="80" w:firstLine="0" w:firstLineChars="0"/>
+              <w:rPr>
+                <w:rFonts w:ascii="Arial" w:hAnsi="Arial" w:eastAsia="Arial" w:cs="Arial"/>
+                <w:i w:val="false"/>
+                <w:b w:val="false"/>
+                <w:u w:val="none"/>
+                <w:strike w:val="false"/>
+                <w:sz w:val="21"/>
+                <w:szCs w:val="21"/>
+                <w:color w:val="000000"/>
+              </w:rPr>
+            </w:pPr>
+            <w:r>
+              <w:rPr>
+                <w:rFonts w:ascii="Arial" w:hAnsi="Arial" w:eastAsia="Arial" w:cs="Arial"/>
+                <w:i w:val="false"/>
+                <w:b w:val="false"/>
+                <w:u w:val="none"/>
+                <w:strike w:val="false"/>
+                <w:sz w:val="21"/>
+                <w:szCs w:val="21"/>
+                <w:color w:val="000000"/>
+              </w:rPr>
+              <w:t xml:space="preserve">57.88</w:t>
+            </w:r>
+          </w:p>
+        </w:tc>
+        <w:tc>
+          <w:tcPr>
+            <w:tcBorders>
+              <w:bottom w:val="single" w:sz="6" w:space="0" w:color="9AA8B8"/>
+              <w:top w:val="single" w:sz="6" w:space="0" w:color="9AA8B8"/>
+              <w:left w:val="none" w:sz="0" w:space="0" w:color="000000"/>
+              <w:right w:val="none" w:sz="0" w:space="0" w:color="000000"/>
+            </w:tcBorders>
+            <w:shd w:val="clear" w:color="auto" w:fill="FFFFFF"/>
+            <w:tcMar>
+              <w:top w:w="0" w:type="dxa"/>
+              <w:bottom w:w="0" w:type="dxa"/>
+              <w:left w:w="0" w:type="dxa"/>
+              <w:right w:w="0" w:type="dxa"/>
+            </w:tcMar>
+            <w:vAlign w:val="center"/>
+          </w:tcPr>
+          <w:p>
+            <w:pPr>
+              <w:jc w:val="left"/>
+              <w:pBdr>
+                <w:bottom w:val="none" w:sz="0" w:space="0" w:color="000000"/>
+                <w:top w:val="none" w:sz="0" w:space="0" w:color="000000"/>
+                <w:left w:val="none" w:sz="0" w:space="0" w:color="000000"/>
+                <w:right w:val="none" w:sz="0" w:space="0" w:color="000000"/>
+              </w:pBdr>
+              <w:spacing w:after="80" w:before="80" w:line="240"/>
+              <w:ind w:left="80" w:right="80" w:firstLine="0" w:firstLineChars="0"/>
+              <w:rPr>
+                <w:rFonts w:ascii="Arial" w:hAnsi="Arial" w:eastAsia="Arial" w:cs="Arial"/>
+                <w:i w:val="false"/>
+                <w:b w:val="false"/>
+                <w:u w:val="none"/>
+                <w:strike w:val="false"/>
+                <w:sz w:val="21"/>
+                <w:szCs w:val="21"/>
+                <w:color w:val="000000"/>
+              </w:rPr>
+            </w:pPr>
+            <w:r>
+              <w:rPr>
+                <w:rFonts w:ascii="Arial" w:hAnsi="Arial" w:eastAsia="Arial" w:cs="Arial"/>
+                <w:i w:val="false"/>
+                <w:b w:val="false"/>
+                <w:u w:val="none"/>
+                <w:strike w:val="false"/>
+                <w:sz w:val="21"/>
+                <w:szCs w:val="21"/>
+                <w:color w:val="000000"/>
+              </w:rPr>
+              <w:t xml:space="preserve">830</w:t>
+            </w:r>
+          </w:p>
+        </w:tc>
+        <w:tc>
+          <w:tcPr>
+            <w:tcBorders>
+              <w:bottom w:val="single" w:sz="6" w:space="0" w:color="9AA8B8"/>
+              <w:top w:val="single" w:sz="6" w:space="0" w:color="9AA8B8"/>
+              <w:left w:val="none" w:sz="0" w:space="0" w:color="000000"/>
+              <w:right w:val="none" w:sz="0" w:space="0" w:color="000000"/>
+            </w:tcBorders>
+            <w:shd w:val="clear" w:color="auto" w:fill="FFFFFF"/>
+            <w:tcMar>
+              <w:top w:w="0" w:type="dxa"/>
+              <w:bottom w:w="0" w:type="dxa"/>
+              <w:left w:w="0" w:type="dxa"/>
+              <w:right w:w="0" w:type="dxa"/>
+            </w:tcMar>
+            <w:vAlign w:val="center"/>
+          </w:tcPr>
+          <w:p>
+            <w:pPr>
+              <w:jc w:val="left"/>
+              <w:pBdr>
+                <w:bottom w:val="none" w:sz="0" w:space="0" w:color="000000"/>
+                <w:top w:val="none" w:sz="0" w:space="0" w:color="000000"/>
+                <w:left w:val="none" w:sz="0" w:space="0" w:color="000000"/>
+                <w:right w:val="none" w:sz="0" w:space="0" w:color="000000"/>
+              </w:pBdr>
+              <w:spacing w:after="80" w:before="80" w:line="240"/>
+              <w:ind w:left="80" w:right="80" w:firstLine="0" w:firstLineChars="0"/>
+              <w:rPr>
+                <w:rFonts w:ascii="Arial" w:hAnsi="Arial" w:eastAsia="Arial" w:cs="Arial"/>
+                <w:i w:val="false"/>
+                <w:b w:val="false"/>
+                <w:u w:val="none"/>
+                <w:strike w:val="false"/>
+                <w:sz w:val="21"/>
+                <w:szCs w:val="21"/>
+                <w:color w:val="000000"/>
+              </w:rPr>
+            </w:pPr>
+            <w:r>
+              <w:rPr>
+                <w:rFonts w:ascii="Arial" w:hAnsi="Arial" w:eastAsia="Arial" w:cs="Arial"/>
+                <w:i w:val="false"/>
+                <w:b w:val="false"/>
+                <w:u w:val="none"/>
+                <w:strike w:val="false"/>
+                <w:sz w:val="21"/>
+                <w:szCs w:val="21"/>
+                <w:color w:val="000000"/>
+              </w:rPr>
+              <w:t xml:space="preserve">58.73</w:t>
+            </w:r>
+          </w:p>
+        </w:tc>
+        <w:tc>
+          <w:tcPr>
+            <w:tcBorders>
+              <w:bottom w:val="single" w:sz="6" w:space="0" w:color="9AA8B8"/>
+              <w:top w:val="single" w:sz="6" w:space="0" w:color="9AA8B8"/>
+              <w:left w:val="none" w:sz="0" w:space="0" w:color="000000"/>
+              <w:right w:val="none" w:sz="0" w:space="0" w:color="000000"/>
+            </w:tcBorders>
+            <w:shd w:val="clear" w:color="auto" w:fill="FFFFFF"/>
+            <w:tcMar>
+              <w:top w:w="0" w:type="dxa"/>
+              <w:bottom w:w="0" w:type="dxa"/>
+              <w:left w:w="0" w:type="dxa"/>
+              <w:right w:w="0" w:type="dxa"/>
+            </w:tcMar>
+            <w:vAlign w:val="center"/>
+          </w:tcPr>
+          <w:p>
+            <w:pPr>
+              <w:jc w:val="left"/>
+              <w:pBdr>
+                <w:bottom w:val="none" w:sz="0" w:space="0" w:color="000000"/>
+                <w:top w:val="none" w:sz="0" w:space="0" w:color="000000"/>
+                <w:left w:val="none" w:sz="0" w:space="0" w:color="000000"/>
+                <w:right w:val="none" w:sz="0" w:space="0" w:color="000000"/>
+              </w:pBdr>
+              <w:spacing w:after="80" w:before="80" w:line="240"/>
+              <w:ind w:left="80" w:right="80" w:firstLine="0" w:firstLineChars="0"/>
+              <w:rPr>
+                <w:rFonts w:ascii="Arial" w:hAnsi="Arial" w:eastAsia="Arial" w:cs="Arial"/>
+                <w:i w:val="false"/>
+                <w:b w:val="false"/>
+                <w:u w:val="none"/>
+                <w:strike w:val="false"/>
+                <w:sz w:val="21"/>
+                <w:szCs w:val="21"/>
+                <w:color w:val="000000"/>
+              </w:rPr>
+            </w:pPr>
+            <w:r>
+              <w:rPr>
+                <w:rFonts w:ascii="Arial" w:hAnsi="Arial" w:eastAsia="Arial" w:cs="Arial"/>
+                <w:i w:val="false"/>
+                <w:b w:val="false"/>
+                <w:u w:val="none"/>
+                <w:strike w:val="false"/>
+                <w:sz w:val="21"/>
+                <w:szCs w:val="21"/>
+                <w:color w:val="000000"/>
+              </w:rPr>
+              <w:t xml:space="preserve">1,750</w:t>
+            </w:r>
+          </w:p>
+        </w:tc>
+      </w:tr>
+      <w:tr>
+        <w:trPr>
+          <w:trHeight w:val="360" w:hRule="auto"/>
+        </w:trPr>
+        body3
+        <w:tc>
+          <w:tcPr>
+            <w:tcBorders>
+              <w:bottom w:val="single" w:sz="6" w:space="0" w:color="9AA8B8"/>
+              <w:top w:val="single" w:sz="6" w:space="0" w:color="9AA8B8"/>
+              <w:left w:val="none" w:sz="0" w:space="0" w:color="000000"/>
+              <w:right w:val="none" w:sz="0" w:space="0" w:color="000000"/>
+            </w:tcBorders>
+            <w:shd w:val="clear" w:color="auto" w:fill="FFFFFF"/>
+            <w:tcMar>
+              <w:top w:w="0" w:type="dxa"/>
+              <w:bottom w:w="0" w:type="dxa"/>
+              <w:left w:w="0" w:type="dxa"/>
+              <w:right w:w="0" w:type="dxa"/>
+            </w:tcMar>
+            <w:vAlign w:val="center"/>
+          </w:tcPr>
+          <w:p>
+            <w:pPr>
+              <w:jc w:val="left"/>
+              <w:pBdr>
+                <w:bottom w:val="none" w:sz="0" w:space="0" w:color="000000"/>
+                <w:top w:val="none" w:sz="0" w:space="0" w:color="000000"/>
+                <w:left w:val="none" w:sz="0" w:space="0" w:color="000000"/>
+                <w:right w:val="none" w:sz="0" w:space="0" w:color="000000"/>
+              </w:pBdr>
+              <w:spacing w:after="80" w:before="80" w:line="240"/>
+              <w:ind w:left="80" w:right="80" w:firstLine="0" w:firstLineChars="0"/>
+              <w:rPr>
+                <w:rFonts w:ascii="Arial" w:hAnsi="Arial" w:eastAsia="Arial" w:cs="Arial"/>
+                <w:i w:val="false"/>
+                <w:b w:val="false"/>
+                <w:u w:val="none"/>
+                <w:strike w:val="false"/>
+                <w:sz w:val="21"/>
+                <w:szCs w:val="21"/>
+                <w:color w:val="000000"/>
+              </w:rPr>
+            </w:pPr>
+            <w:r>
+              <w:rPr>
+                <w:rFonts w:ascii="Arial" w:hAnsi="Arial" w:eastAsia="Arial" w:cs="Arial"/>
+                <w:i w:val="false"/>
+                <w:b w:val="false"/>
+                <w:u w:val="none"/>
+                <w:strike w:val="false"/>
+                <w:sz w:val="21"/>
+                <w:szCs w:val="21"/>
+                <w:color w:val="000000"/>
+              </w:rPr>
+              <w:t xml:space="preserve">57.58</w:t>
+            </w:r>
+          </w:p>
+        </w:tc>
+        <w:tc>
+          <w:tcPr>
+            <w:tcBorders>
+              <w:bottom w:val="single" w:sz="6" w:space="0" w:color="9AA8B8"/>
+              <w:top w:val="single" w:sz="6" w:space="0" w:color="9AA8B8"/>
+              <w:left w:val="none" w:sz="0" w:space="0" w:color="000000"/>
+              <w:right w:val="none" w:sz="0" w:space="0" w:color="000000"/>
+            </w:tcBorders>
+            <w:shd w:val="clear" w:color="auto" w:fill="FFFFFF"/>
+            <w:tcMar>
+              <w:top w:w="0" w:type="dxa"/>
+              <w:bottom w:w="0" w:type="dxa"/>
+              <w:left w:w="0" w:type="dxa"/>
+              <w:right w:w="0" w:type="dxa"/>
+            </w:tcMar>
+            <w:vAlign w:val="center"/>
+          </w:tcPr>
+          <w:p>
+            <w:pPr>
+              <w:jc w:val="left"/>
+              <w:pBdr>
+                <w:bottom w:val="none" w:sz="0" w:space="0" w:color="000000"/>
+                <w:top w:val="none" w:sz="0" w:space="0" w:color="000000"/>
+                <w:left w:val="none" w:sz="0" w:space="0" w:color="000000"/>
+                <w:right w:val="none" w:sz="0" w:space="0" w:color="000000"/>
+              </w:pBdr>
+              <w:spacing w:after="80" w:before="80" w:line="240"/>
+              <w:ind w:left="80" w:right="80" w:firstLine="0" w:firstLineChars="0"/>
+              <w:rPr>
+                <w:rFonts w:ascii="Arial" w:hAnsi="Arial" w:eastAsia="Arial" w:cs="Arial"/>
+                <w:i w:val="false"/>
+                <w:b w:val="false"/>
+                <w:u w:val="none"/>
+                <w:strike w:val="false"/>
+                <w:sz w:val="21"/>
+                <w:szCs w:val="21"/>
+                <w:color w:val="000000"/>
+              </w:rPr>
+            </w:pPr>
+            <w:r>
+              <w:rPr>
+                <w:rFonts w:ascii="Arial" w:hAnsi="Arial" w:eastAsia="Arial" w:cs="Arial"/>
+                <w:i w:val="false"/>
+                <w:b w:val="false"/>
+                <w:u w:val="none"/>
+                <w:strike w:val="false"/>
+                <w:sz w:val="21"/>
+                <w:szCs w:val="21"/>
+                <w:color w:val="000000"/>
+              </w:rPr>
+              <w:t xml:space="preserve">1,000</w:t>
+            </w:r>
+          </w:p>
+        </w:tc>
+        <w:tc>
+          <w:tcPr>
+            <w:tcBorders>
+              <w:bottom w:val="single" w:sz="6" w:space="0" w:color="9AA8B8"/>
+              <w:top w:val="single" w:sz="6" w:space="0" w:color="9AA8B8"/>
+              <w:left w:val="none" w:sz="0" w:space="0" w:color="000000"/>
+              <w:right w:val="none" w:sz="0" w:space="0" w:color="000000"/>
+            </w:tcBorders>
+            <w:shd w:val="clear" w:color="auto" w:fill="FFFFFF"/>
+            <w:tcMar>
+              <w:top w:w="0" w:type="dxa"/>
+              <w:bottom w:w="0" w:type="dxa"/>
+              <w:left w:w="0" w:type="dxa"/>
+              <w:right w:w="0" w:type="dxa"/>
+            </w:tcMar>
+            <w:vAlign w:val="center"/>
+          </w:tcPr>
+          <w:p>
+            <w:pPr>
+              <w:jc w:val="left"/>
+              <w:pBdr>
+                <w:bottom w:val="none" w:sz="0" w:space="0" w:color="000000"/>
+                <w:top w:val="none" w:sz="0" w:space="0" w:color="000000"/>
+                <w:left w:val="none" w:sz="0" w:space="0" w:color="000000"/>
+                <w:right w:val="none" w:sz="0" w:space="0" w:color="000000"/>
+              </w:pBdr>
+              <w:spacing w:after="80" w:before="80" w:line="240"/>
+              <w:ind w:left="80" w:right="80" w:firstLine="0" w:firstLineChars="0"/>
+              <w:rPr>
+                <w:rFonts w:ascii="Arial" w:hAnsi="Arial" w:eastAsia="Arial" w:cs="Arial"/>
+                <w:i w:val="false"/>
+                <w:b w:val="false"/>
+                <w:u w:val="none"/>
+                <w:strike w:val="false"/>
+                <w:sz w:val="21"/>
+                <w:szCs w:val="21"/>
+                <w:color w:val="000000"/>
+              </w:rPr>
+            </w:pPr>
+            <w:r>
+              <w:rPr>
+                <w:rFonts w:ascii="Arial" w:hAnsi="Arial" w:eastAsia="Arial" w:cs="Arial"/>
+                <w:i w:val="false"/>
+                <w:b w:val="false"/>
+                <w:u w:val="none"/>
+                <w:strike w:val="false"/>
+                <w:sz w:val="21"/>
+                <w:szCs w:val="21"/>
+                <w:color w:val="000000"/>
+              </w:rPr>
+              <w:t xml:space="preserve">58.11</w:t>
+            </w:r>
+          </w:p>
+        </w:tc>
+        <w:tc>
+          <w:tcPr>
+            <w:tcBorders>
+              <w:bottom w:val="single" w:sz="6" w:space="0" w:color="9AA8B8"/>
+              <w:top w:val="single" w:sz="6" w:space="0" w:color="9AA8B8"/>
+              <w:left w:val="none" w:sz="0" w:space="0" w:color="000000"/>
+              <w:right w:val="none" w:sz="0" w:space="0" w:color="000000"/>
+            </w:tcBorders>
+            <w:shd w:val="clear" w:color="auto" w:fill="FFFFFF"/>
+            <w:tcMar>
+              <w:top w:w="0" w:type="dxa"/>
+              <w:bottom w:w="0" w:type="dxa"/>
+              <w:left w:w="0" w:type="dxa"/>
+              <w:right w:w="0" w:type="dxa"/>
+            </w:tcMar>
+            <w:vAlign w:val="center"/>
+          </w:tcPr>
+          <w:p>
+            <w:pPr>
+              <w:jc w:val="left"/>
+              <w:pBdr>
+                <w:bottom w:val="none" w:sz="0" w:space="0" w:color="000000"/>
+                <w:top w:val="none" w:sz="0" w:space="0" w:color="000000"/>
+                <w:left w:val="none" w:sz="0" w:space="0" w:color="000000"/>
+                <w:right w:val="none" w:sz="0" w:space="0" w:color="000000"/>
+              </w:pBdr>
+              <w:spacing w:after="80" w:before="80" w:line="240"/>
+              <w:ind w:left="80" w:right="80" w:firstLine="0" w:firstLineChars="0"/>
+              <w:rPr>
+                <w:rFonts w:ascii="Arial" w:hAnsi="Arial" w:eastAsia="Arial" w:cs="Arial"/>
+                <w:i w:val="false"/>
+                <w:b w:val="false"/>
+                <w:u w:val="none"/>
+                <w:strike w:val="false"/>
+                <w:sz w:val="21"/>
+                <w:szCs w:val="21"/>
+                <w:color w:val="000000"/>
+              </w:rPr>
+            </w:pPr>
+            <w:r>
+              <w:rPr>
+                <w:rFonts w:ascii="Arial" w:hAnsi="Arial" w:eastAsia="Arial" w:cs="Arial"/>
+                <w:i w:val="false"/>
+                <w:b w:val="false"/>
+                <w:u w:val="none"/>
+                <w:strike w:val="false"/>
+                <w:sz w:val="21"/>
+                <w:szCs w:val="21"/>
+                <w:color w:val="000000"/>
+              </w:rPr>
+              <w:t xml:space="preserve">1,810</w:t>
+            </w:r>
+          </w:p>
+        </w:tc>
+      </w:tr>
+      <w:tr>
+        <w:trPr>
+          <w:trHeight w:val="360" w:hRule="auto"/>
+        </w:trPr>
+        body4
+        <w:tc>
+          <w:tcPr>
+            <w:tcBorders>
+              <w:bottom w:val="single" w:sz="6" w:space="0" w:color="9AA8B8"/>
+              <w:top w:val="single" w:sz="6" w:space="0" w:color="9AA8B8"/>
+              <w:left w:val="none" w:sz="0" w:space="0" w:color="000000"/>
+              <w:right w:val="none" w:sz="0" w:space="0" w:color="000000"/>
+            </w:tcBorders>
+            <w:shd w:val="clear" w:color="auto" w:fill="FFFFFF"/>
+            <w:tcMar>
+              <w:top w:w="0" w:type="dxa"/>
+              <w:bottom w:w="0" w:type="dxa"/>
+              <w:left w:w="0" w:type="dxa"/>
+              <w:right w:w="0" w:type="dxa"/>
+            </w:tcMar>
+            <w:vAlign w:val="center"/>
+          </w:tcPr>
+          <w:p>
+            <w:pPr>
+              <w:jc w:val="left"/>
+              <w:pBdr>
+                <w:bottom w:val="none" w:sz="0" w:space="0" w:color="000000"/>
+                <w:top w:val="none" w:sz="0" w:space="0" w:color="000000"/>
+                <w:left w:val="none" w:sz="0" w:space="0" w:color="000000"/>
+                <w:right w:val="none" w:sz="0" w:space="0" w:color="000000"/>
+              </w:pBdr>
+              <w:spacing w:after="80" w:before="80" w:line="240"/>
+              <w:ind w:left="80" w:right="80" w:firstLine="0" w:firstLineChars="0"/>
+              <w:rPr>
+                <w:rFonts w:ascii="Arial" w:hAnsi="Arial" w:eastAsia="Arial" w:cs="Arial"/>
+                <w:i w:val="false"/>
+                <w:b w:val="false"/>
+                <w:u w:val="none"/>
+                <w:strike w:val="false"/>
+                <w:sz w:val="21"/>
+                <w:szCs w:val="21"/>
+                <w:color w:val="000000"/>
+              </w:rPr>
+            </w:pPr>
+            <w:r>
+              <w:rPr>
+                <w:rFonts w:ascii="Arial" w:hAnsi="Arial" w:eastAsia="Arial" w:cs="Arial"/>
+                <w:i w:val="false"/>
+                <w:b w:val="false"/>
+                <w:u w:val="none"/>
+                <w:strike w:val="false"/>
+                <w:sz w:val="21"/>
+                <w:szCs w:val="21"/>
+                <w:color w:val="000000"/>
+              </w:rPr>
+              <w:t xml:space="preserve">57.38</w:t>
+            </w:r>
+          </w:p>
+        </w:tc>
+        <w:tc>
+          <w:tcPr>
+            <w:tcBorders>
+              <w:bottom w:val="single" w:sz="6" w:space="0" w:color="9AA8B8"/>
+              <w:top w:val="single" w:sz="6" w:space="0" w:color="9AA8B8"/>
+              <w:left w:val="none" w:sz="0" w:space="0" w:color="000000"/>
+              <w:right w:val="none" w:sz="0" w:space="0" w:color="000000"/>
+            </w:tcBorders>
+            <w:shd w:val="clear" w:color="auto" w:fill="FFFFFF"/>
+            <w:tcMar>
+              <w:top w:w="0" w:type="dxa"/>
+              <w:bottom w:w="0" w:type="dxa"/>
+              <w:left w:w="0" w:type="dxa"/>
+              <w:right w:w="0" w:type="dxa"/>
+            </w:tcMar>
+            <w:vAlign w:val="center"/>
+          </w:tcPr>
+          <w:p>
+            <w:pPr>
+              <w:jc w:val="left"/>
+              <w:pBdr>
+                <w:bottom w:val="none" w:sz="0" w:space="0" w:color="000000"/>
+                <w:top w:val="none" w:sz="0" w:space="0" w:color="000000"/>
+                <w:left w:val="none" w:sz="0" w:space="0" w:color="000000"/>
+                <w:right w:val="none" w:sz="0" w:space="0" w:color="000000"/>
+              </w:pBdr>
+              <w:spacing w:after="80" w:before="80" w:line="240"/>
+              <w:ind w:left="80" w:right="80" w:firstLine="0" w:firstLineChars="0"/>
+              <w:rPr>
+                <w:rFonts w:ascii="Arial" w:hAnsi="Arial" w:eastAsia="Arial" w:cs="Arial"/>
+                <w:i w:val="false"/>
+                <w:b w:val="false"/>
+                <w:u w:val="none"/>
+                <w:strike w:val="false"/>
+                <w:sz w:val="21"/>
+                <w:szCs w:val="21"/>
+                <w:color w:val="000000"/>
+              </w:rPr>
+            </w:pPr>
+            <w:r>
+              <w:rPr>
+                <w:rFonts w:ascii="Arial" w:hAnsi="Arial" w:eastAsia="Arial" w:cs="Arial"/>
+                <w:i w:val="false"/>
+                <w:b w:val="false"/>
+                <w:u w:val="none"/>
+                <w:strike w:val="false"/>
+                <w:sz w:val="21"/>
+                <w:szCs w:val="21"/>
+                <w:color w:val="000000"/>
+              </w:rPr>
+              <w:t xml:space="preserve">320</w:t>
+            </w:r>
+          </w:p>
+        </w:tc>
+        <w:tc>
+          <w:tcPr>
+            <w:tcBorders>
+              <w:bottom w:val="single" w:sz="6" w:space="0" w:color="9AA8B8"/>
+              <w:top w:val="single" w:sz="6" w:space="0" w:color="9AA8B8"/>
+              <w:left w:val="none" w:sz="0" w:space="0" w:color="000000"/>
+              <w:right w:val="none" w:sz="0" w:space="0" w:color="000000"/>
+            </w:tcBorders>
+            <w:shd w:val="clear" w:color="auto" w:fill="FFFFFF"/>
+            <w:tcMar>
+              <w:top w:w="0" w:type="dxa"/>
+              <w:bottom w:w="0" w:type="dxa"/>
+              <w:left w:w="0" w:type="dxa"/>
+              <w:right w:w="0" w:type="dxa"/>
+            </w:tcMar>
+            <w:vAlign w:val="center"/>
+          </w:tcPr>
+          <w:p>
+            <w:pPr>
+              <w:jc w:val="left"/>
+              <w:pBdr>
+                <w:bottom w:val="none" w:sz="0" w:space="0" w:color="000000"/>
+                <w:top w:val="none" w:sz="0" w:space="0" w:color="000000"/>
+                <w:left w:val="none" w:sz="0" w:space="0" w:color="000000"/>
+                <w:right w:val="none" w:sz="0" w:space="0" w:color="000000"/>
+              </w:pBdr>
+              <w:spacing w:after="80" w:before="80" w:line="240"/>
+              <w:ind w:left="80" w:right="80" w:firstLine="0" w:firstLineChars="0"/>
+              <w:rPr>
+                <w:rFonts w:ascii="Arial" w:hAnsi="Arial" w:eastAsia="Arial" w:cs="Arial"/>
+                <w:i w:val="false"/>
+                <w:b w:val="false"/>
+                <w:u w:val="none"/>
+                <w:strike w:val="false"/>
+                <w:sz w:val="21"/>
+                <w:szCs w:val="21"/>
+                <w:color w:val="000000"/>
+              </w:rPr>
+            </w:pPr>
+            <w:r>
+              <w:rPr>
+                <w:rFonts w:ascii="Arial" w:hAnsi="Arial" w:eastAsia="Arial" w:cs="Arial"/>
+                <w:i w:val="false"/>
+                <w:b w:val="false"/>
+                <w:u w:val="none"/>
+                <w:strike w:val="false"/>
+                <w:sz w:val="21"/>
+                <w:szCs w:val="21"/>
+                <w:color w:val="000000"/>
+              </w:rPr>
+              <w:t xml:space="preserve">58.15</w:t>
+            </w:r>
+          </w:p>
+        </w:tc>
+        <w:tc>
+          <w:tcPr>
+            <w:tcBorders>
+              <w:bottom w:val="single" w:sz="6" w:space="0" w:color="9AA8B8"/>
+              <w:top w:val="single" w:sz="6" w:space="0" w:color="9AA8B8"/>
+              <w:left w:val="none" w:sz="0" w:space="0" w:color="000000"/>
+              <w:right w:val="none" w:sz="0" w:space="0" w:color="000000"/>
+            </w:tcBorders>
+            <w:shd w:val="clear" w:color="auto" w:fill="FFFFFF"/>
+            <w:tcMar>
+              <w:top w:w="0" w:type="dxa"/>
+              <w:bottom w:w="0" w:type="dxa"/>
+              <w:left w:w="0" w:type="dxa"/>
+              <w:right w:w="0" w:type="dxa"/>
+            </w:tcMar>
+            <w:vAlign w:val="center"/>
+          </w:tcPr>
+          <w:p>
+            <w:pPr>
+              <w:jc w:val="left"/>
+              <w:pBdr>
+                <w:bottom w:val="none" w:sz="0" w:space="0" w:color="000000"/>
+                <w:top w:val="none" w:sz="0" w:space="0" w:color="000000"/>
+                <w:left w:val="none" w:sz="0" w:space="0" w:color="000000"/>
+                <w:right w:val="none" w:sz="0" w:space="0" w:color="000000"/>
+              </w:pBdr>
+              <w:spacing w:after="80" w:before="80" w:line="240"/>
+              <w:ind w:left="80" w:right="80" w:firstLine="0" w:firstLineChars="0"/>
+              <w:rPr>
+                <w:rFonts w:ascii="Arial" w:hAnsi="Arial" w:eastAsia="Arial" w:cs="Arial"/>
+                <w:i w:val="false"/>
+                <w:b w:val="false"/>
+                <w:u w:val="none"/>
+                <w:strike w:val="false"/>
+                <w:sz w:val="21"/>
+                <w:szCs w:val="21"/>
+                <w:color w:val="000000"/>
+              </w:rPr>
+            </w:pPr>
+            <w:r>
+              <w:rPr>
+                <w:rFonts w:ascii="Arial" w:hAnsi="Arial" w:eastAsia="Arial" w:cs="Arial"/>
+                <w:i w:val="false"/>
+                <w:b w:val="false"/>
+                <w:u w:val="none"/>
+                <w:strike w:val="false"/>
+                <w:sz w:val="21"/>
+                <w:szCs w:val="21"/>
+                <w:color w:val="000000"/>
+              </w:rPr>
+              <w:t xml:space="preserve">1,240</w:t>
+            </w:r>
+          </w:p>
+        </w:tc>
+      </w:tr>
+      <w:tr>
+        <w:trPr>
+          <w:trHeight w:val="360" w:hRule="auto"/>
+        </w:trPr>
+        body5
+        <w:tc>
+          <w:tcPr>
+            <w:tcBorders>
+              <w:bottom w:val="single" w:sz="6" w:space="0" w:color="9AA8B8"/>
+              <w:top w:val="single" w:sz="6" w:space="0" w:color="9AA8B8"/>
+              <w:left w:val="none" w:sz="0" w:space="0" w:color="000000"/>
+              <w:right w:val="none" w:sz="0" w:space="0" w:color="000000"/>
+            </w:tcBorders>
+            <w:shd w:val="clear" w:color="auto" w:fill="FFFFFF"/>
+            <w:tcMar>
+              <w:top w:w="0" w:type="dxa"/>
+              <w:bottom w:w="0" w:type="dxa"/>
+              <w:left w:w="0" w:type="dxa"/>
+              <w:right w:w="0" w:type="dxa"/>
+            </w:tcMar>
+            <w:vAlign w:val="center"/>
+          </w:tcPr>
+          <w:p>
+            <w:pPr>
+              <w:jc w:val="left"/>
+              <w:pBdr>
+                <w:bottom w:val="none" w:sz="0" w:space="0" w:color="000000"/>
+                <w:top w:val="none" w:sz="0" w:space="0" w:color="000000"/>
+                <w:left w:val="none" w:sz="0" w:space="0" w:color="000000"/>
+                <w:right w:val="none" w:sz="0" w:space="0" w:color="000000"/>
+              </w:pBdr>
+              <w:spacing w:after="80" w:before="80" w:line="240"/>
+              <w:ind w:left="80" w:right="80" w:firstLine="0" w:firstLineChars="0"/>
+              <w:rPr>
+                <w:rFonts w:ascii="Arial" w:hAnsi="Arial" w:eastAsia="Arial" w:cs="Arial"/>
+                <w:i w:val="false"/>
+                <w:b w:val="false"/>
+                <w:u w:val="none"/>
+                <w:strike w:val="false"/>
+                <w:sz w:val="21"/>
+                <w:szCs w:val="21"/>
+                <w:color w:val="000000"/>
+              </w:rPr>
+            </w:pPr>
+            <w:r>
+              <w:rPr>
+                <w:rFonts w:ascii="Arial" w:hAnsi="Arial" w:eastAsia="Arial" w:cs="Arial"/>
+                <w:i w:val="false"/>
+                <w:b w:val="false"/>
+                <w:u w:val="none"/>
+                <w:strike w:val="false"/>
+                <w:sz w:val="21"/>
+                <w:szCs w:val="21"/>
+                <w:color w:val="000000"/>
+              </w:rPr>
+              <w:t xml:space="preserve">57.81</w:t>
+            </w:r>
+          </w:p>
+        </w:tc>
+        <w:tc>
+          <w:tcPr>
+            <w:tcBorders>
+              <w:bottom w:val="single" w:sz="6" w:space="0" w:color="9AA8B8"/>
+              <w:top w:val="single" w:sz="6" w:space="0" w:color="9AA8B8"/>
+              <w:left w:val="none" w:sz="0" w:space="0" w:color="000000"/>
+              <w:right w:val="none" w:sz="0" w:space="0" w:color="000000"/>
+            </w:tcBorders>
+            <w:shd w:val="clear" w:color="auto" w:fill="FFFFFF"/>
+            <w:tcMar>
+              <w:top w:w="0" w:type="dxa"/>
+              <w:bottom w:w="0" w:type="dxa"/>
+              <w:left w:w="0" w:type="dxa"/>
+              <w:right w:w="0" w:type="dxa"/>
+            </w:tcMar>
+            <w:vAlign w:val="center"/>
+          </w:tcPr>
+          <w:p>
+            <w:pPr>
+              <w:jc w:val="left"/>
+              <w:pBdr>
+                <w:bottom w:val="none" w:sz="0" w:space="0" w:color="000000"/>
+                <w:top w:val="none" w:sz="0" w:space="0" w:color="000000"/>
+                <w:left w:val="none" w:sz="0" w:space="0" w:color="000000"/>
+                <w:right w:val="none" w:sz="0" w:space="0" w:color="000000"/>
+              </w:pBdr>
+              <w:spacing w:after="80" w:before="80" w:line="240"/>
+              <w:ind w:left="80" w:right="80" w:firstLine="0" w:firstLineChars="0"/>
+              <w:rPr>
+                <w:rFonts w:ascii="Arial" w:hAnsi="Arial" w:eastAsia="Arial" w:cs="Arial"/>
+                <w:i w:val="false"/>
+                <w:b w:val="false"/>
+                <w:u w:val="none"/>
+                <w:strike w:val="false"/>
+                <w:sz w:val="21"/>
+                <w:szCs w:val="21"/>
+                <w:color w:val="000000"/>
+              </w:rPr>
+            </w:pPr>
+            <w:r>
+              <w:rPr>
+                <w:rFonts w:ascii="Arial" w:hAnsi="Arial" w:eastAsia="Arial" w:cs="Arial"/>
+                <w:i w:val="false"/>
+                <w:b w:val="false"/>
+                <w:u w:val="none"/>
+                <w:strike w:val="false"/>
+                <w:sz w:val="21"/>
+                <w:szCs w:val="21"/>
+                <w:color w:val="000000"/>
+              </w:rPr>
+              <w:t xml:space="preserve">1,210</w:t>
+            </w:r>
+          </w:p>
+        </w:tc>
+        <w:tc>
+          <w:tcPr>
+            <w:tcBorders>
+              <w:bottom w:val="single" w:sz="6" w:space="0" w:color="9AA8B8"/>
+              <w:top w:val="single" w:sz="6" w:space="0" w:color="9AA8B8"/>
+              <w:left w:val="none" w:sz="0" w:space="0" w:color="000000"/>
+              <w:right w:val="none" w:sz="0" w:space="0" w:color="000000"/>
+            </w:tcBorders>
+            <w:shd w:val="clear" w:color="auto" w:fill="FFFFFF"/>
+            <w:tcMar>
+              <w:top w:w="0" w:type="dxa"/>
+              <w:bottom w:w="0" w:type="dxa"/>
+              <w:left w:w="0" w:type="dxa"/>
+              <w:right w:w="0" w:type="dxa"/>
+            </w:tcMar>
+            <w:vAlign w:val="center"/>
+          </w:tcPr>
+          <w:p>
+            <w:pPr>
+              <w:jc w:val="left"/>
+              <w:pBdr>
+                <w:bottom w:val="none" w:sz="0" w:space="0" w:color="000000"/>
+                <w:top w:val="none" w:sz="0" w:space="0" w:color="000000"/>
+                <w:left w:val="none" w:sz="0" w:space="0" w:color="000000"/>
+                <w:right w:val="none" w:sz="0" w:space="0" w:color="000000"/>
+              </w:pBdr>
+              <w:spacing w:after="80" w:before="80" w:line="240"/>
+              <w:ind w:left="80" w:right="80" w:firstLine="0" w:firstLineChars="0"/>
+              <w:rPr>
+                <w:rFonts w:ascii="Arial" w:hAnsi="Arial" w:eastAsia="Arial" w:cs="Arial"/>
+                <w:i w:val="false"/>
+                <w:b w:val="false"/>
+                <w:u w:val="none"/>
+                <w:strike w:val="false"/>
+                <w:sz w:val="21"/>
+                <w:szCs w:val="21"/>
+                <w:color w:val="000000"/>
+              </w:rPr>
+            </w:pPr>
+            <w:r>
+              <w:rPr>
+                <w:rFonts w:ascii="Arial" w:hAnsi="Arial" w:eastAsia="Arial" w:cs="Arial"/>
+                <w:i w:val="false"/>
+                <w:b w:val="false"/>
+                <w:u w:val="none"/>
+                <w:strike w:val="false"/>
+                <w:sz w:val="21"/>
+                <w:szCs w:val="21"/>
+                <w:color w:val="000000"/>
+              </w:rPr>
+              <w:t xml:space="preserve">58.42</w:t>
+            </w:r>
+          </w:p>
+        </w:tc>
+        <w:tc>
+          <w:tcPr>
+            <w:tcBorders>
+              <w:bottom w:val="single" w:sz="6" w:space="0" w:color="9AA8B8"/>
+              <w:top w:val="single" w:sz="6" w:space="0" w:color="9AA8B8"/>
+              <w:left w:val="none" w:sz="0" w:space="0" w:color="000000"/>
+              <w:right w:val="none" w:sz="0" w:space="0" w:color="000000"/>
+            </w:tcBorders>
+            <w:shd w:val="clear" w:color="auto" w:fill="FFFFFF"/>
+            <w:tcMar>
+              <w:top w:w="0" w:type="dxa"/>
+              <w:bottom w:w="0" w:type="dxa"/>
+              <w:left w:w="0" w:type="dxa"/>
+              <w:right w:w="0" w:type="dxa"/>
+            </w:tcMar>
+            <w:vAlign w:val="center"/>
+          </w:tcPr>
+          <w:p>
+            <w:pPr>
+              <w:jc w:val="left"/>
+              <w:pBdr>
+                <w:bottom w:val="none" w:sz="0" w:space="0" w:color="000000"/>
+                <w:top w:val="none" w:sz="0" w:space="0" w:color="000000"/>
+                <w:left w:val="none" w:sz="0" w:space="0" w:color="000000"/>
+                <w:right w:val="none" w:sz="0" w:space="0" w:color="000000"/>
+              </w:pBdr>
+              <w:spacing w:after="80" w:before="80" w:line="240"/>
+              <w:ind w:left="80" w:right="80" w:firstLine="0" w:firstLineChars="0"/>
+              <w:rPr>
+                <w:rFonts w:ascii="Arial" w:hAnsi="Arial" w:eastAsia="Arial" w:cs="Arial"/>
+                <w:i w:val="false"/>
+                <w:b w:val="false"/>
+                <w:u w:val="none"/>
+                <w:strike w:val="false"/>
+                <w:sz w:val="21"/>
+                <w:szCs w:val="21"/>
+                <w:color w:val="000000"/>
+              </w:rPr>
+            </w:pPr>
+            <w:r>
+              <w:rPr>
+                <w:rFonts w:ascii="Arial" w:hAnsi="Arial" w:eastAsia="Arial" w:cs="Arial"/>
+                <w:i w:val="false"/>
+                <w:b w:val="false"/>
+                <w:u w:val="none"/>
+                <w:strike w:val="false"/>
+                <w:sz w:val="21"/>
+                <w:szCs w:val="21"/>
+                <w:color w:val="000000"/>
+              </w:rPr>
+              <w:t xml:space="preserve">1,790</w:t>
+            </w:r>
+          </w:p>
+        </w:tc>
+      </w:tr>
+      <w:tr>
+        <w:trPr>
+          <w:trHeight w:val="360" w:hRule="auto"/>
+        </w:trPr>
+        body6
+        <w:tc>
+          <w:tcPr>
+            <w:tcBorders>
+              <w:bottom w:val="single" w:sz="6" w:space="0" w:color="9AA8B8"/>
+              <w:top w:val="single" w:sz="6" w:space="0" w:color="9AA8B8"/>
+              <w:left w:val="none" w:sz="0" w:space="0" w:color="000000"/>
+              <w:right w:val="none" w:sz="0" w:space="0" w:color="000000"/>
+            </w:tcBorders>
+            <w:shd w:val="clear" w:color="auto" w:fill="FFFFFF"/>
+            <w:tcMar>
+              <w:top w:w="0" w:type="dxa"/>
+              <w:bottom w:w="0" w:type="dxa"/>
+              <w:left w:w="0" w:type="dxa"/>
+              <w:right w:w="0" w:type="dxa"/>
+            </w:tcMar>
+            <w:vAlign w:val="center"/>
+          </w:tcPr>
+          <w:p>
+            <w:pPr>
+              <w:jc w:val="left"/>
+              <w:pBdr>
+                <w:bottom w:val="none" w:sz="0" w:space="0" w:color="000000"/>
+                <w:top w:val="none" w:sz="0" w:space="0" w:color="000000"/>
+                <w:left w:val="none" w:sz="0" w:space="0" w:color="000000"/>
+                <w:right w:val="none" w:sz="0" w:space="0" w:color="000000"/>
+              </w:pBdr>
+              <w:spacing w:after="80" w:before="80" w:line="240"/>
+              <w:ind w:left="80" w:right="80" w:firstLine="0" w:firstLineChars="0"/>
+              <w:rPr>
+                <w:rFonts w:ascii="Arial" w:hAnsi="Arial" w:eastAsia="Arial" w:cs="Arial"/>
+                <w:i w:val="false"/>
+                <w:b w:val="false"/>
+                <w:u w:val="none"/>
+                <w:strike w:val="false"/>
+                <w:sz w:val="21"/>
+                <w:szCs w:val="21"/>
+                <w:color w:val="000000"/>
+              </w:rPr>
+            </w:pPr>
+            <w:r>
+              <w:rPr>
+                <w:rFonts w:ascii="Arial" w:hAnsi="Arial" w:eastAsia="Arial" w:cs="Arial"/>
+                <w:i w:val="false"/>
+                <w:b w:val="false"/>
+                <w:u w:val="none"/>
+                <w:strike w:val="false"/>
+                <w:sz w:val="21"/>
+                <w:szCs w:val="21"/>
+                <w:color w:val="000000"/>
+              </w:rPr>
+              <w:t xml:space="preserve">57.52</w:t>
+            </w:r>
+          </w:p>
+        </w:tc>
+        <w:tc>
+          <w:tcPr>
+            <w:tcBorders>
+              <w:bottom w:val="single" w:sz="6" w:space="0" w:color="9AA8B8"/>
+              <w:top w:val="single" w:sz="6" w:space="0" w:color="9AA8B8"/>
+              <w:left w:val="none" w:sz="0" w:space="0" w:color="000000"/>
+              <w:right w:val="none" w:sz="0" w:space="0" w:color="000000"/>
+            </w:tcBorders>
+            <w:shd w:val="clear" w:color="auto" w:fill="FFFFFF"/>
+            <w:tcMar>
+              <w:top w:w="0" w:type="dxa"/>
+              <w:bottom w:w="0" w:type="dxa"/>
+              <w:left w:w="0" w:type="dxa"/>
+              <w:right w:w="0" w:type="dxa"/>
+            </w:tcMar>
+            <w:vAlign w:val="center"/>
+          </w:tcPr>
+          <w:p>
+            <w:pPr>
+              <w:jc w:val="left"/>
+              <w:pBdr>
+                <w:bottom w:val="none" w:sz="0" w:space="0" w:color="000000"/>
+                <w:top w:val="none" w:sz="0" w:space="0" w:color="000000"/>
+                <w:left w:val="none" w:sz="0" w:space="0" w:color="000000"/>
+                <w:right w:val="none" w:sz="0" w:space="0" w:color="000000"/>
+              </w:pBdr>
+              <w:spacing w:after="80" w:before="80" w:line="240"/>
+              <w:ind w:left="80" w:right="80" w:firstLine="0" w:firstLineChars="0"/>
+              <w:rPr>
+                <w:rFonts w:ascii="Arial" w:hAnsi="Arial" w:eastAsia="Arial" w:cs="Arial"/>
+                <w:i w:val="false"/>
+                <w:b w:val="false"/>
+                <w:u w:val="none"/>
+                <w:strike w:val="false"/>
+                <w:sz w:val="21"/>
+                <w:szCs w:val="21"/>
+                <w:color w:val="000000"/>
+              </w:rPr>
+            </w:pPr>
+            <w:r>
+              <w:rPr>
+                <w:rFonts w:ascii="Arial" w:hAnsi="Arial" w:eastAsia="Arial" w:cs="Arial"/>
+                <w:i w:val="false"/>
+                <w:b w:val="false"/>
+                <w:u w:val="none"/>
+                <w:strike w:val="false"/>
+                <w:sz w:val="21"/>
+                <w:szCs w:val="21"/>
+                <w:color w:val="000000"/>
+              </w:rPr>
+              <w:t xml:space="preserve">850</w:t>
+            </w:r>
+          </w:p>
+        </w:tc>
+        <w:tc>
+          <w:tcPr>
+            <w:tcBorders>
+              <w:bottom w:val="single" w:sz="6" w:space="0" w:color="9AA8B8"/>
+              <w:top w:val="single" w:sz="6" w:space="0" w:color="9AA8B8"/>
+              <w:left w:val="none" w:sz="0" w:space="0" w:color="000000"/>
+              <w:right w:val="none" w:sz="0" w:space="0" w:color="000000"/>
+            </w:tcBorders>
+            <w:shd w:val="clear" w:color="auto" w:fill="FFFFFF"/>
+            <w:tcMar>
+              <w:top w:w="0" w:type="dxa"/>
+              <w:bottom w:w="0" w:type="dxa"/>
+              <w:left w:w="0" w:type="dxa"/>
+              <w:right w:w="0" w:type="dxa"/>
+            </w:tcMar>
+            <w:vAlign w:val="center"/>
+          </w:tcPr>
+          <w:p>
+            <w:pPr>
+              <w:jc w:val="left"/>
+              <w:pBdr>
+                <w:bottom w:val="none" w:sz="0" w:space="0" w:color="000000"/>
+                <w:top w:val="none" w:sz="0" w:space="0" w:color="000000"/>
+                <w:left w:val="none" w:sz="0" w:space="0" w:color="000000"/>
+                <w:right w:val="none" w:sz="0" w:space="0" w:color="000000"/>
+              </w:pBdr>
+              <w:spacing w:after="80" w:before="80" w:line="240"/>
+              <w:ind w:left="80" w:right="80" w:firstLine="0" w:firstLineChars="0"/>
+              <w:rPr>
+                <w:rFonts w:ascii="Arial" w:hAnsi="Arial" w:eastAsia="Arial" w:cs="Arial"/>
+                <w:i w:val="false"/>
+                <w:b w:val="false"/>
+                <w:u w:val="none"/>
+                <w:strike w:val="false"/>
+                <w:sz w:val="21"/>
+                <w:szCs w:val="21"/>
+                <w:color w:val="000000"/>
+              </w:rPr>
+            </w:pPr>
+            <w:r>
+              <w:rPr>
+                <w:rFonts w:ascii="Arial" w:hAnsi="Arial" w:eastAsia="Arial" w:cs="Arial"/>
+                <w:i w:val="false"/>
+                <w:b w:val="false"/>
+                <w:u w:val="none"/>
+                <w:strike w:val="false"/>
+                <w:sz w:val="21"/>
+                <w:szCs w:val="21"/>
+                <w:color w:val="000000"/>
+              </w:rPr>
+              <w:t xml:space="preserve">58.42</w:t>
+            </w:r>
+          </w:p>
+        </w:tc>
+        <w:tc>
+          <w:tcPr>
+            <w:tcBorders>
+              <w:bottom w:val="single" w:sz="6" w:space="0" w:color="9AA8B8"/>
+              <w:top w:val="single" w:sz="6" w:space="0" w:color="9AA8B8"/>
+              <w:left w:val="none" w:sz="0" w:space="0" w:color="000000"/>
+              <w:right w:val="none" w:sz="0" w:space="0" w:color="000000"/>
+            </w:tcBorders>
+            <w:shd w:val="clear" w:color="auto" w:fill="FFFFFF"/>
+            <w:tcMar>
+              <w:top w:w="0" w:type="dxa"/>
+              <w:bottom w:w="0" w:type="dxa"/>
+              <w:left w:w="0" w:type="dxa"/>
+              <w:right w:w="0" w:type="dxa"/>
+            </w:tcMar>
+            <w:vAlign w:val="center"/>
+          </w:tcPr>
+          <w:p>
+            <w:pPr>
+              <w:jc w:val="left"/>
+              <w:pBdr>
+                <w:bottom w:val="none" w:sz="0" w:space="0" w:color="000000"/>
+                <w:top w:val="none" w:sz="0" w:space="0" w:color="000000"/>
+                <w:left w:val="none" w:sz="0" w:space="0" w:color="000000"/>
+                <w:right w:val="none" w:sz="0" w:space="0" w:color="000000"/>
+              </w:pBdr>
+              <w:spacing w:after="80" w:before="80" w:line="240"/>
+              <w:ind w:left="80" w:right="80" w:firstLine="0" w:firstLineChars="0"/>
+              <w:rPr>
+                <w:rFonts w:ascii="Arial" w:hAnsi="Arial" w:eastAsia="Arial" w:cs="Arial"/>
+                <w:i w:val="false"/>
+                <w:b w:val="false"/>
+                <w:u w:val="none"/>
+                <w:strike w:val="false"/>
+                <w:sz w:val="21"/>
+                <w:szCs w:val="21"/>
+                <w:color w:val="000000"/>
+              </w:rPr>
+            </w:pPr>
+            <w:r>
+              <w:rPr>
+                <w:rFonts w:ascii="Arial" w:hAnsi="Arial" w:eastAsia="Arial" w:cs="Arial"/>
+                <w:i w:val="false"/>
+                <w:b w:val="false"/>
+                <w:u w:val="none"/>
+                <w:strike w:val="false"/>
+                <w:sz w:val="21"/>
+                <w:szCs w:val="21"/>
+                <w:color w:val="000000"/>
+              </w:rPr>
+              <w:t xml:space="preserve">2,880</w:t>
+            </w:r>
+          </w:p>
+        </w:tc>
+      </w:tr>
+    </w:tbl>
+    <w:p>
+      <w:pPr>
+        <w:pStyle w:val="Normal"/>
+        <w:jc w:val="left"/>
+        <w:pBdr>
+          <w:bottom w:val="none" w:sz="0" w:space="0" w:color="000000"/>
+          <w:top w:val="none" w:sz="0" w:space="0" w:color="000000"/>
+          <w:left w:val="none" w:sz="0" w:space="0" w:color="000000"/>
+          <w:right w:val="none" w:sz="0" w:space="0" w:color="000000"/>
+        </w:pBdr>
+        <w:spacing w:after="60" w:before="0" w:line="240"/>
+        <w:ind w:left="0" w:right="0" w:firstLine="0" w:firstLineChars="0"/>
+      </w:pPr>
+      <w:r>
+        <w:rPr>
+          <w:rFonts w:ascii="Arial" w:hAnsi="Arial" w:eastAsia="Arial" w:cs="Arial"/>
+          <w:i w:val="false"/>
+          <w:b w:val="true"/>
+          <w:u w:val="none"/>
+          <w:strike w:val="false"/>
+          <w:sz w:val="26"/>
+          <w:szCs w:val="26"/>
+          <w:color w:val="215A9E"/>
+        </w:rPr>
+        <w:t xml:space="preserve">Work it out</w:t>
+      </w:r>
+    </w:p>
+    <w:p>
+      <w:pPr>
+        <w:pStyle w:val="Normal"/>
+        <w:jc w:val="left"/>
+        <w:pBdr>
+          <w:bottom w:val="none" w:sz="0" w:space="0" w:color="000000"/>
+          <w:top w:val="none" w:sz="0" w:space="0" w:color="000000"/>
+          <w:left w:val="none" w:sz="0" w:space="0" w:color="000000"/>
+          <w:right w:val="none" w:sz="0" w:space="0" w:color="000000"/>
+        </w:pBdr>
+        <w:spacing w:after="80" w:before="0" w:line="240"/>
+        <w:ind w:left="0" w:right="0" w:firstLine="0" w:firstLineChars="0"/>
+      </w:pPr>
+      <w:r>
+        <w:rPr>
+          <w:rFonts w:ascii="Arial" w:hAnsi="Arial" w:eastAsia="Arial" w:cs="Arial"/>
+          <w:i w:val="false"/>
+          <w:b w:val="false"/>
+          <w:u w:val="none"/>
+          <w:strike w:val="false"/>
+          <w:sz w:val="22"/>
+          <w:szCs w:val="22"/>
+          <w:color w:val="000000"/>
+        </w:rPr>
+        <w:t xml:space="preserve">Average cost just below the line:  ________      Average cost just above:  ________</w:t>
+      </w:r>
+    </w:p>
+    <w:p>
+      <w:pPr>
+        <w:pStyle w:val="Normal"/>
+        <w:jc w:val="left"/>
+        <w:pBdr>
+          <w:bottom w:val="none" w:sz="0" w:space="0" w:color="000000"/>
+          <w:top w:val="none" w:sz="0" w:space="0" w:color="000000"/>
+          <w:left w:val="none" w:sz="0" w:space="0" w:color="000000"/>
+          <w:right w:val="none" w:sz="0" w:space="0" w:color="000000"/>
+        </w:pBdr>
+        <w:spacing w:after="80" w:before="0" w:line="240"/>
+        <w:ind w:left="0" w:right="0" w:firstLine="0" w:firstLineChars="0"/>
+      </w:pPr>
+      <w:r>
+        <w:rPr>
+          <w:rFonts w:ascii="Arial" w:hAnsi="Arial" w:eastAsia="Arial" w:cs="Arial"/>
+          <w:i w:val="false"/>
+          <w:b w:val="false"/>
+          <w:u w:val="none"/>
+          <w:strike w:val="false"/>
+          <w:sz w:val="22"/>
+          <w:szCs w:val="22"/>
+          <w:color w:val="000000"/>
+        </w:rPr>
+        <w:t xml:space="preserve">The jump (below minus above):  ________ AED.   Write it on the flipchart when the trainer asks.</w:t>
+      </w:r>
+    </w:p>
+    <w:p>
+      <w:pPr>
+        <w:pStyle w:val="Normal"/>
+        <w:jc w:val="left"/>
+        <w:pBdr>
+          <w:bottom w:val="none" w:sz="0" w:space="0" w:color="000000"/>
+          <w:top w:val="none" w:sz="0" w:space="0" w:color="000000"/>
+          <w:left w:val="none" w:sz="0" w:space="0" w:color="000000"/>
+          <w:right w:val="none" w:sz="0" w:space="0" w:color="000000"/>
+        </w:pBdr>
+        <w:spacing w:after="80" w:before="0" w:line="240"/>
+        <w:ind w:left="0" w:right="0" w:firstLine="0" w:firstLineChars="0"/>
+      </w:pPr>
+      <w:r>
+        <w:rPr>
+          <w:rFonts w:ascii="Arial" w:hAnsi="Arial" w:eastAsia="Arial" w:cs="Arial"/>
+          <w:i w:val="false"/>
+          <w:b w:val="false"/>
+          <w:u w:val="none"/>
+          <w:strike w:val="false"/>
+          <w:sz w:val="22"/>
+          <w:szCs w:val="22"/>
+          <w:color w:val="000000"/>
+        </w:rPr>
+        <w:t xml:space="preserve">Your neighbours had different businesses. Why do the jumps differ, and what would you need to trust one number?</w:t>
+      </w:r>
+    </w:p>
+    <w:p>
+      <w:pPr>
+        <w:pStyle w:val="Normal"/>
+        <w:jc w:val="left"/>
+        <w:pBdr>
+          <w:bottom w:val="none" w:sz="0" w:space="0" w:color="000000"/>
+          <w:top w:val="none" w:sz="0" w:space="0" w:color="000000"/>
+          <w:left w:val="none" w:sz="0" w:space="0" w:color="000000"/>
+          <w:right w:val="none" w:sz="0" w:space="0" w:color="000000"/>
+        </w:pBdr>
+        <w:spacing w:after="120" w:before="0" w:line="240"/>
+        <w:ind w:left="0" w:right="0" w:firstLine="0" w:firstLineChars="0"/>
+      </w:pPr>
+      <w:r>
+        <w:rPr>
+          <w:rFonts w:ascii="Arial" w:hAnsi="Arial" w:eastAsia="Arial" w:cs="Arial"/>
+          <w:i w:val="false"/>
+          <w:b w:val="false"/>
+          <w:u w:val="none"/>
+          <w:strike w:val="false"/>
+          <w:sz w:val="22"/>
+          <w:szCs w:val="22"/>
+          <w:color w:val="B5BEC9"/>
+        </w:rPr>
+        <w:t xml:space="preserve">____________________________________________________________________________</w:t>
+      </w:r>
+    </w:p>
+    <w:p>
+      <w:pPr>
+        <w:pStyle w:val="Normal"/>
+        <w:jc w:val="left"/>
+        <w:pBdr>
+          <w:bottom w:val="none" w:sz="0" w:space="0" w:color="000000"/>
+          <w:top w:val="none" w:sz="0" w:space="0" w:color="000000"/>
+          <w:left w:val="none" w:sz="0" w:space="0" w:color="000000"/>
+          <w:right w:val="none" w:sz="0" w:space="0" w:color="000000"/>
+        </w:pBdr>
+        <w:spacing w:after="120" w:before="0" w:line="240"/>
+        <w:ind w:left="0" w:right="0" w:firstLine="0" w:firstLineChars="0"/>
+      </w:pPr>
+      <w:r>
+        <w:rPr>
+          <w:rFonts w:ascii="Arial" w:hAnsi="Arial" w:eastAsia="Arial" w:cs="Arial"/>
+          <w:i w:val="false"/>
+          <w:b w:val="false"/>
+          <w:u w:val="none"/>
+          <w:strike w:val="false"/>
+          <w:sz w:val="22"/>
+          <w:szCs w:val="22"/>
+          <w:color w:val="B5BEC9"/>
+        </w:rPr>
+        <w:t xml:space="preserve">____________________________________________________________________________</w:t>
+      </w:r>
+    </w:p>
+    <w:p>
+      <w:pPr/>
+      <w:r>
+        <w:br w:type="page"/>
+      </w:r>
+    </w:p>
+    <w:p>
+      <w:pPr>
+        <w:pStyle w:val="Normal"/>
+        <w:jc w:val="left"/>
+        <w:pBdr>
+          <w:bottom w:val="none" w:sz="0" w:space="0" w:color="000000"/>
+          <w:top w:val="none" w:sz="0" w:space="0" w:color="000000"/>
+          <w:left w:val="none" w:sz="0" w:space="0" w:color="000000"/>
+          <w:right w:val="none" w:sz="0" w:space="0" w:color="000000"/>
+        </w:pBdr>
+        <w:spacing w:after="0" w:before="0" w:line="240"/>
+        <w:ind w:left="0" w:right="0" w:firstLine="0" w:firstLineChars="0"/>
+      </w:pPr>
+      <w:r>
+        <w:rPr>
+          <w:rFonts w:ascii="Arial" w:hAnsi="Arial" w:eastAsia="Arial" w:cs="Arial"/>
+          <w:i w:val="false"/>
+          <w:b w:val="false"/>
+          <w:u w:val="none"/>
+          <w:strike w:val="false"/>
+          <w:sz w:val="18"/>
+          <w:szCs w:val="18"/>
+          <w:color w:val="545860"/>
+        </w:rPr>
+        <w:t xml:space="preserve">Module 2 · Day 2, Session 2 · Reading RDD Results</w:t>
+      </w:r>
+    </w:p>
+    <w:p>
+      <w:pPr>
+        <w:pStyle w:val="Normal"/>
+        <w:jc w:val="left"/>
+        <w:pBdr>
+          <w:bottom w:val="none" w:sz="0" w:space="0" w:color="000000"/>
+          <w:top w:val="none" w:sz="0" w:space="0" w:color="000000"/>
+          <w:left w:val="none" w:sz="0" w:space="0" w:color="000000"/>
+          <w:right w:val="none" w:sz="0" w:space="0" w:color="000000"/>
+        </w:pBdr>
+        <w:spacing w:after="40" w:before="0" w:line="240"/>
+        <w:ind w:left="0" w:right="0" w:firstLine="0" w:firstLineChars="0"/>
+      </w:pPr>
+      <w:r>
+        <w:rPr>
+          <w:rFonts w:ascii="Arial" w:hAnsi="Arial" w:eastAsia="Arial" w:cs="Arial"/>
+          <w:i w:val="false"/>
+          <w:b w:val="true"/>
+          <w:u w:val="none"/>
+          <w:strike w:val="false"/>
+          <w:sz w:val="36"/>
+          <w:szCs w:val="36"/>
+          <w:color w:val="063360"/>
+        </w:rPr>
+        <w:t xml:space="preserve">By hand: the jump at the line (card D)</w:t>
+      </w:r>
+    </w:p>
+    <w:p>
+      <w:pPr>
+        <w:pStyle w:val="Normal"/>
+        <w:jc w:val="left"/>
+        <w:pBdr>
+          <w:bottom w:val="none" w:sz="0" w:space="0" w:color="000000"/>
+          <w:top w:val="none" w:sz="0" w:space="0" w:color="000000"/>
+          <w:left w:val="none" w:sz="0" w:space="0" w:color="000000"/>
+          <w:right w:val="none" w:sz="0" w:space="0" w:color="000000"/>
+        </w:pBdr>
+        <w:spacing w:after="160" w:before="0" w:line="240"/>
+        <w:ind w:left="0" w:right="0" w:firstLine="0" w:firstLineChars="0"/>
+      </w:pPr>
+      <w:r>
+        <w:rPr>
+          <w:rFonts w:ascii="Arial" w:hAnsi="Arial" w:eastAsia="Arial" w:cs="Arial"/>
+          <w:i w:val="true"/>
+          <w:b w:val="false"/>
+          <w:u w:val="none"/>
+          <w:strike w:val="false"/>
+          <w:sz w:val="18"/>
+          <w:szCs w:val="18"/>
+          <w:color w:val="215A9E"/>
+        </w:rPr>
+        <w:t xml:space="preserve">Print: four different cards (A-D); give each pair one card, so neighbours hold different cards</w:t>
+      </w:r>
+    </w:p>
+    <w:p>
+      <w:pPr>
+        <w:pStyle w:val="Normal"/>
+        <w:jc w:val="left"/>
+        <w:pBdr>
+          <w:bottom w:val="none" w:sz="0" w:space="0" w:color="000000"/>
+          <w:top w:val="none" w:sz="0" w:space="0" w:color="000000"/>
+          <w:left w:val="none" w:sz="0" w:space="0" w:color="000000"/>
+          <w:right w:val="none" w:sz="0" w:space="0" w:color="000000"/>
+        </w:pBdr>
+        <w:spacing w:after="80" w:before="0" w:line="240"/>
+        <w:ind w:left="0" w:right="0" w:firstLine="0" w:firstLineChars="0"/>
+      </w:pPr>
+      <w:r>
+        <w:rPr>
+          <w:rFonts w:ascii="Arial" w:hAnsi="Arial" w:eastAsia="Arial" w:cs="Arial"/>
+          <w:i w:val="false"/>
+          <w:b w:val="false"/>
+          <w:u w:val="none"/>
+          <w:strike w:val="false"/>
+          <w:sz w:val="22"/>
+          <w:szCs w:val="22"/>
+          <w:color w:val="000000"/>
+        </w:rPr>
+        <w:t xml:space="preserve">Twelve GreenWaste businesses in the offered neighbourhoods, all within one index point of the cut-off at 58. Businesses at 58 or below got the programme. Costs are rounded to the nearest 10 AED.</w:t>
+      </w:r>
+    </w:p>
+    <w:tbl xmlns:a="http://schemas.openxmlformats.org/drawingml/2006/main" xmlns:pic="http://schemas.openxmlformats.org/drawingml/2006/picture">
+      <w:tblPr>
+        <w:tblLayout w:type="fixed"/>
+        <w:jc w:val="center"/>
+        <w:tblLook w:firstRow="1" w:lastRow="0" w:firstColumn="0" w:lastColumn="0" w:noHBand="0" w:noVBand="1"/>
+      </w:tblPr>
+      <w:tblGrid>
+        <w:gridCol w:w="2592"/>
+        <w:gridCol w:w="1872"/>
+        <w:gridCol w:w="2736"/>
+        <w:gridCol w:w="1872"/>
+      </w:tblGrid>
+      <w:tr>
+        <w:trPr>
+          <w:trHeight w:val="360" w:hRule="auto"/>
+          <w:tblHeader/>
+        </w:trPr>
+        header1
+        <w:tc>
+          <w:tcPr>
+            <w:tcBorders>
+              <w:bottom w:val="single" w:sz="8" w:space="0" w:color="063360"/>
+              <w:top w:val="single" w:sz="12" w:space="0" w:color="063360"/>
+              <w:left w:val="none" w:sz="0" w:space="0" w:color="000000"/>
+              <w:right w:val="none" w:sz="0" w:space="0" w:color="000000"/>
+            </w:tcBorders>
+            <w:shd w:val="clear" w:color="auto" w:fill="FFFFFF"/>
+            <w:tcMar>
+              <w:top w:w="0" w:type="dxa"/>
+              <w:bottom w:w="0" w:type="dxa"/>
+              <w:left w:w="0" w:type="dxa"/>
+              <w:right w:w="0" w:type="dxa"/>
+            </w:tcMar>
+            <w:vAlign w:val="center"/>
+          </w:tcPr>
+          <w:p>
+            <w:pPr>
+              <w:jc w:val="left"/>
+              <w:pBdr>
+                <w:bottom w:val="none" w:sz="0" w:space="0" w:color="000000"/>
+                <w:top w:val="none" w:sz="0" w:space="0" w:color="000000"/>
+                <w:left w:val="none" w:sz="0" w:space="0" w:color="000000"/>
+                <w:right w:val="none" w:sz="0" w:space="0" w:color="000000"/>
+              </w:pBdr>
+              <w:spacing w:after="80" w:before="80" w:line="240"/>
+              <w:ind w:left="80" w:right="80" w:firstLine="0" w:firstLineChars="0"/>
+              <w:rPr>
+                <w:rFonts w:ascii="Arial" w:hAnsi="Arial" w:eastAsia="Arial" w:cs="Arial"/>
+                <w:i w:val="false"/>
+                <w:b w:val="true"/>
+                <w:u w:val="none"/>
+                <w:strike w:val="false"/>
+                <w:sz w:val="21"/>
+                <w:szCs w:val="21"/>
+                <w:color w:val="063360"/>
+              </w:rPr>
+            </w:pPr>
+            <w:r>
+              <w:rPr>
+                <w:rFonts w:ascii="Arial" w:hAnsi="Arial" w:eastAsia="Arial" w:cs="Arial"/>
+                <w:i w:val="false"/>
+                <w:b w:val="true"/>
+                <w:u w:val="none"/>
+                <w:strike w:val="false"/>
+                <w:sz w:val="21"/>
+                <w:szCs w:val="21"/>
+                <w:color w:val="063360"/>
+              </w:rPr>
+              <w:t xml:space="preserve">Just below 58 (offered): index</w:t>
+            </w:r>
+          </w:p>
+        </w:tc>
+        <w:tc>
+          <w:tcPr>
+            <w:tcBorders>
+              <w:bottom w:val="single" w:sz="8" w:space="0" w:color="063360"/>
+              <w:top w:val="single" w:sz="12" w:space="0" w:color="063360"/>
+              <w:left w:val="none" w:sz="0" w:space="0" w:color="000000"/>
+              <w:right w:val="none" w:sz="0" w:space="0" w:color="000000"/>
+            </w:tcBorders>
+            <w:shd w:val="clear" w:color="auto" w:fill="FFFFFF"/>
+            <w:tcMar>
+              <w:top w:w="0" w:type="dxa"/>
+              <w:bottom w:w="0" w:type="dxa"/>
+              <w:left w:w="0" w:type="dxa"/>
+              <w:right w:w="0" w:type="dxa"/>
+            </w:tcMar>
+            <w:vAlign w:val="center"/>
+          </w:tcPr>
+          <w:p>
+            <w:pPr>
+              <w:jc w:val="left"/>
+              <w:pBdr>
+                <w:bottom w:val="none" w:sz="0" w:space="0" w:color="000000"/>
+                <w:top w:val="none" w:sz="0" w:space="0" w:color="000000"/>
+                <w:left w:val="none" w:sz="0" w:space="0" w:color="000000"/>
+                <w:right w:val="none" w:sz="0" w:space="0" w:color="000000"/>
+              </w:pBdr>
+              <w:spacing w:after="80" w:before="80" w:line="240"/>
+              <w:ind w:left="80" w:right="80" w:firstLine="0" w:firstLineChars="0"/>
+              <w:rPr>
+                <w:rFonts w:ascii="Arial" w:hAnsi="Arial" w:eastAsia="Arial" w:cs="Arial"/>
+                <w:i w:val="false"/>
+                <w:b w:val="true"/>
+                <w:u w:val="none"/>
+                <w:strike w:val="false"/>
+                <w:sz w:val="21"/>
+                <w:szCs w:val="21"/>
+                <w:color w:val="063360"/>
+              </w:rPr>
+            </w:pPr>
+            <w:r>
+              <w:rPr>
+                <w:rFonts w:ascii="Arial" w:hAnsi="Arial" w:eastAsia="Arial" w:cs="Arial"/>
+                <w:i w:val="false"/>
+                <w:b w:val="true"/>
+                <w:u w:val="none"/>
+                <w:strike w:val="false"/>
+                <w:sz w:val="21"/>
+                <w:szCs w:val="21"/>
+                <w:color w:val="063360"/>
+              </w:rPr>
+              <w:t xml:space="preserve">Waste cost (AED)</w:t>
+            </w:r>
+          </w:p>
+        </w:tc>
+        <w:tc>
+          <w:tcPr>
+            <w:tcBorders>
+              <w:bottom w:val="single" w:sz="8" w:space="0" w:color="063360"/>
+              <w:top w:val="single" w:sz="12" w:space="0" w:color="063360"/>
+              <w:left w:val="none" w:sz="0" w:space="0" w:color="000000"/>
+              <w:right w:val="none" w:sz="0" w:space="0" w:color="000000"/>
+            </w:tcBorders>
+            <w:shd w:val="clear" w:color="auto" w:fill="FFFFFF"/>
+            <w:tcMar>
+              <w:top w:w="0" w:type="dxa"/>
+              <w:bottom w:w="0" w:type="dxa"/>
+              <w:left w:w="0" w:type="dxa"/>
+              <w:right w:w="0" w:type="dxa"/>
+            </w:tcMar>
+            <w:vAlign w:val="center"/>
+          </w:tcPr>
+          <w:p>
+            <w:pPr>
+              <w:jc w:val="left"/>
+              <w:pBdr>
+                <w:bottom w:val="none" w:sz="0" w:space="0" w:color="000000"/>
+                <w:top w:val="none" w:sz="0" w:space="0" w:color="000000"/>
+                <w:left w:val="none" w:sz="0" w:space="0" w:color="000000"/>
+                <w:right w:val="none" w:sz="0" w:space="0" w:color="000000"/>
+              </w:pBdr>
+              <w:spacing w:after="80" w:before="80" w:line="240"/>
+              <w:ind w:left="80" w:right="80" w:firstLine="0" w:firstLineChars="0"/>
+              <w:rPr>
+                <w:rFonts w:ascii="Arial" w:hAnsi="Arial" w:eastAsia="Arial" w:cs="Arial"/>
+                <w:i w:val="false"/>
+                <w:b w:val="true"/>
+                <w:u w:val="none"/>
+                <w:strike w:val="false"/>
+                <w:sz w:val="21"/>
+                <w:szCs w:val="21"/>
+                <w:color w:val="063360"/>
+              </w:rPr>
+            </w:pPr>
+            <w:r>
+              <w:rPr>
+                <w:rFonts w:ascii="Arial" w:hAnsi="Arial" w:eastAsia="Arial" w:cs="Arial"/>
+                <w:i w:val="false"/>
+                <w:b w:val="true"/>
+                <w:u w:val="none"/>
+                <w:strike w:val="false"/>
+                <w:sz w:val="21"/>
+                <w:szCs w:val="21"/>
+                <w:color w:val="063360"/>
+              </w:rPr>
+              <w:t xml:space="preserve">Just above 58 (not offered): index</w:t>
+            </w:r>
+          </w:p>
+        </w:tc>
+        <w:tc>
+          <w:tcPr>
+            <w:tcBorders>
+              <w:bottom w:val="single" w:sz="8" w:space="0" w:color="063360"/>
+              <w:top w:val="single" w:sz="12" w:space="0" w:color="063360"/>
+              <w:left w:val="none" w:sz="0" w:space="0" w:color="000000"/>
+              <w:right w:val="none" w:sz="0" w:space="0" w:color="000000"/>
+            </w:tcBorders>
+            <w:shd w:val="clear" w:color="auto" w:fill="FFFFFF"/>
+            <w:tcMar>
+              <w:top w:w="0" w:type="dxa"/>
+              <w:bottom w:w="0" w:type="dxa"/>
+              <w:left w:w="0" w:type="dxa"/>
+              <w:right w:w="0" w:type="dxa"/>
+            </w:tcMar>
+            <w:vAlign w:val="center"/>
+          </w:tcPr>
+          <w:p>
+            <w:pPr>
+              <w:jc w:val="left"/>
+              <w:pBdr>
+                <w:bottom w:val="none" w:sz="0" w:space="0" w:color="000000"/>
+                <w:top w:val="none" w:sz="0" w:space="0" w:color="000000"/>
+                <w:left w:val="none" w:sz="0" w:space="0" w:color="000000"/>
+                <w:right w:val="none" w:sz="0" w:space="0" w:color="000000"/>
+              </w:pBdr>
+              <w:spacing w:after="80" w:before="80" w:line="240"/>
+              <w:ind w:left="80" w:right="80" w:firstLine="0" w:firstLineChars="0"/>
+              <w:rPr>
+                <w:rFonts w:ascii="Arial" w:hAnsi="Arial" w:eastAsia="Arial" w:cs="Arial"/>
+                <w:i w:val="false"/>
+                <w:b w:val="true"/>
+                <w:u w:val="none"/>
+                <w:strike w:val="false"/>
+                <w:sz w:val="21"/>
+                <w:szCs w:val="21"/>
+                <w:color w:val="063360"/>
+              </w:rPr>
+            </w:pPr>
+            <w:r>
+              <w:rPr>
+                <w:rFonts w:ascii="Arial" w:hAnsi="Arial" w:eastAsia="Arial" w:cs="Arial"/>
+                <w:i w:val="false"/>
+                <w:b w:val="true"/>
+                <w:u w:val="none"/>
+                <w:strike w:val="false"/>
+                <w:sz w:val="21"/>
+                <w:szCs w:val="21"/>
+                <w:color w:val="063360"/>
+              </w:rPr>
+              <w:t xml:space="preserve">Waste cost (AED) </w:t>
+            </w:r>
+          </w:p>
+        </w:tc>
+      </w:tr>
+      <w:tr>
+        <w:trPr>
+          <w:trHeight w:val="360" w:hRule="auto"/>
+        </w:trPr>
+        body1
+        <w:tc>
+          <w:tcPr>
+            <w:tcBorders>
+              <w:bottom w:val="single" w:sz="6" w:space="0" w:color="9AA8B8"/>
+              <w:top w:val="single" w:sz="8" w:space="0" w:color="063360"/>
+              <w:left w:val="none" w:sz="0" w:space="0" w:color="000000"/>
+              <w:right w:val="none" w:sz="0" w:space="0" w:color="000000"/>
+            </w:tcBorders>
+            <w:shd w:val="clear" w:color="auto" w:fill="FFFFFF"/>
+            <w:tcMar>
+              <w:top w:w="0" w:type="dxa"/>
+              <w:bottom w:w="0" w:type="dxa"/>
+              <w:left w:w="0" w:type="dxa"/>
+              <w:right w:w="0" w:type="dxa"/>
+            </w:tcMar>
+            <w:vAlign w:val="center"/>
+          </w:tcPr>
+          <w:p>
+            <w:pPr>
+              <w:jc w:val="left"/>
+              <w:pBdr>
+                <w:bottom w:val="none" w:sz="0" w:space="0" w:color="000000"/>
+                <w:top w:val="none" w:sz="0" w:space="0" w:color="000000"/>
+                <w:left w:val="none" w:sz="0" w:space="0" w:color="000000"/>
+                <w:right w:val="none" w:sz="0" w:space="0" w:color="000000"/>
+              </w:pBdr>
+              <w:spacing w:after="80" w:before="80" w:line="240"/>
+              <w:ind w:left="80" w:right="80" w:firstLine="0" w:firstLineChars="0"/>
+              <w:rPr>
+                <w:rFonts w:ascii="Arial" w:hAnsi="Arial" w:eastAsia="Arial" w:cs="Arial"/>
+                <w:i w:val="false"/>
+                <w:b w:val="false"/>
+                <w:u w:val="none"/>
+                <w:strike w:val="false"/>
+                <w:sz w:val="21"/>
+                <w:szCs w:val="21"/>
+                <w:color w:val="000000"/>
+              </w:rPr>
+            </w:pPr>
+            <w:r>
+              <w:rPr>
+                <w:rFonts w:ascii="Arial" w:hAnsi="Arial" w:eastAsia="Arial" w:cs="Arial"/>
+                <w:i w:val="false"/>
+                <w:b w:val="false"/>
+                <w:u w:val="none"/>
+                <w:strike w:val="false"/>
+                <w:sz w:val="21"/>
+                <w:szCs w:val="21"/>
+                <w:color w:val="000000"/>
+              </w:rPr>
+              <w:t xml:space="preserve">57.50</w:t>
+            </w:r>
+          </w:p>
+        </w:tc>
+        <w:tc>
+          <w:tcPr>
+            <w:tcBorders>
+              <w:bottom w:val="single" w:sz="6" w:space="0" w:color="9AA8B8"/>
+              <w:top w:val="single" w:sz="8" w:space="0" w:color="063360"/>
+              <w:left w:val="none" w:sz="0" w:space="0" w:color="000000"/>
+              <w:right w:val="none" w:sz="0" w:space="0" w:color="000000"/>
+            </w:tcBorders>
+            <w:shd w:val="clear" w:color="auto" w:fill="FFFFFF"/>
+            <w:tcMar>
+              <w:top w:w="0" w:type="dxa"/>
+              <w:bottom w:w="0" w:type="dxa"/>
+              <w:left w:w="0" w:type="dxa"/>
+              <w:right w:w="0" w:type="dxa"/>
+            </w:tcMar>
+            <w:vAlign w:val="center"/>
+          </w:tcPr>
+          <w:p>
+            <w:pPr>
+              <w:jc w:val="left"/>
+              <w:pBdr>
+                <w:bottom w:val="none" w:sz="0" w:space="0" w:color="000000"/>
+                <w:top w:val="none" w:sz="0" w:space="0" w:color="000000"/>
+                <w:left w:val="none" w:sz="0" w:space="0" w:color="000000"/>
+                <w:right w:val="none" w:sz="0" w:space="0" w:color="000000"/>
+              </w:pBdr>
+              <w:spacing w:after="80" w:before="80" w:line="240"/>
+              <w:ind w:left="80" w:right="80" w:firstLine="0" w:firstLineChars="0"/>
+              <w:rPr>
+                <w:rFonts w:ascii="Arial" w:hAnsi="Arial" w:eastAsia="Arial" w:cs="Arial"/>
+                <w:i w:val="false"/>
+                <w:b w:val="false"/>
+                <w:u w:val="none"/>
+                <w:strike w:val="false"/>
+                <w:sz w:val="21"/>
+                <w:szCs w:val="21"/>
+                <w:color w:val="000000"/>
+              </w:rPr>
+            </w:pPr>
+            <w:r>
+              <w:rPr>
+                <w:rFonts w:ascii="Arial" w:hAnsi="Arial" w:eastAsia="Arial" w:cs="Arial"/>
+                <w:i w:val="false"/>
+                <w:b w:val="false"/>
+                <w:u w:val="none"/>
+                <w:strike w:val="false"/>
+                <w:sz w:val="21"/>
+                <w:szCs w:val="21"/>
+                <w:color w:val="000000"/>
+              </w:rPr>
+              <w:t xml:space="preserve">6,060</w:t>
+            </w:r>
+          </w:p>
+        </w:tc>
+        <w:tc>
+          <w:tcPr>
+            <w:tcBorders>
+              <w:bottom w:val="single" w:sz="6" w:space="0" w:color="9AA8B8"/>
+              <w:top w:val="single" w:sz="8" w:space="0" w:color="063360"/>
+              <w:left w:val="none" w:sz="0" w:space="0" w:color="000000"/>
+              <w:right w:val="none" w:sz="0" w:space="0" w:color="000000"/>
+            </w:tcBorders>
+            <w:shd w:val="clear" w:color="auto" w:fill="FFFFFF"/>
+            <w:tcMar>
+              <w:top w:w="0" w:type="dxa"/>
+              <w:bottom w:w="0" w:type="dxa"/>
+              <w:left w:w="0" w:type="dxa"/>
+              <w:right w:w="0" w:type="dxa"/>
+            </w:tcMar>
+            <w:vAlign w:val="center"/>
+          </w:tcPr>
+          <w:p>
+            <w:pPr>
+              <w:jc w:val="left"/>
+              <w:pBdr>
+                <w:bottom w:val="none" w:sz="0" w:space="0" w:color="000000"/>
+                <w:top w:val="none" w:sz="0" w:space="0" w:color="000000"/>
+                <w:left w:val="none" w:sz="0" w:space="0" w:color="000000"/>
+                <w:right w:val="none" w:sz="0" w:space="0" w:color="000000"/>
+              </w:pBdr>
+              <w:spacing w:after="80" w:before="80" w:line="240"/>
+              <w:ind w:left="80" w:right="80" w:firstLine="0" w:firstLineChars="0"/>
+              <w:rPr>
+                <w:rFonts w:ascii="Arial" w:hAnsi="Arial" w:eastAsia="Arial" w:cs="Arial"/>
+                <w:i w:val="false"/>
+                <w:b w:val="false"/>
+                <w:u w:val="none"/>
+                <w:strike w:val="false"/>
+                <w:sz w:val="21"/>
+                <w:szCs w:val="21"/>
+                <w:color w:val="000000"/>
+              </w:rPr>
+            </w:pPr>
+            <w:r>
+              <w:rPr>
+                <w:rFonts w:ascii="Arial" w:hAnsi="Arial" w:eastAsia="Arial" w:cs="Arial"/>
+                <w:i w:val="false"/>
+                <w:b w:val="false"/>
+                <w:u w:val="none"/>
+                <w:strike w:val="false"/>
+                <w:sz w:val="21"/>
+                <w:szCs w:val="21"/>
+                <w:color w:val="000000"/>
+              </w:rPr>
+              <w:t xml:space="preserve">58.27</w:t>
+            </w:r>
+          </w:p>
+        </w:tc>
+        <w:tc>
+          <w:tcPr>
+            <w:tcBorders>
+              <w:bottom w:val="single" w:sz="6" w:space="0" w:color="9AA8B8"/>
+              <w:top w:val="single" w:sz="8" w:space="0" w:color="063360"/>
+              <w:left w:val="none" w:sz="0" w:space="0" w:color="000000"/>
+              <w:right w:val="none" w:sz="0" w:space="0" w:color="000000"/>
+            </w:tcBorders>
+            <w:shd w:val="clear" w:color="auto" w:fill="FFFFFF"/>
+            <w:tcMar>
+              <w:top w:w="0" w:type="dxa"/>
+              <w:bottom w:w="0" w:type="dxa"/>
+              <w:left w:w="0" w:type="dxa"/>
+              <w:right w:w="0" w:type="dxa"/>
+            </w:tcMar>
+            <w:vAlign w:val="center"/>
+          </w:tcPr>
+          <w:p>
+            <w:pPr>
+              <w:jc w:val="left"/>
+              <w:pBdr>
+                <w:bottom w:val="none" w:sz="0" w:space="0" w:color="000000"/>
+                <w:top w:val="none" w:sz="0" w:space="0" w:color="000000"/>
+                <w:left w:val="none" w:sz="0" w:space="0" w:color="000000"/>
+                <w:right w:val="none" w:sz="0" w:space="0" w:color="000000"/>
+              </w:pBdr>
+              <w:spacing w:after="80" w:before="80" w:line="240"/>
+              <w:ind w:left="80" w:right="80" w:firstLine="0" w:firstLineChars="0"/>
+              <w:rPr>
+                <w:rFonts w:ascii="Arial" w:hAnsi="Arial" w:eastAsia="Arial" w:cs="Arial"/>
+                <w:i w:val="false"/>
+                <w:b w:val="false"/>
+                <w:u w:val="none"/>
+                <w:strike w:val="false"/>
+                <w:sz w:val="21"/>
+                <w:szCs w:val="21"/>
+                <w:color w:val="000000"/>
+              </w:rPr>
+            </w:pPr>
+            <w:r>
+              <w:rPr>
+                <w:rFonts w:ascii="Arial" w:hAnsi="Arial" w:eastAsia="Arial" w:cs="Arial"/>
+                <w:i w:val="false"/>
+                <w:b w:val="false"/>
+                <w:u w:val="none"/>
+                <w:strike w:val="false"/>
+                <w:sz w:val="21"/>
+                <w:szCs w:val="21"/>
+                <w:color w:val="000000"/>
+              </w:rPr>
+              <w:t xml:space="preserve">1,640</w:t>
+            </w:r>
+          </w:p>
+        </w:tc>
+      </w:tr>
+      <w:tr>
+        <w:trPr>
+          <w:trHeight w:val="360" w:hRule="auto"/>
+        </w:trPr>
+        body2
+        <w:tc>
+          <w:tcPr>
+            <w:tcBorders>
+              <w:bottom w:val="single" w:sz="6" w:space="0" w:color="9AA8B8"/>
+              <w:top w:val="single" w:sz="6" w:space="0" w:color="9AA8B8"/>
+              <w:left w:val="none" w:sz="0" w:space="0" w:color="000000"/>
+              <w:right w:val="none" w:sz="0" w:space="0" w:color="000000"/>
+            </w:tcBorders>
+            <w:shd w:val="clear" w:color="auto" w:fill="FFFFFF"/>
+            <w:tcMar>
+              <w:top w:w="0" w:type="dxa"/>
+              <w:bottom w:w="0" w:type="dxa"/>
+              <w:left w:w="0" w:type="dxa"/>
+              <w:right w:w="0" w:type="dxa"/>
+            </w:tcMar>
+            <w:vAlign w:val="center"/>
+          </w:tcPr>
+          <w:p>
+            <w:pPr>
+              <w:jc w:val="left"/>
+              <w:pBdr>
+                <w:bottom w:val="none" w:sz="0" w:space="0" w:color="000000"/>
+                <w:top w:val="none" w:sz="0" w:space="0" w:color="000000"/>
+                <w:left w:val="none" w:sz="0" w:space="0" w:color="000000"/>
+                <w:right w:val="none" w:sz="0" w:space="0" w:color="000000"/>
+              </w:pBdr>
+              <w:spacing w:after="80" w:before="80" w:line="240"/>
+              <w:ind w:left="80" w:right="80" w:firstLine="0" w:firstLineChars="0"/>
+              <w:rPr>
+                <w:rFonts w:ascii="Arial" w:hAnsi="Arial" w:eastAsia="Arial" w:cs="Arial"/>
+                <w:i w:val="false"/>
+                <w:b w:val="false"/>
+                <w:u w:val="none"/>
+                <w:strike w:val="false"/>
+                <w:sz w:val="21"/>
+                <w:szCs w:val="21"/>
+                <w:color w:val="000000"/>
+              </w:rPr>
+            </w:pPr>
+            <w:r>
+              <w:rPr>
+                <w:rFonts w:ascii="Arial" w:hAnsi="Arial" w:eastAsia="Arial" w:cs="Arial"/>
+                <w:i w:val="false"/>
+                <w:b w:val="false"/>
+                <w:u w:val="none"/>
+                <w:strike w:val="false"/>
+                <w:sz w:val="21"/>
+                <w:szCs w:val="21"/>
+                <w:color w:val="000000"/>
+              </w:rPr>
+              <w:t xml:space="preserve">57.07</w:t>
+            </w:r>
+          </w:p>
+        </w:tc>
+        <w:tc>
+          <w:tcPr>
+            <w:tcBorders>
+              <w:bottom w:val="single" w:sz="6" w:space="0" w:color="9AA8B8"/>
+              <w:top w:val="single" w:sz="6" w:space="0" w:color="9AA8B8"/>
+              <w:left w:val="none" w:sz="0" w:space="0" w:color="000000"/>
+              <w:right w:val="none" w:sz="0" w:space="0" w:color="000000"/>
+            </w:tcBorders>
+            <w:shd w:val="clear" w:color="auto" w:fill="FFFFFF"/>
+            <w:tcMar>
+              <w:top w:w="0" w:type="dxa"/>
+              <w:bottom w:w="0" w:type="dxa"/>
+              <w:left w:w="0" w:type="dxa"/>
+              <w:right w:w="0" w:type="dxa"/>
+            </w:tcMar>
+            <w:vAlign w:val="center"/>
+          </w:tcPr>
+          <w:p>
+            <w:pPr>
+              <w:jc w:val="left"/>
+              <w:pBdr>
+                <w:bottom w:val="none" w:sz="0" w:space="0" w:color="000000"/>
+                <w:top w:val="none" w:sz="0" w:space="0" w:color="000000"/>
+                <w:left w:val="none" w:sz="0" w:space="0" w:color="000000"/>
+                <w:right w:val="none" w:sz="0" w:space="0" w:color="000000"/>
+              </w:pBdr>
+              <w:spacing w:after="80" w:before="80" w:line="240"/>
+              <w:ind w:left="80" w:right="80" w:firstLine="0" w:firstLineChars="0"/>
+              <w:rPr>
+                <w:rFonts w:ascii="Arial" w:hAnsi="Arial" w:eastAsia="Arial" w:cs="Arial"/>
+                <w:i w:val="false"/>
+                <w:b w:val="false"/>
+                <w:u w:val="none"/>
+                <w:strike w:val="false"/>
+                <w:sz w:val="21"/>
+                <w:szCs w:val="21"/>
+                <w:color w:val="000000"/>
+              </w:rPr>
+            </w:pPr>
+            <w:r>
+              <w:rPr>
+                <w:rFonts w:ascii="Arial" w:hAnsi="Arial" w:eastAsia="Arial" w:cs="Arial"/>
+                <w:i w:val="false"/>
+                <w:b w:val="false"/>
+                <w:u w:val="none"/>
+                <w:strike w:val="false"/>
+                <w:sz w:val="21"/>
+                <w:szCs w:val="21"/>
+                <w:color w:val="000000"/>
+              </w:rPr>
+              <w:t xml:space="preserve">410</w:t>
+            </w:r>
+          </w:p>
+        </w:tc>
+        <w:tc>
+          <w:tcPr>
+            <w:tcBorders>
+              <w:bottom w:val="single" w:sz="6" w:space="0" w:color="9AA8B8"/>
+              <w:top w:val="single" w:sz="6" w:space="0" w:color="9AA8B8"/>
+              <w:left w:val="none" w:sz="0" w:space="0" w:color="000000"/>
+              <w:right w:val="none" w:sz="0" w:space="0" w:color="000000"/>
+            </w:tcBorders>
+            <w:shd w:val="clear" w:color="auto" w:fill="FFFFFF"/>
+            <w:tcMar>
+              <w:top w:w="0" w:type="dxa"/>
+              <w:bottom w:w="0" w:type="dxa"/>
+              <w:left w:w="0" w:type="dxa"/>
+              <w:right w:w="0" w:type="dxa"/>
+            </w:tcMar>
+            <w:vAlign w:val="center"/>
+          </w:tcPr>
+          <w:p>
+            <w:pPr>
+              <w:jc w:val="left"/>
+              <w:pBdr>
+                <w:bottom w:val="none" w:sz="0" w:space="0" w:color="000000"/>
+                <w:top w:val="none" w:sz="0" w:space="0" w:color="000000"/>
+                <w:left w:val="none" w:sz="0" w:space="0" w:color="000000"/>
+                <w:right w:val="none" w:sz="0" w:space="0" w:color="000000"/>
+              </w:pBdr>
+              <w:spacing w:after="80" w:before="80" w:line="240"/>
+              <w:ind w:left="80" w:right="80" w:firstLine="0" w:firstLineChars="0"/>
+              <w:rPr>
+                <w:rFonts w:ascii="Arial" w:hAnsi="Arial" w:eastAsia="Arial" w:cs="Arial"/>
+                <w:i w:val="false"/>
+                <w:b w:val="false"/>
+                <w:u w:val="none"/>
+                <w:strike w:val="false"/>
+                <w:sz w:val="21"/>
+                <w:szCs w:val="21"/>
+                <w:color w:val="000000"/>
+              </w:rPr>
+            </w:pPr>
+            <w:r>
+              <w:rPr>
+                <w:rFonts w:ascii="Arial" w:hAnsi="Arial" w:eastAsia="Arial" w:cs="Arial"/>
+                <w:i w:val="false"/>
+                <w:b w:val="false"/>
+                <w:u w:val="none"/>
+                <w:strike w:val="false"/>
+                <w:sz w:val="21"/>
+                <w:szCs w:val="21"/>
+                <w:color w:val="000000"/>
+              </w:rPr>
+              <w:t xml:space="preserve">58.50</w:t>
+            </w:r>
+          </w:p>
+        </w:tc>
+        <w:tc>
+          <w:tcPr>
+            <w:tcBorders>
+              <w:bottom w:val="single" w:sz="6" w:space="0" w:color="9AA8B8"/>
+              <w:top w:val="single" w:sz="6" w:space="0" w:color="9AA8B8"/>
+              <w:left w:val="none" w:sz="0" w:space="0" w:color="000000"/>
+              <w:right w:val="none" w:sz="0" w:space="0" w:color="000000"/>
+            </w:tcBorders>
+            <w:shd w:val="clear" w:color="auto" w:fill="FFFFFF"/>
+            <w:tcMar>
+              <w:top w:w="0" w:type="dxa"/>
+              <w:bottom w:w="0" w:type="dxa"/>
+              <w:left w:w="0" w:type="dxa"/>
+              <w:right w:w="0" w:type="dxa"/>
+            </w:tcMar>
+            <w:vAlign w:val="center"/>
+          </w:tcPr>
+          <w:p>
+            <w:pPr>
+              <w:jc w:val="left"/>
+              <w:pBdr>
+                <w:bottom w:val="none" w:sz="0" w:space="0" w:color="000000"/>
+                <w:top w:val="none" w:sz="0" w:space="0" w:color="000000"/>
+                <w:left w:val="none" w:sz="0" w:space="0" w:color="000000"/>
+                <w:right w:val="none" w:sz="0" w:space="0" w:color="000000"/>
+              </w:pBdr>
+              <w:spacing w:after="80" w:before="80" w:line="240"/>
+              <w:ind w:left="80" w:right="80" w:firstLine="0" w:firstLineChars="0"/>
+              <w:rPr>
+                <w:rFonts w:ascii="Arial" w:hAnsi="Arial" w:eastAsia="Arial" w:cs="Arial"/>
+                <w:i w:val="false"/>
+                <w:b w:val="false"/>
+                <w:u w:val="none"/>
+                <w:strike w:val="false"/>
+                <w:sz w:val="21"/>
+                <w:szCs w:val="21"/>
+                <w:color w:val="000000"/>
+              </w:rPr>
+            </w:pPr>
+            <w:r>
+              <w:rPr>
+                <w:rFonts w:ascii="Arial" w:hAnsi="Arial" w:eastAsia="Arial" w:cs="Arial"/>
+                <w:i w:val="false"/>
+                <w:b w:val="false"/>
+                <w:u w:val="none"/>
+                <w:strike w:val="false"/>
+                <w:sz w:val="21"/>
+                <w:szCs w:val="21"/>
+                <w:color w:val="000000"/>
+              </w:rPr>
+              <w:t xml:space="preserve">4,010</w:t>
+            </w:r>
+          </w:p>
+        </w:tc>
+      </w:tr>
+      <w:tr>
+        <w:trPr>
+          <w:trHeight w:val="360" w:hRule="auto"/>
+        </w:trPr>
+        body3
+        <w:tc>
+          <w:tcPr>
+            <w:tcBorders>
+              <w:bottom w:val="single" w:sz="6" w:space="0" w:color="9AA8B8"/>
+              <w:top w:val="single" w:sz="6" w:space="0" w:color="9AA8B8"/>
+              <w:left w:val="none" w:sz="0" w:space="0" w:color="000000"/>
+              <w:right w:val="none" w:sz="0" w:space="0" w:color="000000"/>
+            </w:tcBorders>
+            <w:shd w:val="clear" w:color="auto" w:fill="FFFFFF"/>
+            <w:tcMar>
+              <w:top w:w="0" w:type="dxa"/>
+              <w:bottom w:w="0" w:type="dxa"/>
+              <w:left w:w="0" w:type="dxa"/>
+              <w:right w:w="0" w:type="dxa"/>
+            </w:tcMar>
+            <w:vAlign w:val="center"/>
+          </w:tcPr>
+          <w:p>
+            <w:pPr>
+              <w:jc w:val="left"/>
+              <w:pBdr>
+                <w:bottom w:val="none" w:sz="0" w:space="0" w:color="000000"/>
+                <w:top w:val="none" w:sz="0" w:space="0" w:color="000000"/>
+                <w:left w:val="none" w:sz="0" w:space="0" w:color="000000"/>
+                <w:right w:val="none" w:sz="0" w:space="0" w:color="000000"/>
+              </w:pBdr>
+              <w:spacing w:after="80" w:before="80" w:line="240"/>
+              <w:ind w:left="80" w:right="80" w:firstLine="0" w:firstLineChars="0"/>
+              <w:rPr>
+                <w:rFonts w:ascii="Arial" w:hAnsi="Arial" w:eastAsia="Arial" w:cs="Arial"/>
+                <w:i w:val="false"/>
+                <w:b w:val="false"/>
+                <w:u w:val="none"/>
+                <w:strike w:val="false"/>
+                <w:sz w:val="21"/>
+                <w:szCs w:val="21"/>
+                <w:color w:val="000000"/>
+              </w:rPr>
+            </w:pPr>
+            <w:r>
+              <w:rPr>
+                <w:rFonts w:ascii="Arial" w:hAnsi="Arial" w:eastAsia="Arial" w:cs="Arial"/>
+                <w:i w:val="false"/>
+                <w:b w:val="false"/>
+                <w:u w:val="none"/>
+                <w:strike w:val="false"/>
+                <w:sz w:val="21"/>
+                <w:szCs w:val="21"/>
+                <w:color w:val="000000"/>
+              </w:rPr>
+              <w:t xml:space="preserve">57.38</w:t>
+            </w:r>
+          </w:p>
+        </w:tc>
+        <w:tc>
+          <w:tcPr>
+            <w:tcBorders>
+              <w:bottom w:val="single" w:sz="6" w:space="0" w:color="9AA8B8"/>
+              <w:top w:val="single" w:sz="6" w:space="0" w:color="9AA8B8"/>
+              <w:left w:val="none" w:sz="0" w:space="0" w:color="000000"/>
+              <w:right w:val="none" w:sz="0" w:space="0" w:color="000000"/>
+            </w:tcBorders>
+            <w:shd w:val="clear" w:color="auto" w:fill="FFFFFF"/>
+            <w:tcMar>
+              <w:top w:w="0" w:type="dxa"/>
+              <w:bottom w:w="0" w:type="dxa"/>
+              <w:left w:w="0" w:type="dxa"/>
+              <w:right w:w="0" w:type="dxa"/>
+            </w:tcMar>
+            <w:vAlign w:val="center"/>
+          </w:tcPr>
+          <w:p>
+            <w:pPr>
+              <w:jc w:val="left"/>
+              <w:pBdr>
+                <w:bottom w:val="none" w:sz="0" w:space="0" w:color="000000"/>
+                <w:top w:val="none" w:sz="0" w:space="0" w:color="000000"/>
+                <w:left w:val="none" w:sz="0" w:space="0" w:color="000000"/>
+                <w:right w:val="none" w:sz="0" w:space="0" w:color="000000"/>
+              </w:pBdr>
+              <w:spacing w:after="80" w:before="80" w:line="240"/>
+              <w:ind w:left="80" w:right="80" w:firstLine="0" w:firstLineChars="0"/>
+              <w:rPr>
+                <w:rFonts w:ascii="Arial" w:hAnsi="Arial" w:eastAsia="Arial" w:cs="Arial"/>
+                <w:i w:val="false"/>
+                <w:b w:val="false"/>
+                <w:u w:val="none"/>
+                <w:strike w:val="false"/>
+                <w:sz w:val="21"/>
+                <w:szCs w:val="21"/>
+                <w:color w:val="000000"/>
+              </w:rPr>
+            </w:pPr>
+            <w:r>
+              <w:rPr>
+                <w:rFonts w:ascii="Arial" w:hAnsi="Arial" w:eastAsia="Arial" w:cs="Arial"/>
+                <w:i w:val="false"/>
+                <w:b w:val="false"/>
+                <w:u w:val="none"/>
+                <w:strike w:val="false"/>
+                <w:sz w:val="21"/>
+                <w:szCs w:val="21"/>
+                <w:color w:val="000000"/>
+              </w:rPr>
+              <w:t xml:space="preserve">1,930</w:t>
+            </w:r>
+          </w:p>
+        </w:tc>
+        <w:tc>
+          <w:tcPr>
+            <w:tcBorders>
+              <w:bottom w:val="single" w:sz="6" w:space="0" w:color="9AA8B8"/>
+              <w:top w:val="single" w:sz="6" w:space="0" w:color="9AA8B8"/>
+              <w:left w:val="none" w:sz="0" w:space="0" w:color="000000"/>
+              <w:right w:val="none" w:sz="0" w:space="0" w:color="000000"/>
+            </w:tcBorders>
+            <w:shd w:val="clear" w:color="auto" w:fill="FFFFFF"/>
+            <w:tcMar>
+              <w:top w:w="0" w:type="dxa"/>
+              <w:bottom w:w="0" w:type="dxa"/>
+              <w:left w:w="0" w:type="dxa"/>
+              <w:right w:w="0" w:type="dxa"/>
+            </w:tcMar>
+            <w:vAlign w:val="center"/>
+          </w:tcPr>
+          <w:p>
+            <w:pPr>
+              <w:jc w:val="left"/>
+              <w:pBdr>
+                <w:bottom w:val="none" w:sz="0" w:space="0" w:color="000000"/>
+                <w:top w:val="none" w:sz="0" w:space="0" w:color="000000"/>
+                <w:left w:val="none" w:sz="0" w:space="0" w:color="000000"/>
+                <w:right w:val="none" w:sz="0" w:space="0" w:color="000000"/>
+              </w:pBdr>
+              <w:spacing w:after="80" w:before="80" w:line="240"/>
+              <w:ind w:left="80" w:right="80" w:firstLine="0" w:firstLineChars="0"/>
+              <w:rPr>
+                <w:rFonts w:ascii="Arial" w:hAnsi="Arial" w:eastAsia="Arial" w:cs="Arial"/>
+                <w:i w:val="false"/>
+                <w:b w:val="false"/>
+                <w:u w:val="none"/>
+                <w:strike w:val="false"/>
+                <w:sz w:val="21"/>
+                <w:szCs w:val="21"/>
+                <w:color w:val="000000"/>
+              </w:rPr>
+            </w:pPr>
+            <w:r>
+              <w:rPr>
+                <w:rFonts w:ascii="Arial" w:hAnsi="Arial" w:eastAsia="Arial" w:cs="Arial"/>
+                <w:i w:val="false"/>
+                <w:b w:val="false"/>
+                <w:u w:val="none"/>
+                <w:strike w:val="false"/>
+                <w:sz w:val="21"/>
+                <w:szCs w:val="21"/>
+                <w:color w:val="000000"/>
+              </w:rPr>
+              <w:t xml:space="preserve">58.73</w:t>
+            </w:r>
+          </w:p>
+        </w:tc>
+        <w:tc>
+          <w:tcPr>
+            <w:tcBorders>
+              <w:bottom w:val="single" w:sz="6" w:space="0" w:color="9AA8B8"/>
+              <w:top w:val="single" w:sz="6" w:space="0" w:color="9AA8B8"/>
+              <w:left w:val="none" w:sz="0" w:space="0" w:color="000000"/>
+              <w:right w:val="none" w:sz="0" w:space="0" w:color="000000"/>
+            </w:tcBorders>
+            <w:shd w:val="clear" w:color="auto" w:fill="FFFFFF"/>
+            <w:tcMar>
+              <w:top w:w="0" w:type="dxa"/>
+              <w:bottom w:w="0" w:type="dxa"/>
+              <w:left w:w="0" w:type="dxa"/>
+              <w:right w:w="0" w:type="dxa"/>
+            </w:tcMar>
+            <w:vAlign w:val="center"/>
+          </w:tcPr>
+          <w:p>
+            <w:pPr>
+              <w:jc w:val="left"/>
+              <w:pBdr>
+                <w:bottom w:val="none" w:sz="0" w:space="0" w:color="000000"/>
+                <w:top w:val="none" w:sz="0" w:space="0" w:color="000000"/>
+                <w:left w:val="none" w:sz="0" w:space="0" w:color="000000"/>
+                <w:right w:val="none" w:sz="0" w:space="0" w:color="000000"/>
+              </w:pBdr>
+              <w:spacing w:after="80" w:before="80" w:line="240"/>
+              <w:ind w:left="80" w:right="80" w:firstLine="0" w:firstLineChars="0"/>
+              <w:rPr>
+                <w:rFonts w:ascii="Arial" w:hAnsi="Arial" w:eastAsia="Arial" w:cs="Arial"/>
+                <w:i w:val="false"/>
+                <w:b w:val="false"/>
+                <w:u w:val="none"/>
+                <w:strike w:val="false"/>
+                <w:sz w:val="21"/>
+                <w:szCs w:val="21"/>
+                <w:color w:val="000000"/>
+              </w:rPr>
+            </w:pPr>
+            <w:r>
+              <w:rPr>
+                <w:rFonts w:ascii="Arial" w:hAnsi="Arial" w:eastAsia="Arial" w:cs="Arial"/>
+                <w:i w:val="false"/>
+                <w:b w:val="false"/>
+                <w:u w:val="none"/>
+                <w:strike w:val="false"/>
+                <w:sz w:val="21"/>
+                <w:szCs w:val="21"/>
+                <w:color w:val="000000"/>
+              </w:rPr>
+              <w:t xml:space="preserve">1,080</w:t>
+            </w:r>
+          </w:p>
+        </w:tc>
+      </w:tr>
+      <w:tr>
+        <w:trPr>
+          <w:trHeight w:val="360" w:hRule="auto"/>
+        </w:trPr>
+        body4
+        <w:tc>
+          <w:tcPr>
+            <w:tcBorders>
+              <w:bottom w:val="single" w:sz="6" w:space="0" w:color="9AA8B8"/>
+              <w:top w:val="single" w:sz="6" w:space="0" w:color="9AA8B8"/>
+              <w:left w:val="none" w:sz="0" w:space="0" w:color="000000"/>
+              <w:right w:val="none" w:sz="0" w:space="0" w:color="000000"/>
+            </w:tcBorders>
+            <w:shd w:val="clear" w:color="auto" w:fill="FFFFFF"/>
+            <w:tcMar>
+              <w:top w:w="0" w:type="dxa"/>
+              <w:bottom w:w="0" w:type="dxa"/>
+              <w:left w:w="0" w:type="dxa"/>
+              <w:right w:w="0" w:type="dxa"/>
+            </w:tcMar>
+            <w:vAlign w:val="center"/>
+          </w:tcPr>
+          <w:p>
+            <w:pPr>
+              <w:jc w:val="left"/>
+              <w:pBdr>
+                <w:bottom w:val="none" w:sz="0" w:space="0" w:color="000000"/>
+                <w:top w:val="none" w:sz="0" w:space="0" w:color="000000"/>
+                <w:left w:val="none" w:sz="0" w:space="0" w:color="000000"/>
+                <w:right w:val="none" w:sz="0" w:space="0" w:color="000000"/>
+              </w:pBdr>
+              <w:spacing w:after="80" w:before="80" w:line="240"/>
+              <w:ind w:left="80" w:right="80" w:firstLine="0" w:firstLineChars="0"/>
+              <w:rPr>
+                <w:rFonts w:ascii="Arial" w:hAnsi="Arial" w:eastAsia="Arial" w:cs="Arial"/>
+                <w:i w:val="false"/>
+                <w:b w:val="false"/>
+                <w:u w:val="none"/>
+                <w:strike w:val="false"/>
+                <w:sz w:val="21"/>
+                <w:szCs w:val="21"/>
+                <w:color w:val="000000"/>
+              </w:rPr>
+            </w:pPr>
+            <w:r>
+              <w:rPr>
+                <w:rFonts w:ascii="Arial" w:hAnsi="Arial" w:eastAsia="Arial" w:cs="Arial"/>
+                <w:i w:val="false"/>
+                <w:b w:val="false"/>
+                <w:u w:val="none"/>
+                <w:strike w:val="false"/>
+                <w:sz w:val="21"/>
+                <w:szCs w:val="21"/>
+                <w:color w:val="000000"/>
+              </w:rPr>
+              <w:t xml:space="preserve">57.43</w:t>
+            </w:r>
+          </w:p>
+        </w:tc>
+        <w:tc>
+          <w:tcPr>
+            <w:tcBorders>
+              <w:bottom w:val="single" w:sz="6" w:space="0" w:color="9AA8B8"/>
+              <w:top w:val="single" w:sz="6" w:space="0" w:color="9AA8B8"/>
+              <w:left w:val="none" w:sz="0" w:space="0" w:color="000000"/>
+              <w:right w:val="none" w:sz="0" w:space="0" w:color="000000"/>
+            </w:tcBorders>
+            <w:shd w:val="clear" w:color="auto" w:fill="FFFFFF"/>
+            <w:tcMar>
+              <w:top w:w="0" w:type="dxa"/>
+              <w:bottom w:w="0" w:type="dxa"/>
+              <w:left w:w="0" w:type="dxa"/>
+              <w:right w:w="0" w:type="dxa"/>
+            </w:tcMar>
+            <w:vAlign w:val="center"/>
+          </w:tcPr>
+          <w:p>
+            <w:pPr>
+              <w:jc w:val="left"/>
+              <w:pBdr>
+                <w:bottom w:val="none" w:sz="0" w:space="0" w:color="000000"/>
+                <w:top w:val="none" w:sz="0" w:space="0" w:color="000000"/>
+                <w:left w:val="none" w:sz="0" w:space="0" w:color="000000"/>
+                <w:right w:val="none" w:sz="0" w:space="0" w:color="000000"/>
+              </w:pBdr>
+              <w:spacing w:after="80" w:before="80" w:line="240"/>
+              <w:ind w:left="80" w:right="80" w:firstLine="0" w:firstLineChars="0"/>
+              <w:rPr>
+                <w:rFonts w:ascii="Arial" w:hAnsi="Arial" w:eastAsia="Arial" w:cs="Arial"/>
+                <w:i w:val="false"/>
+                <w:b w:val="false"/>
+                <w:u w:val="none"/>
+                <w:strike w:val="false"/>
+                <w:sz w:val="21"/>
+                <w:szCs w:val="21"/>
+                <w:color w:val="000000"/>
+              </w:rPr>
+            </w:pPr>
+            <w:r>
+              <w:rPr>
+                <w:rFonts w:ascii="Arial" w:hAnsi="Arial" w:eastAsia="Arial" w:cs="Arial"/>
+                <w:i w:val="false"/>
+                <w:b w:val="false"/>
+                <w:u w:val="none"/>
+                <w:strike w:val="false"/>
+                <w:sz w:val="21"/>
+                <w:szCs w:val="21"/>
+                <w:color w:val="000000"/>
+              </w:rPr>
+              <w:t xml:space="preserve">740</w:t>
+            </w:r>
+          </w:p>
+        </w:tc>
+        <w:tc>
+          <w:tcPr>
+            <w:tcBorders>
+              <w:bottom w:val="single" w:sz="6" w:space="0" w:color="9AA8B8"/>
+              <w:top w:val="single" w:sz="6" w:space="0" w:color="9AA8B8"/>
+              <w:left w:val="none" w:sz="0" w:space="0" w:color="000000"/>
+              <w:right w:val="none" w:sz="0" w:space="0" w:color="000000"/>
+            </w:tcBorders>
+            <w:shd w:val="clear" w:color="auto" w:fill="FFFFFF"/>
+            <w:tcMar>
+              <w:top w:w="0" w:type="dxa"/>
+              <w:bottom w:w="0" w:type="dxa"/>
+              <w:left w:w="0" w:type="dxa"/>
+              <w:right w:w="0" w:type="dxa"/>
+            </w:tcMar>
+            <w:vAlign w:val="center"/>
+          </w:tcPr>
+          <w:p>
+            <w:pPr>
+              <w:jc w:val="left"/>
+              <w:pBdr>
+                <w:bottom w:val="none" w:sz="0" w:space="0" w:color="000000"/>
+                <w:top w:val="none" w:sz="0" w:space="0" w:color="000000"/>
+                <w:left w:val="none" w:sz="0" w:space="0" w:color="000000"/>
+                <w:right w:val="none" w:sz="0" w:space="0" w:color="000000"/>
+              </w:pBdr>
+              <w:spacing w:after="80" w:before="80" w:line="240"/>
+              <w:ind w:left="80" w:right="80" w:firstLine="0" w:firstLineChars="0"/>
+              <w:rPr>
+                <w:rFonts w:ascii="Arial" w:hAnsi="Arial" w:eastAsia="Arial" w:cs="Arial"/>
+                <w:i w:val="false"/>
+                <w:b w:val="false"/>
+                <w:u w:val="none"/>
+                <w:strike w:val="false"/>
+                <w:sz w:val="21"/>
+                <w:szCs w:val="21"/>
+                <w:color w:val="000000"/>
+              </w:rPr>
+            </w:pPr>
+            <w:r>
+              <w:rPr>
+                <w:rFonts w:ascii="Arial" w:hAnsi="Arial" w:eastAsia="Arial" w:cs="Arial"/>
+                <w:i w:val="false"/>
+                <w:b w:val="false"/>
+                <w:u w:val="none"/>
+                <w:strike w:val="false"/>
+                <w:sz w:val="21"/>
+                <w:szCs w:val="21"/>
+                <w:color w:val="000000"/>
+              </w:rPr>
+              <w:t xml:space="preserve">58.35</w:t>
+            </w:r>
+          </w:p>
+        </w:tc>
+        <w:tc>
+          <w:tcPr>
+            <w:tcBorders>
+              <w:bottom w:val="single" w:sz="6" w:space="0" w:color="9AA8B8"/>
+              <w:top w:val="single" w:sz="6" w:space="0" w:color="9AA8B8"/>
+              <w:left w:val="none" w:sz="0" w:space="0" w:color="000000"/>
+              <w:right w:val="none" w:sz="0" w:space="0" w:color="000000"/>
+            </w:tcBorders>
+            <w:shd w:val="clear" w:color="auto" w:fill="FFFFFF"/>
+            <w:tcMar>
+              <w:top w:w="0" w:type="dxa"/>
+              <w:bottom w:w="0" w:type="dxa"/>
+              <w:left w:w="0" w:type="dxa"/>
+              <w:right w:w="0" w:type="dxa"/>
+            </w:tcMar>
+            <w:vAlign w:val="center"/>
+          </w:tcPr>
+          <w:p>
+            <w:pPr>
+              <w:jc w:val="left"/>
+              <w:pBdr>
+                <w:bottom w:val="none" w:sz="0" w:space="0" w:color="000000"/>
+                <w:top w:val="none" w:sz="0" w:space="0" w:color="000000"/>
+                <w:left w:val="none" w:sz="0" w:space="0" w:color="000000"/>
+                <w:right w:val="none" w:sz="0" w:space="0" w:color="000000"/>
+              </w:pBdr>
+              <w:spacing w:after="80" w:before="80" w:line="240"/>
+              <w:ind w:left="80" w:right="80" w:firstLine="0" w:firstLineChars="0"/>
+              <w:rPr>
+                <w:rFonts w:ascii="Arial" w:hAnsi="Arial" w:eastAsia="Arial" w:cs="Arial"/>
+                <w:i w:val="false"/>
+                <w:b w:val="false"/>
+                <w:u w:val="none"/>
+                <w:strike w:val="false"/>
+                <w:sz w:val="21"/>
+                <w:szCs w:val="21"/>
+                <w:color w:val="000000"/>
+              </w:rPr>
+            </w:pPr>
+            <w:r>
+              <w:rPr>
+                <w:rFonts w:ascii="Arial" w:hAnsi="Arial" w:eastAsia="Arial" w:cs="Arial"/>
+                <w:i w:val="false"/>
+                <w:b w:val="false"/>
+                <w:u w:val="none"/>
+                <w:strike w:val="false"/>
+                <w:sz w:val="21"/>
+                <w:szCs w:val="21"/>
+                <w:color w:val="000000"/>
+              </w:rPr>
+              <w:t xml:space="preserve">2,830</w:t>
+            </w:r>
+          </w:p>
+        </w:tc>
+      </w:tr>
+      <w:tr>
+        <w:trPr>
+          <w:trHeight w:val="360" w:hRule="auto"/>
+        </w:trPr>
+        body5
+        <w:tc>
+          <w:tcPr>
+            <w:tcBorders>
+              <w:bottom w:val="single" w:sz="6" w:space="0" w:color="9AA8B8"/>
+              <w:top w:val="single" w:sz="6" w:space="0" w:color="9AA8B8"/>
+              <w:left w:val="none" w:sz="0" w:space="0" w:color="000000"/>
+              <w:right w:val="none" w:sz="0" w:space="0" w:color="000000"/>
+            </w:tcBorders>
+            <w:shd w:val="clear" w:color="auto" w:fill="FFFFFF"/>
+            <w:tcMar>
+              <w:top w:w="0" w:type="dxa"/>
+              <w:bottom w:w="0" w:type="dxa"/>
+              <w:left w:w="0" w:type="dxa"/>
+              <w:right w:w="0" w:type="dxa"/>
+            </w:tcMar>
+            <w:vAlign w:val="center"/>
+          </w:tcPr>
+          <w:p>
+            <w:pPr>
+              <w:jc w:val="left"/>
+              <w:pBdr>
+                <w:bottom w:val="none" w:sz="0" w:space="0" w:color="000000"/>
+                <w:top w:val="none" w:sz="0" w:space="0" w:color="000000"/>
+                <w:left w:val="none" w:sz="0" w:space="0" w:color="000000"/>
+                <w:right w:val="none" w:sz="0" w:space="0" w:color="000000"/>
+              </w:pBdr>
+              <w:spacing w:after="80" w:before="80" w:line="240"/>
+              <w:ind w:left="80" w:right="80" w:firstLine="0" w:firstLineChars="0"/>
+              <w:rPr>
+                <w:rFonts w:ascii="Arial" w:hAnsi="Arial" w:eastAsia="Arial" w:cs="Arial"/>
+                <w:i w:val="false"/>
+                <w:b w:val="false"/>
+                <w:u w:val="none"/>
+                <w:strike w:val="false"/>
+                <w:sz w:val="21"/>
+                <w:szCs w:val="21"/>
+                <w:color w:val="000000"/>
+              </w:rPr>
+            </w:pPr>
+            <w:r>
+              <w:rPr>
+                <w:rFonts w:ascii="Arial" w:hAnsi="Arial" w:eastAsia="Arial" w:cs="Arial"/>
+                <w:i w:val="false"/>
+                <w:b w:val="false"/>
+                <w:u w:val="none"/>
+                <w:strike w:val="false"/>
+                <w:sz w:val="21"/>
+                <w:szCs w:val="21"/>
+                <w:color w:val="000000"/>
+              </w:rPr>
+              <w:t xml:space="preserve">57.69</w:t>
+            </w:r>
+          </w:p>
+        </w:tc>
+        <w:tc>
+          <w:tcPr>
+            <w:tcBorders>
+              <w:bottom w:val="single" w:sz="6" w:space="0" w:color="9AA8B8"/>
+              <w:top w:val="single" w:sz="6" w:space="0" w:color="9AA8B8"/>
+              <w:left w:val="none" w:sz="0" w:space="0" w:color="000000"/>
+              <w:right w:val="none" w:sz="0" w:space="0" w:color="000000"/>
+            </w:tcBorders>
+            <w:shd w:val="clear" w:color="auto" w:fill="FFFFFF"/>
+            <w:tcMar>
+              <w:top w:w="0" w:type="dxa"/>
+              <w:bottom w:w="0" w:type="dxa"/>
+              <w:left w:w="0" w:type="dxa"/>
+              <w:right w:w="0" w:type="dxa"/>
+            </w:tcMar>
+            <w:vAlign w:val="center"/>
+          </w:tcPr>
+          <w:p>
+            <w:pPr>
+              <w:jc w:val="left"/>
+              <w:pBdr>
+                <w:bottom w:val="none" w:sz="0" w:space="0" w:color="000000"/>
+                <w:top w:val="none" w:sz="0" w:space="0" w:color="000000"/>
+                <w:left w:val="none" w:sz="0" w:space="0" w:color="000000"/>
+                <w:right w:val="none" w:sz="0" w:space="0" w:color="000000"/>
+              </w:pBdr>
+              <w:spacing w:after="80" w:before="80" w:line="240"/>
+              <w:ind w:left="80" w:right="80" w:firstLine="0" w:firstLineChars="0"/>
+              <w:rPr>
+                <w:rFonts w:ascii="Arial" w:hAnsi="Arial" w:eastAsia="Arial" w:cs="Arial"/>
+                <w:i w:val="false"/>
+                <w:b w:val="false"/>
+                <w:u w:val="none"/>
+                <w:strike w:val="false"/>
+                <w:sz w:val="21"/>
+                <w:szCs w:val="21"/>
+                <w:color w:val="000000"/>
+              </w:rPr>
+            </w:pPr>
+            <w:r>
+              <w:rPr>
+                <w:rFonts w:ascii="Arial" w:hAnsi="Arial" w:eastAsia="Arial" w:cs="Arial"/>
+                <w:i w:val="false"/>
+                <w:b w:val="false"/>
+                <w:u w:val="none"/>
+                <w:strike w:val="false"/>
+                <w:sz w:val="21"/>
+                <w:szCs w:val="21"/>
+                <w:color w:val="000000"/>
+              </w:rPr>
+              <w:t xml:space="preserve">800</w:t>
+            </w:r>
+          </w:p>
+        </w:tc>
+        <w:tc>
+          <w:tcPr>
+            <w:tcBorders>
+              <w:bottom w:val="single" w:sz="6" w:space="0" w:color="9AA8B8"/>
+              <w:top w:val="single" w:sz="6" w:space="0" w:color="9AA8B8"/>
+              <w:left w:val="none" w:sz="0" w:space="0" w:color="000000"/>
+              <w:right w:val="none" w:sz="0" w:space="0" w:color="000000"/>
+            </w:tcBorders>
+            <w:shd w:val="clear" w:color="auto" w:fill="FFFFFF"/>
+            <w:tcMar>
+              <w:top w:w="0" w:type="dxa"/>
+              <w:bottom w:w="0" w:type="dxa"/>
+              <w:left w:w="0" w:type="dxa"/>
+              <w:right w:w="0" w:type="dxa"/>
+            </w:tcMar>
+            <w:vAlign w:val="center"/>
+          </w:tcPr>
+          <w:p>
+            <w:pPr>
+              <w:jc w:val="left"/>
+              <w:pBdr>
+                <w:bottom w:val="none" w:sz="0" w:space="0" w:color="000000"/>
+                <w:top w:val="none" w:sz="0" w:space="0" w:color="000000"/>
+                <w:left w:val="none" w:sz="0" w:space="0" w:color="000000"/>
+                <w:right w:val="none" w:sz="0" w:space="0" w:color="000000"/>
+              </w:pBdr>
+              <w:spacing w:after="80" w:before="80" w:line="240"/>
+              <w:ind w:left="80" w:right="80" w:firstLine="0" w:firstLineChars="0"/>
+              <w:rPr>
+                <w:rFonts w:ascii="Arial" w:hAnsi="Arial" w:eastAsia="Arial" w:cs="Arial"/>
+                <w:i w:val="false"/>
+                <w:b w:val="false"/>
+                <w:u w:val="none"/>
+                <w:strike w:val="false"/>
+                <w:sz w:val="21"/>
+                <w:szCs w:val="21"/>
+                <w:color w:val="000000"/>
+              </w:rPr>
+            </w:pPr>
+            <w:r>
+              <w:rPr>
+                <w:rFonts w:ascii="Arial" w:hAnsi="Arial" w:eastAsia="Arial" w:cs="Arial"/>
+                <w:i w:val="false"/>
+                <w:b w:val="false"/>
+                <w:u w:val="none"/>
+                <w:strike w:val="false"/>
+                <w:sz w:val="21"/>
+                <w:szCs w:val="21"/>
+                <w:color w:val="000000"/>
+              </w:rPr>
+              <w:t xml:space="preserve">58.50</w:t>
+            </w:r>
+          </w:p>
+        </w:tc>
+        <w:tc>
+          <w:tcPr>
+            <w:tcBorders>
+              <w:bottom w:val="single" w:sz="6" w:space="0" w:color="9AA8B8"/>
+              <w:top w:val="single" w:sz="6" w:space="0" w:color="9AA8B8"/>
+              <w:left w:val="none" w:sz="0" w:space="0" w:color="000000"/>
+              <w:right w:val="none" w:sz="0" w:space="0" w:color="000000"/>
+            </w:tcBorders>
+            <w:shd w:val="clear" w:color="auto" w:fill="FFFFFF"/>
+            <w:tcMar>
+              <w:top w:w="0" w:type="dxa"/>
+              <w:bottom w:w="0" w:type="dxa"/>
+              <w:left w:w="0" w:type="dxa"/>
+              <w:right w:w="0" w:type="dxa"/>
+            </w:tcMar>
+            <w:vAlign w:val="center"/>
+          </w:tcPr>
+          <w:p>
+            <w:pPr>
+              <w:jc w:val="left"/>
+              <w:pBdr>
+                <w:bottom w:val="none" w:sz="0" w:space="0" w:color="000000"/>
+                <w:top w:val="none" w:sz="0" w:space="0" w:color="000000"/>
+                <w:left w:val="none" w:sz="0" w:space="0" w:color="000000"/>
+                <w:right w:val="none" w:sz="0" w:space="0" w:color="000000"/>
+              </w:pBdr>
+              <w:spacing w:after="80" w:before="80" w:line="240"/>
+              <w:ind w:left="80" w:right="80" w:firstLine="0" w:firstLineChars="0"/>
+              <w:rPr>
+                <w:rFonts w:ascii="Arial" w:hAnsi="Arial" w:eastAsia="Arial" w:cs="Arial"/>
+                <w:i w:val="false"/>
+                <w:b w:val="false"/>
+                <w:u w:val="none"/>
+                <w:strike w:val="false"/>
+                <w:sz w:val="21"/>
+                <w:szCs w:val="21"/>
+                <w:color w:val="000000"/>
+              </w:rPr>
+            </w:pPr>
+            <w:r>
+              <w:rPr>
+                <w:rFonts w:ascii="Arial" w:hAnsi="Arial" w:eastAsia="Arial" w:cs="Arial"/>
+                <w:i w:val="false"/>
+                <w:b w:val="false"/>
+                <w:u w:val="none"/>
+                <w:strike w:val="false"/>
+                <w:sz w:val="21"/>
+                <w:szCs w:val="21"/>
+                <w:color w:val="000000"/>
+              </w:rPr>
+              <w:t xml:space="preserve">1,370</w:t>
+            </w:r>
+          </w:p>
+        </w:tc>
+      </w:tr>
+      <w:tr>
+        <w:trPr>
+          <w:trHeight w:val="360" w:hRule="auto"/>
+        </w:trPr>
+        body6
+        <w:tc>
+          <w:tcPr>
+            <w:tcBorders>
+              <w:bottom w:val="single" w:sz="6" w:space="0" w:color="9AA8B8"/>
+              <w:top w:val="single" w:sz="6" w:space="0" w:color="9AA8B8"/>
+              <w:left w:val="none" w:sz="0" w:space="0" w:color="000000"/>
+              <w:right w:val="none" w:sz="0" w:space="0" w:color="000000"/>
+            </w:tcBorders>
+            <w:shd w:val="clear" w:color="auto" w:fill="FFFFFF"/>
+            <w:tcMar>
+              <w:top w:w="0" w:type="dxa"/>
+              <w:bottom w:w="0" w:type="dxa"/>
+              <w:left w:w="0" w:type="dxa"/>
+              <w:right w:w="0" w:type="dxa"/>
+            </w:tcMar>
+            <w:vAlign w:val="center"/>
+          </w:tcPr>
+          <w:p>
+            <w:pPr>
+              <w:jc w:val="left"/>
+              <w:pBdr>
+                <w:bottom w:val="none" w:sz="0" w:space="0" w:color="000000"/>
+                <w:top w:val="none" w:sz="0" w:space="0" w:color="000000"/>
+                <w:left w:val="none" w:sz="0" w:space="0" w:color="000000"/>
+                <w:right w:val="none" w:sz="0" w:space="0" w:color="000000"/>
+              </w:pBdr>
+              <w:spacing w:after="80" w:before="80" w:line="240"/>
+              <w:ind w:left="80" w:right="80" w:firstLine="0" w:firstLineChars="0"/>
+              <w:rPr>
+                <w:rFonts w:ascii="Arial" w:hAnsi="Arial" w:eastAsia="Arial" w:cs="Arial"/>
+                <w:i w:val="false"/>
+                <w:b w:val="false"/>
+                <w:u w:val="none"/>
+                <w:strike w:val="false"/>
+                <w:sz w:val="21"/>
+                <w:szCs w:val="21"/>
+                <w:color w:val="000000"/>
+              </w:rPr>
+            </w:pPr>
+            <w:r>
+              <w:rPr>
+                <w:rFonts w:ascii="Arial" w:hAnsi="Arial" w:eastAsia="Arial" w:cs="Arial"/>
+                <w:i w:val="false"/>
+                <w:b w:val="false"/>
+                <w:u w:val="none"/>
+                <w:strike w:val="false"/>
+                <w:sz w:val="21"/>
+                <w:szCs w:val="21"/>
+                <w:color w:val="000000"/>
+              </w:rPr>
+              <w:t xml:space="preserve">57.50</w:t>
+            </w:r>
+          </w:p>
+        </w:tc>
+        <w:tc>
+          <w:tcPr>
+            <w:tcBorders>
+              <w:bottom w:val="single" w:sz="6" w:space="0" w:color="9AA8B8"/>
+              <w:top w:val="single" w:sz="6" w:space="0" w:color="9AA8B8"/>
+              <w:left w:val="none" w:sz="0" w:space="0" w:color="000000"/>
+              <w:right w:val="none" w:sz="0" w:space="0" w:color="000000"/>
+            </w:tcBorders>
+            <w:shd w:val="clear" w:color="auto" w:fill="FFFFFF"/>
+            <w:tcMar>
+              <w:top w:w="0" w:type="dxa"/>
+              <w:bottom w:w="0" w:type="dxa"/>
+              <w:left w:w="0" w:type="dxa"/>
+              <w:right w:w="0" w:type="dxa"/>
+            </w:tcMar>
+            <w:vAlign w:val="center"/>
+          </w:tcPr>
+          <w:p>
+            <w:pPr>
+              <w:jc w:val="left"/>
+              <w:pBdr>
+                <w:bottom w:val="none" w:sz="0" w:space="0" w:color="000000"/>
+                <w:top w:val="none" w:sz="0" w:space="0" w:color="000000"/>
+                <w:left w:val="none" w:sz="0" w:space="0" w:color="000000"/>
+                <w:right w:val="none" w:sz="0" w:space="0" w:color="000000"/>
+              </w:pBdr>
+              <w:spacing w:after="80" w:before="80" w:line="240"/>
+              <w:ind w:left="80" w:right="80" w:firstLine="0" w:firstLineChars="0"/>
+              <w:rPr>
+                <w:rFonts w:ascii="Arial" w:hAnsi="Arial" w:eastAsia="Arial" w:cs="Arial"/>
+                <w:i w:val="false"/>
+                <w:b w:val="false"/>
+                <w:u w:val="none"/>
+                <w:strike w:val="false"/>
+                <w:sz w:val="21"/>
+                <w:szCs w:val="21"/>
+                <w:color w:val="000000"/>
+              </w:rPr>
+            </w:pPr>
+            <w:r>
+              <w:rPr>
+                <w:rFonts w:ascii="Arial" w:hAnsi="Arial" w:eastAsia="Arial" w:cs="Arial"/>
+                <w:i w:val="false"/>
+                <w:b w:val="false"/>
+                <w:u w:val="none"/>
+                <w:strike w:val="false"/>
+                <w:sz w:val="21"/>
+                <w:szCs w:val="21"/>
+                <w:color w:val="000000"/>
+              </w:rPr>
+              <w:t xml:space="preserve">1,360</w:t>
+            </w:r>
+          </w:p>
+        </w:tc>
+        <w:tc>
+          <w:tcPr>
+            <w:tcBorders>
+              <w:bottom w:val="single" w:sz="6" w:space="0" w:color="9AA8B8"/>
+              <w:top w:val="single" w:sz="6" w:space="0" w:color="9AA8B8"/>
+              <w:left w:val="none" w:sz="0" w:space="0" w:color="000000"/>
+              <w:right w:val="none" w:sz="0" w:space="0" w:color="000000"/>
+            </w:tcBorders>
+            <w:shd w:val="clear" w:color="auto" w:fill="FFFFFF"/>
+            <w:tcMar>
+              <w:top w:w="0" w:type="dxa"/>
+              <w:bottom w:w="0" w:type="dxa"/>
+              <w:left w:w="0" w:type="dxa"/>
+              <w:right w:w="0" w:type="dxa"/>
+            </w:tcMar>
+            <w:vAlign w:val="center"/>
+          </w:tcPr>
+          <w:p>
+            <w:pPr>
+              <w:jc w:val="left"/>
+              <w:pBdr>
+                <w:bottom w:val="none" w:sz="0" w:space="0" w:color="000000"/>
+                <w:top w:val="none" w:sz="0" w:space="0" w:color="000000"/>
+                <w:left w:val="none" w:sz="0" w:space="0" w:color="000000"/>
+                <w:right w:val="none" w:sz="0" w:space="0" w:color="000000"/>
+              </w:pBdr>
+              <w:spacing w:after="80" w:before="80" w:line="240"/>
+              <w:ind w:left="80" w:right="80" w:firstLine="0" w:firstLineChars="0"/>
+              <w:rPr>
+                <w:rFonts w:ascii="Arial" w:hAnsi="Arial" w:eastAsia="Arial" w:cs="Arial"/>
+                <w:i w:val="false"/>
+                <w:b w:val="false"/>
+                <w:u w:val="none"/>
+                <w:strike w:val="false"/>
+                <w:sz w:val="21"/>
+                <w:szCs w:val="21"/>
+                <w:color w:val="000000"/>
+              </w:rPr>
+            </w:pPr>
+            <w:r>
+              <w:rPr>
+                <w:rFonts w:ascii="Arial" w:hAnsi="Arial" w:eastAsia="Arial" w:cs="Arial"/>
+                <w:i w:val="false"/>
+                <w:b w:val="false"/>
+                <w:u w:val="none"/>
+                <w:strike w:val="false"/>
+                <w:sz w:val="21"/>
+                <w:szCs w:val="21"/>
+                <w:color w:val="000000"/>
+              </w:rPr>
+              <w:t xml:space="preserve">58.37</w:t>
+            </w:r>
+          </w:p>
+        </w:tc>
+        <w:tc>
+          <w:tcPr>
+            <w:tcBorders>
+              <w:bottom w:val="single" w:sz="6" w:space="0" w:color="9AA8B8"/>
+              <w:top w:val="single" w:sz="6" w:space="0" w:color="9AA8B8"/>
+              <w:left w:val="none" w:sz="0" w:space="0" w:color="000000"/>
+              <w:right w:val="none" w:sz="0" w:space="0" w:color="000000"/>
+            </w:tcBorders>
+            <w:shd w:val="clear" w:color="auto" w:fill="FFFFFF"/>
+            <w:tcMar>
+              <w:top w:w="0" w:type="dxa"/>
+              <w:bottom w:w="0" w:type="dxa"/>
+              <w:left w:w="0" w:type="dxa"/>
+              <w:right w:w="0" w:type="dxa"/>
+            </w:tcMar>
+            <w:vAlign w:val="center"/>
+          </w:tcPr>
+          <w:p>
+            <w:pPr>
+              <w:jc w:val="left"/>
+              <w:pBdr>
+                <w:bottom w:val="none" w:sz="0" w:space="0" w:color="000000"/>
+                <w:top w:val="none" w:sz="0" w:space="0" w:color="000000"/>
+                <w:left w:val="none" w:sz="0" w:space="0" w:color="000000"/>
+                <w:right w:val="none" w:sz="0" w:space="0" w:color="000000"/>
+              </w:pBdr>
+              <w:spacing w:after="80" w:before="80" w:line="240"/>
+              <w:ind w:left="80" w:right="80" w:firstLine="0" w:firstLineChars="0"/>
+              <w:rPr>
+                <w:rFonts w:ascii="Arial" w:hAnsi="Arial" w:eastAsia="Arial" w:cs="Arial"/>
+                <w:i w:val="false"/>
+                <w:b w:val="false"/>
+                <w:u w:val="none"/>
+                <w:strike w:val="false"/>
+                <w:sz w:val="21"/>
+                <w:szCs w:val="21"/>
+                <w:color w:val="000000"/>
+              </w:rPr>
+            </w:pPr>
+            <w:r>
+              <w:rPr>
+                <w:rFonts w:ascii="Arial" w:hAnsi="Arial" w:eastAsia="Arial" w:cs="Arial"/>
+                <w:i w:val="false"/>
+                <w:b w:val="false"/>
+                <w:u w:val="none"/>
+                <w:strike w:val="false"/>
+                <w:sz w:val="21"/>
+                <w:szCs w:val="21"/>
+                <w:color w:val="000000"/>
+              </w:rPr>
+              <w:t xml:space="preserve">1,400</w:t>
+            </w:r>
+          </w:p>
+        </w:tc>
+      </w:tr>
+    </w:tbl>
+    <w:p>
+      <w:pPr>
+        <w:pStyle w:val="Normal"/>
+        <w:jc w:val="left"/>
+        <w:pBdr>
+          <w:bottom w:val="none" w:sz="0" w:space="0" w:color="000000"/>
+          <w:top w:val="none" w:sz="0" w:space="0" w:color="000000"/>
+          <w:left w:val="none" w:sz="0" w:space="0" w:color="000000"/>
+          <w:right w:val="none" w:sz="0" w:space="0" w:color="000000"/>
+        </w:pBdr>
+        <w:spacing w:after="60" w:before="0" w:line="240"/>
+        <w:ind w:left="0" w:right="0" w:firstLine="0" w:firstLineChars="0"/>
+      </w:pPr>
+      <w:r>
+        <w:rPr>
+          <w:rFonts w:ascii="Arial" w:hAnsi="Arial" w:eastAsia="Arial" w:cs="Arial"/>
+          <w:i w:val="false"/>
+          <w:b w:val="true"/>
+          <w:u w:val="none"/>
+          <w:strike w:val="false"/>
+          <w:sz w:val="26"/>
+          <w:szCs w:val="26"/>
+          <w:color w:val="215A9E"/>
+        </w:rPr>
+        <w:t xml:space="preserve">Work it out</w:t>
+      </w:r>
+    </w:p>
+    <w:p>
+      <w:pPr>
+        <w:pStyle w:val="Normal"/>
+        <w:jc w:val="left"/>
+        <w:pBdr>
+          <w:bottom w:val="none" w:sz="0" w:space="0" w:color="000000"/>
+          <w:top w:val="none" w:sz="0" w:space="0" w:color="000000"/>
+          <w:left w:val="none" w:sz="0" w:space="0" w:color="000000"/>
+          <w:right w:val="none" w:sz="0" w:space="0" w:color="000000"/>
+        </w:pBdr>
+        <w:spacing w:after="80" w:before="0" w:line="240"/>
+        <w:ind w:left="0" w:right="0" w:firstLine="0" w:firstLineChars="0"/>
+      </w:pPr>
+      <w:r>
+        <w:rPr>
+          <w:rFonts w:ascii="Arial" w:hAnsi="Arial" w:eastAsia="Arial" w:cs="Arial"/>
+          <w:i w:val="false"/>
+          <w:b w:val="false"/>
+          <w:u w:val="none"/>
+          <w:strike w:val="false"/>
+          <w:sz w:val="22"/>
+          <w:szCs w:val="22"/>
+          <w:color w:val="000000"/>
+        </w:rPr>
+        <w:t xml:space="preserve">Average cost just below the line:  ________      Average cost just above:  ________</w:t>
+      </w:r>
+    </w:p>
+    <w:p>
+      <w:pPr>
+        <w:pStyle w:val="Normal"/>
+        <w:jc w:val="left"/>
+        <w:pBdr>
+          <w:bottom w:val="none" w:sz="0" w:space="0" w:color="000000"/>
+          <w:top w:val="none" w:sz="0" w:space="0" w:color="000000"/>
+          <w:left w:val="none" w:sz="0" w:space="0" w:color="000000"/>
+          <w:right w:val="none" w:sz="0" w:space="0" w:color="000000"/>
+        </w:pBdr>
+        <w:spacing w:after="80" w:before="0" w:line="240"/>
+        <w:ind w:left="0" w:right="0" w:firstLine="0" w:firstLineChars="0"/>
+      </w:pPr>
+      <w:r>
+        <w:rPr>
+          <w:rFonts w:ascii="Arial" w:hAnsi="Arial" w:eastAsia="Arial" w:cs="Arial"/>
+          <w:i w:val="false"/>
+          <w:b w:val="false"/>
+          <w:u w:val="none"/>
+          <w:strike w:val="false"/>
+          <w:sz w:val="22"/>
+          <w:szCs w:val="22"/>
+          <w:color w:val="000000"/>
+        </w:rPr>
+        <w:t xml:space="preserve">The jump (below minus above):  ________ AED.   Write it on the flipchart when the trainer asks.</w:t>
+      </w:r>
+    </w:p>
+    <w:p>
+      <w:pPr>
+        <w:pStyle w:val="Normal"/>
+        <w:jc w:val="left"/>
+        <w:pBdr>
+          <w:bottom w:val="none" w:sz="0" w:space="0" w:color="000000"/>
+          <w:top w:val="none" w:sz="0" w:space="0" w:color="000000"/>
+          <w:left w:val="none" w:sz="0" w:space="0" w:color="000000"/>
+          <w:right w:val="none" w:sz="0" w:space="0" w:color="000000"/>
+        </w:pBdr>
+        <w:spacing w:after="80" w:before="0" w:line="240"/>
+        <w:ind w:left="0" w:right="0" w:firstLine="0" w:firstLineChars="0"/>
+      </w:pPr>
+      <w:r>
+        <w:rPr>
+          <w:rFonts w:ascii="Arial" w:hAnsi="Arial" w:eastAsia="Arial" w:cs="Arial"/>
+          <w:i w:val="false"/>
+          <w:b w:val="false"/>
+          <w:u w:val="none"/>
+          <w:strike w:val="false"/>
+          <w:sz w:val="22"/>
+          <w:szCs w:val="22"/>
+          <w:color w:val="000000"/>
+        </w:rPr>
+        <w:t xml:space="preserve">Your neighbours had different businesses. Why do the jumps differ, and what would you need to trust one number?</w:t>
       </w:r>
     </w:p>
     <w:p>
@@ -4476,7 +9564,7 @@
       </w:tblGrid>
       <w:tr>
         <w:trPr>
-          <w:trHeight w:val="2880" w:hRule="atLeast"/>
+          <w:trHeight w:val="3600" w:hRule="atLeast"/>
         </w:trPr>
         body1
         <w:tc>
@@ -4661,6 +9749,71 @@
               </w:rPr>
               <w:t xml:space="preserve">5. Who is near the line, and does the estimate clear our rule for them?</w:t>
             </w:r>
+            <w:r>
+              <w:rPr>
+                <w:rFonts w:ascii="Arial" w:hAnsi="Arial" w:eastAsia="Arial" w:cs="Arial"/>
+                <w:i w:val="false"/>
+                <w:b w:val="false"/>
+                <w:u w:val="none"/>
+                <w:strike w:val="false"/>
+                <w:sz w:val="21"/>
+                <w:szCs w:val="21"/>
+                <w:color w:val="000000"/>
+              </w:rPr>
+              <w:br/>
+            </w:r>
+            <w:r>
+              <w:rPr>
+                <w:rFonts w:ascii="Arial" w:hAnsi="Arial" w:eastAsia="Arial" w:cs="Arial"/>
+                <w:i w:val="false"/>
+                <w:b w:val="false"/>
+                <w:u w:val="none"/>
+                <w:strike w:val="false"/>
+                <w:sz w:val="21"/>
+                <w:szCs w:val="21"/>
+                <w:color w:val="000000"/>
+              </w:rPr>
+              <w:br/>
+            </w:r>
+            <w:r>
+              <w:rPr>
+                <w:rFonts w:ascii="Arial" w:hAnsi="Arial" w:eastAsia="Arial" w:cs="Arial"/>
+                <w:i w:val="false"/>
+                <w:b w:val="false"/>
+                <w:u w:val="none"/>
+                <w:strike w:val="false"/>
+                <w:sz w:val="21"/>
+                <w:szCs w:val="21"/>
+                <w:color w:val="000000"/>
+              </w:rPr>
+              <w:t xml:space="preserve">On my desk, I will ask these about:</w:t>
+            </w:r>
+            <w:r>
+              <w:rPr>
+                <w:rFonts w:ascii="Arial" w:hAnsi="Arial" w:eastAsia="Arial" w:cs="Arial"/>
+                <w:i w:val="false"/>
+                <w:b w:val="false"/>
+                <w:u w:val="none"/>
+                <w:strike w:val="false"/>
+                <w:sz w:val="21"/>
+                <w:szCs w:val="21"/>
+                <w:color w:val="000000"/>
+              </w:rPr>
+              <w:br/>
+            </w:r>
+            <w:r>
+              <w:rPr>
+                <w:rFonts w:ascii="Arial" w:hAnsi="Arial" w:eastAsia="Arial" w:cs="Arial"/>
+                <w:i w:val="false"/>
+                <w:b w:val="false"/>
+                <w:u w:val="none"/>
+                <w:strike w:val="false"/>
+                <w:sz w:val="21"/>
+                <w:szCs w:val="21"/>
+                <w:color w:val="000000"/>
+              </w:rPr>
+              <w:t xml:space="preserve">______________________________</w:t>
+            </w:r>
           </w:p>
         </w:tc>
         <w:tc>
@@ -4845,12 +9998,77 @@
               </w:rPr>
               <w:t xml:space="preserve">5. Who is near the line, and does the estimate clear our rule for them?</w:t>
             </w:r>
+            <w:r>
+              <w:rPr>
+                <w:rFonts w:ascii="Arial" w:hAnsi="Arial" w:eastAsia="Arial" w:cs="Arial"/>
+                <w:i w:val="false"/>
+                <w:b w:val="false"/>
+                <w:u w:val="none"/>
+                <w:strike w:val="false"/>
+                <w:sz w:val="21"/>
+                <w:szCs w:val="21"/>
+                <w:color w:val="000000"/>
+              </w:rPr>
+              <w:br/>
+            </w:r>
+            <w:r>
+              <w:rPr>
+                <w:rFonts w:ascii="Arial" w:hAnsi="Arial" w:eastAsia="Arial" w:cs="Arial"/>
+                <w:i w:val="false"/>
+                <w:b w:val="false"/>
+                <w:u w:val="none"/>
+                <w:strike w:val="false"/>
+                <w:sz w:val="21"/>
+                <w:szCs w:val="21"/>
+                <w:color w:val="000000"/>
+              </w:rPr>
+              <w:br/>
+            </w:r>
+            <w:r>
+              <w:rPr>
+                <w:rFonts w:ascii="Arial" w:hAnsi="Arial" w:eastAsia="Arial" w:cs="Arial"/>
+                <w:i w:val="false"/>
+                <w:b w:val="false"/>
+                <w:u w:val="none"/>
+                <w:strike w:val="false"/>
+                <w:sz w:val="21"/>
+                <w:szCs w:val="21"/>
+                <w:color w:val="000000"/>
+              </w:rPr>
+              <w:t xml:space="preserve">On my desk, I will ask these about:</w:t>
+            </w:r>
+            <w:r>
+              <w:rPr>
+                <w:rFonts w:ascii="Arial" w:hAnsi="Arial" w:eastAsia="Arial" w:cs="Arial"/>
+                <w:i w:val="false"/>
+                <w:b w:val="false"/>
+                <w:u w:val="none"/>
+                <w:strike w:val="false"/>
+                <w:sz w:val="21"/>
+                <w:szCs w:val="21"/>
+                <w:color w:val="000000"/>
+              </w:rPr>
+              <w:br/>
+            </w:r>
+            <w:r>
+              <w:rPr>
+                <w:rFonts w:ascii="Arial" w:hAnsi="Arial" w:eastAsia="Arial" w:cs="Arial"/>
+                <w:i w:val="false"/>
+                <w:b w:val="false"/>
+                <w:u w:val="none"/>
+                <w:strike w:val="false"/>
+                <w:sz w:val="21"/>
+                <w:szCs w:val="21"/>
+                <w:color w:val="000000"/>
+              </w:rPr>
+              <w:t xml:space="preserve">______________________________</w:t>
+            </w:r>
           </w:p>
         </w:tc>
       </w:tr>
       <w:tr>
         <w:trPr>
-          <w:trHeight w:val="2880" w:hRule="atLeast"/>
+          <w:trHeight w:val="3600" w:hRule="atLeast"/>
         </w:trPr>
         body2
         <w:tc>
@@ -5035,6 +10253,71 @@
               </w:rPr>
               <w:t xml:space="preserve">5. Who is near the line, and does the estimate clear our rule for them?</w:t>
             </w:r>
+            <w:r>
+              <w:rPr>
+                <w:rFonts w:ascii="Arial" w:hAnsi="Arial" w:eastAsia="Arial" w:cs="Arial"/>
+                <w:i w:val="false"/>
+                <w:b w:val="false"/>
+                <w:u w:val="none"/>
+                <w:strike w:val="false"/>
+                <w:sz w:val="21"/>
+                <w:szCs w:val="21"/>
+                <w:color w:val="000000"/>
+              </w:rPr>
+              <w:br/>
+            </w:r>
+            <w:r>
+              <w:rPr>
+                <w:rFonts w:ascii="Arial" w:hAnsi="Arial" w:eastAsia="Arial" w:cs="Arial"/>
+                <w:i w:val="false"/>
+                <w:b w:val="false"/>
+                <w:u w:val="none"/>
+                <w:strike w:val="false"/>
+                <w:sz w:val="21"/>
+                <w:szCs w:val="21"/>
+                <w:color w:val="000000"/>
+              </w:rPr>
+              <w:br/>
+            </w:r>
+            <w:r>
+              <w:rPr>
+                <w:rFonts w:ascii="Arial" w:hAnsi="Arial" w:eastAsia="Arial" w:cs="Arial"/>
+                <w:i w:val="false"/>
+                <w:b w:val="false"/>
+                <w:u w:val="none"/>
+                <w:strike w:val="false"/>
+                <w:sz w:val="21"/>
+                <w:szCs w:val="21"/>
+                <w:color w:val="000000"/>
+              </w:rPr>
+              <w:t xml:space="preserve">On my desk, I will ask these about:</w:t>
+            </w:r>
+            <w:r>
+              <w:rPr>
+                <w:rFonts w:ascii="Arial" w:hAnsi="Arial" w:eastAsia="Arial" w:cs="Arial"/>
+                <w:i w:val="false"/>
+                <w:b w:val="false"/>
+                <w:u w:val="none"/>
+                <w:strike w:val="false"/>
+                <w:sz w:val="21"/>
+                <w:szCs w:val="21"/>
+                <w:color w:val="000000"/>
+              </w:rPr>
+              <w:br/>
+            </w:r>
+            <w:r>
+              <w:rPr>
+                <w:rFonts w:ascii="Arial" w:hAnsi="Arial" w:eastAsia="Arial" w:cs="Arial"/>
+                <w:i w:val="false"/>
+                <w:b w:val="false"/>
+                <w:u w:val="none"/>
+                <w:strike w:val="false"/>
+                <w:sz w:val="21"/>
+                <w:szCs w:val="21"/>
+                <w:color w:val="000000"/>
+              </w:rPr>
+              <w:t xml:space="preserve">______________________________</w:t>
+            </w:r>
           </w:p>
         </w:tc>
         <w:tc>
@@ -5219,12 +10502,77 @@
               </w:rPr>
               <w:t xml:space="preserve">5. Who is near the line, and does the estimate clear our rule for them?</w:t>
             </w:r>
+            <w:r>
+              <w:rPr>
+                <w:rFonts w:ascii="Arial" w:hAnsi="Arial" w:eastAsia="Arial" w:cs="Arial"/>
+                <w:i w:val="false"/>
+                <w:b w:val="false"/>
+                <w:u w:val="none"/>
+                <w:strike w:val="false"/>
+                <w:sz w:val="21"/>
+                <w:szCs w:val="21"/>
+                <w:color w:val="000000"/>
+              </w:rPr>
+              <w:br/>
+            </w:r>
+            <w:r>
+              <w:rPr>
+                <w:rFonts w:ascii="Arial" w:hAnsi="Arial" w:eastAsia="Arial" w:cs="Arial"/>
+                <w:i w:val="false"/>
+                <w:b w:val="false"/>
+                <w:u w:val="none"/>
+                <w:strike w:val="false"/>
+                <w:sz w:val="21"/>
+                <w:szCs w:val="21"/>
+                <w:color w:val="000000"/>
+              </w:rPr>
+              <w:br/>
+            </w:r>
+            <w:r>
+              <w:rPr>
+                <w:rFonts w:ascii="Arial" w:hAnsi="Arial" w:eastAsia="Arial" w:cs="Arial"/>
+                <w:i w:val="false"/>
+                <w:b w:val="false"/>
+                <w:u w:val="none"/>
+                <w:strike w:val="false"/>
+                <w:sz w:val="21"/>
+                <w:szCs w:val="21"/>
+                <w:color w:val="000000"/>
+              </w:rPr>
+              <w:t xml:space="preserve">On my desk, I will ask these about:</w:t>
+            </w:r>
+            <w:r>
+              <w:rPr>
+                <w:rFonts w:ascii="Arial" w:hAnsi="Arial" w:eastAsia="Arial" w:cs="Arial"/>
+                <w:i w:val="false"/>
+                <w:b w:val="false"/>
+                <w:u w:val="none"/>
+                <w:strike w:val="false"/>
+                <w:sz w:val="21"/>
+                <w:szCs w:val="21"/>
+                <w:color w:val="000000"/>
+              </w:rPr>
+              <w:br/>
+            </w:r>
+            <w:r>
+              <w:rPr>
+                <w:rFonts w:ascii="Arial" w:hAnsi="Arial" w:eastAsia="Arial" w:cs="Arial"/>
+                <w:i w:val="false"/>
+                <w:b w:val="false"/>
+                <w:u w:val="none"/>
+                <w:strike w:val="false"/>
+                <w:sz w:val="21"/>
+                <w:szCs w:val="21"/>
+                <w:color w:val="000000"/>
+              </w:rPr>
+              <w:t xml:space="preserve">______________________________</w:t>
+            </w:r>
           </w:p>
         </w:tc>
       </w:tr>
       <w:tr>
         <w:trPr>
-          <w:trHeight w:val="2880" w:hRule="atLeast"/>
+          <w:trHeight w:val="3600" w:hRule="atLeast"/>
         </w:trPr>
         body3
         <w:tc>
@@ -5409,6 +10757,71 @@
               </w:rPr>
               <w:t xml:space="preserve">5. Who is near the line, and does the estimate clear our rule for them?</w:t>
             </w:r>
+            <w:r>
+              <w:rPr>
+                <w:rFonts w:ascii="Arial" w:hAnsi="Arial" w:eastAsia="Arial" w:cs="Arial"/>
+                <w:i w:val="false"/>
+                <w:b w:val="false"/>
+                <w:u w:val="none"/>
+                <w:strike w:val="false"/>
+                <w:sz w:val="21"/>
+                <w:szCs w:val="21"/>
+                <w:color w:val="000000"/>
+              </w:rPr>
+              <w:br/>
+            </w:r>
+            <w:r>
+              <w:rPr>
+                <w:rFonts w:ascii="Arial" w:hAnsi="Arial" w:eastAsia="Arial" w:cs="Arial"/>
+                <w:i w:val="false"/>
+                <w:b w:val="false"/>
+                <w:u w:val="none"/>
+                <w:strike w:val="false"/>
+                <w:sz w:val="21"/>
+                <w:szCs w:val="21"/>
+                <w:color w:val="000000"/>
+              </w:rPr>
+              <w:br/>
+            </w:r>
+            <w:r>
+              <w:rPr>
+                <w:rFonts w:ascii="Arial" w:hAnsi="Arial" w:eastAsia="Arial" w:cs="Arial"/>
+                <w:i w:val="false"/>
+                <w:b w:val="false"/>
+                <w:u w:val="none"/>
+                <w:strike w:val="false"/>
+                <w:sz w:val="21"/>
+                <w:szCs w:val="21"/>
+                <w:color w:val="000000"/>
+              </w:rPr>
+              <w:t xml:space="preserve">On my desk, I will ask these about:</w:t>
+            </w:r>
+            <w:r>
+              <w:rPr>
+                <w:rFonts w:ascii="Arial" w:hAnsi="Arial" w:eastAsia="Arial" w:cs="Arial"/>
+                <w:i w:val="false"/>
+                <w:b w:val="false"/>
+                <w:u w:val="none"/>
+                <w:strike w:val="false"/>
+                <w:sz w:val="21"/>
+                <w:szCs w:val="21"/>
+                <w:color w:val="000000"/>
+              </w:rPr>
+              <w:br/>
+            </w:r>
+            <w:r>
+              <w:rPr>
+                <w:rFonts w:ascii="Arial" w:hAnsi="Arial" w:eastAsia="Arial" w:cs="Arial"/>
+                <w:i w:val="false"/>
+                <w:b w:val="false"/>
+                <w:u w:val="none"/>
+                <w:strike w:val="false"/>
+                <w:sz w:val="21"/>
+                <w:szCs w:val="21"/>
+                <w:color w:val="000000"/>
+              </w:rPr>
+              <w:t xml:space="preserve">______________________________</w:t>
+            </w:r>
           </w:p>
         </w:tc>
         <w:tc>
@@ -5592,6 +11005,71 @@
                 <w:color w:val="000000"/>
               </w:rPr>
               <w:t xml:space="preserve">5. Who is near the line, and does the estimate clear our rule for them?</w:t>
+            </w:r>
+            <w:r>
+              <w:rPr>
+                <w:rFonts w:ascii="Arial" w:hAnsi="Arial" w:eastAsia="Arial" w:cs="Arial"/>
+                <w:i w:val="false"/>
+                <w:b w:val="false"/>
+                <w:u w:val="none"/>
+                <w:strike w:val="false"/>
+                <w:sz w:val="21"/>
+                <w:szCs w:val="21"/>
+                <w:color w:val="000000"/>
+              </w:rPr>
+              <w:br/>
+            </w:r>
+            <w:r>
+              <w:rPr>
+                <w:rFonts w:ascii="Arial" w:hAnsi="Arial" w:eastAsia="Arial" w:cs="Arial"/>
+                <w:i w:val="false"/>
+                <w:b w:val="false"/>
+                <w:u w:val="none"/>
+                <w:strike w:val="false"/>
+                <w:sz w:val="21"/>
+                <w:szCs w:val="21"/>
+                <w:color w:val="000000"/>
+              </w:rPr>
+              <w:br/>
+            </w:r>
+            <w:r>
+              <w:rPr>
+                <w:rFonts w:ascii="Arial" w:hAnsi="Arial" w:eastAsia="Arial" w:cs="Arial"/>
+                <w:i w:val="false"/>
+                <w:b w:val="false"/>
+                <w:u w:val="none"/>
+                <w:strike w:val="false"/>
+                <w:sz w:val="21"/>
+                <w:szCs w:val="21"/>
+                <w:color w:val="000000"/>
+              </w:rPr>
+              <w:t xml:space="preserve">On my desk, I will ask these about:</w:t>
+            </w:r>
+            <w:r>
+              <w:rPr>
+                <w:rFonts w:ascii="Arial" w:hAnsi="Arial" w:eastAsia="Arial" w:cs="Arial"/>
+                <w:i w:val="false"/>
+                <w:b w:val="false"/>
+                <w:u w:val="none"/>
+                <w:strike w:val="false"/>
+                <w:sz w:val="21"/>
+                <w:szCs w:val="21"/>
+                <w:color w:val="000000"/>
+              </w:rPr>
+              <w:br/>
+            </w:r>
+            <w:r>
+              <w:rPr>
+                <w:rFonts w:ascii="Arial" w:hAnsi="Arial" w:eastAsia="Arial" w:cs="Arial"/>
+                <w:i w:val="false"/>
+                <w:b w:val="false"/>
+                <w:u w:val="none"/>
+                <w:strike w:val="false"/>
+                <w:sz w:val="21"/>
+                <w:szCs w:val="21"/>
+                <w:color w:val="000000"/>
+              </w:rPr>
+              <w:t xml:space="preserve">______________________________</w:t>
             </w:r>
           </w:p>
         </w:tc>
@@ -5711,6 +11189,1130 @@
         <w:t xml:space="preserve">The jump by hand</w:t>
       </w:r>
     </w:p>
+    <w:tbl xmlns:a="http://schemas.openxmlformats.org/drawingml/2006/main" xmlns:pic="http://schemas.openxmlformats.org/drawingml/2006/picture">
+      <w:tblPr>
+        <w:tblLayout w:type="fixed"/>
+        <w:jc w:val="center"/>
+        <w:tblLook w:firstRow="1" w:lastRow="0" w:firstColumn="0" w:lastColumn="0" w:noHBand="0" w:noVBand="1"/>
+      </w:tblPr>
+      <w:tblGrid>
+        <w:gridCol w:w="1152"/>
+        <w:gridCol w:w="2016"/>
+        <w:gridCol w:w="2016"/>
+        <w:gridCol w:w="1728"/>
+      </w:tblGrid>
+      <w:tr>
+        <w:trPr>
+          <w:trHeight w:val="360" w:hRule="auto"/>
+          <w:tblHeader/>
+        </w:trPr>
+        header1
+        <w:tc>
+          <w:tcPr>
+            <w:tcBorders>
+              <w:bottom w:val="single" w:sz="8" w:space="0" w:color="063360"/>
+              <w:top w:val="single" w:sz="12" w:space="0" w:color="063360"/>
+              <w:left w:val="none" w:sz="0" w:space="0" w:color="000000"/>
+              <w:right w:val="none" w:sz="0" w:space="0" w:color="000000"/>
+            </w:tcBorders>
+            <w:shd w:val="clear" w:color="auto" w:fill="FFFFFF"/>
+            <w:tcMar>
+              <w:top w:w="0" w:type="dxa"/>
+              <w:bottom w:w="0" w:type="dxa"/>
+              <w:left w:w="0" w:type="dxa"/>
+              <w:right w:w="0" w:type="dxa"/>
+            </w:tcMar>
+            <w:vAlign w:val="center"/>
+          </w:tcPr>
+          <w:p>
+            <w:pPr>
+              <w:jc w:val="left"/>
+              <w:pBdr>
+                <w:bottom w:val="none" w:sz="0" w:space="0" w:color="000000"/>
+                <w:top w:val="none" w:sz="0" w:space="0" w:color="000000"/>
+                <w:left w:val="none" w:sz="0" w:space="0" w:color="000000"/>
+                <w:right w:val="none" w:sz="0" w:space="0" w:color="000000"/>
+              </w:pBdr>
+              <w:spacing w:after="80" w:before="80" w:line="240"/>
+              <w:ind w:left="80" w:right="80" w:firstLine="0" w:firstLineChars="0"/>
+              <w:rPr>
+                <w:rFonts w:ascii="Arial" w:hAnsi="Arial" w:eastAsia="Arial" w:cs="Arial"/>
+                <w:i w:val="false"/>
+                <w:b w:val="true"/>
+                <w:u w:val="none"/>
+                <w:strike w:val="false"/>
+                <w:sz w:val="21"/>
+                <w:szCs w:val="21"/>
+                <w:color w:val="063360"/>
+              </w:rPr>
+            </w:pPr>
+            <w:r>
+              <w:rPr>
+                <w:rFonts w:ascii="Arial" w:hAnsi="Arial" w:eastAsia="Arial" w:cs="Arial"/>
+                <w:i w:val="false"/>
+                <w:b w:val="true"/>
+                <w:u w:val="none"/>
+                <w:strike w:val="false"/>
+                <w:sz w:val="21"/>
+                <w:szCs w:val="21"/>
+                <w:color w:val="063360"/>
+              </w:rPr>
+              <w:t xml:space="preserve">Card</w:t>
+            </w:r>
+          </w:p>
+        </w:tc>
+        <w:tc>
+          <w:tcPr>
+            <w:tcBorders>
+              <w:bottom w:val="single" w:sz="8" w:space="0" w:color="063360"/>
+              <w:top w:val="single" w:sz="12" w:space="0" w:color="063360"/>
+              <w:left w:val="none" w:sz="0" w:space="0" w:color="000000"/>
+              <w:right w:val="none" w:sz="0" w:space="0" w:color="000000"/>
+            </w:tcBorders>
+            <w:shd w:val="clear" w:color="auto" w:fill="FFFFFF"/>
+            <w:tcMar>
+              <w:top w:w="0" w:type="dxa"/>
+              <w:bottom w:w="0" w:type="dxa"/>
+              <w:left w:w="0" w:type="dxa"/>
+              <w:right w:w="0" w:type="dxa"/>
+            </w:tcMar>
+            <w:vAlign w:val="center"/>
+          </w:tcPr>
+          <w:p>
+            <w:pPr>
+              <w:jc w:val="left"/>
+              <w:pBdr>
+                <w:bottom w:val="none" w:sz="0" w:space="0" w:color="000000"/>
+                <w:top w:val="none" w:sz="0" w:space="0" w:color="000000"/>
+                <w:left w:val="none" w:sz="0" w:space="0" w:color="000000"/>
+                <w:right w:val="none" w:sz="0" w:space="0" w:color="000000"/>
+              </w:pBdr>
+              <w:spacing w:after="80" w:before="80" w:line="240"/>
+              <w:ind w:left="80" w:right="80" w:firstLine="0" w:firstLineChars="0"/>
+              <w:rPr>
+                <w:rFonts w:ascii="Arial" w:hAnsi="Arial" w:eastAsia="Arial" w:cs="Arial"/>
+                <w:i w:val="false"/>
+                <w:b w:val="true"/>
+                <w:u w:val="none"/>
+                <w:strike w:val="false"/>
+                <w:sz w:val="21"/>
+                <w:szCs w:val="21"/>
+                <w:color w:val="063360"/>
+              </w:rPr>
+            </w:pPr>
+            <w:r>
+              <w:rPr>
+                <w:rFonts w:ascii="Arial" w:hAnsi="Arial" w:eastAsia="Arial" w:cs="Arial"/>
+                <w:i w:val="false"/>
+                <w:b w:val="true"/>
+                <w:u w:val="none"/>
+                <w:strike w:val="false"/>
+                <w:sz w:val="21"/>
+                <w:szCs w:val="21"/>
+                <w:color w:val="063360"/>
+              </w:rPr>
+              <w:t xml:space="preserve">Below (AED)</w:t>
+            </w:r>
+          </w:p>
+        </w:tc>
+        <w:tc>
+          <w:tcPr>
+            <w:tcBorders>
+              <w:bottom w:val="single" w:sz="8" w:space="0" w:color="063360"/>
+              <w:top w:val="single" w:sz="12" w:space="0" w:color="063360"/>
+              <w:left w:val="none" w:sz="0" w:space="0" w:color="000000"/>
+              <w:right w:val="none" w:sz="0" w:space="0" w:color="000000"/>
+            </w:tcBorders>
+            <w:shd w:val="clear" w:color="auto" w:fill="FFFFFF"/>
+            <w:tcMar>
+              <w:top w:w="0" w:type="dxa"/>
+              <w:bottom w:w="0" w:type="dxa"/>
+              <w:left w:w="0" w:type="dxa"/>
+              <w:right w:w="0" w:type="dxa"/>
+            </w:tcMar>
+            <w:vAlign w:val="center"/>
+          </w:tcPr>
+          <w:p>
+            <w:pPr>
+              <w:jc w:val="left"/>
+              <w:pBdr>
+                <w:bottom w:val="none" w:sz="0" w:space="0" w:color="000000"/>
+                <w:top w:val="none" w:sz="0" w:space="0" w:color="000000"/>
+                <w:left w:val="none" w:sz="0" w:space="0" w:color="000000"/>
+                <w:right w:val="none" w:sz="0" w:space="0" w:color="000000"/>
+              </w:pBdr>
+              <w:spacing w:after="80" w:before="80" w:line="240"/>
+              <w:ind w:left="80" w:right="80" w:firstLine="0" w:firstLineChars="0"/>
+              <w:rPr>
+                <w:rFonts w:ascii="Arial" w:hAnsi="Arial" w:eastAsia="Arial" w:cs="Arial"/>
+                <w:i w:val="false"/>
+                <w:b w:val="true"/>
+                <w:u w:val="none"/>
+                <w:strike w:val="false"/>
+                <w:sz w:val="21"/>
+                <w:szCs w:val="21"/>
+                <w:color w:val="063360"/>
+              </w:rPr>
+            </w:pPr>
+            <w:r>
+              <w:rPr>
+                <w:rFonts w:ascii="Arial" w:hAnsi="Arial" w:eastAsia="Arial" w:cs="Arial"/>
+                <w:i w:val="false"/>
+                <w:b w:val="true"/>
+                <w:u w:val="none"/>
+                <w:strike w:val="false"/>
+                <w:sz w:val="21"/>
+                <w:szCs w:val="21"/>
+                <w:color w:val="063360"/>
+              </w:rPr>
+              <w:t xml:space="preserve">Above (AED)</w:t>
+            </w:r>
+          </w:p>
+        </w:tc>
+        <w:tc>
+          <w:tcPr>
+            <w:tcBorders>
+              <w:bottom w:val="single" w:sz="8" w:space="0" w:color="063360"/>
+              <w:top w:val="single" w:sz="12" w:space="0" w:color="063360"/>
+              <w:left w:val="none" w:sz="0" w:space="0" w:color="000000"/>
+              <w:right w:val="none" w:sz="0" w:space="0" w:color="000000"/>
+            </w:tcBorders>
+            <w:shd w:val="clear" w:color="auto" w:fill="FFFFFF"/>
+            <w:tcMar>
+              <w:top w:w="0" w:type="dxa"/>
+              <w:bottom w:w="0" w:type="dxa"/>
+              <w:left w:w="0" w:type="dxa"/>
+              <w:right w:w="0" w:type="dxa"/>
+            </w:tcMar>
+            <w:vAlign w:val="center"/>
+          </w:tcPr>
+          <w:p>
+            <w:pPr>
+              <w:jc w:val="left"/>
+              <w:pBdr>
+                <w:bottom w:val="none" w:sz="0" w:space="0" w:color="000000"/>
+                <w:top w:val="none" w:sz="0" w:space="0" w:color="000000"/>
+                <w:left w:val="none" w:sz="0" w:space="0" w:color="000000"/>
+                <w:right w:val="none" w:sz="0" w:space="0" w:color="000000"/>
+              </w:pBdr>
+              <w:spacing w:after="80" w:before="80" w:line="240"/>
+              <w:ind w:left="80" w:right="80" w:firstLine="0" w:firstLineChars="0"/>
+              <w:rPr>
+                <w:rFonts w:ascii="Arial" w:hAnsi="Arial" w:eastAsia="Arial" w:cs="Arial"/>
+                <w:i w:val="false"/>
+                <w:b w:val="true"/>
+                <w:u w:val="none"/>
+                <w:strike w:val="false"/>
+                <w:sz w:val="21"/>
+                <w:szCs w:val="21"/>
+                <w:color w:val="063360"/>
+              </w:rPr>
+            </w:pPr>
+            <w:r>
+              <w:rPr>
+                <w:rFonts w:ascii="Arial" w:hAnsi="Arial" w:eastAsia="Arial" w:cs="Arial"/>
+                <w:i w:val="false"/>
+                <w:b w:val="true"/>
+                <w:u w:val="none"/>
+                <w:strike w:val="false"/>
+                <w:sz w:val="21"/>
+                <w:szCs w:val="21"/>
+                <w:color w:val="063360"/>
+              </w:rPr>
+              <w:t xml:space="preserve">Jump</w:t>
+            </w:r>
+          </w:p>
+        </w:tc>
+      </w:tr>
+      <w:tr>
+        <w:trPr>
+          <w:trHeight w:val="360" w:hRule="auto"/>
+        </w:trPr>
+        body1
+        <w:tc>
+          <w:tcPr>
+            <w:tcBorders>
+              <w:bottom w:val="single" w:sz="6" w:space="0" w:color="9AA8B8"/>
+              <w:top w:val="single" w:sz="8" w:space="0" w:color="063360"/>
+              <w:left w:val="none" w:sz="0" w:space="0" w:color="000000"/>
+              <w:right w:val="none" w:sz="0" w:space="0" w:color="000000"/>
+            </w:tcBorders>
+            <w:shd w:val="clear" w:color="auto" w:fill="FFFFFF"/>
+            <w:tcMar>
+              <w:top w:w="0" w:type="dxa"/>
+              <w:bottom w:w="0" w:type="dxa"/>
+              <w:left w:w="0" w:type="dxa"/>
+              <w:right w:w="0" w:type="dxa"/>
+            </w:tcMar>
+            <w:vAlign w:val="center"/>
+          </w:tcPr>
+          <w:p>
+            <w:pPr>
+              <w:jc w:val="left"/>
+              <w:pBdr>
+                <w:bottom w:val="none" w:sz="0" w:space="0" w:color="000000"/>
+                <w:top w:val="none" w:sz="0" w:space="0" w:color="000000"/>
+                <w:left w:val="none" w:sz="0" w:space="0" w:color="000000"/>
+                <w:right w:val="none" w:sz="0" w:space="0" w:color="000000"/>
+              </w:pBdr>
+              <w:spacing w:after="80" w:before="80" w:line="240"/>
+              <w:ind w:left="80" w:right="80" w:firstLine="0" w:firstLineChars="0"/>
+              <w:rPr>
+                <w:rFonts w:ascii="Arial" w:hAnsi="Arial" w:eastAsia="Arial" w:cs="Arial"/>
+                <w:i w:val="false"/>
+                <w:b w:val="false"/>
+                <w:u w:val="none"/>
+                <w:strike w:val="false"/>
+                <w:sz w:val="21"/>
+                <w:szCs w:val="21"/>
+                <w:color w:val="000000"/>
+              </w:rPr>
+            </w:pPr>
+            <w:r>
+              <w:rPr>
+                <w:rFonts w:ascii="Arial" w:hAnsi="Arial" w:eastAsia="Arial" w:cs="Arial"/>
+                <w:i w:val="false"/>
+                <w:b w:val="false"/>
+                <w:u w:val="none"/>
+                <w:strike w:val="false"/>
+                <w:sz w:val="21"/>
+                <w:szCs w:val="21"/>
+                <w:color w:val="000000"/>
+              </w:rPr>
+              <w:t xml:space="preserve">A</w:t>
+            </w:r>
+          </w:p>
+        </w:tc>
+        <w:tc>
+          <w:tcPr>
+            <w:tcBorders>
+              <w:bottom w:val="single" w:sz="6" w:space="0" w:color="9AA8B8"/>
+              <w:top w:val="single" w:sz="8" w:space="0" w:color="063360"/>
+              <w:left w:val="none" w:sz="0" w:space="0" w:color="000000"/>
+              <w:right w:val="none" w:sz="0" w:space="0" w:color="000000"/>
+            </w:tcBorders>
+            <w:shd w:val="clear" w:color="auto" w:fill="FFFFFF"/>
+            <w:tcMar>
+              <w:top w:w="0" w:type="dxa"/>
+              <w:bottom w:w="0" w:type="dxa"/>
+              <w:left w:w="0" w:type="dxa"/>
+              <w:right w:w="0" w:type="dxa"/>
+            </w:tcMar>
+            <w:vAlign w:val="center"/>
+          </w:tcPr>
+          <w:p>
+            <w:pPr>
+              <w:jc w:val="left"/>
+              <w:pBdr>
+                <w:bottom w:val="none" w:sz="0" w:space="0" w:color="000000"/>
+                <w:top w:val="none" w:sz="0" w:space="0" w:color="000000"/>
+                <w:left w:val="none" w:sz="0" w:space="0" w:color="000000"/>
+                <w:right w:val="none" w:sz="0" w:space="0" w:color="000000"/>
+              </w:pBdr>
+              <w:spacing w:after="80" w:before="80" w:line="240"/>
+              <w:ind w:left="80" w:right="80" w:firstLine="0" w:firstLineChars="0"/>
+              <w:rPr>
+                <w:rFonts w:ascii="Arial" w:hAnsi="Arial" w:eastAsia="Arial" w:cs="Arial"/>
+                <w:i w:val="false"/>
+                <w:b w:val="false"/>
+                <w:u w:val="none"/>
+                <w:strike w:val="false"/>
+                <w:sz w:val="21"/>
+                <w:szCs w:val="21"/>
+                <w:color w:val="000000"/>
+              </w:rPr>
+            </w:pPr>
+            <w:r>
+              <w:rPr>
+                <w:rFonts w:ascii="Arial" w:hAnsi="Arial" w:eastAsia="Arial" w:cs="Arial"/>
+                <w:i w:val="false"/>
+                <w:b w:val="false"/>
+                <w:u w:val="none"/>
+                <w:strike w:val="false"/>
+                <w:sz w:val="21"/>
+                <w:szCs w:val="21"/>
+                <w:color w:val="000000"/>
+              </w:rPr>
+              <w:t xml:space="preserve">722</w:t>
+            </w:r>
+          </w:p>
+        </w:tc>
+        <w:tc>
+          <w:tcPr>
+            <w:tcBorders>
+              <w:bottom w:val="single" w:sz="6" w:space="0" w:color="9AA8B8"/>
+              <w:top w:val="single" w:sz="8" w:space="0" w:color="063360"/>
+              <w:left w:val="none" w:sz="0" w:space="0" w:color="000000"/>
+              <w:right w:val="none" w:sz="0" w:space="0" w:color="000000"/>
+            </w:tcBorders>
+            <w:shd w:val="clear" w:color="auto" w:fill="FFFFFF"/>
+            <w:tcMar>
+              <w:top w:w="0" w:type="dxa"/>
+              <w:bottom w:w="0" w:type="dxa"/>
+              <w:left w:w="0" w:type="dxa"/>
+              <w:right w:w="0" w:type="dxa"/>
+            </w:tcMar>
+            <w:vAlign w:val="center"/>
+          </w:tcPr>
+          <w:p>
+            <w:pPr>
+              <w:jc w:val="left"/>
+              <w:pBdr>
+                <w:bottom w:val="none" w:sz="0" w:space="0" w:color="000000"/>
+                <w:top w:val="none" w:sz="0" w:space="0" w:color="000000"/>
+                <w:left w:val="none" w:sz="0" w:space="0" w:color="000000"/>
+                <w:right w:val="none" w:sz="0" w:space="0" w:color="000000"/>
+              </w:pBdr>
+              <w:spacing w:after="80" w:before="80" w:line="240"/>
+              <w:ind w:left="80" w:right="80" w:firstLine="0" w:firstLineChars="0"/>
+              <w:rPr>
+                <w:rFonts w:ascii="Arial" w:hAnsi="Arial" w:eastAsia="Arial" w:cs="Arial"/>
+                <w:i w:val="false"/>
+                <w:b w:val="false"/>
+                <w:u w:val="none"/>
+                <w:strike w:val="false"/>
+                <w:sz w:val="21"/>
+                <w:szCs w:val="21"/>
+                <w:color w:val="000000"/>
+              </w:rPr>
+            </w:pPr>
+            <w:r>
+              <w:rPr>
+                <w:rFonts w:ascii="Arial" w:hAnsi="Arial" w:eastAsia="Arial" w:cs="Arial"/>
+                <w:i w:val="false"/>
+                <w:b w:val="false"/>
+                <w:u w:val="none"/>
+                <w:strike w:val="false"/>
+                <w:sz w:val="21"/>
+                <w:szCs w:val="21"/>
+                <w:color w:val="000000"/>
+              </w:rPr>
+              <w:t xml:space="preserve">1,958</w:t>
+            </w:r>
+          </w:p>
+        </w:tc>
+        <w:tc>
+          <w:tcPr>
+            <w:tcBorders>
+              <w:bottom w:val="single" w:sz="6" w:space="0" w:color="9AA8B8"/>
+              <w:top w:val="single" w:sz="8" w:space="0" w:color="063360"/>
+              <w:left w:val="none" w:sz="0" w:space="0" w:color="000000"/>
+              <w:right w:val="none" w:sz="0" w:space="0" w:color="000000"/>
+            </w:tcBorders>
+            <w:shd w:val="clear" w:color="auto" w:fill="FFFFFF"/>
+            <w:tcMar>
+              <w:top w:w="0" w:type="dxa"/>
+              <w:bottom w:w="0" w:type="dxa"/>
+              <w:left w:w="0" w:type="dxa"/>
+              <w:right w:w="0" w:type="dxa"/>
+            </w:tcMar>
+            <w:vAlign w:val="center"/>
+          </w:tcPr>
+          <w:p>
+            <w:pPr>
+              <w:jc w:val="left"/>
+              <w:pBdr>
+                <w:bottom w:val="none" w:sz="0" w:space="0" w:color="000000"/>
+                <w:top w:val="none" w:sz="0" w:space="0" w:color="000000"/>
+                <w:left w:val="none" w:sz="0" w:space="0" w:color="000000"/>
+                <w:right w:val="none" w:sz="0" w:space="0" w:color="000000"/>
+              </w:pBdr>
+              <w:spacing w:after="80" w:before="80" w:line="240"/>
+              <w:ind w:left="80" w:right="80" w:firstLine="0" w:firstLineChars="0"/>
+              <w:rPr>
+                <w:rFonts w:ascii="Arial" w:hAnsi="Arial" w:eastAsia="Arial" w:cs="Arial"/>
+                <w:i w:val="false"/>
+                <w:b w:val="false"/>
+                <w:u w:val="none"/>
+                <w:strike w:val="false"/>
+                <w:sz w:val="21"/>
+                <w:szCs w:val="21"/>
+                <w:color w:val="000000"/>
+              </w:rPr>
+            </w:pPr>
+            <w:r>
+              <w:rPr>
+                <w:rFonts w:ascii="Arial" w:hAnsi="Arial" w:eastAsia="Arial" w:cs="Arial"/>
+                <w:i w:val="false"/>
+                <w:b w:val="false"/>
+                <w:u w:val="none"/>
+                <w:strike w:val="false"/>
+                <w:sz w:val="21"/>
+                <w:szCs w:val="21"/>
+                <w:color w:val="000000"/>
+              </w:rPr>
+              <w:t xml:space="preserve">-1,237</w:t>
+            </w:r>
+          </w:p>
+        </w:tc>
+      </w:tr>
+      <w:tr>
+        <w:trPr>
+          <w:trHeight w:val="360" w:hRule="auto"/>
+        </w:trPr>
+        body2
+        <w:tc>
+          <w:tcPr>
+            <w:tcBorders>
+              <w:bottom w:val="single" w:sz="6" w:space="0" w:color="9AA8B8"/>
+              <w:top w:val="single" w:sz="6" w:space="0" w:color="9AA8B8"/>
+              <w:left w:val="none" w:sz="0" w:space="0" w:color="000000"/>
+              <w:right w:val="none" w:sz="0" w:space="0" w:color="000000"/>
+            </w:tcBorders>
+            <w:shd w:val="clear" w:color="auto" w:fill="FFFFFF"/>
+            <w:tcMar>
+              <w:top w:w="0" w:type="dxa"/>
+              <w:bottom w:w="0" w:type="dxa"/>
+              <w:left w:w="0" w:type="dxa"/>
+              <w:right w:w="0" w:type="dxa"/>
+            </w:tcMar>
+            <w:vAlign w:val="center"/>
+          </w:tcPr>
+          <w:p>
+            <w:pPr>
+              <w:jc w:val="left"/>
+              <w:pBdr>
+                <w:bottom w:val="none" w:sz="0" w:space="0" w:color="000000"/>
+                <w:top w:val="none" w:sz="0" w:space="0" w:color="000000"/>
+                <w:left w:val="none" w:sz="0" w:space="0" w:color="000000"/>
+                <w:right w:val="none" w:sz="0" w:space="0" w:color="000000"/>
+              </w:pBdr>
+              <w:spacing w:after="80" w:before="80" w:line="240"/>
+              <w:ind w:left="80" w:right="80" w:firstLine="0" w:firstLineChars="0"/>
+              <w:rPr>
+                <w:rFonts w:ascii="Arial" w:hAnsi="Arial" w:eastAsia="Arial" w:cs="Arial"/>
+                <w:i w:val="false"/>
+                <w:b w:val="false"/>
+                <w:u w:val="none"/>
+                <w:strike w:val="false"/>
+                <w:sz w:val="21"/>
+                <w:szCs w:val="21"/>
+                <w:color w:val="000000"/>
+              </w:rPr>
+            </w:pPr>
+            <w:r>
+              <w:rPr>
+                <w:rFonts w:ascii="Arial" w:hAnsi="Arial" w:eastAsia="Arial" w:cs="Arial"/>
+                <w:i w:val="false"/>
+                <w:b w:val="false"/>
+                <w:u w:val="none"/>
+                <w:strike w:val="false"/>
+                <w:sz w:val="21"/>
+                <w:szCs w:val="21"/>
+                <w:color w:val="000000"/>
+              </w:rPr>
+              <w:t xml:space="preserve">B</w:t>
+            </w:r>
+          </w:p>
+        </w:tc>
+        <w:tc>
+          <w:tcPr>
+            <w:tcBorders>
+              <w:bottom w:val="single" w:sz="6" w:space="0" w:color="9AA8B8"/>
+              <w:top w:val="single" w:sz="6" w:space="0" w:color="9AA8B8"/>
+              <w:left w:val="none" w:sz="0" w:space="0" w:color="000000"/>
+              <w:right w:val="none" w:sz="0" w:space="0" w:color="000000"/>
+            </w:tcBorders>
+            <w:shd w:val="clear" w:color="auto" w:fill="FFFFFF"/>
+            <w:tcMar>
+              <w:top w:w="0" w:type="dxa"/>
+              <w:bottom w:w="0" w:type="dxa"/>
+              <w:left w:w="0" w:type="dxa"/>
+              <w:right w:w="0" w:type="dxa"/>
+            </w:tcMar>
+            <w:vAlign w:val="center"/>
+          </w:tcPr>
+          <w:p>
+            <w:pPr>
+              <w:jc w:val="left"/>
+              <w:pBdr>
+                <w:bottom w:val="none" w:sz="0" w:space="0" w:color="000000"/>
+                <w:top w:val="none" w:sz="0" w:space="0" w:color="000000"/>
+                <w:left w:val="none" w:sz="0" w:space="0" w:color="000000"/>
+                <w:right w:val="none" w:sz="0" w:space="0" w:color="000000"/>
+              </w:pBdr>
+              <w:spacing w:after="80" w:before="80" w:line="240"/>
+              <w:ind w:left="80" w:right="80" w:firstLine="0" w:firstLineChars="0"/>
+              <w:rPr>
+                <w:rFonts w:ascii="Arial" w:hAnsi="Arial" w:eastAsia="Arial" w:cs="Arial"/>
+                <w:i w:val="false"/>
+                <w:b w:val="false"/>
+                <w:u w:val="none"/>
+                <w:strike w:val="false"/>
+                <w:sz w:val="21"/>
+                <w:szCs w:val="21"/>
+                <w:color w:val="000000"/>
+              </w:rPr>
+            </w:pPr>
+            <w:r>
+              <w:rPr>
+                <w:rFonts w:ascii="Arial" w:hAnsi="Arial" w:eastAsia="Arial" w:cs="Arial"/>
+                <w:i w:val="false"/>
+                <w:b w:val="false"/>
+                <w:u w:val="none"/>
+                <w:strike w:val="false"/>
+                <w:sz w:val="21"/>
+                <w:szCs w:val="21"/>
+                <w:color w:val="000000"/>
+              </w:rPr>
+              <w:t xml:space="preserve">660</w:t>
+            </w:r>
+          </w:p>
+        </w:tc>
+        <w:tc>
+          <w:tcPr>
+            <w:tcBorders>
+              <w:bottom w:val="single" w:sz="6" w:space="0" w:color="9AA8B8"/>
+              <w:top w:val="single" w:sz="6" w:space="0" w:color="9AA8B8"/>
+              <w:left w:val="none" w:sz="0" w:space="0" w:color="000000"/>
+              <w:right w:val="none" w:sz="0" w:space="0" w:color="000000"/>
+            </w:tcBorders>
+            <w:shd w:val="clear" w:color="auto" w:fill="FFFFFF"/>
+            <w:tcMar>
+              <w:top w:w="0" w:type="dxa"/>
+              <w:bottom w:w="0" w:type="dxa"/>
+              <w:left w:w="0" w:type="dxa"/>
+              <w:right w:w="0" w:type="dxa"/>
+            </w:tcMar>
+            <w:vAlign w:val="center"/>
+          </w:tcPr>
+          <w:p>
+            <w:pPr>
+              <w:jc w:val="left"/>
+              <w:pBdr>
+                <w:bottom w:val="none" w:sz="0" w:space="0" w:color="000000"/>
+                <w:top w:val="none" w:sz="0" w:space="0" w:color="000000"/>
+                <w:left w:val="none" w:sz="0" w:space="0" w:color="000000"/>
+                <w:right w:val="none" w:sz="0" w:space="0" w:color="000000"/>
+              </w:pBdr>
+              <w:spacing w:after="80" w:before="80" w:line="240"/>
+              <w:ind w:left="80" w:right="80" w:firstLine="0" w:firstLineChars="0"/>
+              <w:rPr>
+                <w:rFonts w:ascii="Arial" w:hAnsi="Arial" w:eastAsia="Arial" w:cs="Arial"/>
+                <w:i w:val="false"/>
+                <w:b w:val="false"/>
+                <w:u w:val="none"/>
+                <w:strike w:val="false"/>
+                <w:sz w:val="21"/>
+                <w:szCs w:val="21"/>
+                <w:color w:val="000000"/>
+              </w:rPr>
+            </w:pPr>
+            <w:r>
+              <w:rPr>
+                <w:rFonts w:ascii="Arial" w:hAnsi="Arial" w:eastAsia="Arial" w:cs="Arial"/>
+                <w:i w:val="false"/>
+                <w:b w:val="false"/>
+                <w:u w:val="none"/>
+                <w:strike w:val="false"/>
+                <w:sz w:val="21"/>
+                <w:szCs w:val="21"/>
+                <w:color w:val="000000"/>
+              </w:rPr>
+              <w:t xml:space="preserve">1,768</w:t>
+            </w:r>
+          </w:p>
+        </w:tc>
+        <w:tc>
+          <w:tcPr>
+            <w:tcBorders>
+              <w:bottom w:val="single" w:sz="6" w:space="0" w:color="9AA8B8"/>
+              <w:top w:val="single" w:sz="6" w:space="0" w:color="9AA8B8"/>
+              <w:left w:val="none" w:sz="0" w:space="0" w:color="000000"/>
+              <w:right w:val="none" w:sz="0" w:space="0" w:color="000000"/>
+            </w:tcBorders>
+            <w:shd w:val="clear" w:color="auto" w:fill="FFFFFF"/>
+            <w:tcMar>
+              <w:top w:w="0" w:type="dxa"/>
+              <w:bottom w:w="0" w:type="dxa"/>
+              <w:left w:w="0" w:type="dxa"/>
+              <w:right w:w="0" w:type="dxa"/>
+            </w:tcMar>
+            <w:vAlign w:val="center"/>
+          </w:tcPr>
+          <w:p>
+            <w:pPr>
+              <w:jc w:val="left"/>
+              <w:pBdr>
+                <w:bottom w:val="none" w:sz="0" w:space="0" w:color="000000"/>
+                <w:top w:val="none" w:sz="0" w:space="0" w:color="000000"/>
+                <w:left w:val="none" w:sz="0" w:space="0" w:color="000000"/>
+                <w:right w:val="none" w:sz="0" w:space="0" w:color="000000"/>
+              </w:pBdr>
+              <w:spacing w:after="80" w:before="80" w:line="240"/>
+              <w:ind w:left="80" w:right="80" w:firstLine="0" w:firstLineChars="0"/>
+              <w:rPr>
+                <w:rFonts w:ascii="Arial" w:hAnsi="Arial" w:eastAsia="Arial" w:cs="Arial"/>
+                <w:i w:val="false"/>
+                <w:b w:val="false"/>
+                <w:u w:val="none"/>
+                <w:strike w:val="false"/>
+                <w:sz w:val="21"/>
+                <w:szCs w:val="21"/>
+                <w:color w:val="000000"/>
+              </w:rPr>
+            </w:pPr>
+            <w:r>
+              <w:rPr>
+                <w:rFonts w:ascii="Arial" w:hAnsi="Arial" w:eastAsia="Arial" w:cs="Arial"/>
+                <w:i w:val="false"/>
+                <w:b w:val="false"/>
+                <w:u w:val="none"/>
+                <w:strike w:val="false"/>
+                <w:sz w:val="21"/>
+                <w:szCs w:val="21"/>
+                <w:color w:val="000000"/>
+              </w:rPr>
+              <w:t xml:space="preserve">-1,108</w:t>
+            </w:r>
+          </w:p>
+        </w:tc>
+      </w:tr>
+      <w:tr>
+        <w:trPr>
+          <w:trHeight w:val="360" w:hRule="auto"/>
+        </w:trPr>
+        body3
+        <w:tc>
+          <w:tcPr>
+            <w:tcBorders>
+              <w:bottom w:val="single" w:sz="6" w:space="0" w:color="9AA8B8"/>
+              <w:top w:val="single" w:sz="6" w:space="0" w:color="9AA8B8"/>
+              <w:left w:val="none" w:sz="0" w:space="0" w:color="000000"/>
+              <w:right w:val="none" w:sz="0" w:space="0" w:color="000000"/>
+            </w:tcBorders>
+            <w:shd w:val="clear" w:color="auto" w:fill="FFFFFF"/>
+            <w:tcMar>
+              <w:top w:w="0" w:type="dxa"/>
+              <w:bottom w:w="0" w:type="dxa"/>
+              <w:left w:w="0" w:type="dxa"/>
+              <w:right w:w="0" w:type="dxa"/>
+            </w:tcMar>
+            <w:vAlign w:val="center"/>
+          </w:tcPr>
+          <w:p>
+            <w:pPr>
+              <w:jc w:val="left"/>
+              <w:pBdr>
+                <w:bottom w:val="none" w:sz="0" w:space="0" w:color="000000"/>
+                <w:top w:val="none" w:sz="0" w:space="0" w:color="000000"/>
+                <w:left w:val="none" w:sz="0" w:space="0" w:color="000000"/>
+                <w:right w:val="none" w:sz="0" w:space="0" w:color="000000"/>
+              </w:pBdr>
+              <w:spacing w:after="80" w:before="80" w:line="240"/>
+              <w:ind w:left="80" w:right="80" w:firstLine="0" w:firstLineChars="0"/>
+              <w:rPr>
+                <w:rFonts w:ascii="Arial" w:hAnsi="Arial" w:eastAsia="Arial" w:cs="Arial"/>
+                <w:i w:val="false"/>
+                <w:b w:val="false"/>
+                <w:u w:val="none"/>
+                <w:strike w:val="false"/>
+                <w:sz w:val="21"/>
+                <w:szCs w:val="21"/>
+                <w:color w:val="000000"/>
+              </w:rPr>
+            </w:pPr>
+            <w:r>
+              <w:rPr>
+                <w:rFonts w:ascii="Arial" w:hAnsi="Arial" w:eastAsia="Arial" w:cs="Arial"/>
+                <w:i w:val="false"/>
+                <w:b w:val="false"/>
+                <w:u w:val="none"/>
+                <w:strike w:val="false"/>
+                <w:sz w:val="21"/>
+                <w:szCs w:val="21"/>
+                <w:color w:val="000000"/>
+              </w:rPr>
+              <w:t xml:space="preserve">C</w:t>
+            </w:r>
+          </w:p>
+        </w:tc>
+        <w:tc>
+          <w:tcPr>
+            <w:tcBorders>
+              <w:bottom w:val="single" w:sz="6" w:space="0" w:color="9AA8B8"/>
+              <w:top w:val="single" w:sz="6" w:space="0" w:color="9AA8B8"/>
+              <w:left w:val="none" w:sz="0" w:space="0" w:color="000000"/>
+              <w:right w:val="none" w:sz="0" w:space="0" w:color="000000"/>
+            </w:tcBorders>
+            <w:shd w:val="clear" w:color="auto" w:fill="FFFFFF"/>
+            <w:tcMar>
+              <w:top w:w="0" w:type="dxa"/>
+              <w:bottom w:w="0" w:type="dxa"/>
+              <w:left w:w="0" w:type="dxa"/>
+              <w:right w:w="0" w:type="dxa"/>
+            </w:tcMar>
+            <w:vAlign w:val="center"/>
+          </w:tcPr>
+          <w:p>
+            <w:pPr>
+              <w:jc w:val="left"/>
+              <w:pBdr>
+                <w:bottom w:val="none" w:sz="0" w:space="0" w:color="000000"/>
+                <w:top w:val="none" w:sz="0" w:space="0" w:color="000000"/>
+                <w:left w:val="none" w:sz="0" w:space="0" w:color="000000"/>
+                <w:right w:val="none" w:sz="0" w:space="0" w:color="000000"/>
+              </w:pBdr>
+              <w:spacing w:after="80" w:before="80" w:line="240"/>
+              <w:ind w:left="80" w:right="80" w:firstLine="0" w:firstLineChars="0"/>
+              <w:rPr>
+                <w:rFonts w:ascii="Arial" w:hAnsi="Arial" w:eastAsia="Arial" w:cs="Arial"/>
+                <w:i w:val="false"/>
+                <w:b w:val="false"/>
+                <w:u w:val="none"/>
+                <w:strike w:val="false"/>
+                <w:sz w:val="21"/>
+                <w:szCs w:val="21"/>
+                <w:color w:val="000000"/>
+              </w:rPr>
+            </w:pPr>
+            <w:r>
+              <w:rPr>
+                <w:rFonts w:ascii="Arial" w:hAnsi="Arial" w:eastAsia="Arial" w:cs="Arial"/>
+                <w:i w:val="false"/>
+                <w:b w:val="false"/>
+                <w:u w:val="none"/>
+                <w:strike w:val="false"/>
+                <w:sz w:val="21"/>
+                <w:szCs w:val="21"/>
+                <w:color w:val="000000"/>
+              </w:rPr>
+              <w:t xml:space="preserve">853</w:t>
+            </w:r>
+          </w:p>
+        </w:tc>
+        <w:tc>
+          <w:tcPr>
+            <w:tcBorders>
+              <w:bottom w:val="single" w:sz="6" w:space="0" w:color="9AA8B8"/>
+              <w:top w:val="single" w:sz="6" w:space="0" w:color="9AA8B8"/>
+              <w:left w:val="none" w:sz="0" w:space="0" w:color="000000"/>
+              <w:right w:val="none" w:sz="0" w:space="0" w:color="000000"/>
+            </w:tcBorders>
+            <w:shd w:val="clear" w:color="auto" w:fill="FFFFFF"/>
+            <w:tcMar>
+              <w:top w:w="0" w:type="dxa"/>
+              <w:bottom w:w="0" w:type="dxa"/>
+              <w:left w:w="0" w:type="dxa"/>
+              <w:right w:w="0" w:type="dxa"/>
+            </w:tcMar>
+            <w:vAlign w:val="center"/>
+          </w:tcPr>
+          <w:p>
+            <w:pPr>
+              <w:jc w:val="left"/>
+              <w:pBdr>
+                <w:bottom w:val="none" w:sz="0" w:space="0" w:color="000000"/>
+                <w:top w:val="none" w:sz="0" w:space="0" w:color="000000"/>
+                <w:left w:val="none" w:sz="0" w:space="0" w:color="000000"/>
+                <w:right w:val="none" w:sz="0" w:space="0" w:color="000000"/>
+              </w:pBdr>
+              <w:spacing w:after="80" w:before="80" w:line="240"/>
+              <w:ind w:left="80" w:right="80" w:firstLine="0" w:firstLineChars="0"/>
+              <w:rPr>
+                <w:rFonts w:ascii="Arial" w:hAnsi="Arial" w:eastAsia="Arial" w:cs="Arial"/>
+                <w:i w:val="false"/>
+                <w:b w:val="false"/>
+                <w:u w:val="none"/>
+                <w:strike w:val="false"/>
+                <w:sz w:val="21"/>
+                <w:szCs w:val="21"/>
+                <w:color w:val="000000"/>
+              </w:rPr>
+            </w:pPr>
+            <w:r>
+              <w:rPr>
+                <w:rFonts w:ascii="Arial" w:hAnsi="Arial" w:eastAsia="Arial" w:cs="Arial"/>
+                <w:i w:val="false"/>
+                <w:b w:val="false"/>
+                <w:u w:val="none"/>
+                <w:strike w:val="false"/>
+                <w:sz w:val="21"/>
+                <w:szCs w:val="21"/>
+                <w:color w:val="000000"/>
+              </w:rPr>
+              <w:t xml:space="preserve">2,110</w:t>
+            </w:r>
+          </w:p>
+        </w:tc>
+        <w:tc>
+          <w:tcPr>
+            <w:tcBorders>
+              <w:bottom w:val="single" w:sz="6" w:space="0" w:color="9AA8B8"/>
+              <w:top w:val="single" w:sz="6" w:space="0" w:color="9AA8B8"/>
+              <w:left w:val="none" w:sz="0" w:space="0" w:color="000000"/>
+              <w:right w:val="none" w:sz="0" w:space="0" w:color="000000"/>
+            </w:tcBorders>
+            <w:shd w:val="clear" w:color="auto" w:fill="FFFFFF"/>
+            <w:tcMar>
+              <w:top w:w="0" w:type="dxa"/>
+              <w:bottom w:w="0" w:type="dxa"/>
+              <w:left w:w="0" w:type="dxa"/>
+              <w:right w:w="0" w:type="dxa"/>
+            </w:tcMar>
+            <w:vAlign w:val="center"/>
+          </w:tcPr>
+          <w:p>
+            <w:pPr>
+              <w:jc w:val="left"/>
+              <w:pBdr>
+                <w:bottom w:val="none" w:sz="0" w:space="0" w:color="000000"/>
+                <w:top w:val="none" w:sz="0" w:space="0" w:color="000000"/>
+                <w:left w:val="none" w:sz="0" w:space="0" w:color="000000"/>
+                <w:right w:val="none" w:sz="0" w:space="0" w:color="000000"/>
+              </w:pBdr>
+              <w:spacing w:after="80" w:before="80" w:line="240"/>
+              <w:ind w:left="80" w:right="80" w:firstLine="0" w:firstLineChars="0"/>
+              <w:rPr>
+                <w:rFonts w:ascii="Arial" w:hAnsi="Arial" w:eastAsia="Arial" w:cs="Arial"/>
+                <w:i w:val="false"/>
+                <w:b w:val="false"/>
+                <w:u w:val="none"/>
+                <w:strike w:val="false"/>
+                <w:sz w:val="21"/>
+                <w:szCs w:val="21"/>
+                <w:color w:val="000000"/>
+              </w:rPr>
+            </w:pPr>
+            <w:r>
+              <w:rPr>
+                <w:rFonts w:ascii="Arial" w:hAnsi="Arial" w:eastAsia="Arial" w:cs="Arial"/>
+                <w:i w:val="false"/>
+                <w:b w:val="false"/>
+                <w:u w:val="none"/>
+                <w:strike w:val="false"/>
+                <w:sz w:val="21"/>
+                <w:szCs w:val="21"/>
+                <w:color w:val="000000"/>
+              </w:rPr>
+              <w:t xml:space="preserve">-1,257</w:t>
+            </w:r>
+          </w:p>
+        </w:tc>
+      </w:tr>
+      <w:tr>
+        <w:trPr>
+          <w:trHeight w:val="360" w:hRule="auto"/>
+        </w:trPr>
+        body4
+        <w:tc>
+          <w:tcPr>
+            <w:tcBorders>
+              <w:bottom w:val="single" w:sz="6" w:space="0" w:color="9AA8B8"/>
+              <w:top w:val="single" w:sz="6" w:space="0" w:color="9AA8B8"/>
+              <w:left w:val="none" w:sz="0" w:space="0" w:color="000000"/>
+              <w:right w:val="none" w:sz="0" w:space="0" w:color="000000"/>
+            </w:tcBorders>
+            <w:shd w:val="clear" w:color="auto" w:fill="FFFFFF"/>
+            <w:tcMar>
+              <w:top w:w="0" w:type="dxa"/>
+              <w:bottom w:w="0" w:type="dxa"/>
+              <w:left w:w="0" w:type="dxa"/>
+              <w:right w:w="0" w:type="dxa"/>
+            </w:tcMar>
+            <w:vAlign w:val="center"/>
+          </w:tcPr>
+          <w:p>
+            <w:pPr>
+              <w:jc w:val="left"/>
+              <w:pBdr>
+                <w:bottom w:val="none" w:sz="0" w:space="0" w:color="000000"/>
+                <w:top w:val="none" w:sz="0" w:space="0" w:color="000000"/>
+                <w:left w:val="none" w:sz="0" w:space="0" w:color="000000"/>
+                <w:right w:val="none" w:sz="0" w:space="0" w:color="000000"/>
+              </w:pBdr>
+              <w:spacing w:after="80" w:before="80" w:line="240"/>
+              <w:ind w:left="80" w:right="80" w:firstLine="0" w:firstLineChars="0"/>
+              <w:rPr>
+                <w:rFonts w:ascii="Arial" w:hAnsi="Arial" w:eastAsia="Arial" w:cs="Arial"/>
+                <w:i w:val="false"/>
+                <w:b w:val="false"/>
+                <w:u w:val="none"/>
+                <w:strike w:val="false"/>
+                <w:sz w:val="21"/>
+                <w:szCs w:val="21"/>
+                <w:color w:val="000000"/>
+              </w:rPr>
+            </w:pPr>
+            <w:r>
+              <w:rPr>
+                <w:rFonts w:ascii="Arial" w:hAnsi="Arial" w:eastAsia="Arial" w:cs="Arial"/>
+                <w:i w:val="false"/>
+                <w:b w:val="false"/>
+                <w:u w:val="none"/>
+                <w:strike w:val="false"/>
+                <w:sz w:val="21"/>
+                <w:szCs w:val="21"/>
+                <w:color w:val="000000"/>
+              </w:rPr>
+              <w:t xml:space="preserve">D</w:t>
+            </w:r>
+          </w:p>
+        </w:tc>
+        <w:tc>
+          <w:tcPr>
+            <w:tcBorders>
+              <w:bottom w:val="single" w:sz="6" w:space="0" w:color="9AA8B8"/>
+              <w:top w:val="single" w:sz="6" w:space="0" w:color="9AA8B8"/>
+              <w:left w:val="none" w:sz="0" w:space="0" w:color="000000"/>
+              <w:right w:val="none" w:sz="0" w:space="0" w:color="000000"/>
+            </w:tcBorders>
+            <w:shd w:val="clear" w:color="auto" w:fill="FFFFFF"/>
+            <w:tcMar>
+              <w:top w:w="0" w:type="dxa"/>
+              <w:bottom w:w="0" w:type="dxa"/>
+              <w:left w:w="0" w:type="dxa"/>
+              <w:right w:w="0" w:type="dxa"/>
+            </w:tcMar>
+            <w:vAlign w:val="center"/>
+          </w:tcPr>
+          <w:p>
+            <w:pPr>
+              <w:jc w:val="left"/>
+              <w:pBdr>
+                <w:bottom w:val="none" w:sz="0" w:space="0" w:color="000000"/>
+                <w:top w:val="none" w:sz="0" w:space="0" w:color="000000"/>
+                <w:left w:val="none" w:sz="0" w:space="0" w:color="000000"/>
+                <w:right w:val="none" w:sz="0" w:space="0" w:color="000000"/>
+              </w:pBdr>
+              <w:spacing w:after="80" w:before="80" w:line="240"/>
+              <w:ind w:left="80" w:right="80" w:firstLine="0" w:firstLineChars="0"/>
+              <w:rPr>
+                <w:rFonts w:ascii="Arial" w:hAnsi="Arial" w:eastAsia="Arial" w:cs="Arial"/>
+                <w:i w:val="false"/>
+                <w:b w:val="false"/>
+                <w:u w:val="none"/>
+                <w:strike w:val="false"/>
+                <w:sz w:val="21"/>
+                <w:szCs w:val="21"/>
+                <w:color w:val="000000"/>
+              </w:rPr>
+            </w:pPr>
+            <w:r>
+              <w:rPr>
+                <w:rFonts w:ascii="Arial" w:hAnsi="Arial" w:eastAsia="Arial" w:cs="Arial"/>
+                <w:i w:val="false"/>
+                <w:b w:val="false"/>
+                <w:u w:val="none"/>
+                <w:strike w:val="false"/>
+                <w:sz w:val="21"/>
+                <w:szCs w:val="21"/>
+                <w:color w:val="000000"/>
+              </w:rPr>
+              <w:t xml:space="preserve">1,883</w:t>
+            </w:r>
+          </w:p>
+        </w:tc>
+        <w:tc>
+          <w:tcPr>
+            <w:tcBorders>
+              <w:bottom w:val="single" w:sz="6" w:space="0" w:color="9AA8B8"/>
+              <w:top w:val="single" w:sz="6" w:space="0" w:color="9AA8B8"/>
+              <w:left w:val="none" w:sz="0" w:space="0" w:color="000000"/>
+              <w:right w:val="none" w:sz="0" w:space="0" w:color="000000"/>
+            </w:tcBorders>
+            <w:shd w:val="clear" w:color="auto" w:fill="FFFFFF"/>
+            <w:tcMar>
+              <w:top w:w="0" w:type="dxa"/>
+              <w:bottom w:w="0" w:type="dxa"/>
+              <w:left w:w="0" w:type="dxa"/>
+              <w:right w:w="0" w:type="dxa"/>
+            </w:tcMar>
+            <w:vAlign w:val="center"/>
+          </w:tcPr>
+          <w:p>
+            <w:pPr>
+              <w:jc w:val="left"/>
+              <w:pBdr>
+                <w:bottom w:val="none" w:sz="0" w:space="0" w:color="000000"/>
+                <w:top w:val="none" w:sz="0" w:space="0" w:color="000000"/>
+                <w:left w:val="none" w:sz="0" w:space="0" w:color="000000"/>
+                <w:right w:val="none" w:sz="0" w:space="0" w:color="000000"/>
+              </w:pBdr>
+              <w:spacing w:after="80" w:before="80" w:line="240"/>
+              <w:ind w:left="80" w:right="80" w:firstLine="0" w:firstLineChars="0"/>
+              <w:rPr>
+                <w:rFonts w:ascii="Arial" w:hAnsi="Arial" w:eastAsia="Arial" w:cs="Arial"/>
+                <w:i w:val="false"/>
+                <w:b w:val="false"/>
+                <w:u w:val="none"/>
+                <w:strike w:val="false"/>
+                <w:sz w:val="21"/>
+                <w:szCs w:val="21"/>
+                <w:color w:val="000000"/>
+              </w:rPr>
+            </w:pPr>
+            <w:r>
+              <w:rPr>
+                <w:rFonts w:ascii="Arial" w:hAnsi="Arial" w:eastAsia="Arial" w:cs="Arial"/>
+                <w:i w:val="false"/>
+                <w:b w:val="false"/>
+                <w:u w:val="none"/>
+                <w:strike w:val="false"/>
+                <w:sz w:val="21"/>
+                <w:szCs w:val="21"/>
+                <w:color w:val="000000"/>
+              </w:rPr>
+              <w:t xml:space="preserve">2,055</w:t>
+            </w:r>
+          </w:p>
+        </w:tc>
+        <w:tc>
+          <w:tcPr>
+            <w:tcBorders>
+              <w:bottom w:val="single" w:sz="6" w:space="0" w:color="9AA8B8"/>
+              <w:top w:val="single" w:sz="6" w:space="0" w:color="9AA8B8"/>
+              <w:left w:val="none" w:sz="0" w:space="0" w:color="000000"/>
+              <w:right w:val="none" w:sz="0" w:space="0" w:color="000000"/>
+            </w:tcBorders>
+            <w:shd w:val="clear" w:color="auto" w:fill="FFFFFF"/>
+            <w:tcMar>
+              <w:top w:w="0" w:type="dxa"/>
+              <w:bottom w:w="0" w:type="dxa"/>
+              <w:left w:w="0" w:type="dxa"/>
+              <w:right w:w="0" w:type="dxa"/>
+            </w:tcMar>
+            <w:vAlign w:val="center"/>
+          </w:tcPr>
+          <w:p>
+            <w:pPr>
+              <w:jc w:val="left"/>
+              <w:pBdr>
+                <w:bottom w:val="none" w:sz="0" w:space="0" w:color="000000"/>
+                <w:top w:val="none" w:sz="0" w:space="0" w:color="000000"/>
+                <w:left w:val="none" w:sz="0" w:space="0" w:color="000000"/>
+                <w:right w:val="none" w:sz="0" w:space="0" w:color="000000"/>
+              </w:pBdr>
+              <w:spacing w:after="80" w:before="80" w:line="240"/>
+              <w:ind w:left="80" w:right="80" w:firstLine="0" w:firstLineChars="0"/>
+              <w:rPr>
+                <w:rFonts w:ascii="Arial" w:hAnsi="Arial" w:eastAsia="Arial" w:cs="Arial"/>
+                <w:i w:val="false"/>
+                <w:b w:val="false"/>
+                <w:u w:val="none"/>
+                <w:strike w:val="false"/>
+                <w:sz w:val="21"/>
+                <w:szCs w:val="21"/>
+                <w:color w:val="000000"/>
+              </w:rPr>
+            </w:pPr>
+            <w:r>
+              <w:rPr>
+                <w:rFonts w:ascii="Arial" w:hAnsi="Arial" w:eastAsia="Arial" w:cs="Arial"/>
+                <w:i w:val="false"/>
+                <w:b w:val="false"/>
+                <w:u w:val="none"/>
+                <w:strike w:val="false"/>
+                <w:sz w:val="21"/>
+                <w:szCs w:val="21"/>
+                <w:color w:val="000000"/>
+              </w:rPr>
+              <w:t xml:space="preserve">-172</w:t>
+            </w:r>
+          </w:p>
+        </w:tc>
+      </w:tr>
+    </w:tbl>
     <w:p>
       <w:pPr>
         <w:pStyle w:val="Normal"/>
@@ -5735,7 +12337,7 @@
           <w:szCs w:val="22"/>
           <w:color w:val="000000"/>
         </w:rPr>
-        <w:t xml:space="preserve">Below: 947 AED. Above: 1,951 AED. Jump: -1,004 AED. Another sixteen businesses can give anything from about -300 to -1,200: sixteen is too few, which is why the regression uses hundreds of businesses near the line and reports an interval.</w:t>
+        <w:t xml:space="preserve">Write the pairs' jumps on the flipchart. They spread widely because six businesses a side is too few; the regression uses the 773 businesses within two points and reports an interval (-791, from -1,084 to -498). The rough gap is also inflated by the slope of costs along the index, which the regression removes.</w:t>
       </w:r>
     </w:p>
     <w:p>

--- a/Module_2_Oct_2026_v2/Oct13_session2_materials.docx
+++ b/Module_2_Oct_2026_v2/Oct13_session2_materials.docx
@@ -127,7 +127,6 @@
           <w:trHeight w:val="360" w:hRule="auto"/>
           <w:tblHeader/>
         </w:trPr>
-        header1
         <w:tc>
           <w:tcPr>
             <w:tcBorders>
@@ -147,6 +146,7 @@
           </w:tcPr>
           <w:p>
             <w:pPr>
+              <w:pStyle w:val="Normal"/>
               <w:jc w:val="left"/>
               <w:pBdr>
                 <w:bottom w:val="none" w:sz="0" w:space="0" w:color="000000"/>
@@ -201,6 +201,7 @@
           </w:tcPr>
           <w:p>
             <w:pPr>
+              <w:pStyle w:val="Normal"/>
               <w:jc w:val="left"/>
               <w:pBdr>
                 <w:bottom w:val="none" w:sz="0" w:space="0" w:color="000000"/>
@@ -255,6 +256,7 @@
           </w:tcPr>
           <w:p>
             <w:pPr>
+              <w:pStyle w:val="Normal"/>
               <w:jc w:val="left"/>
               <w:pBdr>
                 <w:bottom w:val="none" w:sz="0" w:space="0" w:color="000000"/>
@@ -309,6 +311,7 @@
           </w:tcPr>
           <w:p>
             <w:pPr>
+              <w:pStyle w:val="Normal"/>
               <w:jc w:val="left"/>
               <w:pBdr>
                 <w:bottom w:val="none" w:sz="0" w:space="0" w:color="000000"/>
@@ -349,7 +352,6 @@
         <w:trPr>
           <w:trHeight w:val="360" w:hRule="auto"/>
         </w:trPr>
-        body1
         <w:tc>
           <w:tcPr>
             <w:tcBorders>
@@ -369,6 +371,7 @@
           </w:tcPr>
           <w:p>
             <w:pPr>
+              <w:pStyle w:val="Normal"/>
               <w:jc w:val="left"/>
               <w:pBdr>
                 <w:bottom w:val="none" w:sz="0" w:space="0" w:color="000000"/>
@@ -423,6 +426,7 @@
           </w:tcPr>
           <w:p>
             <w:pPr>
+              <w:pStyle w:val="Normal"/>
               <w:jc w:val="left"/>
               <w:pBdr>
                 <w:bottom w:val="none" w:sz="0" w:space="0" w:color="000000"/>
@@ -477,6 +481,7 @@
           </w:tcPr>
           <w:p>
             <w:pPr>
+              <w:pStyle w:val="Normal"/>
               <w:jc w:val="left"/>
               <w:pBdr>
                 <w:bottom w:val="none" w:sz="0" w:space="0" w:color="000000"/>
@@ -531,6 +536,7 @@
           </w:tcPr>
           <w:p>
             <w:pPr>
+              <w:pStyle w:val="Normal"/>
               <w:jc w:val="left"/>
               <w:pBdr>
                 <w:bottom w:val="none" w:sz="0" w:space="0" w:color="000000"/>
@@ -571,7 +577,6 @@
         <w:trPr>
           <w:trHeight w:val="360" w:hRule="auto"/>
         </w:trPr>
-        body2
         <w:tc>
           <w:tcPr>
             <w:tcBorders>
@@ -591,6 +596,7 @@
           </w:tcPr>
           <w:p>
             <w:pPr>
+              <w:pStyle w:val="Normal"/>
               <w:jc w:val="left"/>
               <w:pBdr>
                 <w:bottom w:val="none" w:sz="0" w:space="0" w:color="000000"/>
@@ -645,6 +651,7 @@
           </w:tcPr>
           <w:p>
             <w:pPr>
+              <w:pStyle w:val="Normal"/>
               <w:jc w:val="left"/>
               <w:pBdr>
                 <w:bottom w:val="none" w:sz="0" w:space="0" w:color="000000"/>
@@ -699,6 +706,7 @@
           </w:tcPr>
           <w:p>
             <w:pPr>
+              <w:pStyle w:val="Normal"/>
               <w:jc w:val="left"/>
               <w:pBdr>
                 <w:bottom w:val="none" w:sz="0" w:space="0" w:color="000000"/>
@@ -753,6 +761,7 @@
           </w:tcPr>
           <w:p>
             <w:pPr>
+              <w:pStyle w:val="Normal"/>
               <w:jc w:val="left"/>
               <w:pBdr>
                 <w:bottom w:val="none" w:sz="0" w:space="0" w:color="000000"/>
@@ -793,7 +802,6 @@
         <w:trPr>
           <w:trHeight w:val="360" w:hRule="auto"/>
         </w:trPr>
-        body3
         <w:tc>
           <w:tcPr>
             <w:tcBorders>
@@ -813,6 +821,7 @@
           </w:tcPr>
           <w:p>
             <w:pPr>
+              <w:pStyle w:val="Normal"/>
               <w:jc w:val="left"/>
               <w:pBdr>
                 <w:bottom w:val="none" w:sz="0" w:space="0" w:color="000000"/>
@@ -867,6 +876,7 @@
           </w:tcPr>
           <w:p>
             <w:pPr>
+              <w:pStyle w:val="Normal"/>
               <w:jc w:val="left"/>
               <w:pBdr>
                 <w:bottom w:val="none" w:sz="0" w:space="0" w:color="000000"/>
@@ -921,6 +931,7 @@
           </w:tcPr>
           <w:p>
             <w:pPr>
+              <w:pStyle w:val="Normal"/>
               <w:jc w:val="left"/>
               <w:pBdr>
                 <w:bottom w:val="none" w:sz="0" w:space="0" w:color="000000"/>
@@ -975,6 +986,7 @@
           </w:tcPr>
           <w:p>
             <w:pPr>
+              <w:pStyle w:val="Normal"/>
               <w:jc w:val="left"/>
               <w:pBdr>
                 <w:bottom w:val="none" w:sz="0" w:space="0" w:color="000000"/>
@@ -1015,7 +1027,6 @@
         <w:trPr>
           <w:trHeight w:val="360" w:hRule="auto"/>
         </w:trPr>
-        body4
         <w:tc>
           <w:tcPr>
             <w:tcBorders>
@@ -1035,6 +1046,7 @@
           </w:tcPr>
           <w:p>
             <w:pPr>
+              <w:pStyle w:val="Normal"/>
               <w:jc w:val="left"/>
               <w:pBdr>
                 <w:bottom w:val="none" w:sz="0" w:space="0" w:color="000000"/>
@@ -1089,6 +1101,7 @@
           </w:tcPr>
           <w:p>
             <w:pPr>
+              <w:pStyle w:val="Normal"/>
               <w:jc w:val="left"/>
               <w:pBdr>
                 <w:bottom w:val="none" w:sz="0" w:space="0" w:color="000000"/>
@@ -1143,6 +1156,7 @@
           </w:tcPr>
           <w:p>
             <w:pPr>
+              <w:pStyle w:val="Normal"/>
               <w:jc w:val="left"/>
               <w:pBdr>
                 <w:bottom w:val="none" w:sz="0" w:space="0" w:color="000000"/>
@@ -1197,6 +1211,7 @@
           </w:tcPr>
           <w:p>
             <w:pPr>
+              <w:pStyle w:val="Normal"/>
               <w:jc w:val="left"/>
               <w:pBdr>
                 <w:bottom w:val="none" w:sz="0" w:space="0" w:color="000000"/>
@@ -1237,7 +1252,6 @@
         <w:trPr>
           <w:trHeight w:val="360" w:hRule="auto"/>
         </w:trPr>
-        body5
         <w:tc>
           <w:tcPr>
             <w:tcBorders>
@@ -1257,6 +1271,7 @@
           </w:tcPr>
           <w:p>
             <w:pPr>
+              <w:pStyle w:val="Normal"/>
               <w:jc w:val="left"/>
               <w:pBdr>
                 <w:bottom w:val="none" w:sz="0" w:space="0" w:color="000000"/>
@@ -1311,6 +1326,7 @@
           </w:tcPr>
           <w:p>
             <w:pPr>
+              <w:pStyle w:val="Normal"/>
               <w:jc w:val="left"/>
               <w:pBdr>
                 <w:bottom w:val="none" w:sz="0" w:space="0" w:color="000000"/>
@@ -1365,6 +1381,7 @@
           </w:tcPr>
           <w:p>
             <w:pPr>
+              <w:pStyle w:val="Normal"/>
               <w:jc w:val="left"/>
               <w:pBdr>
                 <w:bottom w:val="none" w:sz="0" w:space="0" w:color="000000"/>
@@ -1419,6 +1436,7 @@
           </w:tcPr>
           <w:p>
             <w:pPr>
+              <w:pStyle w:val="Normal"/>
               <w:jc w:val="left"/>
               <w:pBdr>
                 <w:bottom w:val="none" w:sz="0" w:space="0" w:color="000000"/>
@@ -1459,7 +1477,6 @@
         <w:trPr>
           <w:trHeight w:val="360" w:hRule="auto"/>
         </w:trPr>
-        body6
         <w:tc>
           <w:tcPr>
             <w:tcBorders>
@@ -1479,6 +1496,7 @@
           </w:tcPr>
           <w:p>
             <w:pPr>
+              <w:pStyle w:val="Normal"/>
               <w:jc w:val="left"/>
               <w:pBdr>
                 <w:bottom w:val="none" w:sz="0" w:space="0" w:color="000000"/>
@@ -1533,6 +1551,7 @@
           </w:tcPr>
           <w:p>
             <w:pPr>
+              <w:pStyle w:val="Normal"/>
               <w:jc w:val="left"/>
               <w:pBdr>
                 <w:bottom w:val="none" w:sz="0" w:space="0" w:color="000000"/>
@@ -1587,6 +1606,7 @@
           </w:tcPr>
           <w:p>
             <w:pPr>
+              <w:pStyle w:val="Normal"/>
               <w:jc w:val="left"/>
               <w:pBdr>
                 <w:bottom w:val="none" w:sz="0" w:space="0" w:color="000000"/>
@@ -1641,6 +1661,7 @@
           </w:tcPr>
           <w:p>
             <w:pPr>
+              <w:pStyle w:val="Normal"/>
               <w:jc w:val="left"/>
               <w:pBdr>
                 <w:bottom w:val="none" w:sz="0" w:space="0" w:color="000000"/>
@@ -1756,7 +1777,7 @@
           <w:szCs w:val="22"/>
           <w:color w:val="000000"/>
         </w:rPr>
-        <w:t xml:space="preserve">The jump (below minus above):  ________ AED.   Write it on the flipchart when the trainer asks.</w:t>
+        <w:t xml:space="preserve">The jump (below minus above):  ________ AED.   Write the jump on the flipchart when the trainer asks.</w:t>
       </w:r>
     </w:p>
     <w:p>
@@ -1783,7 +1804,7 @@
           <w:szCs w:val="22"/>
           <w:color w:val="000000"/>
         </w:rPr>
-        <w:t xml:space="preserve">Your neighbours had different businesses. Why do the jumps differ, and what would you need to trust one number?</w:t>
+        <w:t xml:space="preserve">The pair next to you had a card with different businesses, and found a different jump. Why are the jumps different? What would you need before you trusted one jump as the effect of the programme?</w:t>
       </w:r>
     </w:p>
     <w:p>
@@ -1971,7 +1992,6 @@
           <w:trHeight w:val="360" w:hRule="auto"/>
           <w:tblHeader/>
         </w:trPr>
-        header1
         <w:tc>
           <w:tcPr>
             <w:tcBorders>
@@ -1991,6 +2011,7 @@
           </w:tcPr>
           <w:p>
             <w:pPr>
+              <w:pStyle w:val="Normal"/>
               <w:jc w:val="left"/>
               <w:pBdr>
                 <w:bottom w:val="none" w:sz="0" w:space="0" w:color="000000"/>
@@ -2045,6 +2066,7 @@
           </w:tcPr>
           <w:p>
             <w:pPr>
+              <w:pStyle w:val="Normal"/>
               <w:jc w:val="left"/>
               <w:pBdr>
                 <w:bottom w:val="none" w:sz="0" w:space="0" w:color="000000"/>
@@ -2099,6 +2121,7 @@
           </w:tcPr>
           <w:p>
             <w:pPr>
+              <w:pStyle w:val="Normal"/>
               <w:jc w:val="left"/>
               <w:pBdr>
                 <w:bottom w:val="none" w:sz="0" w:space="0" w:color="000000"/>
@@ -2153,6 +2176,7 @@
           </w:tcPr>
           <w:p>
             <w:pPr>
+              <w:pStyle w:val="Normal"/>
               <w:jc w:val="left"/>
               <w:pBdr>
                 <w:bottom w:val="none" w:sz="0" w:space="0" w:color="000000"/>
@@ -2193,7 +2217,6 @@
         <w:trPr>
           <w:trHeight w:val="360" w:hRule="auto"/>
         </w:trPr>
-        body1
         <w:tc>
           <w:tcPr>
             <w:tcBorders>
@@ -2213,6 +2236,7 @@
           </w:tcPr>
           <w:p>
             <w:pPr>
+              <w:pStyle w:val="Normal"/>
               <w:jc w:val="left"/>
               <w:pBdr>
                 <w:bottom w:val="none" w:sz="0" w:space="0" w:color="000000"/>
@@ -2267,6 +2291,7 @@
           </w:tcPr>
           <w:p>
             <w:pPr>
+              <w:pStyle w:val="Normal"/>
               <w:jc w:val="left"/>
               <w:pBdr>
                 <w:bottom w:val="none" w:sz="0" w:space="0" w:color="000000"/>
@@ -2321,6 +2346,7 @@
           </w:tcPr>
           <w:p>
             <w:pPr>
+              <w:pStyle w:val="Normal"/>
               <w:jc w:val="left"/>
               <w:pBdr>
                 <w:bottom w:val="none" w:sz="0" w:space="0" w:color="000000"/>
@@ -2375,6 +2401,7 @@
           </w:tcPr>
           <w:p>
             <w:pPr>
+              <w:pStyle w:val="Normal"/>
               <w:jc w:val="left"/>
               <w:pBdr>
                 <w:bottom w:val="none" w:sz="0" w:space="0" w:color="000000"/>
@@ -2415,7 +2442,6 @@
         <w:trPr>
           <w:trHeight w:val="360" w:hRule="auto"/>
         </w:trPr>
-        body2
         <w:tc>
           <w:tcPr>
             <w:tcBorders>
@@ -2435,6 +2461,7 @@
           </w:tcPr>
           <w:p>
             <w:pPr>
+              <w:pStyle w:val="Normal"/>
               <w:jc w:val="left"/>
               <w:pBdr>
                 <w:bottom w:val="none" w:sz="0" w:space="0" w:color="000000"/>
@@ -2489,6 +2516,7 @@
           </w:tcPr>
           <w:p>
             <w:pPr>
+              <w:pStyle w:val="Normal"/>
               <w:jc w:val="left"/>
               <w:pBdr>
                 <w:bottom w:val="none" w:sz="0" w:space="0" w:color="000000"/>
@@ -2543,6 +2571,7 @@
           </w:tcPr>
           <w:p>
             <w:pPr>
+              <w:pStyle w:val="Normal"/>
               <w:jc w:val="left"/>
               <w:pBdr>
                 <w:bottom w:val="none" w:sz="0" w:space="0" w:color="000000"/>
@@ -2597,6 +2626,7 @@
           </w:tcPr>
           <w:p>
             <w:pPr>
+              <w:pStyle w:val="Normal"/>
               <w:jc w:val="left"/>
               <w:pBdr>
                 <w:bottom w:val="none" w:sz="0" w:space="0" w:color="000000"/>
@@ -2637,7 +2667,6 @@
         <w:trPr>
           <w:trHeight w:val="360" w:hRule="auto"/>
         </w:trPr>
-        body3
         <w:tc>
           <w:tcPr>
             <w:tcBorders>
@@ -2657,6 +2686,7 @@
           </w:tcPr>
           <w:p>
             <w:pPr>
+              <w:pStyle w:val="Normal"/>
               <w:jc w:val="left"/>
               <w:pBdr>
                 <w:bottom w:val="none" w:sz="0" w:space="0" w:color="000000"/>
@@ -2711,6 +2741,7 @@
           </w:tcPr>
           <w:p>
             <w:pPr>
+              <w:pStyle w:val="Normal"/>
               <w:jc w:val="left"/>
               <w:pBdr>
                 <w:bottom w:val="none" w:sz="0" w:space="0" w:color="000000"/>
@@ -2765,6 +2796,7 @@
           </w:tcPr>
           <w:p>
             <w:pPr>
+              <w:pStyle w:val="Normal"/>
               <w:jc w:val="left"/>
               <w:pBdr>
                 <w:bottom w:val="none" w:sz="0" w:space="0" w:color="000000"/>
@@ -2819,6 +2851,7 @@
           </w:tcPr>
           <w:p>
             <w:pPr>
+              <w:pStyle w:val="Normal"/>
               <w:jc w:val="left"/>
               <w:pBdr>
                 <w:bottom w:val="none" w:sz="0" w:space="0" w:color="000000"/>
@@ -2859,7 +2892,6 @@
         <w:trPr>
           <w:trHeight w:val="360" w:hRule="auto"/>
         </w:trPr>
-        body4
         <w:tc>
           <w:tcPr>
             <w:tcBorders>
@@ -2879,6 +2911,7 @@
           </w:tcPr>
           <w:p>
             <w:pPr>
+              <w:pStyle w:val="Normal"/>
               <w:jc w:val="left"/>
               <w:pBdr>
                 <w:bottom w:val="none" w:sz="0" w:space="0" w:color="000000"/>
@@ -2933,6 +2966,7 @@
           </w:tcPr>
           <w:p>
             <w:pPr>
+              <w:pStyle w:val="Normal"/>
               <w:jc w:val="left"/>
               <w:pBdr>
                 <w:bottom w:val="none" w:sz="0" w:space="0" w:color="000000"/>
@@ -2987,6 +3021,7 @@
           </w:tcPr>
           <w:p>
             <w:pPr>
+              <w:pStyle w:val="Normal"/>
               <w:jc w:val="left"/>
               <w:pBdr>
                 <w:bottom w:val="none" w:sz="0" w:space="0" w:color="000000"/>
@@ -3041,6 +3076,7 @@
           </w:tcPr>
           <w:p>
             <w:pPr>
+              <w:pStyle w:val="Normal"/>
               <w:jc w:val="left"/>
               <w:pBdr>
                 <w:bottom w:val="none" w:sz="0" w:space="0" w:color="000000"/>
@@ -3081,7 +3117,6 @@
         <w:trPr>
           <w:trHeight w:val="360" w:hRule="auto"/>
         </w:trPr>
-        body5
         <w:tc>
           <w:tcPr>
             <w:tcBorders>
@@ -3101,6 +3136,7 @@
           </w:tcPr>
           <w:p>
             <w:pPr>
+              <w:pStyle w:val="Normal"/>
               <w:jc w:val="left"/>
               <w:pBdr>
                 <w:bottom w:val="none" w:sz="0" w:space="0" w:color="000000"/>
@@ -3155,6 +3191,7 @@
           </w:tcPr>
           <w:p>
             <w:pPr>
+              <w:pStyle w:val="Normal"/>
               <w:jc w:val="left"/>
               <w:pBdr>
                 <w:bottom w:val="none" w:sz="0" w:space="0" w:color="000000"/>
@@ -3209,6 +3246,7 @@
           </w:tcPr>
           <w:p>
             <w:pPr>
+              <w:pStyle w:val="Normal"/>
               <w:jc w:val="left"/>
               <w:pBdr>
                 <w:bottom w:val="none" w:sz="0" w:space="0" w:color="000000"/>
@@ -3263,6 +3301,7 @@
           </w:tcPr>
           <w:p>
             <w:pPr>
+              <w:pStyle w:val="Normal"/>
               <w:jc w:val="left"/>
               <w:pBdr>
                 <w:bottom w:val="none" w:sz="0" w:space="0" w:color="000000"/>
@@ -3303,7 +3342,6 @@
         <w:trPr>
           <w:trHeight w:val="360" w:hRule="auto"/>
         </w:trPr>
-        body6
         <w:tc>
           <w:tcPr>
             <w:tcBorders>
@@ -3323,6 +3361,7 @@
           </w:tcPr>
           <w:p>
             <w:pPr>
+              <w:pStyle w:val="Normal"/>
               <w:jc w:val="left"/>
               <w:pBdr>
                 <w:bottom w:val="none" w:sz="0" w:space="0" w:color="000000"/>
@@ -3377,6 +3416,7 @@
           </w:tcPr>
           <w:p>
             <w:pPr>
+              <w:pStyle w:val="Normal"/>
               <w:jc w:val="left"/>
               <w:pBdr>
                 <w:bottom w:val="none" w:sz="0" w:space="0" w:color="000000"/>
@@ -3431,6 +3471,7 @@
           </w:tcPr>
           <w:p>
             <w:pPr>
+              <w:pStyle w:val="Normal"/>
               <w:jc w:val="left"/>
               <w:pBdr>
                 <w:bottom w:val="none" w:sz="0" w:space="0" w:color="000000"/>
@@ -3485,6 +3526,7 @@
           </w:tcPr>
           <w:p>
             <w:pPr>
+              <w:pStyle w:val="Normal"/>
               <w:jc w:val="left"/>
               <w:pBdr>
                 <w:bottom w:val="none" w:sz="0" w:space="0" w:color="000000"/>
@@ -3600,7 +3642,7 @@
           <w:szCs w:val="22"/>
           <w:color w:val="000000"/>
         </w:rPr>
-        <w:t xml:space="preserve">The jump (below minus above):  ________ AED.   Write it on the flipchart when the trainer asks.</w:t>
+        <w:t xml:space="preserve">The jump (below minus above):  ________ AED.   Write the jump on the flipchart when the trainer asks.</w:t>
       </w:r>
     </w:p>
     <w:p>
@@ -3627,7 +3669,7 @@
           <w:szCs w:val="22"/>
           <w:color w:val="000000"/>
         </w:rPr>
-        <w:t xml:space="preserve">Your neighbours had different businesses. Why do the jumps differ, and what would you need to trust one number?</w:t>
+        <w:t xml:space="preserve">The pair next to you had a card with different businesses, and found a different jump. Why are the jumps different? What would you need before you trusted one jump as the effect of the programme?</w:t>
       </w:r>
     </w:p>
     <w:p>
@@ -3815,7 +3857,6 @@
           <w:trHeight w:val="360" w:hRule="auto"/>
           <w:tblHeader/>
         </w:trPr>
-        header1
         <w:tc>
           <w:tcPr>
             <w:tcBorders>
@@ -3835,6 +3876,7 @@
           </w:tcPr>
           <w:p>
             <w:pPr>
+              <w:pStyle w:val="Normal"/>
               <w:jc w:val="left"/>
               <w:pBdr>
                 <w:bottom w:val="none" w:sz="0" w:space="0" w:color="000000"/>
@@ -3889,6 +3931,7 @@
           </w:tcPr>
           <w:p>
             <w:pPr>
+              <w:pStyle w:val="Normal"/>
               <w:jc w:val="left"/>
               <w:pBdr>
                 <w:bottom w:val="none" w:sz="0" w:space="0" w:color="000000"/>
@@ -3943,6 +3986,7 @@
           </w:tcPr>
           <w:p>
             <w:pPr>
+              <w:pStyle w:val="Normal"/>
               <w:jc w:val="left"/>
               <w:pBdr>
                 <w:bottom w:val="none" w:sz="0" w:space="0" w:color="000000"/>
@@ -3997,6 +4041,7 @@
           </w:tcPr>
           <w:p>
             <w:pPr>
+              <w:pStyle w:val="Normal"/>
               <w:jc w:val="left"/>
               <w:pBdr>
                 <w:bottom w:val="none" w:sz="0" w:space="0" w:color="000000"/>
@@ -4037,7 +4082,6 @@
         <w:trPr>
           <w:trHeight w:val="360" w:hRule="auto"/>
         </w:trPr>
-        body1
         <w:tc>
           <w:tcPr>
             <w:tcBorders>
@@ -4057,6 +4101,7 @@
           </w:tcPr>
           <w:p>
             <w:pPr>
+              <w:pStyle w:val="Normal"/>
               <w:jc w:val="left"/>
               <w:pBdr>
                 <w:bottom w:val="none" w:sz="0" w:space="0" w:color="000000"/>
@@ -4111,6 +4156,7 @@
           </w:tcPr>
           <w:p>
             <w:pPr>
+              <w:pStyle w:val="Normal"/>
               <w:jc w:val="left"/>
               <w:pBdr>
                 <w:bottom w:val="none" w:sz="0" w:space="0" w:color="000000"/>
@@ -4165,6 +4211,7 @@
           </w:tcPr>
           <w:p>
             <w:pPr>
+              <w:pStyle w:val="Normal"/>
               <w:jc w:val="left"/>
               <w:pBdr>
                 <w:bottom w:val="none" w:sz="0" w:space="0" w:color="000000"/>
@@ -4219,6 +4266,7 @@
           </w:tcPr>
           <w:p>
             <w:pPr>
+              <w:pStyle w:val="Normal"/>
               <w:jc w:val="left"/>
               <w:pBdr>
                 <w:bottom w:val="none" w:sz="0" w:space="0" w:color="000000"/>
@@ -4259,7 +4307,6 @@
         <w:trPr>
           <w:trHeight w:val="360" w:hRule="auto"/>
         </w:trPr>
-        body2
         <w:tc>
           <w:tcPr>
             <w:tcBorders>
@@ -4279,6 +4326,7 @@
           </w:tcPr>
           <w:p>
             <w:pPr>
+              <w:pStyle w:val="Normal"/>
               <w:jc w:val="left"/>
               <w:pBdr>
                 <w:bottom w:val="none" w:sz="0" w:space="0" w:color="000000"/>
@@ -4333,6 +4381,7 @@
           </w:tcPr>
           <w:p>
             <w:pPr>
+              <w:pStyle w:val="Normal"/>
               <w:jc w:val="left"/>
               <w:pBdr>
                 <w:bottom w:val="none" w:sz="0" w:space="0" w:color="000000"/>
@@ -4387,6 +4436,7 @@
           </w:tcPr>
           <w:p>
             <w:pPr>
+              <w:pStyle w:val="Normal"/>
               <w:jc w:val="left"/>
               <w:pBdr>
                 <w:bottom w:val="none" w:sz="0" w:space="0" w:color="000000"/>
@@ -4441,6 +4491,7 @@
           </w:tcPr>
           <w:p>
             <w:pPr>
+              <w:pStyle w:val="Normal"/>
               <w:jc w:val="left"/>
               <w:pBdr>
                 <w:bottom w:val="none" w:sz="0" w:space="0" w:color="000000"/>
@@ -4481,7 +4532,6 @@
         <w:trPr>
           <w:trHeight w:val="360" w:hRule="auto"/>
         </w:trPr>
-        body3
         <w:tc>
           <w:tcPr>
             <w:tcBorders>
@@ -4501,6 +4551,7 @@
           </w:tcPr>
           <w:p>
             <w:pPr>
+              <w:pStyle w:val="Normal"/>
               <w:jc w:val="left"/>
               <w:pBdr>
                 <w:bottom w:val="none" w:sz="0" w:space="0" w:color="000000"/>
@@ -4555,6 +4606,7 @@
           </w:tcPr>
           <w:p>
             <w:pPr>
+              <w:pStyle w:val="Normal"/>
               <w:jc w:val="left"/>
               <w:pBdr>
                 <w:bottom w:val="none" w:sz="0" w:space="0" w:color="000000"/>
@@ -4609,6 +4661,7 @@
           </w:tcPr>
           <w:p>
             <w:pPr>
+              <w:pStyle w:val="Normal"/>
               <w:jc w:val="left"/>
               <w:pBdr>
                 <w:bottom w:val="none" w:sz="0" w:space="0" w:color="000000"/>
@@ -4663,6 +4716,7 @@
           </w:tcPr>
           <w:p>
             <w:pPr>
+              <w:pStyle w:val="Normal"/>
               <w:jc w:val="left"/>
               <w:pBdr>
                 <w:bottom w:val="none" w:sz="0" w:space="0" w:color="000000"/>
@@ -4703,7 +4757,6 @@
         <w:trPr>
           <w:trHeight w:val="360" w:hRule="auto"/>
         </w:trPr>
-        body4
         <w:tc>
           <w:tcPr>
             <w:tcBorders>
@@ -4723,6 +4776,7 @@
           </w:tcPr>
           <w:p>
             <w:pPr>
+              <w:pStyle w:val="Normal"/>
               <w:jc w:val="left"/>
               <w:pBdr>
                 <w:bottom w:val="none" w:sz="0" w:space="0" w:color="000000"/>
@@ -4777,6 +4831,7 @@
           </w:tcPr>
           <w:p>
             <w:pPr>
+              <w:pStyle w:val="Normal"/>
               <w:jc w:val="left"/>
               <w:pBdr>
                 <w:bottom w:val="none" w:sz="0" w:space="0" w:color="000000"/>
@@ -4831,6 +4886,7 @@
           </w:tcPr>
           <w:p>
             <w:pPr>
+              <w:pStyle w:val="Normal"/>
               <w:jc w:val="left"/>
               <w:pBdr>
                 <w:bottom w:val="none" w:sz="0" w:space="0" w:color="000000"/>
@@ -4885,6 +4941,7 @@
           </w:tcPr>
           <w:p>
             <w:pPr>
+              <w:pStyle w:val="Normal"/>
               <w:jc w:val="left"/>
               <w:pBdr>
                 <w:bottom w:val="none" w:sz="0" w:space="0" w:color="000000"/>
@@ -4925,7 +4982,6 @@
         <w:trPr>
           <w:trHeight w:val="360" w:hRule="auto"/>
         </w:trPr>
-        body5
         <w:tc>
           <w:tcPr>
             <w:tcBorders>
@@ -4945,6 +5001,7 @@
           </w:tcPr>
           <w:p>
             <w:pPr>
+              <w:pStyle w:val="Normal"/>
               <w:jc w:val="left"/>
               <w:pBdr>
                 <w:bottom w:val="none" w:sz="0" w:space="0" w:color="000000"/>
@@ -4999,6 +5056,7 @@
           </w:tcPr>
           <w:p>
             <w:pPr>
+              <w:pStyle w:val="Normal"/>
               <w:jc w:val="left"/>
               <w:pBdr>
                 <w:bottom w:val="none" w:sz="0" w:space="0" w:color="000000"/>
@@ -5053,6 +5111,7 @@
           </w:tcPr>
           <w:p>
             <w:pPr>
+              <w:pStyle w:val="Normal"/>
               <w:jc w:val="left"/>
               <w:pBdr>
                 <w:bottom w:val="none" w:sz="0" w:space="0" w:color="000000"/>
@@ -5107,6 +5166,7 @@
           </w:tcPr>
           <w:p>
             <w:pPr>
+              <w:pStyle w:val="Normal"/>
               <w:jc w:val="left"/>
               <w:pBdr>
                 <w:bottom w:val="none" w:sz="0" w:space="0" w:color="000000"/>
@@ -5147,7 +5207,6 @@
         <w:trPr>
           <w:trHeight w:val="360" w:hRule="auto"/>
         </w:trPr>
-        body6
         <w:tc>
           <w:tcPr>
             <w:tcBorders>
@@ -5167,6 +5226,7 @@
           </w:tcPr>
           <w:p>
             <w:pPr>
+              <w:pStyle w:val="Normal"/>
               <w:jc w:val="left"/>
               <w:pBdr>
                 <w:bottom w:val="none" w:sz="0" w:space="0" w:color="000000"/>
@@ -5221,6 +5281,7 @@
           </w:tcPr>
           <w:p>
             <w:pPr>
+              <w:pStyle w:val="Normal"/>
               <w:jc w:val="left"/>
               <w:pBdr>
                 <w:bottom w:val="none" w:sz="0" w:space="0" w:color="000000"/>
@@ -5275,6 +5336,7 @@
           </w:tcPr>
           <w:p>
             <w:pPr>
+              <w:pStyle w:val="Normal"/>
               <w:jc w:val="left"/>
               <w:pBdr>
                 <w:bottom w:val="none" w:sz="0" w:space="0" w:color="000000"/>
@@ -5329,6 +5391,7 @@
           </w:tcPr>
           <w:p>
             <w:pPr>
+              <w:pStyle w:val="Normal"/>
               <w:jc w:val="left"/>
               <w:pBdr>
                 <w:bottom w:val="none" w:sz="0" w:space="0" w:color="000000"/>
@@ -5444,7 +5507,7 @@
           <w:szCs w:val="22"/>
           <w:color w:val="000000"/>
         </w:rPr>
-        <w:t xml:space="preserve">The jump (below minus above):  ________ AED.   Write it on the flipchart when the trainer asks.</w:t>
+        <w:t xml:space="preserve">The jump (below minus above):  ________ AED.   Write the jump on the flipchart when the trainer asks.</w:t>
       </w:r>
     </w:p>
     <w:p>
@@ -5471,7 +5534,7 @@
           <w:szCs w:val="22"/>
           <w:color w:val="000000"/>
         </w:rPr>
-        <w:t xml:space="preserve">Your neighbours had different businesses. Why do the jumps differ, and what would you need to trust one number?</w:t>
+        <w:t xml:space="preserve">The pair next to you had a card with different businesses, and found a different jump. Why are the jumps different? What would you need before you trusted one jump as the effect of the programme?</w:t>
       </w:r>
     </w:p>
     <w:p>
@@ -5659,7 +5722,6 @@
           <w:trHeight w:val="360" w:hRule="auto"/>
           <w:tblHeader/>
         </w:trPr>
-        header1
         <w:tc>
           <w:tcPr>
             <w:tcBorders>
@@ -5679,6 +5741,7 @@
           </w:tcPr>
           <w:p>
             <w:pPr>
+              <w:pStyle w:val="Normal"/>
               <w:jc w:val="left"/>
               <w:pBdr>
                 <w:bottom w:val="none" w:sz="0" w:space="0" w:color="000000"/>
@@ -5733,6 +5796,7 @@
           </w:tcPr>
           <w:p>
             <w:pPr>
+              <w:pStyle w:val="Normal"/>
               <w:jc w:val="left"/>
               <w:pBdr>
                 <w:bottom w:val="none" w:sz="0" w:space="0" w:color="000000"/>
@@ -5787,6 +5851,7 @@
           </w:tcPr>
           <w:p>
             <w:pPr>
+              <w:pStyle w:val="Normal"/>
               <w:jc w:val="left"/>
               <w:pBdr>
                 <w:bottom w:val="none" w:sz="0" w:space="0" w:color="000000"/>
@@ -5841,6 +5906,7 @@
           </w:tcPr>
           <w:p>
             <w:pPr>
+              <w:pStyle w:val="Normal"/>
               <w:jc w:val="left"/>
               <w:pBdr>
                 <w:bottom w:val="none" w:sz="0" w:space="0" w:color="000000"/>
@@ -5881,7 +5947,6 @@
         <w:trPr>
           <w:trHeight w:val="360" w:hRule="auto"/>
         </w:trPr>
-        body1
         <w:tc>
           <w:tcPr>
             <w:tcBorders>
@@ -5901,6 +5966,7 @@
           </w:tcPr>
           <w:p>
             <w:pPr>
+              <w:pStyle w:val="Normal"/>
               <w:jc w:val="left"/>
               <w:pBdr>
                 <w:bottom w:val="none" w:sz="0" w:space="0" w:color="000000"/>
@@ -5955,6 +6021,7 @@
           </w:tcPr>
           <w:p>
             <w:pPr>
+              <w:pStyle w:val="Normal"/>
               <w:jc w:val="left"/>
               <w:pBdr>
                 <w:bottom w:val="none" w:sz="0" w:space="0" w:color="000000"/>
@@ -6009,6 +6076,7 @@
           </w:tcPr>
           <w:p>
             <w:pPr>
+              <w:pStyle w:val="Normal"/>
               <w:jc w:val="left"/>
               <w:pBdr>
                 <w:bottom w:val="none" w:sz="0" w:space="0" w:color="000000"/>
@@ -6063,6 +6131,7 @@
           </w:tcPr>
           <w:p>
             <w:pPr>
+              <w:pStyle w:val="Normal"/>
               <w:jc w:val="left"/>
               <w:pBdr>
                 <w:bottom w:val="none" w:sz="0" w:space="0" w:color="000000"/>
@@ -6103,7 +6172,6 @@
         <w:trPr>
           <w:trHeight w:val="360" w:hRule="auto"/>
         </w:trPr>
-        body2
         <w:tc>
           <w:tcPr>
             <w:tcBorders>
@@ -6123,6 +6191,7 @@
           </w:tcPr>
           <w:p>
             <w:pPr>
+              <w:pStyle w:val="Normal"/>
               <w:jc w:val="left"/>
               <w:pBdr>
                 <w:bottom w:val="none" w:sz="0" w:space="0" w:color="000000"/>
@@ -6177,6 +6246,7 @@
           </w:tcPr>
           <w:p>
             <w:pPr>
+              <w:pStyle w:val="Normal"/>
               <w:jc w:val="left"/>
               <w:pBdr>
                 <w:bottom w:val="none" w:sz="0" w:space="0" w:color="000000"/>
@@ -6231,6 +6301,7 @@
           </w:tcPr>
           <w:p>
             <w:pPr>
+              <w:pStyle w:val="Normal"/>
               <w:jc w:val="left"/>
               <w:pBdr>
                 <w:bottom w:val="none" w:sz="0" w:space="0" w:color="000000"/>
@@ -6285,6 +6356,7 @@
           </w:tcPr>
           <w:p>
             <w:pPr>
+              <w:pStyle w:val="Normal"/>
               <w:jc w:val="left"/>
               <w:pBdr>
                 <w:bottom w:val="none" w:sz="0" w:space="0" w:color="000000"/>
@@ -6325,7 +6397,6 @@
         <w:trPr>
           <w:trHeight w:val="360" w:hRule="auto"/>
         </w:trPr>
-        body3
         <w:tc>
           <w:tcPr>
             <w:tcBorders>
@@ -6345,6 +6416,7 @@
           </w:tcPr>
           <w:p>
             <w:pPr>
+              <w:pStyle w:val="Normal"/>
               <w:jc w:val="left"/>
               <w:pBdr>
                 <w:bottom w:val="none" w:sz="0" w:space="0" w:color="000000"/>
@@ -6399,6 +6471,7 @@
           </w:tcPr>
           <w:p>
             <w:pPr>
+              <w:pStyle w:val="Normal"/>
               <w:jc w:val="left"/>
               <w:pBdr>
                 <w:bottom w:val="none" w:sz="0" w:space="0" w:color="000000"/>
@@ -6453,6 +6526,7 @@
           </w:tcPr>
           <w:p>
             <w:pPr>
+              <w:pStyle w:val="Normal"/>
               <w:jc w:val="left"/>
               <w:pBdr>
                 <w:bottom w:val="none" w:sz="0" w:space="0" w:color="000000"/>
@@ -6507,6 +6581,7 @@
           </w:tcPr>
           <w:p>
             <w:pPr>
+              <w:pStyle w:val="Normal"/>
               <w:jc w:val="left"/>
               <w:pBdr>
                 <w:bottom w:val="none" w:sz="0" w:space="0" w:color="000000"/>
@@ -6547,7 +6622,6 @@
         <w:trPr>
           <w:trHeight w:val="360" w:hRule="auto"/>
         </w:trPr>
-        body4
         <w:tc>
           <w:tcPr>
             <w:tcBorders>
@@ -6567,6 +6641,7 @@
           </w:tcPr>
           <w:p>
             <w:pPr>
+              <w:pStyle w:val="Normal"/>
               <w:jc w:val="left"/>
               <w:pBdr>
                 <w:bottom w:val="none" w:sz="0" w:space="0" w:color="000000"/>
@@ -6621,6 +6696,7 @@
           </w:tcPr>
           <w:p>
             <w:pPr>
+              <w:pStyle w:val="Normal"/>
               <w:jc w:val="left"/>
               <w:pBdr>
                 <w:bottom w:val="none" w:sz="0" w:space="0" w:color="000000"/>
@@ -6675,6 +6751,7 @@
           </w:tcPr>
           <w:p>
             <w:pPr>
+              <w:pStyle w:val="Normal"/>
               <w:jc w:val="left"/>
               <w:pBdr>
                 <w:bottom w:val="none" w:sz="0" w:space="0" w:color="000000"/>
@@ -6729,6 +6806,7 @@
           </w:tcPr>
           <w:p>
             <w:pPr>
+              <w:pStyle w:val="Normal"/>
               <w:jc w:val="left"/>
               <w:pBdr>
                 <w:bottom w:val="none" w:sz="0" w:space="0" w:color="000000"/>
@@ -6769,7 +6847,6 @@
         <w:trPr>
           <w:trHeight w:val="360" w:hRule="auto"/>
         </w:trPr>
-        body5
         <w:tc>
           <w:tcPr>
             <w:tcBorders>
@@ -6789,6 +6866,7 @@
           </w:tcPr>
           <w:p>
             <w:pPr>
+              <w:pStyle w:val="Normal"/>
               <w:jc w:val="left"/>
               <w:pBdr>
                 <w:bottom w:val="none" w:sz="0" w:space="0" w:color="000000"/>
@@ -6843,6 +6921,7 @@
           </w:tcPr>
           <w:p>
             <w:pPr>
+              <w:pStyle w:val="Normal"/>
               <w:jc w:val="left"/>
               <w:pBdr>
                 <w:bottom w:val="none" w:sz="0" w:space="0" w:color="000000"/>
@@ -6897,6 +6976,7 @@
           </w:tcPr>
           <w:p>
             <w:pPr>
+              <w:pStyle w:val="Normal"/>
               <w:jc w:val="left"/>
               <w:pBdr>
                 <w:bottom w:val="none" w:sz="0" w:space="0" w:color="000000"/>
@@ -6951,6 +7031,7 @@
           </w:tcPr>
           <w:p>
             <w:pPr>
+              <w:pStyle w:val="Normal"/>
               <w:jc w:val="left"/>
               <w:pBdr>
                 <w:bottom w:val="none" w:sz="0" w:space="0" w:color="000000"/>
@@ -6991,7 +7072,6 @@
         <w:trPr>
           <w:trHeight w:val="360" w:hRule="auto"/>
         </w:trPr>
-        body6
         <w:tc>
           <w:tcPr>
             <w:tcBorders>
@@ -7011,6 +7091,7 @@
           </w:tcPr>
           <w:p>
             <w:pPr>
+              <w:pStyle w:val="Normal"/>
               <w:jc w:val="left"/>
               <w:pBdr>
                 <w:bottom w:val="none" w:sz="0" w:space="0" w:color="000000"/>
@@ -7065,6 +7146,7 @@
           </w:tcPr>
           <w:p>
             <w:pPr>
+              <w:pStyle w:val="Normal"/>
               <w:jc w:val="left"/>
               <w:pBdr>
                 <w:bottom w:val="none" w:sz="0" w:space="0" w:color="000000"/>
@@ -7119,6 +7201,7 @@
           </w:tcPr>
           <w:p>
             <w:pPr>
+              <w:pStyle w:val="Normal"/>
               <w:jc w:val="left"/>
               <w:pBdr>
                 <w:bottom w:val="none" w:sz="0" w:space="0" w:color="000000"/>
@@ -7173,6 +7256,7 @@
           </w:tcPr>
           <w:p>
             <w:pPr>
+              <w:pStyle w:val="Normal"/>
               <w:jc w:val="left"/>
               <w:pBdr>
                 <w:bottom w:val="none" w:sz="0" w:space="0" w:color="000000"/>
@@ -7288,7 +7372,7 @@
           <w:szCs w:val="22"/>
           <w:color w:val="000000"/>
         </w:rPr>
-        <w:t xml:space="preserve">The jump (below minus above):  ________ AED.   Write it on the flipchart when the trainer asks.</w:t>
+        <w:t xml:space="preserve">The jump (below minus above):  ________ AED.   Write the jump on the flipchart when the trainer asks.</w:t>
       </w:r>
     </w:p>
     <w:p>
@@ -7315,7 +7399,7 @@
           <w:szCs w:val="22"/>
           <w:color w:val="000000"/>
         </w:rPr>
-        <w:t xml:space="preserve">Your neighbours had different businesses. Why do the jumps differ, and what would you need to trust one number?</w:t>
+        <w:t xml:space="preserve">The pair next to you had a card with different businesses, and found a different jump. Why are the jumps different? What would you need before you trusted one jump as the effect of the programme?</w:t>
       </w:r>
     </w:p>
     <w:p>
@@ -7429,7 +7513,7 @@
           <w:szCs w:val="36"/>
           <w:color w:val="063360"/>
         </w:rPr>
-        <w:t xml:space="preserve">Four checks scorecard</w:t>
+        <w:t xml:space="preserve">Scorecard: can we trust the jump at 58?</w:t>
       </w:r>
     </w:p>
     <w:p>
@@ -7459,6 +7543,33 @@
         <w:t xml:space="preserve">Print: 1 per group; mark each check as the trainer runs it</w:t>
       </w:r>
     </w:p>
+    <w:p>
+      <w:pPr>
+        <w:pStyle w:val="Normal"/>
+        <w:jc w:val="left"/>
+        <w:pBdr>
+          <w:bottom w:val="none" w:sz="0" w:space="0" w:color="000000"/>
+          <w:top w:val="none" w:sz="0" w:space="0" w:color="000000"/>
+          <w:left w:val="none" w:sz="0" w:space="0" w:color="000000"/>
+          <w:right w:val="none" w:sz="0" w:space="0" w:color="000000"/>
+        </w:pBdr>
+        <w:spacing w:after="80" w:before="0" w:line="240"/>
+        <w:ind w:left="0" w:right="0" w:firstLine="0" w:firstLineChars="0"/>
+      </w:pPr>
+      <w:r>
+        <w:rPr>
+          <w:rFonts w:ascii="Arial" w:hAnsi="Arial" w:eastAsia="Arial" w:cs="Arial"/>
+          <w:i w:val="false"/>
+          <w:b w:val="false"/>
+          <w:u w:val="none"/>
+          <w:strike w:val="false"/>
+          <w:sz w:val="22"/>
+          <w:szCs w:val="22"/>
+          <w:color w:val="000000"/>
+        </w:rPr>
+        <w:t xml:space="preserve">The trainer runs each check on screen. For each check, write pass, fail or unclear, and add a short note.</w:t>
+      </w:r>
+    </w:p>
     <w:tbl xmlns:a="http://schemas.openxmlformats.org/drawingml/2006/main" xmlns:pic="http://schemas.openxmlformats.org/drawingml/2006/picture">
       <w:tblPr>
         <w:tblLayout w:type="fixed"/>
@@ -7476,7 +7587,6 @@
           <w:trHeight w:val="360" w:hRule="auto"/>
           <w:tblHeader/>
         </w:trPr>
-        header1
         <w:tc>
           <w:tcPr>
             <w:tcBorders>
@@ -7496,6 +7606,7 @@
           </w:tcPr>
           <w:p>
             <w:pPr>
+              <w:pStyle w:val="Normal"/>
               <w:jc w:val="left"/>
               <w:pBdr>
                 <w:bottom w:val="none" w:sz="0" w:space="0" w:color="000000"/>
@@ -7550,6 +7661,7 @@
           </w:tcPr>
           <w:p>
             <w:pPr>
+              <w:pStyle w:val="Normal"/>
               <w:jc w:val="left"/>
               <w:pBdr>
                 <w:bottom w:val="none" w:sz="0" w:space="0" w:color="000000"/>
@@ -7604,6 +7716,7 @@
           </w:tcPr>
           <w:p>
             <w:pPr>
+              <w:pStyle w:val="Normal"/>
               <w:jc w:val="left"/>
               <w:pBdr>
                 <w:bottom w:val="none" w:sz="0" w:space="0" w:color="000000"/>
@@ -7658,6 +7771,7 @@
           </w:tcPr>
           <w:p>
             <w:pPr>
+              <w:pStyle w:val="Normal"/>
               <w:jc w:val="left"/>
               <w:pBdr>
                 <w:bottom w:val="none" w:sz="0" w:space="0" w:color="000000"/>
@@ -7698,7 +7812,6 @@
         <w:trPr>
           <w:trHeight w:val="792" w:hRule="atLeast"/>
         </w:trPr>
-        body1
         <w:tc>
           <w:tcPr>
             <w:tcBorders>
@@ -7718,6 +7831,7 @@
           </w:tcPr>
           <w:p>
             <w:pPr>
+              <w:pStyle w:val="Normal"/>
               <w:jc w:val="left"/>
               <w:pBdr>
                 <w:bottom w:val="none" w:sz="0" w:space="0" w:color="000000"/>
@@ -7772,38 +7886,39 @@
           </w:tcPr>
           <w:p>
             <w:pPr>
-              <w:jc w:val="left"/>
-              <w:pBdr>
-                <w:bottom w:val="none" w:sz="0" w:space="0" w:color="000000"/>
-                <w:top w:val="none" w:sz="0" w:space="0" w:color="000000"/>
-                <w:left w:val="none" w:sz="0" w:space="0" w:color="000000"/>
-                <w:right w:val="none" w:sz="0" w:space="0" w:color="000000"/>
-              </w:pBdr>
-              <w:spacing w:after="80" w:before="80" w:line="240"/>
-              <w:ind w:left="80" w:right="80" w:firstLine="0" w:firstLineChars="0"/>
-              <w:rPr>
-                <w:rFonts w:ascii="Arial" w:hAnsi="Arial" w:eastAsia="Arial" w:cs="Arial"/>
-                <w:i w:val="false"/>
-                <w:b w:val="false"/>
-                <w:u w:val="none"/>
-                <w:strike w:val="false"/>
-                <w:sz w:val="21"/>
-                <w:szCs w:val="21"/>
-                <w:color w:val="000000"/>
-              </w:rPr>
-            </w:pPr>
-            <w:r>
-              <w:rPr>
-                <w:rFonts w:ascii="Arial" w:hAnsi="Arial" w:eastAsia="Arial" w:cs="Arial"/>
-                <w:i w:val="false"/>
-                <w:b w:val="false"/>
-                <w:u w:val="none"/>
-                <w:strike w:val="false"/>
-                <w:sz w:val="21"/>
-                <w:szCs w:val="21"/>
-                <w:color w:val="000000"/>
-              </w:rPr>
-              <w:t xml:space="preserve">Only businesses that could have been offered it</w:t>
+              <w:pStyle w:val="Normal"/>
+              <w:jc w:val="left"/>
+              <w:pBdr>
+                <w:bottom w:val="none" w:sz="0" w:space="0" w:color="000000"/>
+                <w:top w:val="none" w:sz="0" w:space="0" w:color="000000"/>
+                <w:left w:val="none" w:sz="0" w:space="0" w:color="000000"/>
+                <w:right w:val="none" w:sz="0" w:space="0" w:color="000000"/>
+              </w:pBdr>
+              <w:spacing w:after="80" w:before="80" w:line="240"/>
+              <w:ind w:left="80" w:right="80" w:firstLine="0" w:firstLineChars="0"/>
+              <w:rPr>
+                <w:rFonts w:ascii="Arial" w:hAnsi="Arial" w:eastAsia="Arial" w:cs="Arial"/>
+                <w:i w:val="false"/>
+                <w:b w:val="false"/>
+                <w:u w:val="none"/>
+                <w:strike w:val="false"/>
+                <w:sz w:val="21"/>
+                <w:szCs w:val="21"/>
+                <w:color w:val="000000"/>
+              </w:rPr>
+            </w:pPr>
+            <w:r>
+              <w:rPr>
+                <w:rFonts w:ascii="Arial" w:hAnsi="Arial" w:eastAsia="Arial" w:cs="Arial"/>
+                <w:i w:val="false"/>
+                <w:b w:val="false"/>
+                <w:u w:val="none"/>
+                <w:strike w:val="false"/>
+                <w:sz w:val="21"/>
+                <w:szCs w:val="21"/>
+                <w:color w:val="000000"/>
+              </w:rPr>
+              <w:t xml:space="preserve">Only businesses in neighbourhoods where the programme was offered</w:t>
             </w:r>
           </w:p>
         </w:tc>
@@ -7826,6 +7941,7 @@
           </w:tcPr>
           <w:p>
             <w:pPr>
+              <w:pStyle w:val="Normal"/>
               <w:jc w:val="left"/>
               <w:pBdr>
                 <w:bottom w:val="none" w:sz="0" w:space="0" w:color="000000"/>
@@ -7880,6 +7996,7 @@
           </w:tcPr>
           <w:p>
             <w:pPr>
+              <w:pStyle w:val="Normal"/>
               <w:jc w:val="left"/>
               <w:pBdr>
                 <w:bottom w:val="none" w:sz="0" w:space="0" w:color="000000"/>
@@ -7920,7 +8037,6 @@
         <w:trPr>
           <w:trHeight w:val="792" w:hRule="atLeast"/>
         </w:trPr>
-        body2
         <w:tc>
           <w:tcPr>
             <w:tcBorders>
@@ -7940,38 +8056,39 @@
           </w:tcPr>
           <w:p>
             <w:pPr>
-              <w:jc w:val="left"/>
-              <w:pBdr>
-                <w:bottom w:val="none" w:sz="0" w:space="0" w:color="000000"/>
-                <w:top w:val="none" w:sz="0" w:space="0" w:color="000000"/>
-                <w:left w:val="none" w:sz="0" w:space="0" w:color="000000"/>
-                <w:right w:val="none" w:sz="0" w:space="0" w:color="000000"/>
-              </w:pBdr>
-              <w:spacing w:after="80" w:before="80" w:line="240"/>
-              <w:ind w:left="80" w:right="80" w:firstLine="0" w:firstLineChars="0"/>
-              <w:rPr>
-                <w:rFonts w:ascii="Arial" w:hAnsi="Arial" w:eastAsia="Arial" w:cs="Arial"/>
-                <w:i w:val="false"/>
-                <w:b w:val="false"/>
-                <w:u w:val="none"/>
-                <w:strike w:val="false"/>
-                <w:sz w:val="21"/>
-                <w:szCs w:val="21"/>
-                <w:color w:val="000000"/>
-              </w:rPr>
-            </w:pPr>
-            <w:r>
-              <w:rPr>
-                <w:rFonts w:ascii="Arial" w:hAnsi="Arial" w:eastAsia="Arial" w:cs="Arial"/>
-                <w:i w:val="false"/>
-                <w:b w:val="false"/>
-                <w:u w:val="none"/>
-                <w:strike w:val="false"/>
-                <w:sz w:val="21"/>
-                <w:szCs w:val="21"/>
-                <w:color w:val="000000"/>
-              </w:rPr>
-              <w:t xml:space="preserve">1. A different window</w:t>
+              <w:pStyle w:val="Normal"/>
+              <w:jc w:val="left"/>
+              <w:pBdr>
+                <w:bottom w:val="none" w:sz="0" w:space="0" w:color="000000"/>
+                <w:top w:val="none" w:sz="0" w:space="0" w:color="000000"/>
+                <w:left w:val="none" w:sz="0" w:space="0" w:color="000000"/>
+                <w:right w:val="none" w:sz="0" w:space="0" w:color="000000"/>
+              </w:pBdr>
+              <w:spacing w:after="80" w:before="80" w:line="240"/>
+              <w:ind w:left="80" w:right="80" w:firstLine="0" w:firstLineChars="0"/>
+              <w:rPr>
+                <w:rFonts w:ascii="Arial" w:hAnsi="Arial" w:eastAsia="Arial" w:cs="Arial"/>
+                <w:i w:val="false"/>
+                <w:b w:val="false"/>
+                <w:u w:val="none"/>
+                <w:strike w:val="false"/>
+                <w:sz w:val="21"/>
+                <w:szCs w:val="21"/>
+                <w:color w:val="000000"/>
+              </w:rPr>
+            </w:pPr>
+            <w:r>
+              <w:rPr>
+                <w:rFonts w:ascii="Arial" w:hAnsi="Arial" w:eastAsia="Arial" w:cs="Arial"/>
+                <w:i w:val="false"/>
+                <w:b w:val="false"/>
+                <w:u w:val="none"/>
+                <w:strike w:val="false"/>
+                <w:sz w:val="21"/>
+                <w:szCs w:val="21"/>
+                <w:color w:val="000000"/>
+              </w:rPr>
+              <w:t xml:space="preserve">1. A different window around 58</w:t>
             </w:r>
           </w:p>
         </w:tc>
@@ -7994,38 +8111,39 @@
           </w:tcPr>
           <w:p>
             <w:pPr>
-              <w:jc w:val="left"/>
-              <w:pBdr>
-                <w:bottom w:val="none" w:sz="0" w:space="0" w:color="000000"/>
-                <w:top w:val="none" w:sz="0" w:space="0" w:color="000000"/>
-                <w:left w:val="none" w:sz="0" w:space="0" w:color="000000"/>
-                <w:right w:val="none" w:sz="0" w:space="0" w:color="000000"/>
-              </w:pBdr>
-              <w:spacing w:after="80" w:before="80" w:line="240"/>
-              <w:ind w:left="80" w:right="80" w:firstLine="0" w:firstLineChars="0"/>
-              <w:rPr>
-                <w:rFonts w:ascii="Arial" w:hAnsi="Arial" w:eastAsia="Arial" w:cs="Arial"/>
-                <w:i w:val="false"/>
-                <w:b w:val="false"/>
-                <w:u w:val="none"/>
-                <w:strike w:val="false"/>
-                <w:sz w:val="21"/>
-                <w:szCs w:val="21"/>
-                <w:color w:val="000000"/>
-              </w:rPr>
-            </w:pPr>
-            <w:r>
-              <w:rPr>
-                <w:rFonts w:ascii="Arial" w:hAnsi="Arial" w:eastAsia="Arial" w:cs="Arial"/>
-                <w:i w:val="false"/>
-                <w:b w:val="false"/>
-                <w:u w:val="none"/>
-                <w:strike w:val="false"/>
-                <w:sz w:val="21"/>
-                <w:szCs w:val="21"/>
-                <w:color w:val="000000"/>
-              </w:rPr>
-              <w:t xml:space="preserve">Does the verdict against 1,000 AED change?</w:t>
+              <w:pStyle w:val="Normal"/>
+              <w:jc w:val="left"/>
+              <w:pBdr>
+                <w:bottom w:val="none" w:sz="0" w:space="0" w:color="000000"/>
+                <w:top w:val="none" w:sz="0" w:space="0" w:color="000000"/>
+                <w:left w:val="none" w:sz="0" w:space="0" w:color="000000"/>
+                <w:right w:val="none" w:sz="0" w:space="0" w:color="000000"/>
+              </w:pBdr>
+              <w:spacing w:after="80" w:before="80" w:line="240"/>
+              <w:ind w:left="80" w:right="80" w:firstLine="0" w:firstLineChars="0"/>
+              <w:rPr>
+                <w:rFonts w:ascii="Arial" w:hAnsi="Arial" w:eastAsia="Arial" w:cs="Arial"/>
+                <w:i w:val="false"/>
+                <w:b w:val="false"/>
+                <w:u w:val="none"/>
+                <w:strike w:val="false"/>
+                <w:sz w:val="21"/>
+                <w:szCs w:val="21"/>
+                <w:color w:val="000000"/>
+              </w:rPr>
+            </w:pPr>
+            <w:r>
+              <w:rPr>
+                <w:rFonts w:ascii="Arial" w:hAnsi="Arial" w:eastAsia="Arial" w:cs="Arial"/>
+                <w:i w:val="false"/>
+                <w:b w:val="false"/>
+                <w:u w:val="none"/>
+                <w:strike w:val="false"/>
+                <w:sz w:val="21"/>
+                <w:szCs w:val="21"/>
+                <w:color w:val="000000"/>
+              </w:rPr>
+              <w:t xml:space="preserve">Does the decision against 1,000 AED change when the window is wider or narrower?</w:t>
             </w:r>
           </w:p>
         </w:tc>
@@ -8048,6 +8166,7 @@
           </w:tcPr>
           <w:p>
             <w:pPr>
+              <w:pStyle w:val="Normal"/>
               <w:jc w:val="left"/>
               <w:pBdr>
                 <w:bottom w:val="none" w:sz="0" w:space="0" w:color="000000"/>
@@ -8102,6 +8221,7 @@
           </w:tcPr>
           <w:p>
             <w:pPr>
+              <w:pStyle w:val="Normal"/>
               <w:jc w:val="left"/>
               <w:pBdr>
                 <w:bottom w:val="none" w:sz="0" w:space="0" w:color="000000"/>
@@ -8142,7 +8262,6 @@
         <w:trPr>
           <w:trHeight w:val="792" w:hRule="atLeast"/>
         </w:trPr>
-        body3
         <w:tc>
           <w:tcPr>
             <w:tcBorders>
@@ -8162,38 +8281,39 @@
           </w:tcPr>
           <w:p>
             <w:pPr>
-              <w:jc w:val="left"/>
-              <w:pBdr>
-                <w:bottom w:val="none" w:sz="0" w:space="0" w:color="000000"/>
-                <w:top w:val="none" w:sz="0" w:space="0" w:color="000000"/>
-                <w:left w:val="none" w:sz="0" w:space="0" w:color="000000"/>
-                <w:right w:val="none" w:sz="0" w:space="0" w:color="000000"/>
-              </w:pBdr>
-              <w:spacing w:after="80" w:before="80" w:line="240"/>
-              <w:ind w:left="80" w:right="80" w:firstLine="0" w:firstLineChars="0"/>
-              <w:rPr>
-                <w:rFonts w:ascii="Arial" w:hAnsi="Arial" w:eastAsia="Arial" w:cs="Arial"/>
-                <w:i w:val="false"/>
-                <w:b w:val="false"/>
-                <w:u w:val="none"/>
-                <w:strike w:val="false"/>
-                <w:sz w:val="21"/>
-                <w:szCs w:val="21"/>
-                <w:color w:val="000000"/>
-              </w:rPr>
-            </w:pPr>
-            <w:r>
-              <w:rPr>
-                <w:rFonts w:ascii="Arial" w:hAnsi="Arial" w:eastAsia="Arial" w:cs="Arial"/>
-                <w:i w:val="false"/>
-                <w:b w:val="false"/>
-                <w:u w:val="none"/>
-                <w:strike w:val="false"/>
-                <w:sz w:val="21"/>
-                <w:szCs w:val="21"/>
-                <w:color w:val="000000"/>
-              </w:rPr>
-              <w:t xml:space="preserve">1b. Placebo cut-offs</w:t>
+              <w:pStyle w:val="Normal"/>
+              <w:jc w:val="left"/>
+              <w:pBdr>
+                <w:bottom w:val="none" w:sz="0" w:space="0" w:color="000000"/>
+                <w:top w:val="none" w:sz="0" w:space="0" w:color="000000"/>
+                <w:left w:val="none" w:sz="0" w:space="0" w:color="000000"/>
+                <w:right w:val="none" w:sz="0" w:space="0" w:color="000000"/>
+              </w:pBdr>
+              <w:spacing w:after="80" w:before="80" w:line="240"/>
+              <w:ind w:left="80" w:right="80" w:firstLine="0" w:firstLineChars="0"/>
+              <w:rPr>
+                <w:rFonts w:ascii="Arial" w:hAnsi="Arial" w:eastAsia="Arial" w:cs="Arial"/>
+                <w:i w:val="false"/>
+                <w:b w:val="false"/>
+                <w:u w:val="none"/>
+                <w:strike w:val="false"/>
+                <w:sz w:val="21"/>
+                <w:szCs w:val="21"/>
+                <w:color w:val="000000"/>
+              </w:rPr>
+            </w:pPr>
+            <w:r>
+              <w:rPr>
+                <w:rFonts w:ascii="Arial" w:hAnsi="Arial" w:eastAsia="Arial" w:cs="Arial"/>
+                <w:i w:val="false"/>
+                <w:b w:val="false"/>
+                <w:u w:val="none"/>
+                <w:strike w:val="false"/>
+                <w:sz w:val="21"/>
+                <w:szCs w:val="21"/>
+                <w:color w:val="000000"/>
+              </w:rPr>
+              <w:t xml:space="preserve">1b. Placebo (fake) cut-offs</w:t>
             </w:r>
           </w:p>
         </w:tc>
@@ -8216,38 +8336,39 @@
           </w:tcPr>
           <w:p>
             <w:pPr>
-              <w:jc w:val="left"/>
-              <w:pBdr>
-                <w:bottom w:val="none" w:sz="0" w:space="0" w:color="000000"/>
-                <w:top w:val="none" w:sz="0" w:space="0" w:color="000000"/>
-                <w:left w:val="none" w:sz="0" w:space="0" w:color="000000"/>
-                <w:right w:val="none" w:sz="0" w:space="0" w:color="000000"/>
-              </w:pBdr>
-              <w:spacing w:after="80" w:before="80" w:line="240"/>
-              <w:ind w:left="80" w:right="80" w:firstLine="0" w:firstLineChars="0"/>
-              <w:rPr>
-                <w:rFonts w:ascii="Arial" w:hAnsi="Arial" w:eastAsia="Arial" w:cs="Arial"/>
-                <w:i w:val="false"/>
-                <w:b w:val="false"/>
-                <w:u w:val="none"/>
-                <w:strike w:val="false"/>
-                <w:sz w:val="21"/>
-                <w:szCs w:val="21"/>
-                <w:color w:val="000000"/>
-              </w:rPr>
-            </w:pPr>
-            <w:r>
-              <w:rPr>
-                <w:rFonts w:ascii="Arial" w:hAnsi="Arial" w:eastAsia="Arial" w:cs="Arial"/>
-                <w:i w:val="false"/>
-                <w:b w:val="false"/>
-                <w:u w:val="none"/>
-                <w:strike w:val="false"/>
-                <w:sz w:val="21"/>
-                <w:szCs w:val="21"/>
-                <w:color w:val="000000"/>
-              </w:rPr>
-              <w:t xml:space="preserve">No jump where there is no rule</w:t>
+              <w:pStyle w:val="Normal"/>
+              <w:jc w:val="left"/>
+              <w:pBdr>
+                <w:bottom w:val="none" w:sz="0" w:space="0" w:color="000000"/>
+                <w:top w:val="none" w:sz="0" w:space="0" w:color="000000"/>
+                <w:left w:val="none" w:sz="0" w:space="0" w:color="000000"/>
+                <w:right w:val="none" w:sz="0" w:space="0" w:color="000000"/>
+              </w:pBdr>
+              <w:spacing w:after="80" w:before="80" w:line="240"/>
+              <w:ind w:left="80" w:right="80" w:firstLine="0" w:firstLineChars="0"/>
+              <w:rPr>
+                <w:rFonts w:ascii="Arial" w:hAnsi="Arial" w:eastAsia="Arial" w:cs="Arial"/>
+                <w:i w:val="false"/>
+                <w:b w:val="false"/>
+                <w:u w:val="none"/>
+                <w:strike w:val="false"/>
+                <w:sz w:val="21"/>
+                <w:szCs w:val="21"/>
+                <w:color w:val="000000"/>
+              </w:rPr>
+            </w:pPr>
+            <w:r>
+              <w:rPr>
+                <w:rFonts w:ascii="Arial" w:hAnsi="Arial" w:eastAsia="Arial" w:cs="Arial"/>
+                <w:i w:val="false"/>
+                <w:b w:val="false"/>
+                <w:u w:val="none"/>
+                <w:strike w:val="false"/>
+                <w:sz w:val="21"/>
+                <w:szCs w:val="21"/>
+                <w:color w:val="000000"/>
+              </w:rPr>
+              <w:t xml:space="preserve">No jump at other cut-offs, where no rule applies</w:t>
             </w:r>
           </w:p>
         </w:tc>
@@ -8270,6 +8391,7 @@
           </w:tcPr>
           <w:p>
             <w:pPr>
+              <w:pStyle w:val="Normal"/>
               <w:jc w:val="left"/>
               <w:pBdr>
                 <w:bottom w:val="none" w:sz="0" w:space="0" w:color="000000"/>
@@ -8324,6 +8446,7 @@
           </w:tcPr>
           <w:p>
             <w:pPr>
+              <w:pStyle w:val="Normal"/>
               <w:jc w:val="left"/>
               <w:pBdr>
                 <w:bottom w:val="none" w:sz="0" w:space="0" w:color="000000"/>
@@ -8364,7 +8487,6 @@
         <w:trPr>
           <w:trHeight w:val="792" w:hRule="atLeast"/>
         </w:trPr>
-        body4
         <w:tc>
           <w:tcPr>
             <w:tcBorders>
@@ -8384,6 +8506,7 @@
           </w:tcPr>
           <w:p>
             <w:pPr>
+              <w:pStyle w:val="Normal"/>
               <w:jc w:val="left"/>
               <w:pBdr>
                 <w:bottom w:val="none" w:sz="0" w:space="0" w:color="000000"/>
@@ -8438,38 +8561,39 @@
           </w:tcPr>
           <w:p>
             <w:pPr>
-              <w:jc w:val="left"/>
-              <w:pBdr>
-                <w:bottom w:val="none" w:sz="0" w:space="0" w:color="000000"/>
-                <w:top w:val="none" w:sz="0" w:space="0" w:color="000000"/>
-                <w:left w:val="none" w:sz="0" w:space="0" w:color="000000"/>
-                <w:right w:val="none" w:sz="0" w:space="0" w:color="000000"/>
-              </w:pBdr>
-              <w:spacing w:after="80" w:before="80" w:line="240"/>
-              <w:ind w:left="80" w:right="80" w:firstLine="0" w:firstLineChars="0"/>
-              <w:rPr>
-                <w:rFonts w:ascii="Arial" w:hAnsi="Arial" w:eastAsia="Arial" w:cs="Arial"/>
-                <w:i w:val="false"/>
-                <w:b w:val="false"/>
-                <w:u w:val="none"/>
-                <w:strike w:val="false"/>
-                <w:sz w:val="21"/>
-                <w:szCs w:val="21"/>
-                <w:color w:val="000000"/>
-              </w:rPr>
-            </w:pPr>
-            <w:r>
-              <w:rPr>
-                <w:rFonts w:ascii="Arial" w:hAnsi="Arial" w:eastAsia="Arial" w:cs="Arial"/>
-                <w:i w:val="false"/>
-                <w:b w:val="false"/>
-                <w:u w:val="none"/>
-                <w:strike w:val="false"/>
-                <w:sz w:val="21"/>
-                <w:szCs w:val="21"/>
-                <w:color w:val="000000"/>
-              </w:rPr>
-              <w:t xml:space="preserve">No pile-up of businesses just below 58</w:t>
+              <w:pStyle w:val="Normal"/>
+              <w:jc w:val="left"/>
+              <w:pBdr>
+                <w:bottom w:val="none" w:sz="0" w:space="0" w:color="000000"/>
+                <w:top w:val="none" w:sz="0" w:space="0" w:color="000000"/>
+                <w:left w:val="none" w:sz="0" w:space="0" w:color="000000"/>
+                <w:right w:val="none" w:sz="0" w:space="0" w:color="000000"/>
+              </w:pBdr>
+              <w:spacing w:after="80" w:before="80" w:line="240"/>
+              <w:ind w:left="80" w:right="80" w:firstLine="0" w:firstLineChars="0"/>
+              <w:rPr>
+                <w:rFonts w:ascii="Arial" w:hAnsi="Arial" w:eastAsia="Arial" w:cs="Arial"/>
+                <w:i w:val="false"/>
+                <w:b w:val="false"/>
+                <w:u w:val="none"/>
+                <w:strike w:val="false"/>
+                <w:sz w:val="21"/>
+                <w:szCs w:val="21"/>
+                <w:color w:val="000000"/>
+              </w:rPr>
+            </w:pPr>
+            <w:r>
+              <w:rPr>
+                <w:rFonts w:ascii="Arial" w:hAnsi="Arial" w:eastAsia="Arial" w:cs="Arial"/>
+                <w:i w:val="false"/>
+                <w:b w:val="false"/>
+                <w:u w:val="none"/>
+                <w:strike w:val="false"/>
+                <w:sz w:val="21"/>
+                <w:szCs w:val="21"/>
+                <w:color w:val="000000"/>
+              </w:rPr>
+              <w:t xml:space="preserve">No unusual crowding of businesses just below 58 (a sign that businesses changed their score to qualify)</w:t>
             </w:r>
           </w:p>
         </w:tc>
@@ -8492,6 +8616,7 @@
           </w:tcPr>
           <w:p>
             <w:pPr>
+              <w:pStyle w:val="Normal"/>
               <w:jc w:val="left"/>
               <w:pBdr>
                 <w:bottom w:val="none" w:sz="0" w:space="0" w:color="000000"/>
@@ -8546,6 +8671,7 @@
           </w:tcPr>
           <w:p>
             <w:pPr>
+              <w:pStyle w:val="Normal"/>
               <w:jc w:val="left"/>
               <w:pBdr>
                 <w:bottom w:val="none" w:sz="0" w:space="0" w:color="000000"/>
@@ -8586,7 +8712,6 @@
         <w:trPr>
           <w:trHeight w:val="792" w:hRule="atLeast"/>
         </w:trPr>
-        body5
         <w:tc>
           <w:tcPr>
             <w:tcBorders>
@@ -8606,6 +8731,7 @@
           </w:tcPr>
           <w:p>
             <w:pPr>
+              <w:pStyle w:val="Normal"/>
               <w:jc w:val="left"/>
               <w:pBdr>
                 <w:bottom w:val="none" w:sz="0" w:space="0" w:color="000000"/>
@@ -8660,38 +8786,39 @@
           </w:tcPr>
           <w:p>
             <w:pPr>
-              <w:jc w:val="left"/>
-              <w:pBdr>
-                <w:bottom w:val="none" w:sz="0" w:space="0" w:color="000000"/>
-                <w:top w:val="none" w:sz="0" w:space="0" w:color="000000"/>
-                <w:left w:val="none" w:sz="0" w:space="0" w:color="000000"/>
-                <w:right w:val="none" w:sz="0" w:space="0" w:color="000000"/>
-              </w:pBdr>
-              <w:spacing w:after="80" w:before="80" w:line="240"/>
-              <w:ind w:left="80" w:right="80" w:firstLine="0" w:firstLineChars="0"/>
-              <w:rPr>
-                <w:rFonts w:ascii="Arial" w:hAnsi="Arial" w:eastAsia="Arial" w:cs="Arial"/>
-                <w:i w:val="false"/>
-                <w:b w:val="false"/>
-                <w:u w:val="none"/>
-                <w:strike w:val="false"/>
-                <w:sz w:val="21"/>
-                <w:szCs w:val="21"/>
-                <w:color w:val="000000"/>
-              </w:rPr>
-            </w:pPr>
-            <w:r>
-              <w:rPr>
-                <w:rFonts w:ascii="Arial" w:hAnsi="Arial" w:eastAsia="Arial" w:cs="Arial"/>
-                <w:i w:val="false"/>
-                <w:b w:val="false"/>
-                <w:u w:val="none"/>
-                <w:strike w:val="false"/>
-                <w:sz w:val="21"/>
-                <w:szCs w:val="21"/>
-                <w:color w:val="000000"/>
-              </w:rPr>
-              <w:t xml:space="preserve">No characteristic jumps at the line</w:t>
+              <w:pStyle w:val="Normal"/>
+              <w:jc w:val="left"/>
+              <w:pBdr>
+                <w:bottom w:val="none" w:sz="0" w:space="0" w:color="000000"/>
+                <w:top w:val="none" w:sz="0" w:space="0" w:color="000000"/>
+                <w:left w:val="none" w:sz="0" w:space="0" w:color="000000"/>
+                <w:right w:val="none" w:sz="0" w:space="0" w:color="000000"/>
+              </w:pBdr>
+              <w:spacing w:after="80" w:before="80" w:line="240"/>
+              <w:ind w:left="80" w:right="80" w:firstLine="0" w:firstLineChars="0"/>
+              <w:rPr>
+                <w:rFonts w:ascii="Arial" w:hAnsi="Arial" w:eastAsia="Arial" w:cs="Arial"/>
+                <w:i w:val="false"/>
+                <w:b w:val="false"/>
+                <w:u w:val="none"/>
+                <w:strike w:val="false"/>
+                <w:sz w:val="21"/>
+                <w:szCs w:val="21"/>
+                <w:color w:val="000000"/>
+              </w:rPr>
+            </w:pPr>
+            <w:r>
+              <w:rPr>
+                <w:rFonts w:ascii="Arial" w:hAnsi="Arial" w:eastAsia="Arial" w:cs="Arial"/>
+                <w:i w:val="false"/>
+                <w:b w:val="false"/>
+                <w:u w:val="none"/>
+                <w:strike w:val="false"/>
+                <w:sz w:val="21"/>
+                <w:szCs w:val="21"/>
+                <w:color w:val="000000"/>
+              </w:rPr>
+              <w:t xml:space="preserve">Characteristics such as size and manager age do not jump at 58</w:t>
             </w:r>
           </w:p>
         </w:tc>
@@ -8714,6 +8841,7 @@
           </w:tcPr>
           <w:p>
             <w:pPr>
+              <w:pStyle w:val="Normal"/>
               <w:jc w:val="left"/>
               <w:pBdr>
                 <w:bottom w:val="none" w:sz="0" w:space="0" w:color="000000"/>
@@ -8768,6 +8896,7 @@
           </w:tcPr>
           <w:p>
             <w:pPr>
+              <w:pStyle w:val="Normal"/>
               <w:jc w:val="left"/>
               <w:pBdr>
                 <w:bottom w:val="none" w:sz="0" w:space="0" w:color="000000"/>
@@ -8808,7 +8937,6 @@
         <w:trPr>
           <w:trHeight w:val="792" w:hRule="atLeast"/>
         </w:trPr>
-        body6
         <w:tc>
           <w:tcPr>
             <w:tcBorders>
@@ -8828,38 +8956,39 @@
           </w:tcPr>
           <w:p>
             <w:pPr>
-              <w:jc w:val="left"/>
-              <w:pBdr>
-                <w:bottom w:val="none" w:sz="0" w:space="0" w:color="000000"/>
-                <w:top w:val="none" w:sz="0" w:space="0" w:color="000000"/>
-                <w:left w:val="none" w:sz="0" w:space="0" w:color="000000"/>
-                <w:right w:val="none" w:sz="0" w:space="0" w:color="000000"/>
-              </w:pBdr>
-              <w:spacing w:after="80" w:before="80" w:line="240"/>
-              <w:ind w:left="80" w:right="80" w:firstLine="0" w:firstLineChars="0"/>
-              <w:rPr>
-                <w:rFonts w:ascii="Arial" w:hAnsi="Arial" w:eastAsia="Arial" w:cs="Arial"/>
-                <w:i w:val="false"/>
-                <w:b w:val="false"/>
-                <w:u w:val="none"/>
-                <w:strike w:val="false"/>
-                <w:sz w:val="21"/>
-                <w:szCs w:val="21"/>
-                <w:color w:val="000000"/>
-              </w:rPr>
-            </w:pPr>
-            <w:r>
-              <w:rPr>
-                <w:rFonts w:ascii="Arial" w:hAnsi="Arial" w:eastAsia="Arial" w:cs="Arial"/>
-                <w:i w:val="false"/>
-                <w:b w:val="false"/>
-                <w:u w:val="none"/>
-                <w:strike w:val="false"/>
-                <w:sz w:val="21"/>
-                <w:szCs w:val="21"/>
-                <w:color w:val="000000"/>
-              </w:rPr>
-              <w:t xml:space="preserve">4. Who does it apply to?</w:t>
+              <w:pStyle w:val="Normal"/>
+              <w:jc w:val="left"/>
+              <w:pBdr>
+                <w:bottom w:val="none" w:sz="0" w:space="0" w:color="000000"/>
+                <w:top w:val="none" w:sz="0" w:space="0" w:color="000000"/>
+                <w:left w:val="none" w:sz="0" w:space="0" w:color="000000"/>
+                <w:right w:val="none" w:sz="0" w:space="0" w:color="000000"/>
+              </w:pBdr>
+              <w:spacing w:after="80" w:before="80" w:line="240"/>
+              <w:ind w:left="80" w:right="80" w:firstLine="0" w:firstLineChars="0"/>
+              <w:rPr>
+                <w:rFonts w:ascii="Arial" w:hAnsi="Arial" w:eastAsia="Arial" w:cs="Arial"/>
+                <w:i w:val="false"/>
+                <w:b w:val="false"/>
+                <w:u w:val="none"/>
+                <w:strike w:val="false"/>
+                <w:sz w:val="21"/>
+                <w:szCs w:val="21"/>
+                <w:color w:val="000000"/>
+              </w:rPr>
+            </w:pPr>
+            <w:r>
+              <w:rPr>
+                <w:rFonts w:ascii="Arial" w:hAnsi="Arial" w:eastAsia="Arial" w:cs="Arial"/>
+                <w:i w:val="false"/>
+                <w:b w:val="false"/>
+                <w:u w:val="none"/>
+                <w:strike w:val="false"/>
+                <w:sz w:val="21"/>
+                <w:szCs w:val="21"/>
+                <w:color w:val="000000"/>
+              </w:rPr>
+              <w:t xml:space="preserve">4. Who does the result apply to?</w:t>
             </w:r>
           </w:p>
         </w:tc>
@@ -8882,38 +9011,39 @@
           </w:tcPr>
           <w:p>
             <w:pPr>
-              <w:jc w:val="left"/>
-              <w:pBdr>
-                <w:bottom w:val="none" w:sz="0" w:space="0" w:color="000000"/>
-                <w:top w:val="none" w:sz="0" w:space="0" w:color="000000"/>
-                <w:left w:val="none" w:sz="0" w:space="0" w:color="000000"/>
-                <w:right w:val="none" w:sz="0" w:space="0" w:color="000000"/>
-              </w:pBdr>
-              <w:spacing w:after="80" w:before="80" w:line="240"/>
-              <w:ind w:left="80" w:right="80" w:firstLine="0" w:firstLineChars="0"/>
-              <w:rPr>
-                <w:rFonts w:ascii="Arial" w:hAnsi="Arial" w:eastAsia="Arial" w:cs="Arial"/>
-                <w:i w:val="false"/>
-                <w:b w:val="false"/>
-                <w:u w:val="none"/>
-                <w:strike w:val="false"/>
-                <w:sz w:val="21"/>
-                <w:szCs w:val="21"/>
-                <w:color w:val="000000"/>
-              </w:rPr>
-            </w:pPr>
-            <w:r>
-              <w:rPr>
-                <w:rFonts w:ascii="Arial" w:hAnsi="Arial" w:eastAsia="Arial" w:cs="Arial"/>
-                <w:i w:val="false"/>
-                <w:b w:val="false"/>
-                <w:u w:val="none"/>
-                <w:strike w:val="false"/>
-                <w:sz w:val="21"/>
-                <w:szCs w:val="21"/>
-                <w:color w:val="000000"/>
-              </w:rPr>
-              <w:t xml:space="preserve">Who sits near the line, and who the roll-out would reach</w:t>
+              <w:pStyle w:val="Normal"/>
+              <w:jc w:val="left"/>
+              <w:pBdr>
+                <w:bottom w:val="none" w:sz="0" w:space="0" w:color="000000"/>
+                <w:top w:val="none" w:sz="0" w:space="0" w:color="000000"/>
+                <w:left w:val="none" w:sz="0" w:space="0" w:color="000000"/>
+                <w:right w:val="none" w:sz="0" w:space="0" w:color="000000"/>
+              </w:pBdr>
+              <w:spacing w:after="80" w:before="80" w:line="240"/>
+              <w:ind w:left="80" w:right="80" w:firstLine="0" w:firstLineChars="0"/>
+              <w:rPr>
+                <w:rFonts w:ascii="Arial" w:hAnsi="Arial" w:eastAsia="Arial" w:cs="Arial"/>
+                <w:i w:val="false"/>
+                <w:b w:val="false"/>
+                <w:u w:val="none"/>
+                <w:strike w:val="false"/>
+                <w:sz w:val="21"/>
+                <w:szCs w:val="21"/>
+                <w:color w:val="000000"/>
+              </w:rPr>
+            </w:pPr>
+            <w:r>
+              <w:rPr>
+                <w:rFonts w:ascii="Arial" w:hAnsi="Arial" w:eastAsia="Arial" w:cs="Arial"/>
+                <w:i w:val="false"/>
+                <w:b w:val="false"/>
+                <w:u w:val="none"/>
+                <w:strike w:val="false"/>
+                <w:sz w:val="21"/>
+                <w:szCs w:val="21"/>
+                <w:color w:val="000000"/>
+              </w:rPr>
+              <w:t xml:space="preserve">Are the businesses near 58 like the businesses the roll-out would reach?</w:t>
             </w:r>
           </w:p>
         </w:tc>
@@ -8936,6 +9066,7 @@
           </w:tcPr>
           <w:p>
             <w:pPr>
+              <w:pStyle w:val="Normal"/>
               <w:jc w:val="left"/>
               <w:pBdr>
                 <w:bottom w:val="none" w:sz="0" w:space="0" w:color="000000"/>
@@ -8990,6 +9121,7 @@
           </w:tcPr>
           <w:p>
             <w:pPr>
+              <w:pStyle w:val="Normal"/>
               <w:jc w:val="left"/>
               <w:pBdr>
                 <w:bottom w:val="none" w:sz="0" w:space="0" w:color="000000"/>
@@ -9051,7 +9183,7 @@
           <w:szCs w:val="22"/>
           <w:color w:val="000000"/>
         </w:rPr>
-        <w:t xml:space="preserve">Overall: would you act on this estimate?   Act  /  Act with conditions  /  Send back</w:t>
+        <w:t xml:space="preserve">Overall: would you act on this estimate?   Act  /  Act with conditions  /  Send back to the evaluator</w:t>
       </w:r>
     </w:p>
     <w:p>
@@ -9078,7 +9210,7 @@
           <w:szCs w:val="22"/>
           <w:color w:val="000000"/>
         </w:rPr>
-        <w:t xml:space="preserve">The one question for the evaluator:</w:t>
+        <w:t xml:space="preserve">One question you would ask the evaluator:</w:t>
       </w:r>
     </w:p>
     <w:p>
@@ -9327,7 +9459,7 @@
           <w:szCs w:val="22"/>
           <w:color w:val="000000"/>
         </w:rPr>
-        <w:t xml:space="preserve">Underline every claim the study supports and cross out every one it does not. What did it leave out?</w:t>
+        <w:t xml:space="preserve">Underline every claim that the study supports. Cross out every claim that the study does not support. What important information did the AI's answer leave out?</w:t>
       </w:r>
     </w:p>
     <w:p>
@@ -9435,7 +9567,7 @@
           <w:szCs w:val="26"/>
           <w:color w:val="215A9E"/>
         </w:rPr>
-        <w:t xml:space="preserve">Then run this prompt instead</w:t>
+        <w:t xml:space="preserve">Then run this prompt instead, and compare</w:t>
       </w:r>
     </w:p>
     <w:p>
@@ -9463,6 +9595,33 @@
           <w:color w:val="000000"/>
         </w:rPr>
         <w:t xml:space="preserve">"This is a regression discontinuity result with the cut-off at an efficiency index of 58, estimated within 2 points either side. The businesses near the line are smaller than average, and manager age differs across the line. Name which businesses the estimate describes and what it cannot tell us. Ask me questions before you answer."</w:t>
+      </w:r>
+    </w:p>
+    <w:p>
+      <w:pPr>
+        <w:pStyle w:val="Normal"/>
+        <w:jc w:val="left"/>
+        <w:pBdr>
+          <w:bottom w:val="none" w:sz="0" w:space="0" w:color="000000"/>
+          <w:top w:val="none" w:sz="0" w:space="0" w:color="000000"/>
+          <w:left w:val="none" w:sz="0" w:space="0" w:color="000000"/>
+          <w:right w:val="none" w:sz="0" w:space="0" w:color="000000"/>
+        </w:pBdr>
+        <w:spacing w:after="80" w:before="0" w:line="240"/>
+        <w:ind w:left="0" w:right="0" w:firstLine="0" w:firstLineChars="0"/>
+      </w:pPr>
+      <w:r>
+        <w:rPr>
+          <w:rFonts w:ascii="Arial" w:hAnsi="Arial" w:eastAsia="Arial" w:cs="Arial"/>
+          <w:i w:val="false"/>
+          <w:b w:val="false"/>
+          <w:u w:val="none"/>
+          <w:strike w:val="false"/>
+          <w:sz w:val="22"/>
+          <w:szCs w:val="22"/>
+          <w:color w:val="000000"/>
+        </w:rPr>
+        <w:t xml:space="preserve">Run this prompt. Which businesses does the new answer say the result applies to? Then paste the answer into a new chat and ask the AI to check that answer for claims the study does not support.</w:t>
       </w:r>
     </w:p>
     <w:p>
@@ -9566,7 +9725,6 @@
         <w:trPr>
           <w:trHeight w:val="3600" w:hRule="atLeast"/>
         </w:trPr>
-        body1
         <w:tc>
           <w:tcPr>
             <w:tcBorders>
@@ -9586,6 +9744,7 @@
           </w:tcPr>
           <w:p>
             <w:pPr>
+              <w:pStyle w:val="Normal"/>
               <w:jc w:val="left"/>
               <w:pBdr>
                 <w:bottom w:val="none" w:sz="0" w:space="0" w:color="000000"/>
@@ -9669,7 +9828,7 @@
                 <w:szCs w:val="21"/>
                 <w:color w:val="000000"/>
               </w:rPr>
-              <w:t xml:space="preserve">2. Does the jump survive other windows, and is there none at placebo cut-offs?</w:t>
+              <w:t xml:space="preserve">2. Does the jump stay when the window is wider or narrower? Is there no jump at placebo (fake) cut-offs?</w:t>
             </w:r>
             <w:r>
               <w:rPr>
@@ -9695,7 +9854,7 @@
                 <w:szCs w:val="21"/>
                 <w:color w:val="000000"/>
               </w:rPr>
-              <w:t xml:space="preserve">3. Is the number of units smooth at the line?</w:t>
+              <w:t xml:space="preserve">3. Are there about the same number of units just above and just below the cut-off?</w:t>
             </w:r>
             <w:r>
               <w:rPr>
@@ -9721,7 +9880,7 @@
                 <w:szCs w:val="21"/>
                 <w:color w:val="000000"/>
               </w:rPr>
-              <w:t xml:space="preserve">4. Does anything else jump at the line?</w:t>
+              <w:t xml:space="preserve">4. Do other characteristics (such as size or manager age) change suddenly at the cut-off?</w:t>
             </w:r>
             <w:r>
               <w:rPr>
@@ -9747,7 +9906,7 @@
                 <w:szCs w:val="21"/>
                 <w:color w:val="000000"/>
               </w:rPr>
-              <w:t xml:space="preserve">5. Who is near the line, and does the estimate clear our rule for them?</w:t>
+              <w:t xml:space="preserve">5. Who is near the cut-off, and does the estimate meet our decision rule for them?</w:t>
             </w:r>
             <w:r>
               <w:rPr>
@@ -9786,7 +9945,7 @@
                 <w:szCs w:val="21"/>
                 <w:color w:val="000000"/>
               </w:rPr>
-              <w:t xml:space="preserve">On my desk, I will ask these about:</w:t>
+              <w:t xml:space="preserve">Back at work, I will ask these questions about:</w:t>
             </w:r>
             <w:r>
               <w:rPr>
@@ -9835,6 +9994,7 @@
           </w:tcPr>
           <w:p>
             <w:pPr>
+              <w:pStyle w:val="Normal"/>
               <w:jc w:val="left"/>
               <w:pBdr>
                 <w:bottom w:val="none" w:sz="0" w:space="0" w:color="000000"/>
@@ -9918,7 +10078,7 @@
                 <w:szCs w:val="21"/>
                 <w:color w:val="000000"/>
               </w:rPr>
-              <w:t xml:space="preserve">2. Does the jump survive other windows, and is there none at placebo cut-offs?</w:t>
+              <w:t xml:space="preserve">2. Does the jump stay when the window is wider or narrower? Is there no jump at placebo (fake) cut-offs?</w:t>
             </w:r>
             <w:r>
               <w:rPr>
@@ -9944,7 +10104,7 @@
                 <w:szCs w:val="21"/>
                 <w:color w:val="000000"/>
               </w:rPr>
-              <w:t xml:space="preserve">3. Is the number of units smooth at the line?</w:t>
+              <w:t xml:space="preserve">3. Are there about the same number of units just above and just below the cut-off?</w:t>
             </w:r>
             <w:r>
               <w:rPr>
@@ -9970,7 +10130,7 @@
                 <w:szCs w:val="21"/>
                 <w:color w:val="000000"/>
               </w:rPr>
-              <w:t xml:space="preserve">4. Does anything else jump at the line?</w:t>
+              <w:t xml:space="preserve">4. Do other characteristics (such as size or manager age) change suddenly at the cut-off?</w:t>
             </w:r>
             <w:r>
               <w:rPr>
@@ -9996,7 +10156,7 @@
                 <w:szCs w:val="21"/>
                 <w:color w:val="000000"/>
               </w:rPr>
-              <w:t xml:space="preserve">5. Who is near the line, and does the estimate clear our rule for them?</w:t>
+              <w:t xml:space="preserve">5. Who is near the cut-off, and does the estimate meet our decision rule for them?</w:t>
             </w:r>
             <w:r>
               <w:rPr>
@@ -10035,7 +10195,7 @@
                 <w:szCs w:val="21"/>
                 <w:color w:val="000000"/>
               </w:rPr>
-              <w:t xml:space="preserve">On my desk, I will ask these about:</w:t>
+              <w:t xml:space="preserve">Back at work, I will ask these questions about:</w:t>
             </w:r>
             <w:r>
               <w:rPr>
@@ -10070,7 +10230,6 @@
         <w:trPr>
           <w:trHeight w:val="3600" w:hRule="atLeast"/>
         </w:trPr>
-        body2
         <w:tc>
           <w:tcPr>
             <w:tcBorders>
@@ -10090,6 +10249,7 @@
           </w:tcPr>
           <w:p>
             <w:pPr>
+              <w:pStyle w:val="Normal"/>
               <w:jc w:val="left"/>
               <w:pBdr>
                 <w:bottom w:val="none" w:sz="0" w:space="0" w:color="000000"/>
@@ -10173,7 +10333,7 @@
                 <w:szCs w:val="21"/>
                 <w:color w:val="000000"/>
               </w:rPr>
-              <w:t xml:space="preserve">2. Does the jump survive other windows, and is there none at placebo cut-offs?</w:t>
+              <w:t xml:space="preserve">2. Does the jump stay when the window is wider or narrower? Is there no jump at placebo (fake) cut-offs?</w:t>
             </w:r>
             <w:r>
               <w:rPr>
@@ -10199,7 +10359,7 @@
                 <w:szCs w:val="21"/>
                 <w:color w:val="000000"/>
               </w:rPr>
-              <w:t xml:space="preserve">3. Is the number of units smooth at the line?</w:t>
+              <w:t xml:space="preserve">3. Are there about the same number of units just above and just below the cut-off?</w:t>
             </w:r>
             <w:r>
               <w:rPr>
@@ -10225,7 +10385,7 @@
                 <w:szCs w:val="21"/>
                 <w:color w:val="000000"/>
               </w:rPr>
-              <w:t xml:space="preserve">4. Does anything else jump at the line?</w:t>
+              <w:t xml:space="preserve">4. Do other characteristics (such as size or manager age) change suddenly at the cut-off?</w:t>
             </w:r>
             <w:r>
               <w:rPr>
@@ -10251,7 +10411,7 @@
                 <w:szCs w:val="21"/>
                 <w:color w:val="000000"/>
               </w:rPr>
-              <w:t xml:space="preserve">5. Who is near the line, and does the estimate clear our rule for them?</w:t>
+              <w:t xml:space="preserve">5. Who is near the cut-off, and does the estimate meet our decision rule for them?</w:t>
             </w:r>
             <w:r>
               <w:rPr>
@@ -10290,7 +10450,7 @@
                 <w:szCs w:val="21"/>
                 <w:color w:val="000000"/>
               </w:rPr>
-              <w:t xml:space="preserve">On my desk, I will ask these about:</w:t>
+              <w:t xml:space="preserve">Back at work, I will ask these questions about:</w:t>
             </w:r>
             <w:r>
               <w:rPr>
@@ -10339,6 +10499,7 @@
           </w:tcPr>
           <w:p>
             <w:pPr>
+              <w:pStyle w:val="Normal"/>
               <w:jc w:val="left"/>
               <w:pBdr>
                 <w:bottom w:val="none" w:sz="0" w:space="0" w:color="000000"/>
@@ -10422,7 +10583,7 @@
                 <w:szCs w:val="21"/>
                 <w:color w:val="000000"/>
               </w:rPr>
-              <w:t xml:space="preserve">2. Does the jump survive other windows, and is there none at placebo cut-offs?</w:t>
+              <w:t xml:space="preserve">2. Does the jump stay when the window is wider or narrower? Is there no jump at placebo (fake) cut-offs?</w:t>
             </w:r>
             <w:r>
               <w:rPr>
@@ -10448,7 +10609,7 @@
                 <w:szCs w:val="21"/>
                 <w:color w:val="000000"/>
               </w:rPr>
-              <w:t xml:space="preserve">3. Is the number of units smooth at the line?</w:t>
+              <w:t xml:space="preserve">3. Are there about the same number of units just above and just below the cut-off?</w:t>
             </w:r>
             <w:r>
               <w:rPr>
@@ -10474,7 +10635,7 @@
                 <w:szCs w:val="21"/>
                 <w:color w:val="000000"/>
               </w:rPr>
-              <w:t xml:space="preserve">4. Does anything else jump at the line?</w:t>
+              <w:t xml:space="preserve">4. Do other characteristics (such as size or manager age) change suddenly at the cut-off?</w:t>
             </w:r>
             <w:r>
               <w:rPr>
@@ -10500,7 +10661,7 @@
                 <w:szCs w:val="21"/>
                 <w:color w:val="000000"/>
               </w:rPr>
-              <w:t xml:space="preserve">5. Who is near the line, and does the estimate clear our rule for them?</w:t>
+              <w:t xml:space="preserve">5. Who is near the cut-off, and does the estimate meet our decision rule for them?</w:t>
             </w:r>
             <w:r>
               <w:rPr>
@@ -10539,7 +10700,7 @@
                 <w:szCs w:val="21"/>
                 <w:color w:val="000000"/>
               </w:rPr>
-              <w:t xml:space="preserve">On my desk, I will ask these about:</w:t>
+              <w:t xml:space="preserve">Back at work, I will ask these questions about:</w:t>
             </w:r>
             <w:r>
               <w:rPr>
@@ -10574,7 +10735,6 @@
         <w:trPr>
           <w:trHeight w:val="3600" w:hRule="atLeast"/>
         </w:trPr>
-        body3
         <w:tc>
           <w:tcPr>
             <w:tcBorders>
@@ -10594,6 +10754,7 @@
           </w:tcPr>
           <w:p>
             <w:pPr>
+              <w:pStyle w:val="Normal"/>
               <w:jc w:val="left"/>
               <w:pBdr>
                 <w:bottom w:val="none" w:sz="0" w:space="0" w:color="000000"/>
@@ -10677,7 +10838,7 @@
                 <w:szCs w:val="21"/>
                 <w:color w:val="000000"/>
               </w:rPr>
-              <w:t xml:space="preserve">2. Does the jump survive other windows, and is there none at placebo cut-offs?</w:t>
+              <w:t xml:space="preserve">2. Does the jump stay when the window is wider or narrower? Is there no jump at placebo (fake) cut-offs?</w:t>
             </w:r>
             <w:r>
               <w:rPr>
@@ -10703,7 +10864,7 @@
                 <w:szCs w:val="21"/>
                 <w:color w:val="000000"/>
               </w:rPr>
-              <w:t xml:space="preserve">3. Is the number of units smooth at the line?</w:t>
+              <w:t xml:space="preserve">3. Are there about the same number of units just above and just below the cut-off?</w:t>
             </w:r>
             <w:r>
               <w:rPr>
@@ -10729,7 +10890,7 @@
                 <w:szCs w:val="21"/>
                 <w:color w:val="000000"/>
               </w:rPr>
-              <w:t xml:space="preserve">4. Does anything else jump at the line?</w:t>
+              <w:t xml:space="preserve">4. Do other characteristics (such as size or manager age) change suddenly at the cut-off?</w:t>
             </w:r>
             <w:r>
               <w:rPr>
@@ -10755,7 +10916,7 @@
                 <w:szCs w:val="21"/>
                 <w:color w:val="000000"/>
               </w:rPr>
-              <w:t xml:space="preserve">5. Who is near the line, and does the estimate clear our rule for them?</w:t>
+              <w:t xml:space="preserve">5. Who is near the cut-off, and does the estimate meet our decision rule for them?</w:t>
             </w:r>
             <w:r>
               <w:rPr>
@@ -10794,7 +10955,7 @@
                 <w:szCs w:val="21"/>
                 <w:color w:val="000000"/>
               </w:rPr>
-              <w:t xml:space="preserve">On my desk, I will ask these about:</w:t>
+              <w:t xml:space="preserve">Back at work, I will ask these questions about:</w:t>
             </w:r>
             <w:r>
               <w:rPr>
@@ -10843,6 +11004,7 @@
           </w:tcPr>
           <w:p>
             <w:pPr>
+              <w:pStyle w:val="Normal"/>
               <w:jc w:val="left"/>
               <w:pBdr>
                 <w:bottom w:val="none" w:sz="0" w:space="0" w:color="000000"/>
@@ -10926,7 +11088,7 @@
                 <w:szCs w:val="21"/>
                 <w:color w:val="000000"/>
               </w:rPr>
-              <w:t xml:space="preserve">2. Does the jump survive other windows, and is there none at placebo cut-offs?</w:t>
+              <w:t xml:space="preserve">2. Does the jump stay when the window is wider or narrower? Is there no jump at placebo (fake) cut-offs?</w:t>
             </w:r>
             <w:r>
               <w:rPr>
@@ -10952,7 +11114,7 @@
                 <w:szCs w:val="21"/>
                 <w:color w:val="000000"/>
               </w:rPr>
-              <w:t xml:space="preserve">3. Is the number of units smooth at the line?</w:t>
+              <w:t xml:space="preserve">3. Are there about the same number of units just above and just below the cut-off?</w:t>
             </w:r>
             <w:r>
               <w:rPr>
@@ -10978,7 +11140,7 @@
                 <w:szCs w:val="21"/>
                 <w:color w:val="000000"/>
               </w:rPr>
-              <w:t xml:space="preserve">4. Does anything else jump at the line?</w:t>
+              <w:t xml:space="preserve">4. Do other characteristics (such as size or manager age) change suddenly at the cut-off?</w:t>
             </w:r>
             <w:r>
               <w:rPr>
@@ -11004,7 +11166,7 @@
                 <w:szCs w:val="21"/>
                 <w:color w:val="000000"/>
               </w:rPr>
-              <w:t xml:space="preserve">5. Who is near the line, and does the estimate clear our rule for them?</w:t>
+              <w:t xml:space="preserve">5. Who is near the cut-off, and does the estimate meet our decision rule for them?</w:t>
             </w:r>
             <w:r>
               <w:rPr>
@@ -11043,7 +11205,7 @@
                 <w:szCs w:val="21"/>
                 <w:color w:val="000000"/>
               </w:rPr>
-              <w:t xml:space="preserve">On my desk, I will ask these about:</w:t>
+              <w:t xml:space="preserve">Back at work, I will ask these questions about:</w:t>
             </w:r>
             <w:r>
               <w:rPr>
@@ -11206,7 +11368,6 @@
           <w:trHeight w:val="360" w:hRule="auto"/>
           <w:tblHeader/>
         </w:trPr>
-        header1
         <w:tc>
           <w:tcPr>
             <w:tcBorders>
@@ -11226,6 +11387,7 @@
           </w:tcPr>
           <w:p>
             <w:pPr>
+              <w:pStyle w:val="Normal"/>
               <w:jc w:val="left"/>
               <w:pBdr>
                 <w:bottom w:val="none" w:sz="0" w:space="0" w:color="000000"/>
@@ -11280,6 +11442,7 @@
           </w:tcPr>
           <w:p>
             <w:pPr>
+              <w:pStyle w:val="Normal"/>
               <w:jc w:val="left"/>
               <w:pBdr>
                 <w:bottom w:val="none" w:sz="0" w:space="0" w:color="000000"/>
@@ -11334,6 +11497,7 @@
           </w:tcPr>
           <w:p>
             <w:pPr>
+              <w:pStyle w:val="Normal"/>
               <w:jc w:val="left"/>
               <w:pBdr>
                 <w:bottom w:val="none" w:sz="0" w:space="0" w:color="000000"/>
@@ -11388,6 +11552,7 @@
           </w:tcPr>
           <w:p>
             <w:pPr>
+              <w:pStyle w:val="Normal"/>
               <w:jc w:val="left"/>
               <w:pBdr>
                 <w:bottom w:val="none" w:sz="0" w:space="0" w:color="000000"/>
@@ -11428,7 +11593,6 @@
         <w:trPr>
           <w:trHeight w:val="360" w:hRule="auto"/>
         </w:trPr>
-        body1
         <w:tc>
           <w:tcPr>
             <w:tcBorders>
@@ -11448,6 +11612,7 @@
           </w:tcPr>
           <w:p>
             <w:pPr>
+              <w:pStyle w:val="Normal"/>
               <w:jc w:val="left"/>
               <w:pBdr>
                 <w:bottom w:val="none" w:sz="0" w:space="0" w:color="000000"/>
@@ -11502,6 +11667,7 @@
           </w:tcPr>
           <w:p>
             <w:pPr>
+              <w:pStyle w:val="Normal"/>
               <w:jc w:val="left"/>
               <w:pBdr>
                 <w:bottom w:val="none" w:sz="0" w:space="0" w:color="000000"/>
@@ -11556,6 +11722,7 @@
           </w:tcPr>
           <w:p>
             <w:pPr>
+              <w:pStyle w:val="Normal"/>
               <w:jc w:val="left"/>
               <w:pBdr>
                 <w:bottom w:val="none" w:sz="0" w:space="0" w:color="000000"/>
@@ -11610,6 +11777,7 @@
           </w:tcPr>
           <w:p>
             <w:pPr>
+              <w:pStyle w:val="Normal"/>
               <w:jc w:val="left"/>
               <w:pBdr>
                 <w:bottom w:val="none" w:sz="0" w:space="0" w:color="000000"/>
@@ -11650,7 +11818,6 @@
         <w:trPr>
           <w:trHeight w:val="360" w:hRule="auto"/>
         </w:trPr>
-        body2
         <w:tc>
           <w:tcPr>
             <w:tcBorders>
@@ -11670,6 +11837,7 @@
           </w:tcPr>
           <w:p>
             <w:pPr>
+              <w:pStyle w:val="Normal"/>
               <w:jc w:val="left"/>
               <w:pBdr>
                 <w:bottom w:val="none" w:sz="0" w:space="0" w:color="000000"/>
@@ -11724,6 +11892,7 @@
           </w:tcPr>
           <w:p>
             <w:pPr>
+              <w:pStyle w:val="Normal"/>
               <w:jc w:val="left"/>
               <w:pBdr>
                 <w:bottom w:val="none" w:sz="0" w:space="0" w:color="000000"/>
@@ -11778,6 +11947,7 @@
           </w:tcPr>
           <w:p>
             <w:pPr>
+              <w:pStyle w:val="Normal"/>
               <w:jc w:val="left"/>
               <w:pBdr>
                 <w:bottom w:val="none" w:sz="0" w:space="0" w:color="000000"/>
@@ -11832,6 +12002,7 @@
           </w:tcPr>
           <w:p>
             <w:pPr>
+              <w:pStyle w:val="Normal"/>
               <w:jc w:val="left"/>
               <w:pBdr>
                 <w:bottom w:val="none" w:sz="0" w:space="0" w:color="000000"/>
@@ -11872,7 +12043,6 @@
         <w:trPr>
           <w:trHeight w:val="360" w:hRule="auto"/>
         </w:trPr>
-        body3
         <w:tc>
           <w:tcPr>
             <w:tcBorders>
@@ -11892,6 +12062,7 @@
           </w:tcPr>
           <w:p>
             <w:pPr>
+              <w:pStyle w:val="Normal"/>
               <w:jc w:val="left"/>
               <w:pBdr>
                 <w:bottom w:val="none" w:sz="0" w:space="0" w:color="000000"/>
@@ -11946,6 +12117,7 @@
           </w:tcPr>
           <w:p>
             <w:pPr>
+              <w:pStyle w:val="Normal"/>
               <w:jc w:val="left"/>
               <w:pBdr>
                 <w:bottom w:val="none" w:sz="0" w:space="0" w:color="000000"/>
@@ -12000,6 +12172,7 @@
           </w:tcPr>
           <w:p>
             <w:pPr>
+              <w:pStyle w:val="Normal"/>
               <w:jc w:val="left"/>
               <w:pBdr>
                 <w:bottom w:val="none" w:sz="0" w:space="0" w:color="000000"/>
@@ -12054,6 +12227,7 @@
           </w:tcPr>
           <w:p>
             <w:pPr>
+              <w:pStyle w:val="Normal"/>
               <w:jc w:val="left"/>
               <w:pBdr>
                 <w:bottom w:val="none" w:sz="0" w:space="0" w:color="000000"/>
@@ -12094,7 +12268,6 @@
         <w:trPr>
           <w:trHeight w:val="360" w:hRule="auto"/>
         </w:trPr>
-        body4
         <w:tc>
           <w:tcPr>
             <w:tcBorders>
@@ -12114,6 +12287,7 @@
           </w:tcPr>
           <w:p>
             <w:pPr>
+              <w:pStyle w:val="Normal"/>
               <w:jc w:val="left"/>
               <w:pBdr>
                 <w:bottom w:val="none" w:sz="0" w:space="0" w:color="000000"/>
@@ -12168,6 +12342,7 @@
           </w:tcPr>
           <w:p>
             <w:pPr>
+              <w:pStyle w:val="Normal"/>
               <w:jc w:val="left"/>
               <w:pBdr>
                 <w:bottom w:val="none" w:sz="0" w:space="0" w:color="000000"/>
@@ -12222,6 +12397,7 @@
           </w:tcPr>
           <w:p>
             <w:pPr>
+              <w:pStyle w:val="Normal"/>
               <w:jc w:val="left"/>
               <w:pBdr>
                 <w:bottom w:val="none" w:sz="0" w:space="0" w:color="000000"/>
@@ -12276,6 +12452,7 @@
           </w:tcPr>
           <w:p>
             <w:pPr>
+              <w:pStyle w:val="Normal"/>
               <w:jc w:val="left"/>
               <w:pBdr>
                 <w:bottom w:val="none" w:sz="0" w:space="0" w:color="000000"/>

--- a/Module_2_Oct_2026_v2/Oct13_session2_materials.docx
+++ b/Module_2_Oct_2026_v2/Oct13_session2_materials.docx
@@ -17776,7 +17776,7 @@
           <w:szCs w:val="22"/>
           <w:color w:val="000000"/>
         </w:rPr>
-        <w:t xml:space="preserve">Setup, before the session: a strip of paper about 2 m long on the wall, with a line marked from -2,000 to +500 AED in steps of 500 (signs at the end of this pack). Mark the decision rule at -1,000 AED in red and label it "The rule: 1,000 AED". Each group needs one sticky note and a marker. The eight jumps run from -1,742 to 15; their average is -849.</w:t>
+        <w:t xml:space="preserve">Setup, before the session: print Oct13_session2_board_A1.pdf at A1 and tape it to the wall (preview at the end of this pack). It is a number line from -2,000 to +500 AED with the 1,000 AED rule marked in red, space above the line for the groups' sticky notes and empty space below it, where you draw the regression after Run. Each group needs one sticky note and a marker. The eight jumps run from -1,742 to 15; their average is -849.</w:t>
       </w:r>
     </w:p>
     <w:p>
@@ -17802,7 +17802,7 @@
           <w:szCs w:val="22"/>
           <w:color w:val="000000"/>
         </w:rPr>
-        <w:t xml:space="preserve">After the groups have posted, press Run. Then add the regression to the wall: a star at -791 and a piece of coloured tape (or a marker line) from -1,084 to -498 for its interval. Ask: how many of the sticky notes fall inside the interval? Which side of the rule is most of the interval on? Card H goes the wrong way: six businesses a side can point anywhere.</w:t>
+        <w:t xml:space="preserve">After the groups have posted, press Run. Then draw the regression below the line: a star at -791 and a line (or a strip of coloured tape) from -1,084 to -498 for its interval. Ask: how many of the sticky notes fall inside the interval? Which side of the rule is most of the interval on? Card H goes the wrong way: six businesses a side can point anywhere.</w:t>
       </w:r>
     </w:p>
     <w:p>
@@ -17964,7 +17964,7 @@
           <w:szCs w:val="36"/>
           <w:color w:val="063360"/>
         </w:rPr>
-        <w:t xml:space="preserve">Wall board: number line signs</w:t>
+        <w:t xml:space="preserve">Wall board: the jump at the line (A1)</w:t>
       </w:r>
     </w:p>
     <w:p>
@@ -17990,319 +17990,54 @@
           <w:szCs w:val="18"/>
           <w:color w:val="215A9E"/>
         </w:rPr>
-        <w:t xml:space="preserve">Print: 1 set for the trainer, cut along the dashed lines; tape along the line at equal spacing</w:t>
+        <w:t xml:space="preserve">Print: send Oct13_session2_board_A1.pdf to the printer at A1 (landscape); tape it to the wall. This page is only a preview</w:t>
       </w:r>
     </w:p>
-    <w:tbl xmlns:a="http://schemas.openxmlformats.org/drawingml/2006/main" xmlns:pic="http://schemas.openxmlformats.org/drawingml/2006/picture">
-      <w:tblPr>
-        <w:tblLayout w:type="fixed"/>
-        <w:jc w:val="center"/>
-        <w:tblLook w:firstRow="1" w:lastRow="0" w:firstColumn="0" w:lastColumn="0" w:noHBand="0" w:noVBand="1"/>
-      </w:tblPr>
-      <w:tblGrid>
-        <w:gridCol w:w="9792"/>
-      </w:tblGrid>
-      <w:tr>
-        <w:trPr>
-          <w:trHeight w:val="1944" w:hRule="atLeast"/>
-        </w:trPr>
-        body1
-        <w:tc>
-          <w:tcPr>
-            <w:tcBorders>
-              <w:bottom w:val="dashed" w:sz="8" w:space="0" w:color="9AA8B8"/>
-              <w:top w:val="dashed" w:sz="8" w:space="0" w:color="9AA8B8"/>
-              <w:left w:val="dashed" w:sz="8" w:space="0" w:color="9AA8B8"/>
-              <w:right w:val="dashed" w:sz="8" w:space="0" w:color="9AA8B8"/>
-            </w:tcBorders>
-            <w:shd w:val="clear" w:color="auto" w:fill="FFFFFF"/>
-            <w:tcMar>
-              <w:top w:w="0" w:type="dxa"/>
-              <w:bottom w:w="0" w:type="dxa"/>
-              <w:left w:w="0" w:type="dxa"/>
-              <w:right w:w="0" w:type="dxa"/>
-            </w:tcMar>
-            <w:vAlign w:val="center"/>
-          </w:tcPr>
-          <w:p>
-            <w:pPr>
-              <w:pStyle w:val="Normal"/>
-              <w:jc w:val="center"/>
-              <w:pBdr>
-                <w:bottom w:val="none" w:sz="0" w:space="0" w:color="000000"/>
-                <w:top w:val="none" w:sz="0" w:space="0" w:color="000000"/>
-                <w:left w:val="none" w:sz="0" w:space="0" w:color="000000"/>
-                <w:right w:val="none" w:sz="0" w:space="0" w:color="000000"/>
-              </w:pBdr>
-              <w:spacing w:after="240" w:before="240" w:line="276"/>
-              <w:ind w:left="240" w:right="240" w:firstLine="0" w:firstLineChars="0"/>
-            </w:pPr>
-            <w:r>
-              <w:rPr>
-                <w:rFonts w:ascii="Arial" w:hAnsi="Arial" w:eastAsia="Arial" w:cs="Arial"/>
-                <w:i w:val="false"/>
-                <w:b w:val="true"/>
-                <w:u w:val="none"/>
-                <w:sz w:val="72"/>
-                <w:szCs w:val="72"/>
-                <w:color w:val="063360"/>
-              </w:rPr>
-              <w:t xml:space="preserve">-2,000</w:t>
-            </w:r>
-          </w:p>
-        </w:tc>
-      </w:tr>
-      <w:tr>
-        <w:trPr>
-          <w:trHeight w:val="1944" w:hRule="atLeast"/>
-        </w:trPr>
-        body2
-        <w:tc>
-          <w:tcPr>
-            <w:tcBorders>
-              <w:bottom w:val="dashed" w:sz="8" w:space="0" w:color="9AA8B8"/>
-              <w:top w:val="dashed" w:sz="8" w:space="0" w:color="9AA8B8"/>
-              <w:left w:val="dashed" w:sz="8" w:space="0" w:color="9AA8B8"/>
-              <w:right w:val="dashed" w:sz="8" w:space="0" w:color="9AA8B8"/>
-            </w:tcBorders>
-            <w:shd w:val="clear" w:color="auto" w:fill="FFFFFF"/>
-            <w:tcMar>
-              <w:top w:w="0" w:type="dxa"/>
-              <w:bottom w:w="0" w:type="dxa"/>
-              <w:left w:w="0" w:type="dxa"/>
-              <w:right w:w="0" w:type="dxa"/>
-            </w:tcMar>
-            <w:vAlign w:val="center"/>
-          </w:tcPr>
-          <w:p>
-            <w:pPr>
-              <w:pStyle w:val="Normal"/>
-              <w:jc w:val="center"/>
-              <w:pBdr>
-                <w:bottom w:val="none" w:sz="0" w:space="0" w:color="000000"/>
-                <w:top w:val="none" w:sz="0" w:space="0" w:color="000000"/>
-                <w:left w:val="none" w:sz="0" w:space="0" w:color="000000"/>
-                <w:right w:val="none" w:sz="0" w:space="0" w:color="000000"/>
-              </w:pBdr>
-              <w:spacing w:after="240" w:before="240" w:line="276"/>
-              <w:ind w:left="240" w:right="240" w:firstLine="0" w:firstLineChars="0"/>
-            </w:pPr>
-            <w:r>
-              <w:rPr>
-                <w:rFonts w:ascii="Arial" w:hAnsi="Arial" w:eastAsia="Arial" w:cs="Arial"/>
-                <w:i w:val="false"/>
-                <w:b w:val="true"/>
-                <w:u w:val="none"/>
-                <w:sz w:val="72"/>
-                <w:szCs w:val="72"/>
-                <w:color w:val="063360"/>
-              </w:rPr>
-              <w:t xml:space="preserve">-1,500</w:t>
-            </w:r>
-          </w:p>
-        </w:tc>
-      </w:tr>
-      <w:tr>
-        <w:trPr>
-          <w:trHeight w:val="1944" w:hRule="atLeast"/>
-        </w:trPr>
-        body3
-        <w:tc>
-          <w:tcPr>
-            <w:tcBorders>
-              <w:bottom w:val="dashed" w:sz="8" w:space="0" w:color="9AA8B8"/>
-              <w:top w:val="dashed" w:sz="8" w:space="0" w:color="9AA8B8"/>
-              <w:left w:val="dashed" w:sz="8" w:space="0" w:color="9AA8B8"/>
-              <w:right w:val="dashed" w:sz="8" w:space="0" w:color="9AA8B8"/>
-            </w:tcBorders>
-            <w:shd w:val="clear" w:color="auto" w:fill="FFFFFF"/>
-            <w:tcMar>
-              <w:top w:w="0" w:type="dxa"/>
-              <w:bottom w:w="0" w:type="dxa"/>
-              <w:left w:w="0" w:type="dxa"/>
-              <w:right w:w="0" w:type="dxa"/>
-            </w:tcMar>
-            <w:vAlign w:val="center"/>
-          </w:tcPr>
-          <w:p>
-            <w:pPr>
-              <w:pStyle w:val="Normal"/>
-              <w:jc w:val="center"/>
-              <w:pBdr>
-                <w:bottom w:val="none" w:sz="0" w:space="0" w:color="000000"/>
-                <w:top w:val="none" w:sz="0" w:space="0" w:color="000000"/>
-                <w:left w:val="none" w:sz="0" w:space="0" w:color="000000"/>
-                <w:right w:val="none" w:sz="0" w:space="0" w:color="000000"/>
-              </w:pBdr>
-              <w:spacing w:after="240" w:before="240" w:line="276"/>
-              <w:ind w:left="240" w:right="240" w:firstLine="0" w:firstLineChars="0"/>
-            </w:pPr>
-            <w:r>
-              <w:rPr>
-                <w:rFonts w:ascii="Arial" w:hAnsi="Arial" w:eastAsia="Arial" w:cs="Arial"/>
-                <w:i w:val="false"/>
-                <w:b w:val="true"/>
-                <w:u w:val="none"/>
-                <w:sz w:val="72"/>
-                <w:szCs w:val="72"/>
-                <w:color w:val="063360"/>
-              </w:rPr>
-              <w:t xml:space="preserve">-1,000  The rule</w:t>
-            </w:r>
-          </w:p>
-        </w:tc>
-      </w:tr>
-      <w:tr>
-        <w:trPr>
-          <w:trHeight w:val="1944" w:hRule="atLeast"/>
-        </w:trPr>
-        body4
-        <w:tc>
-          <w:tcPr>
-            <w:tcBorders>
-              <w:bottom w:val="dashed" w:sz="8" w:space="0" w:color="9AA8B8"/>
-              <w:top w:val="dashed" w:sz="8" w:space="0" w:color="9AA8B8"/>
-              <w:left w:val="dashed" w:sz="8" w:space="0" w:color="9AA8B8"/>
-              <w:right w:val="dashed" w:sz="8" w:space="0" w:color="9AA8B8"/>
-            </w:tcBorders>
-            <w:shd w:val="clear" w:color="auto" w:fill="FFFFFF"/>
-            <w:tcMar>
-              <w:top w:w="0" w:type="dxa"/>
-              <w:bottom w:w="0" w:type="dxa"/>
-              <w:left w:w="0" w:type="dxa"/>
-              <w:right w:w="0" w:type="dxa"/>
-            </w:tcMar>
-            <w:vAlign w:val="center"/>
-          </w:tcPr>
-          <w:p>
-            <w:pPr>
-              <w:pStyle w:val="Normal"/>
-              <w:jc w:val="center"/>
-              <w:pBdr>
-                <w:bottom w:val="none" w:sz="0" w:space="0" w:color="000000"/>
-                <w:top w:val="none" w:sz="0" w:space="0" w:color="000000"/>
-                <w:left w:val="none" w:sz="0" w:space="0" w:color="000000"/>
-                <w:right w:val="none" w:sz="0" w:space="0" w:color="000000"/>
-              </w:pBdr>
-              <w:spacing w:after="240" w:before="240" w:line="276"/>
-              <w:ind w:left="240" w:right="240" w:firstLine="0" w:firstLineChars="0"/>
-            </w:pPr>
-            <w:r>
-              <w:rPr>
-                <w:rFonts w:ascii="Arial" w:hAnsi="Arial" w:eastAsia="Arial" w:cs="Arial"/>
-                <w:i w:val="false"/>
-                <w:b w:val="true"/>
-                <w:u w:val="none"/>
-                <w:sz w:val="72"/>
-                <w:szCs w:val="72"/>
-                <w:color w:val="063360"/>
-              </w:rPr>
-              <w:t xml:space="preserve">-500</w:t>
-            </w:r>
-          </w:p>
-        </w:tc>
-      </w:tr>
-      <w:tr>
-        <w:trPr>
-          <w:trHeight w:val="1944" w:hRule="atLeast"/>
-        </w:trPr>
-        body5
-        <w:tc>
-          <w:tcPr>
-            <w:tcBorders>
-              <w:bottom w:val="dashed" w:sz="8" w:space="0" w:color="9AA8B8"/>
-              <w:top w:val="dashed" w:sz="8" w:space="0" w:color="9AA8B8"/>
-              <w:left w:val="dashed" w:sz="8" w:space="0" w:color="9AA8B8"/>
-              <w:right w:val="dashed" w:sz="8" w:space="0" w:color="9AA8B8"/>
-            </w:tcBorders>
-            <w:shd w:val="clear" w:color="auto" w:fill="FFFFFF"/>
-            <w:tcMar>
-              <w:top w:w="0" w:type="dxa"/>
-              <w:bottom w:w="0" w:type="dxa"/>
-              <w:left w:w="0" w:type="dxa"/>
-              <w:right w:w="0" w:type="dxa"/>
-            </w:tcMar>
-            <w:vAlign w:val="center"/>
-          </w:tcPr>
-          <w:p>
-            <w:pPr>
-              <w:pStyle w:val="Normal"/>
-              <w:jc w:val="center"/>
-              <w:pBdr>
-                <w:bottom w:val="none" w:sz="0" w:space="0" w:color="000000"/>
-                <w:top w:val="none" w:sz="0" w:space="0" w:color="000000"/>
-                <w:left w:val="none" w:sz="0" w:space="0" w:color="000000"/>
-                <w:right w:val="none" w:sz="0" w:space="0" w:color="000000"/>
-              </w:pBdr>
-              <w:spacing w:after="240" w:before="240" w:line="276"/>
-              <w:ind w:left="240" w:right="240" w:firstLine="0" w:firstLineChars="0"/>
-            </w:pPr>
-            <w:r>
-              <w:rPr>
-                <w:rFonts w:ascii="Arial" w:hAnsi="Arial" w:eastAsia="Arial" w:cs="Arial"/>
-                <w:i w:val="false"/>
-                <w:b w:val="true"/>
-                <w:u w:val="none"/>
-                <w:sz w:val="72"/>
-                <w:szCs w:val="72"/>
-                <w:color w:val="063360"/>
-              </w:rPr>
-              <w:t xml:space="preserve">0</w:t>
-            </w:r>
-          </w:p>
-        </w:tc>
-      </w:tr>
-      <w:tr>
-        <w:trPr>
-          <w:trHeight w:val="1944" w:hRule="atLeast"/>
-        </w:trPr>
-        body6
-        <w:tc>
-          <w:tcPr>
-            <w:tcBorders>
-              <w:bottom w:val="dashed" w:sz="8" w:space="0" w:color="9AA8B8"/>
-              <w:top w:val="dashed" w:sz="8" w:space="0" w:color="9AA8B8"/>
-              <w:left w:val="dashed" w:sz="8" w:space="0" w:color="9AA8B8"/>
-              <w:right w:val="dashed" w:sz="8" w:space="0" w:color="9AA8B8"/>
-            </w:tcBorders>
-            <w:shd w:val="clear" w:color="auto" w:fill="FFFFFF"/>
-            <w:tcMar>
-              <w:top w:w="0" w:type="dxa"/>
-              <w:bottom w:w="0" w:type="dxa"/>
-              <w:left w:w="0" w:type="dxa"/>
-              <w:right w:w="0" w:type="dxa"/>
-            </w:tcMar>
-            <w:vAlign w:val="center"/>
-          </w:tcPr>
-          <w:p>
-            <w:pPr>
-              <w:pStyle w:val="Normal"/>
-              <w:jc w:val="center"/>
-              <w:pBdr>
-                <w:bottom w:val="none" w:sz="0" w:space="0" w:color="000000"/>
-                <w:top w:val="none" w:sz="0" w:space="0" w:color="000000"/>
-                <w:left w:val="none" w:sz="0" w:space="0" w:color="000000"/>
-                <w:right w:val="none" w:sz="0" w:space="0" w:color="000000"/>
-              </w:pBdr>
-              <w:spacing w:after="240" w:before="240" w:line="276"/>
-              <w:ind w:left="240" w:right="240" w:firstLine="0" w:firstLineChars="0"/>
-            </w:pPr>
-            <w:r>
-              <w:rPr>
-                <w:rFonts w:ascii="Arial" w:hAnsi="Arial" w:eastAsia="Arial" w:cs="Arial"/>
-                <w:i w:val="false"/>
-                <w:b w:val="true"/>
-                <w:u w:val="none"/>
-                <w:sz w:val="72"/>
-                <w:szCs w:val="72"/>
-                <w:color w:val="063360"/>
-              </w:rPr>
-              <w:t xml:space="preserve">+500</w:t>
-            </w:r>
-          </w:p>
-        </w:tc>
-      </w:tr>
-    </w:tbl>
+    <w:p>
+      <w:pPr>
+        <w:pStyle w:val="Normal"/>
+      </w:pPr>
+      <w:r>
+        <w:rPr/>
+        <w:drawing>
+          <wp:inline distT="0" distB="0" distL="0" distR="0">
+            <wp:extent cx="6217920" cy="4392545"/>
+            <wp:docPr id="1" name="" descr=""/>
+            <wp:cNvGraphicFramePr>
+              <a:graphicFrameLocks xmlns:a="http://schemas.openxmlformats.org/drawingml/2006/main" noChangeAspect="1"/>
+            </wp:cNvGraphicFramePr>
+            <a:graphic xmlns:a="http://schemas.openxmlformats.org/drawingml/2006/main">
+              <a:graphicData uri="http://schemas.openxmlformats.org/drawingml/2006/picture">
+                <pic:pic xmlns:pic="http://schemas.openxmlformats.org/drawingml/2006/picture">
+                  <pic:nvPicPr>
+                    <pic:cNvPr id="2" name=""/>
+                    <pic:cNvPicPr>
+                      <a:picLocks noChangeAspect="1" noChangeArrowheads="1"/>
+                    </pic:cNvPicPr>
+                  </pic:nvPicPr>
+                  <pic:blipFill>
+                    <a:blip cstate="print" r:embed="rId7"/>
+                    <a:stretch>
+                      <a:fillRect/>
+                    </a:stretch>
+                  </pic:blipFill>
+                  <pic:spPr bwMode="auto">
+                    <a:xfrm>
+                      <a:off x="0" y="0"/>
+                      <a:ext cx="86360" cy="61008"/>
+                    </a:xfrm>
+                    <a:prstGeom prst="rect">
+                      <a:avLst/>
+                    </a:prstGeom>
+                    <a:noFill/>
+                  </pic:spPr>
+                </pic:pic>
+              </a:graphicData>
+            </a:graphic>
+          </wp:inline>
+        </w:drawing>
+      </w:r>
+    </w:p>
     <w:sectPr w:officer="true">
       <w:pgMar w:header="720" w:bottom="1008" w:top="1008" w:right="1152" w:left="1152" w:footer="720" w:gutter="720"/>
       <w:pgSz w:h="16838" w:w="11906" w:orient="portrait"/>

--- a/Module_2_Oct_2026_v2/Oct13_session2_materials.docx
+++ b/Module_2_Oct_2026_v2/Oct13_session2_materials.docx
@@ -98,7 +98,7 @@
           <w:szCs w:val="18"/>
           <w:color w:val="545860"/>
         </w:rPr>
-        <w:t xml:space="preserve">Fictional GreenWaste case | invented figures</w:t>
+        <w:t xml:space="preserve">GreenWaste is a fictional training case.</w:t>
       </w:r>
     </w:p>
     <w:p>
@@ -2158,7 +2158,7 @@
           <w:szCs w:val="18"/>
           <w:color w:val="545860"/>
         </w:rPr>
-        <w:t xml:space="preserve">Fictional GreenWaste case | invented figures</w:t>
+        <w:t xml:space="preserve">GreenWaste is a fictional training case.</w:t>
       </w:r>
     </w:p>
     <w:p>
@@ -4155,7 +4155,7 @@
           <w:szCs w:val="18"/>
           <w:color w:val="545860"/>
         </w:rPr>
-        <w:t xml:space="preserve">Fictional GreenWaste case | invented figures</w:t>
+        <w:t xml:space="preserve">GreenWaste is a fictional training case.</w:t>
       </w:r>
     </w:p>
     <w:p>
@@ -6152,7 +6152,7 @@
           <w:szCs w:val="18"/>
           <w:color w:val="545860"/>
         </w:rPr>
-        <w:t xml:space="preserve">Fictional GreenWaste case | invented figures</w:t>
+        <w:t xml:space="preserve">GreenWaste is a fictional training case.</w:t>
       </w:r>
     </w:p>
     <w:p>
@@ -8149,7 +8149,7 @@
           <w:szCs w:val="18"/>
           <w:color w:val="545860"/>
         </w:rPr>
-        <w:t xml:space="preserve">Fictional GreenWaste case | invented figures</w:t>
+        <w:t xml:space="preserve">GreenWaste is a fictional training case.</w:t>
       </w:r>
     </w:p>
     <w:p>
@@ -10146,7 +10146,7 @@
           <w:szCs w:val="18"/>
           <w:color w:val="545860"/>
         </w:rPr>
-        <w:t xml:space="preserve">Fictional GreenWaste case | invented figures</w:t>
+        <w:t xml:space="preserve">GreenWaste is a fictional training case.</w:t>
       </w:r>
     </w:p>
     <w:p>
@@ -12143,7 +12143,7 @@
           <w:szCs w:val="18"/>
           <w:color w:val="545860"/>
         </w:rPr>
-        <w:t xml:space="preserve">Fictional GreenWaste case | invented figures</w:t>
+        <w:t xml:space="preserve">GreenWaste is a fictional training case.</w:t>
       </w:r>
     </w:p>
     <w:p>
@@ -14140,7 +14140,7 @@
           <w:szCs w:val="18"/>
           <w:color w:val="545860"/>
         </w:rPr>
-        <w:t xml:space="preserve">Fictional GreenWaste case | invented figures</w:t>
+        <w:t xml:space="preserve">GreenWaste is a fictional training case.</w:t>
       </w:r>
     </w:p>
     <w:p>
@@ -16137,7 +16137,7 @@
           <w:szCs w:val="18"/>
           <w:color w:val="545860"/>
         </w:rPr>
-        <w:t xml:space="preserve">Fictional GreenWaste case | invented figures</w:t>
+        <w:t xml:space="preserve">GreenWaste is a fictional training case.</w:t>
       </w:r>
     </w:p>
     <w:p>
